--- a/Technique.docx
+++ b/Technique.docx
@@ -9,6 +9,7 @@
           <w:rFonts w:cstheme="minorHAnsi"/>
           <w:b/>
           <w:sz w:val="28"/>
+          <w:szCs w:val="28"/>
         </w:rPr>
       </w:pPr>
       <w:r>
@@ -16,8 +17,18 @@
           <w:rFonts w:cstheme="minorHAnsi"/>
           <w:b/>
           <w:sz w:val="28"/>
-        </w:rPr>
-        <w:t>Le  développement technique transforme-t-il les Hommes ?</w:t>
+          <w:szCs w:val="28"/>
+        </w:rPr>
+        <w:t>Le développement</w:t>
+      </w:r>
+      <w:r>
+        <w:rPr>
+          <w:rFonts w:cstheme="minorHAnsi"/>
+          <w:b/>
+          <w:sz w:val="28"/>
+          <w:szCs w:val="28"/>
+        </w:rPr>
+        <w:t xml:space="preserve"> technique transforme-t-il les Hommes ?</w:t>
       </w:r>
     </w:p>
     <w:tbl>
@@ -266,13 +277,7 @@
               <w:rPr>
                 <w:rFonts w:asciiTheme="minorHAnsi" w:hAnsiTheme="minorHAnsi" w:cstheme="minorHAnsi"/>
               </w:rPr>
-              <w:t>-</w:t>
-            </w:r>
-            <w:r>
-              <w:rPr>
-                <w:rFonts w:asciiTheme="minorHAnsi" w:hAnsiTheme="minorHAnsi" w:cstheme="minorHAnsi"/>
-              </w:rPr>
-              <w:t>IV</w:t>
+              <w:t>-IV</w:t>
             </w:r>
             <w:r>
               <w:rPr>
@@ -293,6 +298,7 @@
             <w:tcW w:w="1696" w:type="dxa"/>
             <w:tcBorders>
               <w:top w:val="single" w:sz="4" w:space="0" w:color="auto"/>
+              <w:bottom w:val="single" w:sz="24" w:space="0" w:color="auto"/>
             </w:tcBorders>
           </w:tcPr>
           <w:p>
@@ -318,6 +324,7 @@
             <w:tcW w:w="5670" w:type="dxa"/>
             <w:tcBorders>
               <w:top w:val="single" w:sz="4" w:space="0" w:color="auto"/>
+              <w:bottom w:val="single" w:sz="24" w:space="0" w:color="auto"/>
             </w:tcBorders>
           </w:tcPr>
           <w:p>
@@ -343,6 +350,7 @@
             <w:tcW w:w="1696" w:type="dxa"/>
             <w:tcBorders>
               <w:top w:val="single" w:sz="4" w:space="0" w:color="auto"/>
+              <w:bottom w:val="single" w:sz="24" w:space="0" w:color="auto"/>
             </w:tcBorders>
           </w:tcPr>
           <w:p>
@@ -359,15 +367,7 @@
                 <w:sz w:val="24"/>
                 <w:szCs w:val="24"/>
               </w:rPr>
-              <w:t>-</w:t>
-            </w:r>
-            <w:r>
-              <w:rPr>
-                <w:rFonts w:cstheme="minorHAnsi"/>
-                <w:sz w:val="24"/>
-                <w:szCs w:val="24"/>
-              </w:rPr>
-              <w:t>IV</w:t>
+              <w:t>-IV</w:t>
             </w:r>
             <w:r>
               <w:rPr>
@@ -389,6 +389,7 @@
           <w:tcPr>
             <w:tcW w:w="1696" w:type="dxa"/>
             <w:tcBorders>
+              <w:top w:val="single" w:sz="24" w:space="0" w:color="auto"/>
               <w:bottom w:val="single" w:sz="4" w:space="0" w:color="auto"/>
             </w:tcBorders>
           </w:tcPr>
@@ -414,6 +415,7 @@
           <w:tcPr>
             <w:tcW w:w="5670" w:type="dxa"/>
             <w:tcBorders>
+              <w:top w:val="single" w:sz="24" w:space="0" w:color="auto"/>
               <w:bottom w:val="single" w:sz="4" w:space="0" w:color="auto"/>
             </w:tcBorders>
           </w:tcPr>
@@ -439,6 +441,7 @@
           <w:tcPr>
             <w:tcW w:w="1696" w:type="dxa"/>
             <w:tcBorders>
+              <w:top w:val="single" w:sz="24" w:space="0" w:color="auto"/>
               <w:bottom w:val="single" w:sz="4" w:space="0" w:color="auto"/>
             </w:tcBorders>
           </w:tcPr>
@@ -456,15 +459,7 @@
                 <w:sz w:val="24"/>
                 <w:szCs w:val="24"/>
               </w:rPr>
-              <w:t>X</w:t>
-            </w:r>
-            <w:r>
-              <w:rPr>
-                <w:rFonts w:cstheme="minorHAnsi"/>
-                <w:sz w:val="24"/>
-                <w:szCs w:val="24"/>
-              </w:rPr>
-              <w:t>IX</w:t>
+              <w:t>XIX</w:t>
             </w:r>
             <w:r>
               <w:rPr>
@@ -556,15 +551,7 @@
                 <w:sz w:val="24"/>
                 <w:szCs w:val="24"/>
               </w:rPr>
-              <w:t>X</w:t>
-            </w:r>
-            <w:r>
-              <w:rPr>
-                <w:rFonts w:cstheme="minorHAnsi"/>
-                <w:sz w:val="24"/>
-                <w:szCs w:val="24"/>
-              </w:rPr>
-              <w:t>X</w:t>
+              <w:t>XX</w:t>
             </w:r>
             <w:r>
               <w:rPr>
@@ -596,7 +583,7 @@
             <w:tcW w:w="1696" w:type="dxa"/>
             <w:tcBorders>
               <w:top w:val="single" w:sz="4" w:space="0" w:color="auto"/>
-              <w:bottom w:val="single" w:sz="4" w:space="0" w:color="auto"/>
+              <w:bottom w:val="single" w:sz="24" w:space="0" w:color="auto"/>
             </w:tcBorders>
           </w:tcPr>
           <w:p>
@@ -622,7 +609,7 @@
             <w:tcW w:w="5670" w:type="dxa"/>
             <w:tcBorders>
               <w:top w:val="single" w:sz="4" w:space="0" w:color="auto"/>
-              <w:bottom w:val="single" w:sz="4" w:space="0" w:color="auto"/>
+              <w:bottom w:val="single" w:sz="24" w:space="0" w:color="auto"/>
             </w:tcBorders>
           </w:tcPr>
           <w:p>
@@ -648,7 +635,7 @@
             <w:tcW w:w="1696" w:type="dxa"/>
             <w:tcBorders>
               <w:top w:val="single" w:sz="4" w:space="0" w:color="auto"/>
-              <w:bottom w:val="single" w:sz="4" w:space="0" w:color="auto"/>
+              <w:bottom w:val="single" w:sz="24" w:space="0" w:color="auto"/>
             </w:tcBorders>
           </w:tcPr>
           <w:p>
@@ -665,23 +652,7 @@
                 <w:sz w:val="24"/>
                 <w:szCs w:val="24"/>
               </w:rPr>
-              <w:t>X</w:t>
-            </w:r>
-            <w:r>
-              <w:rPr>
-                <w:rFonts w:cstheme="minorHAnsi"/>
-                <w:sz w:val="24"/>
-                <w:szCs w:val="24"/>
-              </w:rPr>
-              <w:t>VII</w:t>
-            </w:r>
-            <w:r>
-              <w:rPr>
-                <w:rFonts w:cstheme="minorHAnsi"/>
-                <w:sz w:val="24"/>
-                <w:szCs w:val="24"/>
-              </w:rPr>
-              <w:t>ème</w:t>
+              <w:t>XVIIème</w:t>
             </w:r>
           </w:p>
         </w:tc>
@@ -694,7 +665,7 @@
           <w:tcPr>
             <w:tcW w:w="1696" w:type="dxa"/>
             <w:tcBorders>
-              <w:top w:val="single" w:sz="4" w:space="0" w:color="auto"/>
+              <w:top w:val="single" w:sz="24" w:space="0" w:color="auto"/>
               <w:bottom w:val="single" w:sz="4" w:space="0" w:color="auto"/>
             </w:tcBorders>
           </w:tcPr>
@@ -720,7 +691,7 @@
           <w:tcPr>
             <w:tcW w:w="5670" w:type="dxa"/>
             <w:tcBorders>
-              <w:top w:val="single" w:sz="4" w:space="0" w:color="auto"/>
+              <w:top w:val="single" w:sz="24" w:space="0" w:color="auto"/>
               <w:bottom w:val="single" w:sz="4" w:space="0" w:color="auto"/>
             </w:tcBorders>
           </w:tcPr>
@@ -746,7 +717,7 @@
           <w:tcPr>
             <w:tcW w:w="1696" w:type="dxa"/>
             <w:tcBorders>
-              <w:top w:val="single" w:sz="4" w:space="0" w:color="auto"/>
+              <w:top w:val="single" w:sz="24" w:space="0" w:color="auto"/>
               <w:bottom w:val="single" w:sz="4" w:space="0" w:color="auto"/>
             </w:tcBorders>
           </w:tcPr>
@@ -777,118 +748,6 @@
           <w:tcPr>
             <w:tcW w:w="1696" w:type="dxa"/>
             <w:tcBorders>
-              <w:top w:val="single" w:sz="4" w:space="0" w:color="auto"/>
-            </w:tcBorders>
-          </w:tcPr>
-          <w:p>
-            <w:pPr>
-              <w:rPr>
-                <w:rFonts w:cstheme="minorHAnsi"/>
-                <w:sz w:val="24"/>
-                <w:szCs w:val="24"/>
-              </w:rPr>
-            </w:pPr>
-            <w:r>
-              <w:rPr>
-                <w:rFonts w:cstheme="minorHAnsi"/>
-                <w:sz w:val="24"/>
-                <w:szCs w:val="24"/>
-              </w:rPr>
-              <w:t>Hölderlin</w:t>
-            </w:r>
-          </w:p>
-        </w:tc>
-        <w:tc>
-          <w:tcPr>
-            <w:tcW w:w="5670" w:type="dxa"/>
-            <w:tcBorders>
-              <w:top w:val="single" w:sz="4" w:space="0" w:color="auto"/>
-            </w:tcBorders>
-          </w:tcPr>
-          <w:p>
-            <w:pPr>
-              <w:rPr>
-                <w:rFonts w:cstheme="minorHAnsi"/>
-                <w:sz w:val="24"/>
-                <w:szCs w:val="24"/>
-              </w:rPr>
-            </w:pPr>
-            <w:r>
-              <w:rPr>
-                <w:rFonts w:cstheme="minorHAnsi"/>
-                <w:sz w:val="24"/>
-                <w:szCs w:val="24"/>
-              </w:rPr>
-              <w:t xml:space="preserve">Le Contrat social </w:t>
-            </w:r>
-            <w:r>
-              <w:rPr>
-                <w:rFonts w:cstheme="minorHAnsi"/>
-                <w:sz w:val="24"/>
-                <w:szCs w:val="24"/>
-              </w:rPr>
-              <w:t xml:space="preserve">et </w:t>
-            </w:r>
-            <w:r>
-              <w:rPr>
-                <w:rFonts w:cstheme="minorHAnsi"/>
-                <w:sz w:val="24"/>
-                <w:szCs w:val="24"/>
-              </w:rPr>
-              <w:t>Discours sur l’origine et les fondements de l’inégalité parmi les hommes</w:t>
-            </w:r>
-          </w:p>
-        </w:tc>
-        <w:tc>
-          <w:tcPr>
-            <w:tcW w:w="1696" w:type="dxa"/>
-            <w:tcBorders>
-              <w:top w:val="single" w:sz="4" w:space="0" w:color="auto"/>
-            </w:tcBorders>
-          </w:tcPr>
-          <w:p>
-            <w:pPr>
-              <w:rPr>
-                <w:rFonts w:cstheme="minorHAnsi"/>
-                <w:sz w:val="24"/>
-                <w:szCs w:val="24"/>
-              </w:rPr>
-            </w:pPr>
-            <w:r>
-              <w:rPr>
-                <w:rFonts w:cstheme="minorHAnsi"/>
-                <w:sz w:val="24"/>
-                <w:szCs w:val="24"/>
-              </w:rPr>
-              <w:t>X</w:t>
-            </w:r>
-            <w:r>
-              <w:rPr>
-                <w:rFonts w:cstheme="minorHAnsi"/>
-                <w:sz w:val="24"/>
-                <w:szCs w:val="24"/>
-              </w:rPr>
-              <w:t>VIII</w:t>
-            </w:r>
-            <w:r>
-              <w:rPr>
-                <w:rFonts w:cstheme="minorHAnsi"/>
-                <w:sz w:val="24"/>
-                <w:szCs w:val="24"/>
-              </w:rPr>
-              <w:t>ème</w:t>
-            </w:r>
-          </w:p>
-        </w:tc>
-      </w:tr>
-      <w:tr>
-        <w:trPr>
-          <w:trHeight w:val="397"/>
-        </w:trPr>
-        <w:tc>
-          <w:tcPr>
-            <w:tcW w:w="1696" w:type="dxa"/>
-            <w:tcBorders>
               <w:bottom w:val="single" w:sz="4" w:space="0" w:color="auto"/>
             </w:tcBorders>
           </w:tcPr>
@@ -906,23 +765,7 @@
                 <w:sz w:val="24"/>
                 <w:szCs w:val="24"/>
               </w:rPr>
-              <w:t xml:space="preserve">Hannah </w:t>
-            </w:r>
-            <w:r>
-              <w:rPr>
-                <w:rFonts w:cstheme="minorHAnsi"/>
-                <w:sz w:val="24"/>
-                <w:szCs w:val="24"/>
-              </w:rPr>
-              <w:t>A</w:t>
-            </w:r>
-            <w:r>
-              <w:rPr>
-                <w:rFonts w:cstheme="minorHAnsi"/>
-                <w:sz w:val="24"/>
-                <w:szCs w:val="24"/>
-              </w:rPr>
-              <w:t>rendt</w:t>
+              <w:t>Hannah Arendt</w:t>
             </w:r>
           </w:p>
         </w:tc>
@@ -1052,23 +895,7 @@
                 <w:sz w:val="24"/>
                 <w:szCs w:val="24"/>
               </w:rPr>
-              <w:t>X</w:t>
-            </w:r>
-            <w:r>
-              <w:rPr>
-                <w:rFonts w:cstheme="minorHAnsi"/>
-                <w:sz w:val="24"/>
-                <w:szCs w:val="24"/>
-              </w:rPr>
-              <w:t>IX</w:t>
-            </w:r>
-            <w:r>
-              <w:rPr>
-                <w:rFonts w:cstheme="minorHAnsi"/>
-                <w:sz w:val="24"/>
-                <w:szCs w:val="24"/>
-              </w:rPr>
-              <w:t>ème</w:t>
+              <w:t>XIXème</w:t>
             </w:r>
           </w:p>
         </w:tc>
@@ -1094,7 +921,7 @@
             </w:pPr>
             <w:r>
               <w:rPr>
-                <w:rFonts w:ascii="Calibri (MS)" w:eastAsia="Calibri (MS)" w:hAnsi="Calibri (MS)" w:cs="Calibri (MS)"/>
+                <w:rFonts w:eastAsia="Calibri (MS)" w:cstheme="minorHAnsi"/>
                 <w:color w:val="000000"/>
                 <w:sz w:val="24"/>
                 <w:szCs w:val="24"/>
@@ -1172,7 +999,7 @@
             </w:pPr>
             <w:r>
               <w:rPr>
-                <w:rFonts w:ascii="Calibri (MS)" w:eastAsia="Calibri (MS)" w:hAnsi="Calibri (MS)" w:cs="Calibri (MS)"/>
+                <w:rFonts w:eastAsia="Calibri (MS)" w:cstheme="minorHAnsi"/>
                 <w:color w:val="000000"/>
                 <w:sz w:val="24"/>
                 <w:szCs w:val="24"/>
@@ -1229,44 +1056,1962 @@
     </w:tbl>
     <w:p>
       <w:pPr>
+        <w:spacing w:before="100" w:beforeAutospacing="1" w:after="100" w:afterAutospacing="1" w:line="240" w:lineRule="auto"/>
+        <w:outlineLvl w:val="2"/>
+        <w:rPr>
+          <w:rFonts w:eastAsia="Times New Roman" w:cstheme="minorHAnsi"/>
+          <w:b/>
+          <w:bCs/>
+          <w:sz w:val="24"/>
+          <w:szCs w:val="24"/>
+          <w:lang w:eastAsia="fr-FR"/>
+        </w:rPr>
+      </w:pPr>
+      <w:r>
+        <w:rPr>
+          <w:rFonts w:eastAsia="Times New Roman" w:cstheme="minorHAnsi"/>
+          <w:b/>
+          <w:bCs/>
+          <w:sz w:val="24"/>
+          <w:szCs w:val="24"/>
+          <w:lang w:eastAsia="fr-FR"/>
+        </w:rPr>
+        <w:t>Kant XVIII</w:t>
+      </w:r>
+      <w:r>
+        <w:rPr>
+          <w:rFonts w:eastAsia="Times New Roman" w:cstheme="minorHAnsi"/>
+          <w:b/>
+          <w:bCs/>
+          <w:sz w:val="24"/>
+          <w:szCs w:val="24"/>
+          <w:vertAlign w:val="superscript"/>
+          <w:lang w:eastAsia="fr-FR"/>
+        </w:rPr>
+        <w:t>ème</w:t>
+      </w:r>
+    </w:p>
+    <w:p>
+      <w:pPr>
+        <w:spacing w:before="100" w:beforeAutospacing="1" w:after="100" w:afterAutospacing="1" w:line="240" w:lineRule="auto"/>
+        <w:rPr>
+          <w:rFonts w:eastAsia="Times New Roman" w:cstheme="minorHAnsi"/>
+          <w:sz w:val="24"/>
+          <w:szCs w:val="24"/>
+          <w:lang w:eastAsia="fr-FR"/>
+        </w:rPr>
+      </w:pPr>
+      <w:r>
+        <w:rPr>
+          <w:rFonts w:eastAsia="Times New Roman" w:cstheme="minorHAnsi"/>
+          <w:b/>
+          <w:bCs/>
+          <w:sz w:val="24"/>
+          <w:szCs w:val="24"/>
+          <w:lang w:eastAsia="fr-FR"/>
+        </w:rPr>
+        <w:t>Citation :</w:t>
+      </w:r>
+      <w:r>
+        <w:rPr>
+          <w:rFonts w:eastAsia="Times New Roman" w:cstheme="minorHAnsi"/>
+          <w:sz w:val="24"/>
+          <w:szCs w:val="24"/>
+          <w:lang w:eastAsia="fr-FR"/>
+        </w:rPr>
+        <w:t xml:space="preserve"> « Il devait bien plutôt tout tirer de lui-même »</w:t>
+      </w:r>
+    </w:p>
+    <w:p>
+      <w:pPr>
+        <w:spacing w:before="100" w:beforeAutospacing="1" w:after="100" w:afterAutospacing="1" w:line="240" w:lineRule="auto"/>
+        <w:outlineLvl w:val="2"/>
+        <w:rPr>
+          <w:rFonts w:eastAsia="Times New Roman" w:cstheme="minorHAnsi"/>
+          <w:b/>
+          <w:bCs/>
+          <w:sz w:val="24"/>
+          <w:szCs w:val="24"/>
+          <w:lang w:eastAsia="fr-FR"/>
+        </w:rPr>
+      </w:pPr>
+      <w:r>
+        <w:rPr>
+          <w:rFonts w:eastAsia="Times New Roman" w:cstheme="minorHAnsi"/>
+          <w:b/>
+          <w:bCs/>
+          <w:sz w:val="24"/>
+          <w:szCs w:val="24"/>
+          <w:lang w:eastAsia="fr-FR"/>
+        </w:rPr>
+        <w:t>Arguments :</w:t>
+      </w:r>
+    </w:p>
+    <w:p>
+      <w:pPr>
+        <w:numPr>
+          <w:ilvl w:val="0"/>
+          <w:numId w:val="39"/>
+        </w:numPr>
+        <w:spacing w:before="100" w:beforeAutospacing="1" w:after="100" w:afterAutospacing="1" w:line="240" w:lineRule="auto"/>
+        <w:rPr>
+          <w:rFonts w:eastAsia="Times New Roman" w:cstheme="minorHAnsi"/>
+          <w:sz w:val="24"/>
+          <w:szCs w:val="24"/>
+          <w:lang w:eastAsia="fr-FR"/>
+        </w:rPr>
+      </w:pPr>
+      <w:r>
+        <w:rPr>
+          <w:rFonts w:eastAsia="Times New Roman" w:cstheme="minorHAnsi"/>
+          <w:b/>
+          <w:bCs/>
+          <w:sz w:val="24"/>
+          <w:szCs w:val="24"/>
+          <w:lang w:eastAsia="fr-FR"/>
+        </w:rPr>
+        <w:t>La nature est économe :</w:t>
+      </w:r>
+      <w:r>
+        <w:rPr>
+          <w:rFonts w:eastAsia="Times New Roman" w:cstheme="minorHAnsi"/>
+          <w:sz w:val="24"/>
+          <w:szCs w:val="24"/>
+          <w:lang w:eastAsia="fr-FR"/>
+        </w:rPr>
+        <w:t xml:space="preserve"> Elle n'a pas donné à l'homme de moyens de défense naturels (griffes, fourrure) pour le forcer à utiliser sa raison.</w:t>
+      </w:r>
+    </w:p>
+    <w:p>
+      <w:pPr>
+        <w:numPr>
+          <w:ilvl w:val="0"/>
+          <w:numId w:val="39"/>
+        </w:numPr>
+        <w:spacing w:before="100" w:beforeAutospacing="1" w:after="100" w:afterAutospacing="1" w:line="240" w:lineRule="auto"/>
+        <w:rPr>
+          <w:rFonts w:eastAsia="Times New Roman" w:cstheme="minorHAnsi"/>
+          <w:sz w:val="24"/>
+          <w:szCs w:val="24"/>
+          <w:lang w:eastAsia="fr-FR"/>
+        </w:rPr>
+      </w:pPr>
+      <w:r>
+        <w:rPr>
+          <w:rFonts w:eastAsia="Times New Roman" w:cstheme="minorHAnsi"/>
+          <w:b/>
+          <w:bCs/>
+          <w:sz w:val="24"/>
+          <w:szCs w:val="24"/>
+          <w:lang w:eastAsia="fr-FR"/>
+        </w:rPr>
+        <w:t>La destination de l'homme :</w:t>
+      </w:r>
+      <w:r>
+        <w:rPr>
+          <w:rFonts w:eastAsia="Times New Roman" w:cstheme="minorHAnsi"/>
+          <w:sz w:val="24"/>
+          <w:szCs w:val="24"/>
+          <w:lang w:eastAsia="fr-FR"/>
+        </w:rPr>
+        <w:t xml:space="preserve"> L'homme n'est pas fait pour l'instinct mais pour la culture. La technique est le moyen par lequel il sort de l'animalité.</w:t>
+      </w:r>
+    </w:p>
+    <w:p>
+      <w:pPr>
+        <w:numPr>
+          <w:ilvl w:val="0"/>
+          <w:numId w:val="39"/>
+        </w:numPr>
+        <w:spacing w:before="100" w:beforeAutospacing="1" w:after="100" w:afterAutospacing="1" w:line="240" w:lineRule="auto"/>
+        <w:rPr>
+          <w:rFonts w:eastAsia="Times New Roman" w:cstheme="minorHAnsi"/>
+          <w:sz w:val="24"/>
+          <w:szCs w:val="24"/>
+          <w:lang w:eastAsia="fr-FR"/>
+        </w:rPr>
+      </w:pPr>
+      <w:r>
+        <w:rPr>
+          <w:rFonts w:eastAsia="Times New Roman" w:cstheme="minorHAnsi"/>
+          <w:b/>
+          <w:bCs/>
+          <w:sz w:val="24"/>
+          <w:szCs w:val="24"/>
+          <w:lang w:eastAsia="fr-FR"/>
+        </w:rPr>
+        <w:t>L'effort personnel :</w:t>
+      </w:r>
+      <w:r>
+        <w:rPr>
+          <w:rFonts w:eastAsia="Times New Roman" w:cstheme="minorHAnsi"/>
+          <w:sz w:val="24"/>
+          <w:szCs w:val="24"/>
+          <w:lang w:eastAsia="fr-FR"/>
+        </w:rPr>
+        <w:t xml:space="preserve"> Le progrès technique permet à l'homme de se rendre digne de son bonheur en travaillant par lui-même. </w:t>
+      </w:r>
+    </w:p>
+    <w:p>
+      <w:pPr>
+        <w:spacing w:before="100" w:beforeAutospacing="1" w:after="100" w:afterAutospacing="1" w:line="240" w:lineRule="auto"/>
+        <w:rPr>
+          <w:rFonts w:eastAsia="Times New Roman" w:cstheme="minorHAnsi"/>
+          <w:sz w:val="24"/>
+          <w:szCs w:val="24"/>
+          <w:lang w:eastAsia="fr-FR"/>
+        </w:rPr>
+      </w:pPr>
+      <w:r>
+        <w:rPr>
+          <w:rFonts w:ascii="Cambria Math" w:eastAsia="Times New Roman" w:hAnsi="Cambria Math" w:cs="Cambria Math"/>
+          <w:sz w:val="24"/>
+          <w:szCs w:val="24"/>
+          <w:lang w:eastAsia="fr-FR"/>
+        </w:rPr>
+        <w:t>⟶</w:t>
+      </w:r>
+      <w:r>
+        <w:rPr>
+          <w:rFonts w:eastAsia="Times New Roman" w:cstheme="minorHAnsi"/>
+          <w:sz w:val="24"/>
+          <w:szCs w:val="24"/>
+          <w:lang w:eastAsia="fr-FR"/>
+        </w:rPr>
+        <w:t xml:space="preserve"> La technique est la vocation de l</w:t>
+      </w:r>
+      <w:r>
+        <w:rPr>
+          <w:rFonts w:ascii="Calibri" w:eastAsia="Times New Roman" w:hAnsi="Calibri" w:cs="Calibri"/>
+          <w:sz w:val="24"/>
+          <w:szCs w:val="24"/>
+          <w:lang w:eastAsia="fr-FR"/>
+        </w:rPr>
+        <w:t>’</w:t>
+      </w:r>
+      <w:r>
+        <w:rPr>
+          <w:rFonts w:eastAsia="Times New Roman" w:cstheme="minorHAnsi"/>
+          <w:sz w:val="24"/>
+          <w:szCs w:val="24"/>
+          <w:lang w:eastAsia="fr-FR"/>
+        </w:rPr>
+        <w:t>homme et une n</w:t>
+      </w:r>
+      <w:r>
+        <w:rPr>
+          <w:rFonts w:ascii="Calibri" w:eastAsia="Times New Roman" w:hAnsi="Calibri" w:cs="Calibri"/>
+          <w:sz w:val="24"/>
+          <w:szCs w:val="24"/>
+          <w:lang w:eastAsia="fr-FR"/>
+        </w:rPr>
+        <w:t>é</w:t>
+      </w:r>
+      <w:r>
+        <w:rPr>
+          <w:rFonts w:eastAsia="Times New Roman" w:cstheme="minorHAnsi"/>
+          <w:sz w:val="24"/>
+          <w:szCs w:val="24"/>
+          <w:lang w:eastAsia="fr-FR"/>
+        </w:rPr>
+        <w:t>cessit</w:t>
+      </w:r>
+      <w:r>
+        <w:rPr>
+          <w:rFonts w:ascii="Calibri" w:eastAsia="Times New Roman" w:hAnsi="Calibri" w:cs="Calibri"/>
+          <w:sz w:val="24"/>
+          <w:szCs w:val="24"/>
+          <w:lang w:eastAsia="fr-FR"/>
+        </w:rPr>
+        <w:t>é</w:t>
+      </w:r>
+      <w:r>
+        <w:rPr>
+          <w:rFonts w:eastAsia="Times New Roman" w:cstheme="minorHAnsi"/>
+          <w:sz w:val="24"/>
+          <w:szCs w:val="24"/>
+          <w:lang w:eastAsia="fr-FR"/>
+        </w:rPr>
+        <w:t xml:space="preserve"> naturelle.</w:t>
+      </w:r>
+    </w:p>
+    <w:p>
+      <w:pPr>
+        <w:spacing w:before="100" w:beforeAutospacing="1" w:after="100" w:afterAutospacing="1" w:line="240" w:lineRule="auto"/>
+        <w:outlineLvl w:val="2"/>
+        <w:rPr>
+          <w:rFonts w:eastAsia="Times New Roman" w:cstheme="minorHAnsi"/>
+          <w:b/>
+          <w:bCs/>
+          <w:sz w:val="24"/>
+          <w:szCs w:val="24"/>
+          <w:vertAlign w:val="superscript"/>
+          <w:lang w:eastAsia="fr-FR"/>
+        </w:rPr>
+      </w:pPr>
+      <w:r>
+        <w:rPr>
+          <w:rFonts w:eastAsia="Times New Roman" w:cstheme="minorHAnsi"/>
+          <w:b/>
+          <w:bCs/>
+          <w:sz w:val="24"/>
+          <w:szCs w:val="24"/>
+          <w:lang w:eastAsia="fr-FR"/>
+        </w:rPr>
+        <w:t xml:space="preserve">Platon </w:t>
+      </w:r>
+      <w:r>
+        <w:rPr>
+          <w:rFonts w:eastAsia="Times New Roman" w:cstheme="minorHAnsi"/>
+          <w:b/>
+          <w:bCs/>
+          <w:sz w:val="24"/>
+          <w:szCs w:val="24"/>
+          <w:lang w:eastAsia="fr-FR"/>
+        </w:rPr>
+        <w:t>-</w:t>
+      </w:r>
+      <w:r>
+        <w:rPr>
+          <w:rFonts w:eastAsia="Times New Roman" w:cstheme="minorHAnsi"/>
+          <w:b/>
+          <w:bCs/>
+          <w:sz w:val="24"/>
+          <w:szCs w:val="24"/>
+          <w:lang w:eastAsia="fr-FR"/>
+        </w:rPr>
+        <w:t>IV</w:t>
+      </w:r>
+      <w:r>
+        <w:rPr>
+          <w:rFonts w:eastAsia="Times New Roman" w:cstheme="minorHAnsi"/>
+          <w:b/>
+          <w:bCs/>
+          <w:sz w:val="24"/>
+          <w:szCs w:val="24"/>
+          <w:vertAlign w:val="superscript"/>
+          <w:lang w:eastAsia="fr-FR"/>
+        </w:rPr>
+        <w:t>ème</w:t>
+      </w:r>
+    </w:p>
+    <w:p>
+      <w:pPr>
+        <w:spacing w:before="100" w:beforeAutospacing="1" w:after="100" w:afterAutospacing="1" w:line="240" w:lineRule="auto"/>
+        <w:outlineLvl w:val="2"/>
+        <w:rPr>
+          <w:rFonts w:eastAsia="Times New Roman" w:cstheme="minorHAnsi"/>
+          <w:b/>
+          <w:bCs/>
+          <w:sz w:val="24"/>
+          <w:szCs w:val="24"/>
+          <w:lang w:eastAsia="fr-FR"/>
+        </w:rPr>
+      </w:pPr>
+      <w:r>
+        <w:rPr>
+          <w:rFonts w:eastAsia="Times New Roman" w:cstheme="minorHAnsi"/>
+          <w:b/>
+          <w:bCs/>
+          <w:sz w:val="24"/>
+          <w:szCs w:val="24"/>
+          <w:lang w:eastAsia="fr-FR"/>
+        </w:rPr>
+        <w:t>Arguments :</w:t>
+      </w:r>
+    </w:p>
+    <w:p>
+      <w:pPr>
+        <w:numPr>
+          <w:ilvl w:val="0"/>
+          <w:numId w:val="40"/>
+        </w:numPr>
+        <w:spacing w:before="100" w:beforeAutospacing="1" w:after="100" w:afterAutospacing="1" w:line="240" w:lineRule="auto"/>
+        <w:rPr>
+          <w:rFonts w:eastAsia="Times New Roman" w:cstheme="minorHAnsi"/>
+          <w:sz w:val="24"/>
+          <w:szCs w:val="24"/>
+          <w:lang w:eastAsia="fr-FR"/>
+        </w:rPr>
+      </w:pPr>
+      <w:r>
+        <w:rPr>
+          <w:rFonts w:eastAsia="Times New Roman" w:cstheme="minorHAnsi"/>
+          <w:b/>
+          <w:bCs/>
+          <w:sz w:val="24"/>
+          <w:szCs w:val="24"/>
+          <w:lang w:eastAsia="fr-FR"/>
+        </w:rPr>
+        <w:t>Le mythe de Prométhée :</w:t>
+      </w:r>
+      <w:r>
+        <w:rPr>
+          <w:rFonts w:eastAsia="Times New Roman" w:cstheme="minorHAnsi"/>
+          <w:sz w:val="24"/>
+          <w:szCs w:val="24"/>
+          <w:lang w:eastAsia="fr-FR"/>
+        </w:rPr>
+        <w:t xml:space="preserve"> L'homme est "nu et sans chaussure" à cause de l'oubli d'Épiméthée. La technique est un don divin (le feu) pour compenser ce manque.</w:t>
+      </w:r>
+    </w:p>
+    <w:p>
+      <w:pPr>
+        <w:numPr>
+          <w:ilvl w:val="0"/>
+          <w:numId w:val="40"/>
+        </w:numPr>
+        <w:spacing w:before="100" w:beforeAutospacing="1" w:after="100" w:afterAutospacing="1" w:line="240" w:lineRule="auto"/>
+        <w:rPr>
+          <w:rFonts w:eastAsia="Times New Roman" w:cstheme="minorHAnsi"/>
+          <w:sz w:val="24"/>
+          <w:szCs w:val="24"/>
+          <w:lang w:eastAsia="fr-FR"/>
+        </w:rPr>
+      </w:pPr>
+      <w:r>
+        <w:rPr>
+          <w:rFonts w:eastAsia="Times New Roman" w:cstheme="minorHAnsi"/>
+          <w:b/>
+          <w:bCs/>
+          <w:sz w:val="24"/>
+          <w:szCs w:val="24"/>
+          <w:lang w:eastAsia="fr-FR"/>
+        </w:rPr>
+        <w:t>L'insuffisance de l'outil :</w:t>
+      </w:r>
+      <w:r>
+        <w:rPr>
+          <w:rFonts w:eastAsia="Times New Roman" w:cstheme="minorHAnsi"/>
+          <w:sz w:val="24"/>
+          <w:szCs w:val="24"/>
+          <w:lang w:eastAsia="fr-FR"/>
+        </w:rPr>
+        <w:t xml:space="preserve"> Posséder le savoir-faire technique ne suffit pas à vivre ensemble ; il faut aussi l'art politique (la justice) pour ne pas s'entretuer. </w:t>
+      </w:r>
+    </w:p>
+    <w:p>
+      <w:pPr>
+        <w:spacing w:before="100" w:beforeAutospacing="1" w:after="100" w:afterAutospacing="1" w:line="240" w:lineRule="auto"/>
+        <w:rPr>
+          <w:rFonts w:eastAsia="Times New Roman" w:cstheme="minorHAnsi"/>
+          <w:sz w:val="24"/>
+          <w:szCs w:val="24"/>
+          <w:lang w:eastAsia="fr-FR"/>
+        </w:rPr>
+      </w:pPr>
+      <w:r>
+        <w:rPr>
+          <w:rFonts w:ascii="Cambria Math" w:eastAsia="Times New Roman" w:hAnsi="Cambria Math" w:cs="Cambria Math"/>
+          <w:sz w:val="24"/>
+          <w:szCs w:val="24"/>
+          <w:lang w:eastAsia="fr-FR"/>
+        </w:rPr>
+        <w:t>⟶</w:t>
+      </w:r>
+      <w:r>
+        <w:rPr>
+          <w:rFonts w:eastAsia="Times New Roman" w:cstheme="minorHAnsi"/>
+          <w:sz w:val="24"/>
+          <w:szCs w:val="24"/>
+          <w:lang w:eastAsia="fr-FR"/>
+        </w:rPr>
+        <w:t xml:space="preserve"> La technique est un rem</w:t>
+      </w:r>
+      <w:r>
+        <w:rPr>
+          <w:rFonts w:ascii="Calibri" w:eastAsia="Times New Roman" w:hAnsi="Calibri" w:cs="Calibri"/>
+          <w:sz w:val="24"/>
+          <w:szCs w:val="24"/>
+          <w:lang w:eastAsia="fr-FR"/>
+        </w:rPr>
+        <w:t>è</w:t>
+      </w:r>
+      <w:r>
+        <w:rPr>
+          <w:rFonts w:eastAsia="Times New Roman" w:cstheme="minorHAnsi"/>
+          <w:sz w:val="24"/>
+          <w:szCs w:val="24"/>
+          <w:lang w:eastAsia="fr-FR"/>
+        </w:rPr>
+        <w:t xml:space="preserve">de </w:t>
+      </w:r>
+      <w:r>
+        <w:rPr>
+          <w:rFonts w:ascii="Calibri" w:eastAsia="Times New Roman" w:hAnsi="Calibri" w:cs="Calibri"/>
+          <w:sz w:val="24"/>
+          <w:szCs w:val="24"/>
+          <w:lang w:eastAsia="fr-FR"/>
+        </w:rPr>
+        <w:t>à</w:t>
+      </w:r>
+      <w:r>
+        <w:rPr>
+          <w:rFonts w:eastAsia="Times New Roman" w:cstheme="minorHAnsi"/>
+          <w:sz w:val="24"/>
+          <w:szCs w:val="24"/>
+          <w:lang w:eastAsia="fr-FR"/>
+        </w:rPr>
+        <w:t xml:space="preserve"> la vuln</w:t>
+      </w:r>
+      <w:r>
+        <w:rPr>
+          <w:rFonts w:ascii="Calibri" w:eastAsia="Times New Roman" w:hAnsi="Calibri" w:cs="Calibri"/>
+          <w:sz w:val="24"/>
+          <w:szCs w:val="24"/>
+          <w:lang w:eastAsia="fr-FR"/>
+        </w:rPr>
+        <w:t>é</w:t>
+      </w:r>
+      <w:r>
+        <w:rPr>
+          <w:rFonts w:eastAsia="Times New Roman" w:cstheme="minorHAnsi"/>
+          <w:sz w:val="24"/>
+          <w:szCs w:val="24"/>
+          <w:lang w:eastAsia="fr-FR"/>
+        </w:rPr>
+        <w:t>rabilit</w:t>
+      </w:r>
+      <w:r>
+        <w:rPr>
+          <w:rFonts w:ascii="Calibri" w:eastAsia="Times New Roman" w:hAnsi="Calibri" w:cs="Calibri"/>
+          <w:sz w:val="24"/>
+          <w:szCs w:val="24"/>
+          <w:lang w:eastAsia="fr-FR"/>
+        </w:rPr>
+        <w:t>é</w:t>
+      </w:r>
+      <w:r>
+        <w:rPr>
+          <w:rFonts w:eastAsia="Times New Roman" w:cstheme="minorHAnsi"/>
+          <w:sz w:val="24"/>
+          <w:szCs w:val="24"/>
+          <w:lang w:eastAsia="fr-FR"/>
+        </w:rPr>
+        <w:t xml:space="preserve"> biologique de l'homme.</w:t>
+      </w:r>
+    </w:p>
+    <w:p>
+      <w:pPr>
+        <w:spacing w:before="100" w:beforeAutospacing="1" w:after="100" w:afterAutospacing="1" w:line="240" w:lineRule="auto"/>
+        <w:outlineLvl w:val="2"/>
+        <w:rPr>
+          <w:rFonts w:eastAsia="Times New Roman" w:cstheme="minorHAnsi"/>
+          <w:b/>
+          <w:bCs/>
+          <w:sz w:val="24"/>
+          <w:szCs w:val="24"/>
+          <w:vertAlign w:val="superscript"/>
+          <w:lang w:eastAsia="fr-FR"/>
+        </w:rPr>
+      </w:pPr>
+      <w:r>
+        <w:rPr>
+          <w:rFonts w:eastAsia="Times New Roman" w:cstheme="minorHAnsi"/>
+          <w:b/>
+          <w:bCs/>
+          <w:sz w:val="24"/>
+          <w:szCs w:val="24"/>
+          <w:lang w:eastAsia="fr-FR"/>
+        </w:rPr>
+        <w:lastRenderedPageBreak/>
+        <w:t>Aristote -IV</w:t>
+      </w:r>
+      <w:r>
+        <w:rPr>
+          <w:rFonts w:eastAsia="Times New Roman" w:cstheme="minorHAnsi"/>
+          <w:b/>
+          <w:bCs/>
+          <w:sz w:val="24"/>
+          <w:szCs w:val="24"/>
+          <w:vertAlign w:val="superscript"/>
+          <w:lang w:eastAsia="fr-FR"/>
+        </w:rPr>
+        <w:t>ème</w:t>
+      </w:r>
+    </w:p>
+    <w:p>
+      <w:pPr>
+        <w:spacing w:before="100" w:beforeAutospacing="1" w:after="100" w:afterAutospacing="1" w:line="240" w:lineRule="auto"/>
+        <w:outlineLvl w:val="2"/>
+        <w:rPr>
+          <w:rFonts w:eastAsia="Times New Roman" w:cstheme="minorHAnsi"/>
+          <w:b/>
+          <w:bCs/>
+          <w:sz w:val="24"/>
+          <w:szCs w:val="24"/>
+          <w:lang w:eastAsia="fr-FR"/>
+        </w:rPr>
+      </w:pPr>
+      <w:r>
+        <w:rPr>
+          <w:rFonts w:eastAsia="Times New Roman" w:cstheme="minorHAnsi"/>
+          <w:b/>
+          <w:bCs/>
+          <w:sz w:val="24"/>
+          <w:szCs w:val="24"/>
+          <w:lang w:eastAsia="fr-FR"/>
+        </w:rPr>
+        <w:t>Arguments :</w:t>
+      </w:r>
+    </w:p>
+    <w:p>
+      <w:pPr>
+        <w:numPr>
+          <w:ilvl w:val="0"/>
+          <w:numId w:val="41"/>
+        </w:numPr>
+        <w:spacing w:before="100" w:beforeAutospacing="1" w:after="100" w:afterAutospacing="1" w:line="240" w:lineRule="auto"/>
+        <w:rPr>
+          <w:rFonts w:eastAsia="Times New Roman" w:cstheme="minorHAnsi"/>
+          <w:sz w:val="24"/>
+          <w:szCs w:val="24"/>
+          <w:lang w:eastAsia="fr-FR"/>
+        </w:rPr>
+      </w:pPr>
+      <w:r>
+        <w:rPr>
+          <w:rFonts w:eastAsia="Times New Roman" w:cstheme="minorHAnsi"/>
+          <w:b/>
+          <w:bCs/>
+          <w:sz w:val="24"/>
+          <w:szCs w:val="24"/>
+          <w:lang w:eastAsia="fr-FR"/>
+        </w:rPr>
+        <w:t>L'intelligence précède l'outil :</w:t>
+      </w:r>
+      <w:r>
+        <w:rPr>
+          <w:rFonts w:eastAsia="Times New Roman" w:cstheme="minorHAnsi"/>
+          <w:sz w:val="24"/>
+          <w:szCs w:val="24"/>
+          <w:lang w:eastAsia="fr-FR"/>
+        </w:rPr>
+        <w:t xml:space="preserve"> Ce n'est pas parce qu'il a des mains que l'homme est intelligent, mais parce qu'il est intelligent qu'il a des mains.</w:t>
+      </w:r>
+    </w:p>
+    <w:p>
+      <w:pPr>
+        <w:numPr>
+          <w:ilvl w:val="0"/>
+          <w:numId w:val="41"/>
+        </w:numPr>
+        <w:spacing w:before="100" w:beforeAutospacing="1" w:after="100" w:afterAutospacing="1" w:line="240" w:lineRule="auto"/>
+        <w:rPr>
+          <w:rFonts w:eastAsia="Times New Roman" w:cstheme="minorHAnsi"/>
+          <w:sz w:val="24"/>
+          <w:szCs w:val="24"/>
+          <w:lang w:eastAsia="fr-FR"/>
+        </w:rPr>
+      </w:pPr>
+      <w:r>
+        <w:rPr>
+          <w:rFonts w:eastAsia="Times New Roman" w:cstheme="minorHAnsi"/>
+          <w:b/>
+          <w:bCs/>
+          <w:sz w:val="24"/>
+          <w:szCs w:val="24"/>
+          <w:lang w:eastAsia="fr-FR"/>
+        </w:rPr>
+        <w:t>La main, outil suprême :</w:t>
+      </w:r>
+      <w:r>
+        <w:rPr>
+          <w:rFonts w:eastAsia="Times New Roman" w:cstheme="minorHAnsi"/>
+          <w:sz w:val="24"/>
+          <w:szCs w:val="24"/>
+          <w:lang w:eastAsia="fr-FR"/>
+        </w:rPr>
+        <w:t xml:space="preserve"> La main n'est pas un outil parmi d'autres, c'est l'instrument qui permet de saisir et de fabriquer tous les autres.</w:t>
+      </w:r>
+    </w:p>
+    <w:p>
+      <w:pPr>
+        <w:numPr>
+          <w:ilvl w:val="0"/>
+          <w:numId w:val="41"/>
+        </w:numPr>
+        <w:spacing w:before="100" w:beforeAutospacing="1" w:after="100" w:afterAutospacing="1" w:line="240" w:lineRule="auto"/>
+        <w:rPr>
+          <w:rFonts w:eastAsia="Times New Roman" w:cstheme="minorHAnsi"/>
+          <w:sz w:val="24"/>
+          <w:szCs w:val="24"/>
+          <w:lang w:eastAsia="fr-FR"/>
+        </w:rPr>
+      </w:pPr>
+      <w:r>
+        <w:rPr>
+          <w:rFonts w:eastAsia="Times New Roman" w:cstheme="minorHAnsi"/>
+          <w:b/>
+          <w:bCs/>
+          <w:sz w:val="24"/>
+          <w:szCs w:val="24"/>
+          <w:lang w:eastAsia="fr-FR"/>
+        </w:rPr>
+        <w:t>L'imitation de la nature :</w:t>
+      </w:r>
+      <w:r>
+        <w:rPr>
+          <w:rFonts w:eastAsia="Times New Roman" w:cstheme="minorHAnsi"/>
+          <w:sz w:val="24"/>
+          <w:szCs w:val="24"/>
+          <w:lang w:eastAsia="fr-FR"/>
+        </w:rPr>
+        <w:t xml:space="preserve"> La technique imite les procédés naturels ou achève ce que la nature n'a pas pu terminer. </w:t>
+      </w:r>
+    </w:p>
+    <w:p>
+      <w:pPr>
+        <w:spacing w:before="100" w:beforeAutospacing="1" w:after="100" w:afterAutospacing="1" w:line="240" w:lineRule="auto"/>
+        <w:rPr>
+          <w:rFonts w:eastAsia="Times New Roman" w:cstheme="minorHAnsi"/>
+          <w:sz w:val="24"/>
+          <w:szCs w:val="24"/>
+          <w:lang w:eastAsia="fr-FR"/>
+        </w:rPr>
+      </w:pPr>
+      <w:r>
+        <w:rPr>
+          <w:rFonts w:ascii="Cambria Math" w:eastAsia="Times New Roman" w:hAnsi="Cambria Math" w:cs="Cambria Math"/>
+          <w:sz w:val="24"/>
+          <w:szCs w:val="24"/>
+          <w:lang w:eastAsia="fr-FR"/>
+        </w:rPr>
+        <w:t>⟶</w:t>
+      </w:r>
+      <w:r>
+        <w:rPr>
+          <w:rFonts w:eastAsia="Times New Roman" w:cstheme="minorHAnsi"/>
+          <w:sz w:val="24"/>
+          <w:szCs w:val="24"/>
+          <w:lang w:eastAsia="fr-FR"/>
+        </w:rPr>
+        <w:t xml:space="preserve"> La technique fait partie de notre essence, la main est notre premier outil.</w:t>
+      </w:r>
+    </w:p>
+    <w:p>
+      <w:pPr>
+        <w:spacing w:before="100" w:beforeAutospacing="1" w:after="100" w:afterAutospacing="1" w:line="240" w:lineRule="auto"/>
+        <w:outlineLvl w:val="2"/>
+        <w:rPr>
+          <w:rFonts w:eastAsia="Times New Roman" w:cstheme="minorHAnsi"/>
+          <w:b/>
+          <w:bCs/>
+          <w:sz w:val="24"/>
+          <w:szCs w:val="24"/>
+          <w:lang w:eastAsia="fr-FR"/>
+        </w:rPr>
+      </w:pPr>
+      <w:r>
+        <w:rPr>
+          <w:rFonts w:eastAsia="Times New Roman" w:cstheme="minorHAnsi"/>
+          <w:b/>
+          <w:bCs/>
+          <w:sz w:val="24"/>
+          <w:szCs w:val="24"/>
+          <w:lang w:eastAsia="fr-FR"/>
+        </w:rPr>
+        <w:t>Descartes XVII</w:t>
+      </w:r>
+      <w:r>
+        <w:rPr>
+          <w:rFonts w:eastAsia="Times New Roman" w:cstheme="minorHAnsi"/>
+          <w:b/>
+          <w:bCs/>
+          <w:sz w:val="24"/>
+          <w:szCs w:val="24"/>
+          <w:vertAlign w:val="superscript"/>
+          <w:lang w:eastAsia="fr-FR"/>
+        </w:rPr>
+        <w:t>ème</w:t>
+      </w:r>
+    </w:p>
+    <w:p>
+      <w:pPr>
+        <w:spacing w:before="100" w:beforeAutospacing="1" w:after="100" w:afterAutospacing="1" w:line="240" w:lineRule="auto"/>
+        <w:rPr>
+          <w:rFonts w:eastAsia="Times New Roman" w:cstheme="minorHAnsi"/>
+          <w:sz w:val="24"/>
+          <w:szCs w:val="24"/>
+          <w:lang w:eastAsia="fr-FR"/>
+        </w:rPr>
+      </w:pPr>
+      <w:r>
+        <w:rPr>
+          <w:rFonts w:eastAsia="Times New Roman" w:cstheme="minorHAnsi"/>
+          <w:b/>
+          <w:bCs/>
+          <w:sz w:val="24"/>
+          <w:szCs w:val="24"/>
+          <w:lang w:eastAsia="fr-FR"/>
+        </w:rPr>
+        <w:t>Citation :</w:t>
+      </w:r>
+      <w:r>
+        <w:rPr>
+          <w:rFonts w:eastAsia="Times New Roman" w:cstheme="minorHAnsi"/>
+          <w:sz w:val="24"/>
+          <w:szCs w:val="24"/>
+          <w:lang w:eastAsia="fr-FR"/>
+        </w:rPr>
+        <w:t xml:space="preserve"> « Comme maîtres et possesseurs de la nature »</w:t>
+      </w:r>
+    </w:p>
+    <w:p>
+      <w:pPr>
+        <w:spacing w:before="100" w:beforeAutospacing="1" w:after="100" w:afterAutospacing="1" w:line="240" w:lineRule="auto"/>
+        <w:outlineLvl w:val="2"/>
+        <w:rPr>
+          <w:rFonts w:eastAsia="Times New Roman" w:cstheme="minorHAnsi"/>
+          <w:b/>
+          <w:bCs/>
+          <w:sz w:val="24"/>
+          <w:szCs w:val="24"/>
+          <w:lang w:eastAsia="fr-FR"/>
+        </w:rPr>
+      </w:pPr>
+      <w:r>
+        <w:rPr>
+          <w:rFonts w:eastAsia="Times New Roman" w:cstheme="minorHAnsi"/>
+          <w:b/>
+          <w:bCs/>
+          <w:sz w:val="24"/>
+          <w:szCs w:val="24"/>
+          <w:lang w:eastAsia="fr-FR"/>
+        </w:rPr>
+        <w:t>Arguments :</w:t>
+      </w:r>
+    </w:p>
+    <w:p>
+      <w:pPr>
+        <w:numPr>
+          <w:ilvl w:val="0"/>
+          <w:numId w:val="42"/>
+        </w:numPr>
+        <w:spacing w:before="100" w:beforeAutospacing="1" w:after="100" w:afterAutospacing="1" w:line="240" w:lineRule="auto"/>
+        <w:rPr>
+          <w:rFonts w:eastAsia="Times New Roman" w:cstheme="minorHAnsi"/>
+          <w:sz w:val="24"/>
+          <w:szCs w:val="24"/>
+          <w:lang w:eastAsia="fr-FR"/>
+        </w:rPr>
+      </w:pPr>
+      <w:r>
+        <w:rPr>
+          <w:rFonts w:eastAsia="Times New Roman" w:cstheme="minorHAnsi"/>
+          <w:b/>
+          <w:bCs/>
+          <w:sz w:val="24"/>
+          <w:szCs w:val="24"/>
+          <w:lang w:eastAsia="fr-FR"/>
+        </w:rPr>
+        <w:t>L'utilité pratique :</w:t>
+      </w:r>
+      <w:r>
+        <w:rPr>
+          <w:rFonts w:eastAsia="Times New Roman" w:cstheme="minorHAnsi"/>
+          <w:sz w:val="24"/>
+          <w:szCs w:val="24"/>
+          <w:lang w:eastAsia="fr-FR"/>
+        </w:rPr>
+        <w:t xml:space="preserve"> La philosophie ne doit plus être seulement théorique, elle doit servir à améliorer les conditions de vie humaines.</w:t>
+      </w:r>
+    </w:p>
+    <w:p>
+      <w:pPr>
+        <w:numPr>
+          <w:ilvl w:val="0"/>
+          <w:numId w:val="42"/>
+        </w:numPr>
+        <w:spacing w:before="100" w:beforeAutospacing="1" w:after="100" w:afterAutospacing="1" w:line="240" w:lineRule="auto"/>
+        <w:rPr>
+          <w:rFonts w:eastAsia="Times New Roman" w:cstheme="minorHAnsi"/>
+          <w:sz w:val="24"/>
+          <w:szCs w:val="24"/>
+          <w:lang w:eastAsia="fr-FR"/>
+        </w:rPr>
+      </w:pPr>
+      <w:r>
+        <w:rPr>
+          <w:rFonts w:eastAsia="Times New Roman" w:cstheme="minorHAnsi"/>
+          <w:b/>
+          <w:bCs/>
+          <w:sz w:val="24"/>
+          <w:szCs w:val="24"/>
+          <w:lang w:eastAsia="fr-FR"/>
+        </w:rPr>
+        <w:t>La santé et le confort :</w:t>
+      </w:r>
+      <w:r>
+        <w:rPr>
+          <w:rFonts w:eastAsia="Times New Roman" w:cstheme="minorHAnsi"/>
+          <w:sz w:val="24"/>
+          <w:szCs w:val="24"/>
+          <w:lang w:eastAsia="fr-FR"/>
+        </w:rPr>
+        <w:t xml:space="preserve"> La technique permet de créer des machines pour nous épargner du travail et de développer la médecine pour prolonger la vie.</w:t>
+      </w:r>
+    </w:p>
+    <w:p>
+      <w:pPr>
+        <w:numPr>
+          <w:ilvl w:val="0"/>
+          <w:numId w:val="42"/>
+        </w:numPr>
+        <w:spacing w:before="100" w:beforeAutospacing="1" w:after="100" w:afterAutospacing="1" w:line="240" w:lineRule="auto"/>
+        <w:rPr>
+          <w:rFonts w:eastAsia="Times New Roman" w:cstheme="minorHAnsi"/>
+          <w:sz w:val="24"/>
+          <w:szCs w:val="24"/>
+          <w:lang w:eastAsia="fr-FR"/>
+        </w:rPr>
+      </w:pPr>
+      <w:r>
+        <w:rPr>
+          <w:rFonts w:eastAsia="Times New Roman" w:cstheme="minorHAnsi"/>
+          <w:b/>
+          <w:bCs/>
+          <w:sz w:val="24"/>
+          <w:szCs w:val="24"/>
+          <w:lang w:eastAsia="fr-FR"/>
+        </w:rPr>
+        <w:t>La fin de la soumission :</w:t>
+      </w:r>
+      <w:r>
+        <w:rPr>
+          <w:rFonts w:eastAsia="Times New Roman" w:cstheme="minorHAnsi"/>
+          <w:sz w:val="24"/>
+          <w:szCs w:val="24"/>
+          <w:lang w:eastAsia="fr-FR"/>
+        </w:rPr>
+        <w:t xml:space="preserve"> Grâce à la science, l'homme n'est plus l'esclave des éléments naturels, il les transforme à son profit. </w:t>
+      </w:r>
+    </w:p>
+    <w:p>
+      <w:pPr>
+        <w:spacing w:before="100" w:beforeAutospacing="1" w:after="100" w:afterAutospacing="1" w:line="240" w:lineRule="auto"/>
+        <w:rPr>
+          <w:rFonts w:eastAsia="Times New Roman" w:cstheme="minorHAnsi"/>
+          <w:sz w:val="24"/>
+          <w:szCs w:val="24"/>
+          <w:lang w:eastAsia="fr-FR"/>
+        </w:rPr>
+      </w:pPr>
+      <w:r>
+        <w:rPr>
+          <w:rFonts w:ascii="Cambria Math" w:eastAsia="Times New Roman" w:hAnsi="Cambria Math" w:cs="Cambria Math"/>
+          <w:sz w:val="24"/>
+          <w:szCs w:val="24"/>
+          <w:lang w:eastAsia="fr-FR"/>
+        </w:rPr>
+        <w:t>⟶</w:t>
+      </w:r>
+      <w:r>
+        <w:rPr>
+          <w:rFonts w:eastAsia="Times New Roman" w:cstheme="minorHAnsi"/>
+          <w:sz w:val="24"/>
+          <w:szCs w:val="24"/>
+          <w:lang w:eastAsia="fr-FR"/>
+        </w:rPr>
+        <w:t xml:space="preserve"> La science et la technique ont une importance majeure dans l</w:t>
+      </w:r>
+      <w:r>
+        <w:rPr>
+          <w:rFonts w:ascii="Calibri" w:eastAsia="Times New Roman" w:hAnsi="Calibri" w:cs="Calibri"/>
+          <w:sz w:val="24"/>
+          <w:szCs w:val="24"/>
+          <w:lang w:eastAsia="fr-FR"/>
+        </w:rPr>
+        <w:t>’é</w:t>
+      </w:r>
+      <w:r>
+        <w:rPr>
+          <w:rFonts w:eastAsia="Times New Roman" w:cstheme="minorHAnsi"/>
+          <w:sz w:val="24"/>
+          <w:szCs w:val="24"/>
+          <w:lang w:eastAsia="fr-FR"/>
+        </w:rPr>
+        <w:t>volution de l</w:t>
+      </w:r>
+      <w:r>
+        <w:rPr>
+          <w:rFonts w:ascii="Calibri" w:eastAsia="Times New Roman" w:hAnsi="Calibri" w:cs="Calibri"/>
+          <w:sz w:val="24"/>
+          <w:szCs w:val="24"/>
+          <w:lang w:eastAsia="fr-FR"/>
+        </w:rPr>
+        <w:t>’</w:t>
+      </w:r>
+      <w:r>
+        <w:rPr>
+          <w:rFonts w:eastAsia="Times New Roman" w:cstheme="minorHAnsi"/>
+          <w:sz w:val="24"/>
+          <w:szCs w:val="24"/>
+          <w:lang w:eastAsia="fr-FR"/>
+        </w:rPr>
+        <w:t>humanité.</w:t>
+      </w:r>
+    </w:p>
+    <w:p>
+      <w:pPr>
+        <w:spacing w:before="100" w:beforeAutospacing="1" w:after="100" w:afterAutospacing="1" w:line="240" w:lineRule="auto"/>
+        <w:outlineLvl w:val="2"/>
+        <w:rPr>
+          <w:rFonts w:eastAsia="Times New Roman" w:cstheme="minorHAnsi"/>
+          <w:b/>
+          <w:bCs/>
+          <w:sz w:val="24"/>
+          <w:szCs w:val="24"/>
+          <w:vertAlign w:val="superscript"/>
+          <w:lang w:eastAsia="fr-FR"/>
+        </w:rPr>
+      </w:pPr>
+      <w:r>
+        <w:rPr>
+          <w:rFonts w:eastAsia="Times New Roman" w:cstheme="minorHAnsi"/>
+          <w:b/>
+          <w:bCs/>
+          <w:sz w:val="24"/>
+          <w:szCs w:val="24"/>
+          <w:lang w:eastAsia="fr-FR"/>
+        </w:rPr>
+        <w:t>Bergson XIX</w:t>
+      </w:r>
+      <w:r>
+        <w:rPr>
+          <w:rFonts w:eastAsia="Times New Roman" w:cstheme="minorHAnsi"/>
+          <w:b/>
+          <w:bCs/>
+          <w:sz w:val="24"/>
+          <w:szCs w:val="24"/>
+          <w:vertAlign w:val="superscript"/>
+          <w:lang w:eastAsia="fr-FR"/>
+        </w:rPr>
+        <w:t>ème</w:t>
+      </w:r>
+    </w:p>
+    <w:p>
+      <w:pPr>
+        <w:spacing w:before="100" w:beforeAutospacing="1" w:after="100" w:afterAutospacing="1" w:line="240" w:lineRule="auto"/>
+        <w:outlineLvl w:val="2"/>
+        <w:rPr>
+          <w:rFonts w:eastAsia="Times New Roman" w:cstheme="minorHAnsi"/>
+          <w:b/>
+          <w:bCs/>
+          <w:sz w:val="24"/>
+          <w:szCs w:val="24"/>
+          <w:lang w:eastAsia="fr-FR"/>
+        </w:rPr>
+      </w:pPr>
+      <w:r>
+        <w:rPr>
+          <w:rFonts w:eastAsia="Times New Roman" w:cstheme="minorHAnsi"/>
+          <w:b/>
+          <w:bCs/>
+          <w:sz w:val="24"/>
+          <w:szCs w:val="24"/>
+          <w:lang w:eastAsia="fr-FR"/>
+        </w:rPr>
+        <w:t>Arguments :</w:t>
+      </w:r>
+    </w:p>
+    <w:p>
+      <w:pPr>
+        <w:numPr>
+          <w:ilvl w:val="0"/>
+          <w:numId w:val="43"/>
+        </w:numPr>
+        <w:spacing w:before="100" w:beforeAutospacing="1" w:after="100" w:afterAutospacing="1" w:line="240" w:lineRule="auto"/>
+        <w:rPr>
+          <w:rFonts w:eastAsia="Times New Roman" w:cstheme="minorHAnsi"/>
+          <w:sz w:val="24"/>
+          <w:szCs w:val="24"/>
+          <w:lang w:eastAsia="fr-FR"/>
+        </w:rPr>
+      </w:pPr>
+      <w:r>
+        <w:rPr>
+          <w:rFonts w:eastAsia="Times New Roman" w:cstheme="minorHAnsi"/>
+          <w:b/>
+          <w:bCs/>
+          <w:sz w:val="24"/>
+          <w:szCs w:val="24"/>
+          <w:lang w:eastAsia="fr-FR"/>
+        </w:rPr>
+        <w:t>L'Homo Faber :</w:t>
+      </w:r>
+      <w:r>
+        <w:rPr>
+          <w:rFonts w:eastAsia="Times New Roman" w:cstheme="minorHAnsi"/>
+          <w:sz w:val="24"/>
+          <w:szCs w:val="24"/>
+          <w:lang w:eastAsia="fr-FR"/>
+        </w:rPr>
+        <w:t xml:space="preserve"> L'intelligence humaine est d'abord la capacité de fabriquer des objets artificiels, en particulier des "outils à faire des outils".</w:t>
+      </w:r>
+    </w:p>
+    <w:p>
+      <w:pPr>
+        <w:numPr>
+          <w:ilvl w:val="0"/>
+          <w:numId w:val="43"/>
+        </w:numPr>
+        <w:spacing w:before="100" w:beforeAutospacing="1" w:after="100" w:afterAutospacing="1" w:line="240" w:lineRule="auto"/>
+        <w:rPr>
+          <w:rFonts w:eastAsia="Times New Roman" w:cstheme="minorHAnsi"/>
+          <w:sz w:val="24"/>
+          <w:szCs w:val="24"/>
+          <w:lang w:eastAsia="fr-FR"/>
+        </w:rPr>
+      </w:pPr>
+      <w:r>
+        <w:rPr>
+          <w:rFonts w:eastAsia="Times New Roman" w:cstheme="minorHAnsi"/>
+          <w:b/>
+          <w:bCs/>
+          <w:sz w:val="24"/>
+          <w:szCs w:val="24"/>
+          <w:lang w:eastAsia="fr-FR"/>
+        </w:rPr>
+        <w:t>L'intelligence vs l'Instinct :</w:t>
+      </w:r>
+      <w:r>
+        <w:rPr>
+          <w:rFonts w:eastAsia="Times New Roman" w:cstheme="minorHAnsi"/>
+          <w:sz w:val="24"/>
+          <w:szCs w:val="24"/>
+          <w:lang w:eastAsia="fr-FR"/>
+        </w:rPr>
+        <w:t xml:space="preserve"> L'instinct utilise des outils naturels (organes), tandis que l'intelligence crée des outils mécaniques pour agir sur la matière.</w:t>
+      </w:r>
+    </w:p>
+    <w:p>
+      <w:pPr>
+        <w:numPr>
+          <w:ilvl w:val="0"/>
+          <w:numId w:val="43"/>
+        </w:numPr>
+        <w:spacing w:before="100" w:beforeAutospacing="1" w:after="100" w:afterAutospacing="1" w:line="240" w:lineRule="auto"/>
+        <w:rPr>
+          <w:rFonts w:eastAsia="Times New Roman" w:cstheme="minorHAnsi"/>
+          <w:sz w:val="24"/>
+          <w:szCs w:val="24"/>
+          <w:lang w:eastAsia="fr-FR"/>
+        </w:rPr>
+      </w:pPr>
+      <w:r>
+        <w:rPr>
+          <w:rFonts w:eastAsia="Times New Roman" w:cstheme="minorHAnsi"/>
+          <w:b/>
+          <w:bCs/>
+          <w:sz w:val="24"/>
+          <w:szCs w:val="24"/>
+          <w:lang w:eastAsia="fr-FR"/>
+        </w:rPr>
+        <w:t>Le supplément d'âme :</w:t>
+      </w:r>
+      <w:r>
+        <w:rPr>
+          <w:rFonts w:eastAsia="Times New Roman" w:cstheme="minorHAnsi"/>
+          <w:sz w:val="24"/>
+          <w:szCs w:val="24"/>
+          <w:lang w:eastAsia="fr-FR"/>
+        </w:rPr>
+        <w:t xml:space="preserve"> La technique a tellement agrandi le corps de l'homme (machines, transports) que celui-ci a maintenant besoin d'un progrès moral équivalent. </w:t>
+      </w:r>
+    </w:p>
+    <w:p>
+      <w:pPr>
+        <w:spacing w:before="100" w:beforeAutospacing="1" w:after="100" w:afterAutospacing="1" w:line="240" w:lineRule="auto"/>
+        <w:rPr>
+          <w:rFonts w:eastAsia="Times New Roman" w:cstheme="minorHAnsi"/>
+          <w:sz w:val="24"/>
+          <w:szCs w:val="24"/>
+          <w:lang w:eastAsia="fr-FR"/>
+        </w:rPr>
+      </w:pPr>
+      <w:r>
+        <w:rPr>
+          <w:rFonts w:ascii="Cambria Math" w:eastAsia="Times New Roman" w:hAnsi="Cambria Math" w:cs="Cambria Math"/>
+          <w:sz w:val="24"/>
+          <w:szCs w:val="24"/>
+          <w:lang w:eastAsia="fr-FR"/>
+        </w:rPr>
+        <w:t>⟶</w:t>
+      </w:r>
+      <w:r>
+        <w:rPr>
+          <w:rFonts w:eastAsia="Times New Roman" w:cstheme="minorHAnsi"/>
+          <w:sz w:val="24"/>
+          <w:szCs w:val="24"/>
+          <w:lang w:eastAsia="fr-FR"/>
+        </w:rPr>
+        <w:t xml:space="preserve"> L</w:t>
+      </w:r>
+      <w:r>
+        <w:rPr>
+          <w:rFonts w:ascii="Calibri" w:eastAsia="Times New Roman" w:hAnsi="Calibri" w:cs="Calibri"/>
+          <w:sz w:val="24"/>
+          <w:szCs w:val="24"/>
+          <w:lang w:eastAsia="fr-FR"/>
+        </w:rPr>
+        <w:t>’é</w:t>
+      </w:r>
+      <w:r>
+        <w:rPr>
+          <w:rFonts w:eastAsia="Times New Roman" w:cstheme="minorHAnsi"/>
+          <w:sz w:val="24"/>
+          <w:szCs w:val="24"/>
+          <w:lang w:eastAsia="fr-FR"/>
+        </w:rPr>
+        <w:t>volution de la science permet de mieux conna</w:t>
+      </w:r>
+      <w:r>
+        <w:rPr>
+          <w:rFonts w:ascii="Calibri" w:eastAsia="Times New Roman" w:hAnsi="Calibri" w:cs="Calibri"/>
+          <w:sz w:val="24"/>
+          <w:szCs w:val="24"/>
+          <w:lang w:eastAsia="fr-FR"/>
+        </w:rPr>
+        <w:t>î</w:t>
+      </w:r>
+      <w:r>
+        <w:rPr>
+          <w:rFonts w:eastAsia="Times New Roman" w:cstheme="minorHAnsi"/>
+          <w:sz w:val="24"/>
+          <w:szCs w:val="24"/>
+          <w:lang w:eastAsia="fr-FR"/>
+        </w:rPr>
+        <w:t>tre notre monde et d</w:t>
+      </w:r>
+      <w:r>
+        <w:rPr>
+          <w:rFonts w:ascii="Calibri" w:eastAsia="Times New Roman" w:hAnsi="Calibri" w:cs="Calibri"/>
+          <w:sz w:val="24"/>
+          <w:szCs w:val="24"/>
+          <w:lang w:eastAsia="fr-FR"/>
+        </w:rPr>
+        <w:t>é</w:t>
+      </w:r>
+      <w:r>
+        <w:rPr>
+          <w:rFonts w:eastAsia="Times New Roman" w:cstheme="minorHAnsi"/>
+          <w:sz w:val="24"/>
+          <w:szCs w:val="24"/>
+          <w:lang w:eastAsia="fr-FR"/>
+        </w:rPr>
+        <w:t>finit l'homme comme fabricant.</w:t>
+      </w:r>
+    </w:p>
+    <w:p>
+      <w:pPr>
+        <w:spacing w:before="100" w:beforeAutospacing="1" w:after="100" w:afterAutospacing="1" w:line="240" w:lineRule="auto"/>
+        <w:outlineLvl w:val="2"/>
+        <w:rPr>
+          <w:rFonts w:eastAsia="Times New Roman" w:cstheme="minorHAnsi"/>
+          <w:b/>
+          <w:bCs/>
+          <w:sz w:val="24"/>
+          <w:szCs w:val="24"/>
+          <w:vertAlign w:val="superscript"/>
+          <w:lang w:eastAsia="fr-FR"/>
+        </w:rPr>
+      </w:pPr>
+      <w:r>
+        <w:rPr>
+          <w:rFonts w:eastAsia="Times New Roman" w:cstheme="minorHAnsi"/>
+          <w:b/>
+          <w:bCs/>
+          <w:sz w:val="24"/>
+          <w:szCs w:val="24"/>
+          <w:lang w:eastAsia="fr-FR"/>
+        </w:rPr>
+        <w:t>André Leroi-Gourhan XX</w:t>
+      </w:r>
+      <w:r>
+        <w:rPr>
+          <w:rFonts w:eastAsia="Times New Roman" w:cstheme="minorHAnsi"/>
+          <w:b/>
+          <w:bCs/>
+          <w:sz w:val="24"/>
+          <w:szCs w:val="24"/>
+          <w:vertAlign w:val="superscript"/>
+          <w:lang w:eastAsia="fr-FR"/>
+        </w:rPr>
+        <w:t>ème</w:t>
+      </w:r>
+    </w:p>
+    <w:p>
+      <w:pPr>
+        <w:spacing w:before="100" w:beforeAutospacing="1" w:after="100" w:afterAutospacing="1" w:line="240" w:lineRule="auto"/>
+        <w:outlineLvl w:val="2"/>
+        <w:rPr>
+          <w:rFonts w:eastAsia="Times New Roman" w:cstheme="minorHAnsi"/>
+          <w:b/>
+          <w:bCs/>
+          <w:sz w:val="24"/>
+          <w:szCs w:val="24"/>
+          <w:lang w:eastAsia="fr-FR"/>
+        </w:rPr>
+      </w:pPr>
+      <w:r>
+        <w:rPr>
+          <w:rFonts w:eastAsia="Times New Roman" w:cstheme="minorHAnsi"/>
+          <w:b/>
+          <w:bCs/>
+          <w:sz w:val="24"/>
+          <w:szCs w:val="24"/>
+          <w:lang w:eastAsia="fr-FR"/>
+        </w:rPr>
+        <w:t>Arguments :</w:t>
+      </w:r>
+    </w:p>
+    <w:p>
+      <w:pPr>
+        <w:numPr>
+          <w:ilvl w:val="0"/>
+          <w:numId w:val="44"/>
+        </w:numPr>
+        <w:spacing w:before="100" w:beforeAutospacing="1" w:after="100" w:afterAutospacing="1" w:line="240" w:lineRule="auto"/>
+        <w:rPr>
+          <w:rFonts w:eastAsia="Times New Roman" w:cstheme="minorHAnsi"/>
+          <w:sz w:val="24"/>
+          <w:szCs w:val="24"/>
+          <w:lang w:eastAsia="fr-FR"/>
+        </w:rPr>
+      </w:pPr>
+      <w:r>
+        <w:rPr>
+          <w:rFonts w:eastAsia="Times New Roman" w:cstheme="minorHAnsi"/>
+          <w:b/>
+          <w:bCs/>
+          <w:sz w:val="24"/>
+          <w:szCs w:val="24"/>
+          <w:lang w:eastAsia="fr-FR"/>
+        </w:rPr>
+        <w:lastRenderedPageBreak/>
+        <w:t>L'extériorisation :</w:t>
+      </w:r>
+      <w:r>
+        <w:rPr>
+          <w:rFonts w:eastAsia="Times New Roman" w:cstheme="minorHAnsi"/>
+          <w:sz w:val="24"/>
+          <w:szCs w:val="24"/>
+          <w:lang w:eastAsia="fr-FR"/>
+        </w:rPr>
+        <w:t xml:space="preserve"> L'outil est le prolongement du corps (le marteau prolonge le poing, le levier le bras).</w:t>
+      </w:r>
+    </w:p>
+    <w:p>
+      <w:pPr>
+        <w:numPr>
+          <w:ilvl w:val="0"/>
+          <w:numId w:val="44"/>
+        </w:numPr>
+        <w:spacing w:before="100" w:beforeAutospacing="1" w:after="100" w:afterAutospacing="1" w:line="240" w:lineRule="auto"/>
+        <w:rPr>
+          <w:rFonts w:eastAsia="Times New Roman" w:cstheme="minorHAnsi"/>
+          <w:sz w:val="24"/>
+          <w:szCs w:val="24"/>
+          <w:lang w:eastAsia="fr-FR"/>
+        </w:rPr>
+      </w:pPr>
+      <w:r>
+        <w:rPr>
+          <w:rFonts w:eastAsia="Times New Roman" w:cstheme="minorHAnsi"/>
+          <w:b/>
+          <w:bCs/>
+          <w:sz w:val="24"/>
+          <w:szCs w:val="24"/>
+          <w:lang w:eastAsia="fr-FR"/>
+        </w:rPr>
+        <w:t>Libération de la main :</w:t>
+      </w:r>
+      <w:r>
+        <w:rPr>
+          <w:rFonts w:eastAsia="Times New Roman" w:cstheme="minorHAnsi"/>
+          <w:sz w:val="24"/>
+          <w:szCs w:val="24"/>
+          <w:lang w:eastAsia="fr-FR"/>
+        </w:rPr>
+        <w:t xml:space="preserve"> Le passage à la station debout a libéré la main pour l'outil, ce qui a permis au cerveau de se développer davantage.</w:t>
+      </w:r>
+    </w:p>
+    <w:p>
+      <w:pPr>
+        <w:numPr>
+          <w:ilvl w:val="0"/>
+          <w:numId w:val="44"/>
+        </w:numPr>
+        <w:spacing w:before="100" w:beforeAutospacing="1" w:after="100" w:afterAutospacing="1" w:line="240" w:lineRule="auto"/>
+        <w:rPr>
+          <w:rFonts w:eastAsia="Times New Roman" w:cstheme="minorHAnsi"/>
+          <w:sz w:val="24"/>
+          <w:szCs w:val="24"/>
+          <w:lang w:eastAsia="fr-FR"/>
+        </w:rPr>
+      </w:pPr>
+      <w:r>
+        <w:rPr>
+          <w:rFonts w:eastAsia="Times New Roman" w:cstheme="minorHAnsi"/>
+          <w:b/>
+          <w:bCs/>
+          <w:sz w:val="24"/>
+          <w:szCs w:val="24"/>
+          <w:lang w:eastAsia="fr-FR"/>
+        </w:rPr>
+        <w:t>Lien biologie/technique :</w:t>
+      </w:r>
+      <w:r>
+        <w:rPr>
+          <w:rFonts w:eastAsia="Times New Roman" w:cstheme="minorHAnsi"/>
+          <w:sz w:val="24"/>
+          <w:szCs w:val="24"/>
+          <w:lang w:eastAsia="fr-FR"/>
+        </w:rPr>
+        <w:t xml:space="preserve"> On ne peut pas séparer l'évolution de l'espèce humaine de l'évolution de ses outils. </w:t>
+      </w:r>
+    </w:p>
+    <w:p>
+      <w:pPr>
+        <w:spacing w:before="100" w:beforeAutospacing="1" w:after="100" w:afterAutospacing="1" w:line="240" w:lineRule="auto"/>
+        <w:rPr>
+          <w:rFonts w:eastAsia="Times New Roman" w:cstheme="minorHAnsi"/>
+          <w:sz w:val="24"/>
+          <w:szCs w:val="24"/>
+          <w:lang w:eastAsia="fr-FR"/>
+        </w:rPr>
+      </w:pPr>
+      <w:r>
+        <w:rPr>
+          <w:rFonts w:ascii="Cambria Math" w:eastAsia="Times New Roman" w:hAnsi="Cambria Math" w:cs="Cambria Math"/>
+          <w:sz w:val="24"/>
+          <w:szCs w:val="24"/>
+          <w:lang w:eastAsia="fr-FR"/>
+        </w:rPr>
+        <w:t>⟶</w:t>
+      </w:r>
+      <w:r>
+        <w:rPr>
+          <w:rFonts w:eastAsia="Times New Roman" w:cstheme="minorHAnsi"/>
+          <w:sz w:val="24"/>
+          <w:szCs w:val="24"/>
+          <w:lang w:eastAsia="fr-FR"/>
+        </w:rPr>
+        <w:t xml:space="preserve"> La technique sert </w:t>
+      </w:r>
+      <w:r>
+        <w:rPr>
+          <w:rFonts w:ascii="Calibri" w:eastAsia="Times New Roman" w:hAnsi="Calibri" w:cs="Calibri"/>
+          <w:sz w:val="24"/>
+          <w:szCs w:val="24"/>
+          <w:lang w:eastAsia="fr-FR"/>
+        </w:rPr>
+        <w:t>à</w:t>
+      </w:r>
+      <w:r>
+        <w:rPr>
+          <w:rFonts w:eastAsia="Times New Roman" w:cstheme="minorHAnsi"/>
+          <w:sz w:val="24"/>
+          <w:szCs w:val="24"/>
+          <w:lang w:eastAsia="fr-FR"/>
+        </w:rPr>
+        <w:t xml:space="preserve"> am</w:t>
+      </w:r>
+      <w:r>
+        <w:rPr>
+          <w:rFonts w:ascii="Calibri" w:eastAsia="Times New Roman" w:hAnsi="Calibri" w:cs="Calibri"/>
+          <w:sz w:val="24"/>
+          <w:szCs w:val="24"/>
+          <w:lang w:eastAsia="fr-FR"/>
+        </w:rPr>
+        <w:t>é</w:t>
+      </w:r>
+      <w:r>
+        <w:rPr>
+          <w:rFonts w:eastAsia="Times New Roman" w:cstheme="minorHAnsi"/>
+          <w:sz w:val="24"/>
+          <w:szCs w:val="24"/>
+          <w:lang w:eastAsia="fr-FR"/>
+        </w:rPr>
+        <w:t>liorer l</w:t>
+      </w:r>
+      <w:r>
+        <w:rPr>
+          <w:rFonts w:ascii="Calibri" w:eastAsia="Times New Roman" w:hAnsi="Calibri" w:cs="Calibri"/>
+          <w:sz w:val="24"/>
+          <w:szCs w:val="24"/>
+          <w:lang w:eastAsia="fr-FR"/>
+        </w:rPr>
+        <w:t>’</w:t>
+      </w:r>
+      <w:r>
+        <w:rPr>
+          <w:rFonts w:eastAsia="Times New Roman" w:cstheme="minorHAnsi"/>
+          <w:sz w:val="24"/>
+          <w:szCs w:val="24"/>
+          <w:lang w:eastAsia="fr-FR"/>
+        </w:rPr>
+        <w:t>homme lui-m</w:t>
+      </w:r>
+      <w:r>
+        <w:rPr>
+          <w:rFonts w:ascii="Calibri" w:eastAsia="Times New Roman" w:hAnsi="Calibri" w:cs="Calibri"/>
+          <w:sz w:val="24"/>
+          <w:szCs w:val="24"/>
+          <w:lang w:eastAsia="fr-FR"/>
+        </w:rPr>
+        <w:t>ê</w:t>
+      </w:r>
+      <w:r>
+        <w:rPr>
+          <w:rFonts w:eastAsia="Times New Roman" w:cstheme="minorHAnsi"/>
+          <w:sz w:val="24"/>
+          <w:szCs w:val="24"/>
+          <w:lang w:eastAsia="fr-FR"/>
+        </w:rPr>
+        <w:t>me.</w:t>
+      </w:r>
+    </w:p>
+    <w:p>
+      <w:pPr>
+        <w:spacing w:before="100" w:beforeAutospacing="1" w:after="100" w:afterAutospacing="1" w:line="240" w:lineRule="auto"/>
+        <w:outlineLvl w:val="2"/>
+        <w:rPr>
+          <w:rFonts w:eastAsia="Times New Roman" w:cstheme="minorHAnsi"/>
+          <w:b/>
+          <w:bCs/>
+          <w:sz w:val="24"/>
+          <w:szCs w:val="24"/>
+          <w:vertAlign w:val="superscript"/>
+          <w:lang w:eastAsia="fr-FR"/>
+        </w:rPr>
+      </w:pPr>
+      <w:r>
+        <w:rPr>
+          <w:rFonts w:eastAsia="Times New Roman" w:cstheme="minorHAnsi"/>
+          <w:b/>
+          <w:bCs/>
+          <w:sz w:val="24"/>
+          <w:szCs w:val="24"/>
+          <w:lang w:eastAsia="fr-FR"/>
+        </w:rPr>
+        <w:t>Marx XIX</w:t>
+      </w:r>
+      <w:r>
+        <w:rPr>
+          <w:rFonts w:eastAsia="Times New Roman" w:cstheme="minorHAnsi"/>
+          <w:b/>
+          <w:bCs/>
+          <w:sz w:val="24"/>
+          <w:szCs w:val="24"/>
+          <w:vertAlign w:val="superscript"/>
+          <w:lang w:eastAsia="fr-FR"/>
+        </w:rPr>
+        <w:t>ème</w:t>
+      </w:r>
+    </w:p>
+    <w:p>
+      <w:pPr>
+        <w:spacing w:before="100" w:beforeAutospacing="1" w:after="100" w:afterAutospacing="1" w:line="240" w:lineRule="auto"/>
+        <w:outlineLvl w:val="2"/>
+        <w:rPr>
+          <w:rFonts w:eastAsia="Times New Roman" w:cstheme="minorHAnsi"/>
+          <w:b/>
+          <w:bCs/>
+          <w:sz w:val="24"/>
+          <w:szCs w:val="24"/>
+          <w:lang w:eastAsia="fr-FR"/>
+        </w:rPr>
+      </w:pPr>
+      <w:r>
+        <w:rPr>
+          <w:rFonts w:eastAsia="Times New Roman" w:cstheme="minorHAnsi"/>
+          <w:b/>
+          <w:bCs/>
+          <w:sz w:val="24"/>
+          <w:szCs w:val="24"/>
+          <w:lang w:eastAsia="fr-FR"/>
+        </w:rPr>
+        <w:t>Arguments :</w:t>
+      </w:r>
+    </w:p>
+    <w:p>
+      <w:pPr>
+        <w:numPr>
+          <w:ilvl w:val="0"/>
+          <w:numId w:val="45"/>
+        </w:numPr>
+        <w:spacing w:before="100" w:beforeAutospacing="1" w:after="100" w:afterAutospacing="1" w:line="240" w:lineRule="auto"/>
+        <w:rPr>
+          <w:rFonts w:eastAsia="Times New Roman" w:cstheme="minorHAnsi"/>
+          <w:sz w:val="24"/>
+          <w:szCs w:val="24"/>
+          <w:lang w:eastAsia="fr-FR"/>
+        </w:rPr>
+      </w:pPr>
+      <w:r>
+        <w:rPr>
+          <w:rFonts w:eastAsia="Times New Roman" w:cstheme="minorHAnsi"/>
+          <w:b/>
+          <w:bCs/>
+          <w:sz w:val="24"/>
+          <w:szCs w:val="24"/>
+          <w:lang w:eastAsia="fr-FR"/>
+        </w:rPr>
+        <w:t>L'outil vs la machine :</w:t>
+      </w:r>
+      <w:r>
+        <w:rPr>
+          <w:rFonts w:eastAsia="Times New Roman" w:cstheme="minorHAnsi"/>
+          <w:sz w:val="24"/>
+          <w:szCs w:val="24"/>
+          <w:lang w:eastAsia="fr-FR"/>
+        </w:rPr>
+        <w:t xml:space="preserve"> L'outil est au service de l'homme, mais dans l'industrie, l'homme devient le serviteur de la machine (aliénation).</w:t>
+      </w:r>
+    </w:p>
+    <w:p>
+      <w:pPr>
+        <w:numPr>
+          <w:ilvl w:val="0"/>
+          <w:numId w:val="45"/>
+        </w:numPr>
+        <w:spacing w:before="100" w:beforeAutospacing="1" w:after="100" w:afterAutospacing="1" w:line="240" w:lineRule="auto"/>
+        <w:rPr>
+          <w:rFonts w:eastAsia="Times New Roman" w:cstheme="minorHAnsi"/>
+          <w:sz w:val="24"/>
+          <w:szCs w:val="24"/>
+          <w:lang w:eastAsia="fr-FR"/>
+        </w:rPr>
+      </w:pPr>
+      <w:r>
+        <w:rPr>
+          <w:rFonts w:eastAsia="Times New Roman" w:cstheme="minorHAnsi"/>
+          <w:b/>
+          <w:bCs/>
+          <w:sz w:val="24"/>
+          <w:szCs w:val="24"/>
+          <w:lang w:eastAsia="fr-FR"/>
+        </w:rPr>
+        <w:t>La transformation de soi :</w:t>
+      </w:r>
+      <w:r>
+        <w:rPr>
+          <w:rFonts w:eastAsia="Times New Roman" w:cstheme="minorHAnsi"/>
+          <w:sz w:val="24"/>
+          <w:szCs w:val="24"/>
+          <w:lang w:eastAsia="fr-FR"/>
+        </w:rPr>
+        <w:t xml:space="preserve"> En agissant sur la nature par le travail technique, l'homme transforme sa propre nature et développe ses facultés. </w:t>
+      </w:r>
+    </w:p>
+    <w:p>
+      <w:pPr>
+        <w:spacing w:before="100" w:beforeAutospacing="1" w:after="100" w:afterAutospacing="1" w:line="240" w:lineRule="auto"/>
+        <w:rPr>
+          <w:rFonts w:eastAsia="Times New Roman" w:cstheme="minorHAnsi"/>
+          <w:sz w:val="24"/>
+          <w:szCs w:val="24"/>
+          <w:lang w:eastAsia="fr-FR"/>
+        </w:rPr>
+      </w:pPr>
+      <w:r>
+        <w:rPr>
+          <w:rFonts w:ascii="Cambria Math" w:eastAsia="Times New Roman" w:hAnsi="Cambria Math" w:cs="Cambria Math"/>
+          <w:sz w:val="24"/>
+          <w:szCs w:val="24"/>
+          <w:lang w:eastAsia="fr-FR"/>
+        </w:rPr>
+        <w:t>⟶</w:t>
+      </w:r>
+      <w:r>
+        <w:rPr>
+          <w:rFonts w:eastAsia="Times New Roman" w:cstheme="minorHAnsi"/>
+          <w:sz w:val="24"/>
+          <w:szCs w:val="24"/>
+          <w:lang w:eastAsia="fr-FR"/>
+        </w:rPr>
+        <w:t xml:space="preserve"> La technique peut lib</w:t>
+      </w:r>
+      <w:r>
+        <w:rPr>
+          <w:rFonts w:ascii="Calibri" w:eastAsia="Times New Roman" w:hAnsi="Calibri" w:cs="Calibri"/>
+          <w:sz w:val="24"/>
+          <w:szCs w:val="24"/>
+          <w:lang w:eastAsia="fr-FR"/>
+        </w:rPr>
+        <w:t>é</w:t>
+      </w:r>
+      <w:r>
+        <w:rPr>
+          <w:rFonts w:eastAsia="Times New Roman" w:cstheme="minorHAnsi"/>
+          <w:sz w:val="24"/>
+          <w:szCs w:val="24"/>
+          <w:lang w:eastAsia="fr-FR"/>
+        </w:rPr>
+        <w:t>rer l'homme ou l'asservir selon l'organisation sociale.</w:t>
+      </w:r>
+    </w:p>
+    <w:p>
+      <w:pPr>
+        <w:spacing w:before="100" w:beforeAutospacing="1" w:after="100" w:afterAutospacing="1" w:line="240" w:lineRule="auto"/>
+        <w:outlineLvl w:val="2"/>
+        <w:rPr>
+          <w:rFonts w:eastAsia="Times New Roman" w:cstheme="minorHAnsi"/>
+          <w:b/>
+          <w:bCs/>
+          <w:sz w:val="24"/>
+          <w:szCs w:val="24"/>
+          <w:vertAlign w:val="superscript"/>
+          <w:lang w:eastAsia="fr-FR"/>
+        </w:rPr>
+      </w:pPr>
+      <w:r>
+        <w:rPr>
+          <w:rFonts w:eastAsia="Times New Roman" w:cstheme="minorHAnsi"/>
+          <w:b/>
+          <w:bCs/>
+          <w:sz w:val="24"/>
+          <w:szCs w:val="24"/>
+          <w:lang w:eastAsia="fr-FR"/>
+        </w:rPr>
+        <w:t>Heidegger XX</w:t>
+      </w:r>
+      <w:r>
+        <w:rPr>
+          <w:rFonts w:eastAsia="Times New Roman" w:cstheme="minorHAnsi"/>
+          <w:b/>
+          <w:bCs/>
+          <w:sz w:val="24"/>
+          <w:szCs w:val="24"/>
+          <w:vertAlign w:val="superscript"/>
+          <w:lang w:eastAsia="fr-FR"/>
+        </w:rPr>
+        <w:t>ème</w:t>
+      </w:r>
+    </w:p>
+    <w:p>
+      <w:pPr>
+        <w:spacing w:before="100" w:beforeAutospacing="1" w:after="100" w:afterAutospacing="1" w:line="240" w:lineRule="auto"/>
+        <w:outlineLvl w:val="2"/>
+        <w:rPr>
+          <w:rFonts w:eastAsia="Times New Roman" w:cstheme="minorHAnsi"/>
+          <w:b/>
+          <w:bCs/>
+          <w:sz w:val="24"/>
+          <w:szCs w:val="24"/>
+          <w:lang w:eastAsia="fr-FR"/>
+        </w:rPr>
+      </w:pPr>
+      <w:r>
+        <w:rPr>
+          <w:rFonts w:eastAsia="Times New Roman" w:cstheme="minorHAnsi"/>
+          <w:b/>
+          <w:bCs/>
+          <w:sz w:val="24"/>
+          <w:szCs w:val="24"/>
+          <w:lang w:eastAsia="fr-FR"/>
+        </w:rPr>
+        <w:t>Arguments :</w:t>
+      </w:r>
+    </w:p>
+    <w:p>
+      <w:pPr>
+        <w:numPr>
+          <w:ilvl w:val="0"/>
+          <w:numId w:val="46"/>
+        </w:numPr>
+        <w:spacing w:before="100" w:beforeAutospacing="1" w:after="100" w:afterAutospacing="1" w:line="240" w:lineRule="auto"/>
+        <w:rPr>
+          <w:rFonts w:eastAsia="Times New Roman" w:cstheme="minorHAnsi"/>
+          <w:sz w:val="24"/>
+          <w:szCs w:val="24"/>
+          <w:lang w:eastAsia="fr-FR"/>
+        </w:rPr>
+      </w:pPr>
+      <w:r>
+        <w:rPr>
+          <w:rFonts w:eastAsia="Times New Roman" w:cstheme="minorHAnsi"/>
+          <w:b/>
+          <w:bCs/>
+          <w:sz w:val="24"/>
+          <w:szCs w:val="24"/>
+          <w:lang w:eastAsia="fr-FR"/>
+        </w:rPr>
+        <w:t>L'arraisonnement (Gestell) :</w:t>
+      </w:r>
+      <w:r>
+        <w:rPr>
+          <w:rFonts w:eastAsia="Times New Roman" w:cstheme="minorHAnsi"/>
+          <w:sz w:val="24"/>
+          <w:szCs w:val="24"/>
+          <w:lang w:eastAsia="fr-FR"/>
+        </w:rPr>
+        <w:t xml:space="preserve"> La technique moderne n'est pas un simple outil, c'est une manière de voir le monde comme une réserve d'énergie à exploiter.</w:t>
+      </w:r>
+    </w:p>
+    <w:p>
+      <w:pPr>
+        <w:numPr>
+          <w:ilvl w:val="0"/>
+          <w:numId w:val="46"/>
+        </w:numPr>
+        <w:spacing w:before="100" w:beforeAutospacing="1" w:after="100" w:afterAutospacing="1" w:line="240" w:lineRule="auto"/>
+        <w:rPr>
+          <w:rFonts w:eastAsia="Times New Roman" w:cstheme="minorHAnsi"/>
+          <w:sz w:val="24"/>
+          <w:szCs w:val="24"/>
+          <w:lang w:eastAsia="fr-FR"/>
+        </w:rPr>
+      </w:pPr>
+      <w:r>
+        <w:rPr>
+          <w:rFonts w:eastAsia="Times New Roman" w:cstheme="minorHAnsi"/>
+          <w:b/>
+          <w:bCs/>
+          <w:sz w:val="24"/>
+          <w:szCs w:val="24"/>
+          <w:lang w:eastAsia="fr-FR"/>
+        </w:rPr>
+        <w:t>La perte du sens :</w:t>
+      </w:r>
+      <w:r>
+        <w:rPr>
+          <w:rFonts w:eastAsia="Times New Roman" w:cstheme="minorHAnsi"/>
+          <w:sz w:val="24"/>
+          <w:szCs w:val="24"/>
+          <w:lang w:eastAsia="fr-FR"/>
+        </w:rPr>
+        <w:t xml:space="preserve"> À force de tout calculer techniquement, l'homme oublie la dimension poétique et mystérieuse de l'existence.</w:t>
+      </w:r>
+    </w:p>
+    <w:p>
+      <w:pPr>
+        <w:numPr>
+          <w:ilvl w:val="0"/>
+          <w:numId w:val="46"/>
+        </w:numPr>
+        <w:spacing w:before="100" w:beforeAutospacing="1" w:after="100" w:afterAutospacing="1" w:line="240" w:lineRule="auto"/>
+        <w:rPr>
+          <w:rFonts w:eastAsia="Times New Roman" w:cstheme="minorHAnsi"/>
+          <w:sz w:val="24"/>
+          <w:szCs w:val="24"/>
+          <w:lang w:eastAsia="fr-FR"/>
+        </w:rPr>
+      </w:pPr>
+      <w:r>
+        <w:rPr>
+          <w:rFonts w:eastAsia="Times New Roman" w:cstheme="minorHAnsi"/>
+          <w:b/>
+          <w:bCs/>
+          <w:sz w:val="24"/>
+          <w:szCs w:val="24"/>
+          <w:lang w:eastAsia="fr-FR"/>
+        </w:rPr>
+        <w:t>Le danger pour l'homme :</w:t>
+      </w:r>
+      <w:r>
+        <w:rPr>
+          <w:rFonts w:eastAsia="Times New Roman" w:cstheme="minorHAnsi"/>
+          <w:sz w:val="24"/>
+          <w:szCs w:val="24"/>
+          <w:lang w:eastAsia="fr-FR"/>
+        </w:rPr>
+        <w:t xml:space="preserve"> Le risque est que l'homme finisse par se traiter lui-même comme une simple "ressource" (le capital humain). </w:t>
+      </w:r>
+      <w:r>
+        <w:rPr>
+          <w:rFonts w:ascii="Cambria Math" w:eastAsia="Times New Roman" w:hAnsi="Cambria Math" w:cs="Cambria Math"/>
+          <w:sz w:val="24"/>
+          <w:szCs w:val="24"/>
+          <w:lang w:eastAsia="fr-FR"/>
+        </w:rPr>
+        <w:t>⟶</w:t>
+      </w:r>
+      <w:r>
+        <w:rPr>
+          <w:rFonts w:eastAsia="Times New Roman" w:cstheme="minorHAnsi"/>
+          <w:sz w:val="24"/>
+          <w:szCs w:val="24"/>
+          <w:lang w:eastAsia="fr-FR"/>
+        </w:rPr>
+        <w:t xml:space="preserve"> L</w:t>
+      </w:r>
+      <w:r>
+        <w:rPr>
+          <w:rFonts w:ascii="Calibri" w:eastAsia="Times New Roman" w:hAnsi="Calibri" w:cs="Calibri"/>
+          <w:sz w:val="24"/>
+          <w:szCs w:val="24"/>
+          <w:lang w:eastAsia="fr-FR"/>
+        </w:rPr>
+        <w:t>’</w:t>
+      </w:r>
+      <w:r>
+        <w:rPr>
+          <w:rFonts w:eastAsia="Times New Roman" w:cstheme="minorHAnsi"/>
+          <w:sz w:val="24"/>
+          <w:szCs w:val="24"/>
+          <w:lang w:eastAsia="fr-FR"/>
+        </w:rPr>
+        <w:t>homme ne voit en la nature qu’un stock de ressources, et cela pourrait le mener à sa perte.</w:t>
+      </w:r>
+    </w:p>
+    <w:p>
+      <w:pPr>
+        <w:rPr>
+          <w:b/>
+          <w:sz w:val="24"/>
+          <w:vertAlign w:val="superscript"/>
+        </w:rPr>
+      </w:pPr>
+      <w:r>
         <w:rPr>
           <w:rFonts w:cstheme="minorHAnsi"/>
           <w:b/>
-          <w:bCs/>
-          <w:sz w:val="24"/>
-          <w:szCs w:val="24"/>
-        </w:rPr>
-      </w:pPr>
-      <w:r>
-        <w:rPr>
-          <w:rFonts w:cstheme="minorHAnsi"/>
+          <w:sz w:val="24"/>
+        </w:rPr>
+        <w:t xml:space="preserve">Hannah Arendt </w:t>
+      </w:r>
+      <w:r>
+        <w:rPr>
+          <w:b/>
+          <w:sz w:val="24"/>
+        </w:rPr>
+        <w:t>XX</w:t>
+      </w:r>
+      <w:r>
+        <w:rPr>
+          <w:b/>
+          <w:sz w:val="24"/>
+          <w:vertAlign w:val="superscript"/>
+        </w:rPr>
+        <w:t>ème</w:t>
+      </w:r>
+    </w:p>
+    <w:p>
+      <w:pPr>
+        <w:spacing w:before="100" w:beforeAutospacing="1" w:after="100" w:afterAutospacing="1" w:line="240" w:lineRule="auto"/>
+        <w:outlineLvl w:val="2"/>
+        <w:rPr>
+          <w:rFonts w:eastAsia="Times New Roman" w:cstheme="minorHAnsi"/>
           <w:b/>
           <w:bCs/>
           <w:sz w:val="24"/>
           <w:szCs w:val="24"/>
-        </w:rPr>
-        <w:t>Durkheim XXème</w:t>
-      </w:r>
-    </w:p>
-    <w:p>
-      <w:pPr>
-        <w:rPr>
-          <w:rFonts w:cstheme="minorHAnsi"/>
+          <w:lang w:eastAsia="fr-FR"/>
+        </w:rPr>
+      </w:pPr>
+      <w:r>
+        <w:rPr>
+          <w:rFonts w:eastAsia="Times New Roman" w:cstheme="minorHAnsi"/>
           <w:b/>
           <w:bCs/>
           <w:sz w:val="24"/>
           <w:szCs w:val="24"/>
-        </w:rPr>
-      </w:pPr>
-      <w:r>
-        <w:rPr>
-          <w:rFonts w:cstheme="minorHAnsi"/>
-          <w:b/>
-          <w:bCs/>
-          <w:sz w:val="24"/>
-          <w:szCs w:val="24"/>
-        </w:rPr>
-        <w:t xml:space="preserve">Arguments : </w:t>
+          <w:lang w:eastAsia="fr-FR"/>
+        </w:rPr>
+        <w:t>Arguments :</w:t>
       </w:r>
     </w:p>
     <w:p>
@@ -1274,21 +3019,29 @@
         <w:pStyle w:val="Paragraphedeliste"/>
         <w:numPr>
           <w:ilvl w:val="0"/>
-          <w:numId w:val="32"/>
+          <w:numId w:val="46"/>
         </w:numPr>
         <w:rPr>
           <w:rFonts w:cstheme="minorHAnsi"/>
-          <w:sz w:val="24"/>
-          <w:szCs w:val="24"/>
+          <w:b/>
+          <w:sz w:val="24"/>
         </w:rPr>
       </w:pPr>
       <w:r>
         <w:rPr>
           <w:rFonts w:cstheme="minorHAnsi"/>
-          <w:sz w:val="24"/>
-          <w:szCs w:val="24"/>
-        </w:rPr>
-        <w:t>Le sacré est défini par ce qui est mis à part et séparé du reste du monde.</w:t>
+          <w:b/>
+          <w:sz w:val="24"/>
+        </w:rPr>
+        <w:t>Citation </w:t>
+      </w:r>
+      <w:r>
+        <w:rPr>
+          <w:rFonts w:cstheme="minorHAnsi"/>
+          <w:bCs/>
+          <w:sz w:val="24"/>
+        </w:rPr>
+        <w:t>: « Les anciens jugeaient qu’il fallait avoir des esclaves à cause de la nature servile du travail. »</w:t>
       </w:r>
     </w:p>
     <w:p>
@@ -1296,454 +3049,496 @@
         <w:pStyle w:val="Paragraphedeliste"/>
         <w:numPr>
           <w:ilvl w:val="0"/>
-          <w:numId w:val="32"/>
+          <w:numId w:val="46"/>
         </w:numPr>
         <w:rPr>
           <w:rFonts w:cstheme="minorHAnsi"/>
-          <w:sz w:val="24"/>
-          <w:szCs w:val="24"/>
+          <w:bCs/>
+          <w:sz w:val="24"/>
         </w:rPr>
       </w:pPr>
       <w:r>
         <w:rPr>
           <w:rFonts w:cstheme="minorHAnsi"/>
-          <w:sz w:val="24"/>
-          <w:szCs w:val="24"/>
-        </w:rPr>
-        <w:t>Les lieux de culte (temples) sont construits pour abriter la divinité et exigent une attention spéciale.</w:t>
+          <w:b/>
+          <w:sz w:val="24"/>
+        </w:rPr>
+        <w:t xml:space="preserve">Arguments : </w:t>
+      </w:r>
+      <w:r>
+        <w:rPr>
+          <w:rFonts w:cstheme="minorHAnsi"/>
+          <w:bCs/>
+          <w:sz w:val="24"/>
+        </w:rPr>
+        <w:t>Arendt distingue labor (travail biologique, répétitif), work (œuvre durable) et action (politique). Le travail, pour les Anciens, était inférieur, non une activité libre mais une nécessité biologique à fuir dès que possible.</w:t>
       </w:r>
     </w:p>
     <w:p>
       <w:pPr>
-        <w:pStyle w:val="Paragraphedeliste"/>
+        <w:rPr>
+          <w:rFonts w:cstheme="minorHAnsi"/>
+          <w:bCs/>
+          <w:sz w:val="24"/>
+        </w:rPr>
+      </w:pPr>
+      <w:r>
+        <w:rPr>
+          <w:rFonts w:ascii="Cambria Math" w:hAnsi="Cambria Math" w:cs="Cambria Math"/>
+          <w:bCs/>
+          <w:sz w:val="24"/>
+        </w:rPr>
+        <w:t xml:space="preserve">⟶ </w:t>
+      </w:r>
+      <w:r>
+        <w:rPr>
+          <w:rFonts w:cstheme="minorHAnsi"/>
+          <w:bCs/>
+          <w:sz w:val="24"/>
+        </w:rPr>
+        <w:t>Le travail est ce qui enchaîne l’homme au nécessaire, donc une activité non libre et méprisée.</w:t>
+      </w:r>
+    </w:p>
+    <w:p>
+      <w:pPr>
+        <w:spacing w:before="100" w:beforeAutospacing="1" w:after="100" w:afterAutospacing="1" w:line="240" w:lineRule="auto"/>
+        <w:outlineLvl w:val="2"/>
+        <w:rPr>
+          <w:rFonts w:eastAsia="Times New Roman" w:cstheme="minorHAnsi"/>
+          <w:b/>
+          <w:bCs/>
+          <w:sz w:val="24"/>
+          <w:szCs w:val="24"/>
+          <w:vertAlign w:val="superscript"/>
+          <w:lang w:eastAsia="fr-FR"/>
+        </w:rPr>
+      </w:pPr>
+      <w:r>
+        <w:rPr>
+          <w:rFonts w:eastAsia="Times New Roman" w:cstheme="minorHAnsi"/>
+          <w:b/>
+          <w:bCs/>
+          <w:sz w:val="24"/>
+          <w:szCs w:val="24"/>
+          <w:lang w:eastAsia="fr-FR"/>
+        </w:rPr>
+        <w:t>Habermas XX</w:t>
+      </w:r>
+      <w:r>
+        <w:rPr>
+          <w:rFonts w:eastAsia="Times New Roman" w:cstheme="minorHAnsi"/>
+          <w:b/>
+          <w:bCs/>
+          <w:sz w:val="24"/>
+          <w:szCs w:val="24"/>
+          <w:vertAlign w:val="superscript"/>
+          <w:lang w:eastAsia="fr-FR"/>
+        </w:rPr>
+        <w:t>ème</w:t>
+      </w:r>
+    </w:p>
+    <w:p>
+      <w:pPr>
+        <w:spacing w:before="100" w:beforeAutospacing="1" w:after="100" w:afterAutospacing="1" w:line="240" w:lineRule="auto"/>
+        <w:outlineLvl w:val="2"/>
+        <w:rPr>
+          <w:rFonts w:eastAsia="Times New Roman" w:cstheme="minorHAnsi"/>
+          <w:b/>
+          <w:bCs/>
+          <w:sz w:val="24"/>
+          <w:szCs w:val="24"/>
+          <w:lang w:eastAsia="fr-FR"/>
+        </w:rPr>
+      </w:pPr>
+      <w:r>
+        <w:rPr>
+          <w:rFonts w:eastAsia="Times New Roman" w:cstheme="minorHAnsi"/>
+          <w:b/>
+          <w:bCs/>
+          <w:sz w:val="24"/>
+          <w:szCs w:val="24"/>
+          <w:lang w:eastAsia="fr-FR"/>
+        </w:rPr>
+        <w:t>Arguments :</w:t>
+      </w:r>
+    </w:p>
+    <w:p>
+      <w:pPr>
         <w:numPr>
           <w:ilvl w:val="0"/>
-          <w:numId w:val="32"/>
+          <w:numId w:val="47"/>
         </w:numPr>
-        <w:rPr>
-          <w:rFonts w:cstheme="minorHAnsi"/>
-          <w:sz w:val="24"/>
-          <w:szCs w:val="24"/>
-        </w:rPr>
-      </w:pPr>
-      <w:r>
-        <w:rPr>
-          <w:rFonts w:cstheme="minorHAnsi"/>
-          <w:sz w:val="24"/>
-          <w:szCs w:val="24"/>
-        </w:rPr>
-        <w:t>Il existe une rupture nette avec le « profane », qui reste à l'extérieur car il est considéré comme souillé.</w:t>
+        <w:spacing w:before="100" w:beforeAutospacing="1" w:after="100" w:afterAutospacing="1" w:line="240" w:lineRule="auto"/>
+        <w:rPr>
+          <w:rFonts w:eastAsia="Times New Roman" w:cstheme="minorHAnsi"/>
+          <w:sz w:val="24"/>
+          <w:szCs w:val="24"/>
+          <w:lang w:eastAsia="fr-FR"/>
+        </w:rPr>
+      </w:pPr>
+      <w:r>
+        <w:rPr>
+          <w:rFonts w:eastAsia="Times New Roman" w:cstheme="minorHAnsi"/>
+          <w:b/>
+          <w:bCs/>
+          <w:sz w:val="24"/>
+          <w:szCs w:val="24"/>
+          <w:lang w:eastAsia="fr-FR"/>
+        </w:rPr>
+        <w:lastRenderedPageBreak/>
+        <w:t>La technocratie :</w:t>
+      </w:r>
+      <w:r>
+        <w:rPr>
+          <w:rFonts w:eastAsia="Times New Roman" w:cstheme="minorHAnsi"/>
+          <w:sz w:val="24"/>
+          <w:szCs w:val="24"/>
+          <w:lang w:eastAsia="fr-FR"/>
+        </w:rPr>
+        <w:t xml:space="preserve"> La technique devient une idéologie quand on pense que tous les problèmes sociaux peuvent être réglés par des experts et des chiffres.</w:t>
       </w:r>
     </w:p>
     <w:p>
       <w:pPr>
-        <w:pStyle w:val="Paragraphedeliste"/>
         <w:numPr>
           <w:ilvl w:val="0"/>
-          <w:numId w:val="32"/>
+          <w:numId w:val="47"/>
         </w:numPr>
-        <w:rPr>
-          <w:rFonts w:cstheme="minorHAnsi"/>
-          <w:sz w:val="24"/>
-          <w:szCs w:val="24"/>
-        </w:rPr>
-      </w:pPr>
-      <w:r>
-        <w:rPr>
-          <w:rFonts w:cstheme="minorHAnsi"/>
-          <w:sz w:val="24"/>
-          <w:szCs w:val="24"/>
-        </w:rPr>
-        <w:t>Les règles alimentaires (Casher, Halal) renforcent cette séparation entre pur et impur.</w:t>
+        <w:spacing w:before="100" w:beforeAutospacing="1" w:after="100" w:afterAutospacing="1" w:line="240" w:lineRule="auto"/>
+        <w:rPr>
+          <w:rFonts w:eastAsia="Times New Roman" w:cstheme="minorHAnsi"/>
+          <w:sz w:val="24"/>
+          <w:szCs w:val="24"/>
+          <w:lang w:eastAsia="fr-FR"/>
+        </w:rPr>
+      </w:pPr>
+      <w:r>
+        <w:rPr>
+          <w:rFonts w:eastAsia="Times New Roman" w:cstheme="minorHAnsi"/>
+          <w:b/>
+          <w:bCs/>
+          <w:sz w:val="24"/>
+          <w:szCs w:val="24"/>
+          <w:lang w:eastAsia="fr-FR"/>
+        </w:rPr>
+        <w:t>La fin du débat :</w:t>
+      </w:r>
+      <w:r>
+        <w:rPr>
+          <w:rFonts w:eastAsia="Times New Roman" w:cstheme="minorHAnsi"/>
+          <w:sz w:val="24"/>
+          <w:szCs w:val="24"/>
+          <w:lang w:eastAsia="fr-FR"/>
+        </w:rPr>
+        <w:t xml:space="preserve"> La logique de l'efficacité remplace la discussion morale et politique, ce qui affaiblit la démocratie. </w:t>
       </w:r>
     </w:p>
     <w:p>
       <w:pPr>
-        <w:pBdr>
-          <w:bottom w:val="single" w:sz="4" w:space="1" w:color="auto"/>
-        </w:pBdr>
-        <w:rPr>
-          <w:rFonts w:cstheme="minorHAnsi"/>
-          <w:sz w:val="24"/>
-          <w:szCs w:val="24"/>
-        </w:rPr>
-      </w:pPr>
-      <w:r>
-        <w:rPr>
-          <w:rFonts w:ascii="Cambria Math" w:hAnsi="Cambria Math" w:cs="Cambria Math"/>
-          <w:sz w:val="24"/>
-          <w:szCs w:val="24"/>
+        <w:spacing w:before="100" w:beforeAutospacing="1" w:after="100" w:afterAutospacing="1" w:line="240" w:lineRule="auto"/>
+        <w:rPr>
+          <w:rFonts w:eastAsia="Times New Roman" w:cstheme="minorHAnsi"/>
+          <w:sz w:val="24"/>
+          <w:szCs w:val="24"/>
+          <w:lang w:eastAsia="fr-FR"/>
+        </w:rPr>
+      </w:pPr>
+      <w:r>
+        <w:rPr>
+          <w:rFonts w:ascii="Cambria Math" w:eastAsia="Times New Roman" w:hAnsi="Cambria Math" w:cs="Cambria Math"/>
+          <w:sz w:val="24"/>
+          <w:szCs w:val="24"/>
+          <w:lang w:eastAsia="fr-FR"/>
         </w:rPr>
         <w:t>⟶</w:t>
       </w:r>
       <w:r>
         <w:rPr>
-          <w:rFonts w:cstheme="minorHAnsi"/>
-          <w:sz w:val="24"/>
-          <w:szCs w:val="24"/>
-        </w:rPr>
-        <w:t xml:space="preserve"> La religion permet de rassembler les croyants.</w:t>
+          <w:rFonts w:eastAsia="Times New Roman" w:cstheme="minorHAnsi"/>
+          <w:sz w:val="24"/>
+          <w:szCs w:val="24"/>
+          <w:lang w:eastAsia="fr-FR"/>
+        </w:rPr>
+        <w:t xml:space="preserve"> La technique peut </w:t>
+      </w:r>
+      <w:r>
+        <w:rPr>
+          <w:rFonts w:ascii="Calibri" w:eastAsia="Times New Roman" w:hAnsi="Calibri" w:cs="Calibri"/>
+          <w:sz w:val="24"/>
+          <w:szCs w:val="24"/>
+          <w:lang w:eastAsia="fr-FR"/>
+        </w:rPr>
+        <w:t>ê</w:t>
+      </w:r>
+      <w:r>
+        <w:rPr>
+          <w:rFonts w:eastAsia="Times New Roman" w:cstheme="minorHAnsi"/>
+          <w:sz w:val="24"/>
+          <w:szCs w:val="24"/>
+          <w:lang w:eastAsia="fr-FR"/>
+        </w:rPr>
+        <w:t>tre utilis</w:t>
+      </w:r>
+      <w:r>
+        <w:rPr>
+          <w:rFonts w:ascii="Calibri" w:eastAsia="Times New Roman" w:hAnsi="Calibri" w:cs="Calibri"/>
+          <w:sz w:val="24"/>
+          <w:szCs w:val="24"/>
+          <w:lang w:eastAsia="fr-FR"/>
+        </w:rPr>
+        <w:t>é</w:t>
+      </w:r>
+      <w:r>
+        <w:rPr>
+          <w:rFonts w:eastAsia="Times New Roman" w:cstheme="minorHAnsi"/>
+          <w:sz w:val="24"/>
+          <w:szCs w:val="24"/>
+          <w:lang w:eastAsia="fr-FR"/>
+        </w:rPr>
+        <w:t xml:space="preserve">e </w:t>
+      </w:r>
+      <w:r>
+        <w:rPr>
+          <w:rFonts w:ascii="Calibri" w:eastAsia="Times New Roman" w:hAnsi="Calibri" w:cs="Calibri"/>
+          <w:sz w:val="24"/>
+          <w:szCs w:val="24"/>
+          <w:lang w:eastAsia="fr-FR"/>
+        </w:rPr>
+        <w:t>à</w:t>
+      </w:r>
+      <w:r>
+        <w:rPr>
+          <w:rFonts w:eastAsia="Times New Roman" w:cstheme="minorHAnsi"/>
+          <w:sz w:val="24"/>
+          <w:szCs w:val="24"/>
+          <w:lang w:eastAsia="fr-FR"/>
+        </w:rPr>
+        <w:t xml:space="preserve"> des mauvaises fins et devenir un outil de domination.</w:t>
       </w:r>
     </w:p>
     <w:p>
       <w:pPr>
-        <w:rPr>
-          <w:rFonts w:cstheme="minorHAnsi"/>
+        <w:spacing w:before="100" w:beforeAutospacing="1" w:after="100" w:afterAutospacing="1" w:line="240" w:lineRule="auto"/>
+        <w:outlineLvl w:val="2"/>
+        <w:rPr>
+          <w:rFonts w:eastAsia="Times New Roman" w:cstheme="minorHAnsi"/>
           <w:b/>
           <w:bCs/>
           <w:sz w:val="24"/>
           <w:szCs w:val="24"/>
-        </w:rPr>
-      </w:pPr>
-      <w:r>
-        <w:rPr>
-          <w:rFonts w:cstheme="minorHAnsi"/>
+          <w:vertAlign w:val="superscript"/>
+          <w:lang w:eastAsia="fr-FR"/>
+        </w:rPr>
+      </w:pPr>
+      <w:r>
+        <w:rPr>
+          <w:rFonts w:eastAsia="Times New Roman" w:cstheme="minorHAnsi"/>
           <w:b/>
           <w:bCs/>
           <w:sz w:val="24"/>
           <w:szCs w:val="24"/>
-        </w:rPr>
-        <w:t>Kant XVIIIème</w:t>
+          <w:lang w:eastAsia="fr-FR"/>
+        </w:rPr>
+        <w:t>Hans Jonas XX</w:t>
+      </w:r>
+      <w:r>
+        <w:rPr>
+          <w:rFonts w:eastAsia="Times New Roman" w:cstheme="minorHAnsi"/>
+          <w:b/>
+          <w:bCs/>
+          <w:sz w:val="24"/>
+          <w:szCs w:val="24"/>
+          <w:vertAlign w:val="superscript"/>
+          <w:lang w:eastAsia="fr-FR"/>
+        </w:rPr>
+        <w:t>ème</w:t>
       </w:r>
     </w:p>
     <w:p>
       <w:pPr>
-        <w:rPr>
-          <w:rFonts w:cstheme="minorHAnsi"/>
+        <w:spacing w:before="100" w:beforeAutospacing="1" w:after="100" w:afterAutospacing="1" w:line="240" w:lineRule="auto"/>
+        <w:outlineLvl w:val="2"/>
+        <w:rPr>
+          <w:rFonts w:eastAsia="Times New Roman" w:cstheme="minorHAnsi"/>
           <w:b/>
           <w:bCs/>
           <w:sz w:val="24"/>
           <w:szCs w:val="24"/>
-        </w:rPr>
-      </w:pPr>
-      <w:r>
-        <w:rPr>
-          <w:rFonts w:cstheme="minorHAnsi"/>
+          <w:lang w:eastAsia="fr-FR"/>
+        </w:rPr>
+      </w:pPr>
+      <w:r>
+        <w:rPr>
+          <w:rFonts w:eastAsia="Times New Roman" w:cstheme="minorHAnsi"/>
           <w:b/>
           <w:bCs/>
           <w:sz w:val="24"/>
           <w:szCs w:val="24"/>
-        </w:rPr>
-        <w:t xml:space="preserve">Arguments : </w:t>
+          <w:lang w:eastAsia="fr-FR"/>
+        </w:rPr>
+        <w:t>Arguments :</w:t>
       </w:r>
     </w:p>
     <w:p>
       <w:pPr>
-        <w:pStyle w:val="Paragraphedeliste"/>
         <w:numPr>
           <w:ilvl w:val="0"/>
-          <w:numId w:val="28"/>
+          <w:numId w:val="48"/>
         </w:numPr>
-        <w:rPr>
-          <w:rFonts w:cstheme="minorHAnsi"/>
-          <w:sz w:val="24"/>
-          <w:szCs w:val="24"/>
-        </w:rPr>
-      </w:pPr>
-      <w:r>
-        <w:rPr>
-          <w:rFonts w:cstheme="minorHAnsi"/>
-          <w:sz w:val="24"/>
-          <w:szCs w:val="24"/>
-        </w:rPr>
-        <w:t>Il faut distinguer la religion « intéressée » (où l'on croit par égoïsme pour son propre bonheur) de la religion « morale » (fondée sur une bonne conduite).</w:t>
+        <w:spacing w:before="100" w:beforeAutospacing="1" w:after="100" w:afterAutospacing="1" w:line="240" w:lineRule="auto"/>
+        <w:rPr>
+          <w:rFonts w:eastAsia="Times New Roman" w:cstheme="minorHAnsi"/>
+          <w:sz w:val="24"/>
+          <w:szCs w:val="24"/>
+          <w:lang w:eastAsia="fr-FR"/>
+        </w:rPr>
+      </w:pPr>
+      <w:r>
+        <w:rPr>
+          <w:rFonts w:eastAsia="Times New Roman" w:cstheme="minorHAnsi"/>
+          <w:b/>
+          <w:bCs/>
+          <w:sz w:val="24"/>
+          <w:szCs w:val="24"/>
+          <w:lang w:eastAsia="fr-FR"/>
+        </w:rPr>
+        <w:t>La vulnérabilité de la nature :</w:t>
+      </w:r>
+      <w:r>
+        <w:rPr>
+          <w:rFonts w:eastAsia="Times New Roman" w:cstheme="minorHAnsi"/>
+          <w:sz w:val="24"/>
+          <w:szCs w:val="24"/>
+          <w:lang w:eastAsia="fr-FR"/>
+        </w:rPr>
+        <w:t xml:space="preserve"> La technique moderne est devenue si puissante qu'elle menace la survie même de la planète.</w:t>
       </w:r>
     </w:p>
     <w:p>
       <w:pPr>
-        <w:pStyle w:val="Paragraphedeliste"/>
         <w:numPr>
           <w:ilvl w:val="0"/>
-          <w:numId w:val="28"/>
+          <w:numId w:val="48"/>
         </w:numPr>
-        <w:rPr>
-          <w:rFonts w:cstheme="minorHAnsi"/>
-          <w:sz w:val="24"/>
-          <w:szCs w:val="24"/>
-        </w:rPr>
-      </w:pPr>
-      <w:r>
-        <w:rPr>
-          <w:rFonts w:cstheme="minorHAnsi"/>
-          <w:sz w:val="24"/>
-          <w:szCs w:val="24"/>
-        </w:rPr>
-        <w:t>La religion intéressée est source de discorde.</w:t>
+        <w:spacing w:before="100" w:beforeAutospacing="1" w:after="100" w:afterAutospacing="1" w:line="240" w:lineRule="auto"/>
+        <w:rPr>
+          <w:rFonts w:eastAsia="Times New Roman" w:cstheme="minorHAnsi"/>
+          <w:sz w:val="24"/>
+          <w:szCs w:val="24"/>
+          <w:lang w:eastAsia="fr-FR"/>
+        </w:rPr>
+      </w:pPr>
+      <w:r>
+        <w:rPr>
+          <w:rFonts w:eastAsia="Times New Roman" w:cstheme="minorHAnsi"/>
+          <w:b/>
+          <w:bCs/>
+          <w:sz w:val="24"/>
+          <w:szCs w:val="24"/>
+          <w:lang w:eastAsia="fr-FR"/>
+        </w:rPr>
+        <w:t>L'Heuristique de la peur :</w:t>
+      </w:r>
+      <w:r>
+        <w:rPr>
+          <w:rFonts w:eastAsia="Times New Roman" w:cstheme="minorHAnsi"/>
+          <w:sz w:val="24"/>
+          <w:szCs w:val="24"/>
+          <w:lang w:eastAsia="fr-FR"/>
+        </w:rPr>
+        <w:t xml:space="preserve"> Il faut imaginer les catastrophes futures pour nous forcer à agir avec prudence aujourd'hui.</w:t>
       </w:r>
     </w:p>
     <w:p>
       <w:pPr>
-        <w:pStyle w:val="Paragraphedeliste"/>
         <w:numPr>
           <w:ilvl w:val="0"/>
-          <w:numId w:val="28"/>
+          <w:numId w:val="48"/>
         </w:numPr>
-        <w:rPr>
-          <w:rFonts w:cstheme="minorHAnsi"/>
-          <w:sz w:val="24"/>
-          <w:szCs w:val="24"/>
-        </w:rPr>
-      </w:pPr>
-      <w:r>
-        <w:rPr>
-          <w:rFonts w:cstheme="minorHAnsi"/>
-          <w:sz w:val="24"/>
-          <w:szCs w:val="24"/>
-        </w:rPr>
-        <w:t>La religion morale permet de créer une unité entre les hommes.</w:t>
+        <w:spacing w:before="100" w:beforeAutospacing="1" w:after="100" w:afterAutospacing="1" w:line="240" w:lineRule="auto"/>
+        <w:rPr>
+          <w:rFonts w:eastAsia="Times New Roman" w:cstheme="minorHAnsi"/>
+          <w:sz w:val="24"/>
+          <w:szCs w:val="24"/>
+          <w:lang w:eastAsia="fr-FR"/>
+        </w:rPr>
+      </w:pPr>
+      <w:r>
+        <w:rPr>
+          <w:rFonts w:eastAsia="Times New Roman" w:cstheme="minorHAnsi"/>
+          <w:b/>
+          <w:bCs/>
+          <w:sz w:val="24"/>
+          <w:szCs w:val="24"/>
+          <w:lang w:eastAsia="fr-FR"/>
+        </w:rPr>
+        <w:t>La responsabilité envers l'avenir :</w:t>
+      </w:r>
+      <w:r>
+        <w:rPr>
+          <w:rFonts w:eastAsia="Times New Roman" w:cstheme="minorHAnsi"/>
+          <w:sz w:val="24"/>
+          <w:szCs w:val="24"/>
+          <w:lang w:eastAsia="fr-FR"/>
+        </w:rPr>
+        <w:t xml:space="preserve"> Notre premier devoir est de garantir que les générations futures pourront vivre sur une Terre habitable. </w:t>
       </w:r>
     </w:p>
     <w:p>
       <w:pPr>
-        <w:pStyle w:val="Paragraphedeliste"/>
-        <w:numPr>
-          <w:ilvl w:val="0"/>
-          <w:numId w:val="28"/>
-        </w:numPr>
-        <w:rPr>
-          <w:rFonts w:cstheme="minorHAnsi"/>
-          <w:sz w:val="24"/>
-          <w:szCs w:val="24"/>
-        </w:rPr>
-      </w:pPr>
-      <w:r>
-        <w:rPr>
-          <w:rFonts w:cstheme="minorHAnsi"/>
-          <w:sz w:val="24"/>
-          <w:szCs w:val="24"/>
-        </w:rPr>
-        <w:t>La croyance n'est pas basée sur des preuves, mais sur des dogmes présentés comme des affirmations absolues.</w:t>
+        <w:spacing w:before="100" w:beforeAutospacing="1" w:after="100" w:afterAutospacing="1" w:line="240" w:lineRule="auto"/>
+        <w:rPr>
+          <w:rFonts w:eastAsia="Times New Roman" w:cstheme="minorHAnsi"/>
+          <w:sz w:val="24"/>
+          <w:szCs w:val="24"/>
+          <w:lang w:eastAsia="fr-FR"/>
+        </w:rPr>
+      </w:pPr>
+      <w:r>
+        <w:rPr>
+          <w:rFonts w:ascii="Cambria Math" w:eastAsia="Times New Roman" w:hAnsi="Cambria Math" w:cs="Cambria Math"/>
+          <w:sz w:val="24"/>
+          <w:szCs w:val="24"/>
+          <w:lang w:eastAsia="fr-FR"/>
+        </w:rPr>
+        <w:t>⟶</w:t>
+      </w:r>
+      <w:r>
+        <w:rPr>
+          <w:rFonts w:eastAsia="Times New Roman" w:cstheme="minorHAnsi"/>
+          <w:sz w:val="24"/>
+          <w:szCs w:val="24"/>
+          <w:lang w:eastAsia="fr-FR"/>
+        </w:rPr>
+        <w:t xml:space="preserve"> La peur aide l</w:t>
+      </w:r>
+      <w:r>
+        <w:rPr>
+          <w:rFonts w:ascii="Calibri" w:eastAsia="Times New Roman" w:hAnsi="Calibri" w:cs="Calibri"/>
+          <w:sz w:val="24"/>
+          <w:szCs w:val="24"/>
+          <w:lang w:eastAsia="fr-FR"/>
+        </w:rPr>
+        <w:t>’</w:t>
+      </w:r>
+      <w:r>
+        <w:rPr>
+          <w:rFonts w:eastAsia="Times New Roman" w:cstheme="minorHAnsi"/>
+          <w:sz w:val="24"/>
+          <w:szCs w:val="24"/>
+          <w:lang w:eastAsia="fr-FR"/>
+        </w:rPr>
+        <w:t>homme à mieux agir vis-à-vis de la nature.</w:t>
       </w:r>
     </w:p>
     <w:p>
       <w:pPr>
-        <w:pBdr>
-          <w:bottom w:val="single" w:sz="24" w:space="1" w:color="auto"/>
-        </w:pBdr>
         <w:rPr>
           <w:rFonts w:cstheme="minorHAnsi"/>
           <w:sz w:val="24"/>
           <w:szCs w:val="24"/>
         </w:rPr>
       </w:pPr>
-      <w:r>
-        <w:rPr>
-          <w:rFonts w:ascii="Cambria Math" w:hAnsi="Cambria Math" w:cs="Cambria Math"/>
-          <w:sz w:val="24"/>
-          <w:szCs w:val="24"/>
-        </w:rPr>
-        <w:t>⟶</w:t>
-      </w:r>
-      <w:r>
-        <w:rPr>
-          <w:rFonts w:cstheme="minorHAnsi"/>
-          <w:sz w:val="24"/>
-          <w:szCs w:val="24"/>
-        </w:rPr>
-        <w:t xml:space="preserve"> La religion permet d’unir tous les êtres humains.</w:t>
-      </w:r>
-    </w:p>
-    <w:p>
-      <w:pPr>
-        <w:rPr>
-          <w:rFonts w:cstheme="minorHAnsi"/>
-          <w:b/>
-          <w:bCs/>
-          <w:sz w:val="24"/>
-          <w:szCs w:val="24"/>
-        </w:rPr>
-      </w:pPr>
-    </w:p>
-    <w:p>
-      <w:pPr>
-        <w:rPr>
-          <w:rFonts w:cstheme="minorHAnsi"/>
-          <w:b/>
-          <w:bCs/>
-          <w:sz w:val="24"/>
-          <w:szCs w:val="24"/>
-        </w:rPr>
-      </w:pPr>
-      <w:r>
-        <w:rPr>
-          <w:rFonts w:cstheme="minorHAnsi"/>
-          <w:b/>
-          <w:bCs/>
-          <w:sz w:val="24"/>
-          <w:szCs w:val="24"/>
-        </w:rPr>
-        <w:t>Augustin IVème</w:t>
-      </w:r>
-    </w:p>
-    <w:p>
-      <w:pPr>
-        <w:rPr>
-          <w:rFonts w:cstheme="minorHAnsi"/>
-          <w:sz w:val="24"/>
-          <w:szCs w:val="24"/>
-        </w:rPr>
-      </w:pPr>
-      <w:r>
-        <w:rPr>
-          <w:rFonts w:cstheme="minorHAnsi"/>
-          <w:b/>
-          <w:bCs/>
-          <w:sz w:val="24"/>
-          <w:szCs w:val="24"/>
-        </w:rPr>
-        <w:t>Citation :</w:t>
-      </w:r>
-      <w:r>
-        <w:rPr>
-          <w:rFonts w:cstheme="minorHAnsi"/>
-          <w:sz w:val="24"/>
-          <w:szCs w:val="24"/>
-        </w:rPr>
-        <w:t xml:space="preserve"> « Credo ut intelligas, intelligo ut credam » (« Crois pour comprendre, comprends pour croire »).</w:t>
-      </w:r>
-    </w:p>
-    <w:p>
-      <w:pPr>
-        <w:rPr>
-          <w:rFonts w:cstheme="minorHAnsi"/>
-          <w:sz w:val="24"/>
-          <w:szCs w:val="24"/>
-        </w:rPr>
-      </w:pPr>
-      <w:r>
-        <w:rPr>
-          <w:rFonts w:cstheme="minorHAnsi"/>
-          <w:b/>
-          <w:bCs/>
-          <w:sz w:val="24"/>
-          <w:szCs w:val="24"/>
-        </w:rPr>
-        <w:t>Arguments</w:t>
-      </w:r>
-      <w:r>
-        <w:rPr>
-          <w:rFonts w:cstheme="minorHAnsi"/>
-          <w:sz w:val="24"/>
-          <w:szCs w:val="24"/>
-        </w:rPr>
-        <w:t xml:space="preserve"> : </w:t>
-      </w:r>
-    </w:p>
-    <w:p>
-      <w:pPr>
-        <w:pStyle w:val="Paragraphedeliste"/>
-        <w:numPr>
-          <w:ilvl w:val="0"/>
-          <w:numId w:val="24"/>
-        </w:numPr>
-        <w:rPr>
-          <w:rFonts w:cstheme="minorHAnsi"/>
-          <w:sz w:val="24"/>
-          <w:szCs w:val="24"/>
-        </w:rPr>
-      </w:pPr>
-      <w:r>
-        <w:rPr>
-          <w:rFonts w:cstheme="minorHAnsi"/>
-          <w:sz w:val="24"/>
-          <w:szCs w:val="24"/>
-        </w:rPr>
-        <w:t>La religion repose essentiellement sur la croyance et la foi.</w:t>
-      </w:r>
-    </w:p>
-    <w:p>
-      <w:pPr>
-        <w:pStyle w:val="Paragraphedeliste"/>
-        <w:numPr>
-          <w:ilvl w:val="0"/>
-          <w:numId w:val="24"/>
-        </w:numPr>
-        <w:rPr>
-          <w:rFonts w:cstheme="minorHAnsi"/>
-          <w:sz w:val="24"/>
-          <w:szCs w:val="24"/>
-        </w:rPr>
-      </w:pPr>
-      <w:r>
-        <w:rPr>
-          <w:rFonts w:cstheme="minorHAnsi"/>
-          <w:sz w:val="24"/>
-          <w:szCs w:val="24"/>
-        </w:rPr>
-        <w:t>Le croyant accepte l'existence de Dieu sans exiger de preuves rationnelles.</w:t>
-      </w:r>
-    </w:p>
-    <w:p>
-      <w:pPr>
-        <w:pStyle w:val="Paragraphedeliste"/>
-        <w:numPr>
-          <w:ilvl w:val="0"/>
-          <w:numId w:val="24"/>
-        </w:numPr>
-        <w:rPr>
-          <w:rFonts w:cstheme="minorHAnsi"/>
-          <w:sz w:val="24"/>
-          <w:szCs w:val="24"/>
-        </w:rPr>
-      </w:pPr>
-      <w:r>
-        <w:rPr>
-          <w:rFonts w:cstheme="minorHAnsi"/>
-          <w:sz w:val="24"/>
-          <w:szCs w:val="24"/>
-        </w:rPr>
-        <w:t>La foi est considérée comme une « lumière surnaturelle », tandis que la raison est une « lumière naturelle ».</w:t>
-      </w:r>
-    </w:p>
-    <w:p>
-      <w:pPr>
-        <w:pStyle w:val="Paragraphedeliste"/>
-        <w:numPr>
-          <w:ilvl w:val="0"/>
-          <w:numId w:val="24"/>
-        </w:numPr>
-        <w:rPr>
-          <w:rFonts w:cstheme="minorHAnsi"/>
-          <w:sz w:val="24"/>
-          <w:szCs w:val="24"/>
-        </w:rPr>
-      </w:pPr>
-      <w:r>
-        <w:rPr>
-          <w:rFonts w:cstheme="minorHAnsi"/>
-          <w:sz w:val="24"/>
-          <w:szCs w:val="24"/>
-        </w:rPr>
-        <w:t>Le doute peut subsister, même chez celui qui possède la foi.</w:t>
-      </w:r>
-    </w:p>
-    <w:p>
-      <w:pPr>
-        <w:pBdr>
-          <w:bottom w:val="single" w:sz="4" w:space="1" w:color="auto"/>
-        </w:pBdr>
-        <w:rPr>
-          <w:rFonts w:cstheme="minorHAnsi"/>
-          <w:sz w:val="24"/>
-          <w:szCs w:val="24"/>
-        </w:rPr>
-      </w:pPr>
-      <w:r>
-        <w:rPr>
-          <w:rFonts w:ascii="Cambria Math" w:hAnsi="Cambria Math" w:cs="Cambria Math"/>
-          <w:sz w:val="24"/>
-          <w:szCs w:val="24"/>
-        </w:rPr>
-        <w:t>⟶</w:t>
-      </w:r>
-      <w:r>
-        <w:rPr>
-          <w:rFonts w:cstheme="minorHAnsi"/>
-          <w:sz w:val="24"/>
-          <w:szCs w:val="24"/>
-        </w:rPr>
-        <w:t xml:space="preserve"> Le croyant n’a pas besoin de preuves pour continuer de croire en Dieu.</w:t>
-      </w:r>
     </w:p>
     <w:sectPr>
       <w:footerReference w:type="default" r:id="rId8"/>
@@ -2317,6 +4112,155 @@
     </w:lvl>
   </w:abstractNum>
   <w:abstractNum w:abstractNumId="4" w15:restartNumberingAfterBreak="0">
+    <w:nsid w:val="06035473"/>
+    <w:multiLevelType w:val="multilevel"/>
+    <w:tmpl w:val="18584644"/>
+    <w:lvl w:ilvl="0">
+      <w:start w:val="1"/>
+      <w:numFmt w:val="bullet"/>
+      <w:lvlText w:val=""/>
+      <w:lvlJc w:val="left"/>
+      <w:pPr>
+        <w:tabs>
+          <w:tab w:val="num" w:pos="720"/>
+        </w:tabs>
+        <w:ind w:left="720" w:hanging="360"/>
+      </w:pPr>
+      <w:rPr>
+        <w:rFonts w:ascii="Symbol" w:hAnsi="Symbol" w:hint="default"/>
+        <w:sz w:val="20"/>
+      </w:rPr>
+    </w:lvl>
+    <w:lvl w:ilvl="1" w:tentative="1">
+      <w:start w:val="1"/>
+      <w:numFmt w:val="bullet"/>
+      <w:lvlText w:val="o"/>
+      <w:lvlJc w:val="left"/>
+      <w:pPr>
+        <w:tabs>
+          <w:tab w:val="num" w:pos="1440"/>
+        </w:tabs>
+        <w:ind w:left="1440" w:hanging="360"/>
+      </w:pPr>
+      <w:rPr>
+        <w:rFonts w:ascii="Courier New" w:hAnsi="Courier New" w:hint="default"/>
+        <w:sz w:val="20"/>
+      </w:rPr>
+    </w:lvl>
+    <w:lvl w:ilvl="2" w:tentative="1">
+      <w:start w:val="1"/>
+      <w:numFmt w:val="bullet"/>
+      <w:lvlText w:val=""/>
+      <w:lvlJc w:val="left"/>
+      <w:pPr>
+        <w:tabs>
+          <w:tab w:val="num" w:pos="2160"/>
+        </w:tabs>
+        <w:ind w:left="2160" w:hanging="360"/>
+      </w:pPr>
+      <w:rPr>
+        <w:rFonts w:ascii="Wingdings" w:hAnsi="Wingdings" w:hint="default"/>
+        <w:sz w:val="20"/>
+      </w:rPr>
+    </w:lvl>
+    <w:lvl w:ilvl="3" w:tentative="1">
+      <w:start w:val="1"/>
+      <w:numFmt w:val="bullet"/>
+      <w:lvlText w:val=""/>
+      <w:lvlJc w:val="left"/>
+      <w:pPr>
+        <w:tabs>
+          <w:tab w:val="num" w:pos="2880"/>
+        </w:tabs>
+        <w:ind w:left="2880" w:hanging="360"/>
+      </w:pPr>
+      <w:rPr>
+        <w:rFonts w:ascii="Wingdings" w:hAnsi="Wingdings" w:hint="default"/>
+        <w:sz w:val="20"/>
+      </w:rPr>
+    </w:lvl>
+    <w:lvl w:ilvl="4" w:tentative="1">
+      <w:start w:val="1"/>
+      <w:numFmt w:val="bullet"/>
+      <w:lvlText w:val=""/>
+      <w:lvlJc w:val="left"/>
+      <w:pPr>
+        <w:tabs>
+          <w:tab w:val="num" w:pos="3600"/>
+        </w:tabs>
+        <w:ind w:left="3600" w:hanging="360"/>
+      </w:pPr>
+      <w:rPr>
+        <w:rFonts w:ascii="Wingdings" w:hAnsi="Wingdings" w:hint="default"/>
+        <w:sz w:val="20"/>
+      </w:rPr>
+    </w:lvl>
+    <w:lvl w:ilvl="5" w:tentative="1">
+      <w:start w:val="1"/>
+      <w:numFmt w:val="bullet"/>
+      <w:lvlText w:val=""/>
+      <w:lvlJc w:val="left"/>
+      <w:pPr>
+        <w:tabs>
+          <w:tab w:val="num" w:pos="4320"/>
+        </w:tabs>
+        <w:ind w:left="4320" w:hanging="360"/>
+      </w:pPr>
+      <w:rPr>
+        <w:rFonts w:ascii="Wingdings" w:hAnsi="Wingdings" w:hint="default"/>
+        <w:sz w:val="20"/>
+      </w:rPr>
+    </w:lvl>
+    <w:lvl w:ilvl="6" w:tentative="1">
+      <w:start w:val="1"/>
+      <w:numFmt w:val="bullet"/>
+      <w:lvlText w:val=""/>
+      <w:lvlJc w:val="left"/>
+      <w:pPr>
+        <w:tabs>
+          <w:tab w:val="num" w:pos="5040"/>
+        </w:tabs>
+        <w:ind w:left="5040" w:hanging="360"/>
+      </w:pPr>
+      <w:rPr>
+        <w:rFonts w:ascii="Wingdings" w:hAnsi="Wingdings" w:hint="default"/>
+        <w:sz w:val="20"/>
+      </w:rPr>
+    </w:lvl>
+    <w:lvl w:ilvl="7" w:tentative="1">
+      <w:start w:val="1"/>
+      <w:numFmt w:val="bullet"/>
+      <w:lvlText w:val=""/>
+      <w:lvlJc w:val="left"/>
+      <w:pPr>
+        <w:tabs>
+          <w:tab w:val="num" w:pos="5760"/>
+        </w:tabs>
+        <w:ind w:left="5760" w:hanging="360"/>
+      </w:pPr>
+      <w:rPr>
+        <w:rFonts w:ascii="Wingdings" w:hAnsi="Wingdings" w:hint="default"/>
+        <w:sz w:val="20"/>
+      </w:rPr>
+    </w:lvl>
+    <w:lvl w:ilvl="8" w:tentative="1">
+      <w:start w:val="1"/>
+      <w:numFmt w:val="bullet"/>
+      <w:lvlText w:val=""/>
+      <w:lvlJc w:val="left"/>
+      <w:pPr>
+        <w:tabs>
+          <w:tab w:val="num" w:pos="6480"/>
+        </w:tabs>
+        <w:ind w:left="6480" w:hanging="360"/>
+      </w:pPr>
+      <w:rPr>
+        <w:rFonts w:ascii="Wingdings" w:hAnsi="Wingdings" w:hint="default"/>
+        <w:sz w:val="20"/>
+      </w:rPr>
+    </w:lvl>
+  </w:abstractNum>
+  <w:abstractNum w:abstractNumId="5" w15:restartNumberingAfterBreak="0">
     <w:nsid w:val="06521997"/>
     <w:multiLevelType w:val="hybridMultilevel"/>
     <w:tmpl w:val="F634B558"/>
@@ -2429,7 +4373,7 @@
       </w:rPr>
     </w:lvl>
   </w:abstractNum>
-  <w:abstractNum w:abstractNumId="5" w15:restartNumberingAfterBreak="0">
+  <w:abstractNum w:abstractNumId="6" w15:restartNumberingAfterBreak="0">
     <w:nsid w:val="0F8D49E4"/>
     <w:multiLevelType w:val="hybridMultilevel"/>
     <w:tmpl w:val="C8AE40BA"/>
@@ -2542,7 +4486,7 @@
       </w:rPr>
     </w:lvl>
   </w:abstractNum>
-  <w:abstractNum w:abstractNumId="6" w15:restartNumberingAfterBreak="0">
+  <w:abstractNum w:abstractNumId="7" w15:restartNumberingAfterBreak="0">
     <w:nsid w:val="143A3B26"/>
     <w:multiLevelType w:val="hybridMultilevel"/>
     <w:tmpl w:val="AED49D3E"/>
@@ -2628,7 +4572,7 @@
       </w:pPr>
     </w:lvl>
   </w:abstractNum>
-  <w:abstractNum w:abstractNumId="7" w15:restartNumberingAfterBreak="0">
+  <w:abstractNum w:abstractNumId="8" w15:restartNumberingAfterBreak="0">
     <w:nsid w:val="17211171"/>
     <w:multiLevelType w:val="hybridMultilevel"/>
     <w:tmpl w:val="91EA4946"/>
@@ -2741,7 +4685,7 @@
       </w:rPr>
     </w:lvl>
   </w:abstractNum>
-  <w:abstractNum w:abstractNumId="8" w15:restartNumberingAfterBreak="0">
+  <w:abstractNum w:abstractNumId="9" w15:restartNumberingAfterBreak="0">
     <w:nsid w:val="19FB6B17"/>
     <w:multiLevelType w:val="hybridMultilevel"/>
     <w:tmpl w:val="5D667608"/>
@@ -2854,7 +4798,7 @@
       </w:rPr>
     </w:lvl>
   </w:abstractNum>
-  <w:abstractNum w:abstractNumId="9" w15:restartNumberingAfterBreak="0">
+  <w:abstractNum w:abstractNumId="10" w15:restartNumberingAfterBreak="0">
     <w:nsid w:val="1CC7271C"/>
     <w:multiLevelType w:val="hybridMultilevel"/>
     <w:tmpl w:val="1B10ADC6"/>
@@ -2967,7 +4911,156 @@
       </w:rPr>
     </w:lvl>
   </w:abstractNum>
-  <w:abstractNum w:abstractNumId="10" w15:restartNumberingAfterBreak="0">
+  <w:abstractNum w:abstractNumId="11" w15:restartNumberingAfterBreak="0">
+    <w:nsid w:val="23C025A3"/>
+    <w:multiLevelType w:val="multilevel"/>
+    <w:tmpl w:val="1978944A"/>
+    <w:lvl w:ilvl="0">
+      <w:start w:val="1"/>
+      <w:numFmt w:val="bullet"/>
+      <w:lvlText w:val=""/>
+      <w:lvlJc w:val="left"/>
+      <w:pPr>
+        <w:tabs>
+          <w:tab w:val="num" w:pos="720"/>
+        </w:tabs>
+        <w:ind w:left="720" w:hanging="360"/>
+      </w:pPr>
+      <w:rPr>
+        <w:rFonts w:ascii="Symbol" w:hAnsi="Symbol" w:hint="default"/>
+        <w:sz w:val="20"/>
+      </w:rPr>
+    </w:lvl>
+    <w:lvl w:ilvl="1" w:tentative="1">
+      <w:start w:val="1"/>
+      <w:numFmt w:val="bullet"/>
+      <w:lvlText w:val="o"/>
+      <w:lvlJc w:val="left"/>
+      <w:pPr>
+        <w:tabs>
+          <w:tab w:val="num" w:pos="1440"/>
+        </w:tabs>
+        <w:ind w:left="1440" w:hanging="360"/>
+      </w:pPr>
+      <w:rPr>
+        <w:rFonts w:ascii="Courier New" w:hAnsi="Courier New" w:hint="default"/>
+        <w:sz w:val="20"/>
+      </w:rPr>
+    </w:lvl>
+    <w:lvl w:ilvl="2" w:tentative="1">
+      <w:start w:val="1"/>
+      <w:numFmt w:val="bullet"/>
+      <w:lvlText w:val=""/>
+      <w:lvlJc w:val="left"/>
+      <w:pPr>
+        <w:tabs>
+          <w:tab w:val="num" w:pos="2160"/>
+        </w:tabs>
+        <w:ind w:left="2160" w:hanging="360"/>
+      </w:pPr>
+      <w:rPr>
+        <w:rFonts w:ascii="Wingdings" w:hAnsi="Wingdings" w:hint="default"/>
+        <w:sz w:val="20"/>
+      </w:rPr>
+    </w:lvl>
+    <w:lvl w:ilvl="3" w:tentative="1">
+      <w:start w:val="1"/>
+      <w:numFmt w:val="bullet"/>
+      <w:lvlText w:val=""/>
+      <w:lvlJc w:val="left"/>
+      <w:pPr>
+        <w:tabs>
+          <w:tab w:val="num" w:pos="2880"/>
+        </w:tabs>
+        <w:ind w:left="2880" w:hanging="360"/>
+      </w:pPr>
+      <w:rPr>
+        <w:rFonts w:ascii="Wingdings" w:hAnsi="Wingdings" w:hint="default"/>
+        <w:sz w:val="20"/>
+      </w:rPr>
+    </w:lvl>
+    <w:lvl w:ilvl="4" w:tentative="1">
+      <w:start w:val="1"/>
+      <w:numFmt w:val="bullet"/>
+      <w:lvlText w:val=""/>
+      <w:lvlJc w:val="left"/>
+      <w:pPr>
+        <w:tabs>
+          <w:tab w:val="num" w:pos="3600"/>
+        </w:tabs>
+        <w:ind w:left="3600" w:hanging="360"/>
+      </w:pPr>
+      <w:rPr>
+        <w:rFonts w:ascii="Wingdings" w:hAnsi="Wingdings" w:hint="default"/>
+        <w:sz w:val="20"/>
+      </w:rPr>
+    </w:lvl>
+    <w:lvl w:ilvl="5" w:tentative="1">
+      <w:start w:val="1"/>
+      <w:numFmt w:val="bullet"/>
+      <w:lvlText w:val=""/>
+      <w:lvlJc w:val="left"/>
+      <w:pPr>
+        <w:tabs>
+          <w:tab w:val="num" w:pos="4320"/>
+        </w:tabs>
+        <w:ind w:left="4320" w:hanging="360"/>
+      </w:pPr>
+      <w:rPr>
+        <w:rFonts w:ascii="Wingdings" w:hAnsi="Wingdings" w:hint="default"/>
+        <w:sz w:val="20"/>
+      </w:rPr>
+    </w:lvl>
+    <w:lvl w:ilvl="6" w:tentative="1">
+      <w:start w:val="1"/>
+      <w:numFmt w:val="bullet"/>
+      <w:lvlText w:val=""/>
+      <w:lvlJc w:val="left"/>
+      <w:pPr>
+        <w:tabs>
+          <w:tab w:val="num" w:pos="5040"/>
+        </w:tabs>
+        <w:ind w:left="5040" w:hanging="360"/>
+      </w:pPr>
+      <w:rPr>
+        <w:rFonts w:ascii="Wingdings" w:hAnsi="Wingdings" w:hint="default"/>
+        <w:sz w:val="20"/>
+      </w:rPr>
+    </w:lvl>
+    <w:lvl w:ilvl="7" w:tentative="1">
+      <w:start w:val="1"/>
+      <w:numFmt w:val="bullet"/>
+      <w:lvlText w:val=""/>
+      <w:lvlJc w:val="left"/>
+      <w:pPr>
+        <w:tabs>
+          <w:tab w:val="num" w:pos="5760"/>
+        </w:tabs>
+        <w:ind w:left="5760" w:hanging="360"/>
+      </w:pPr>
+      <w:rPr>
+        <w:rFonts w:ascii="Wingdings" w:hAnsi="Wingdings" w:hint="default"/>
+        <w:sz w:val="20"/>
+      </w:rPr>
+    </w:lvl>
+    <w:lvl w:ilvl="8" w:tentative="1">
+      <w:start w:val="1"/>
+      <w:numFmt w:val="bullet"/>
+      <w:lvlText w:val=""/>
+      <w:lvlJc w:val="left"/>
+      <w:pPr>
+        <w:tabs>
+          <w:tab w:val="num" w:pos="6480"/>
+        </w:tabs>
+        <w:ind w:left="6480" w:hanging="360"/>
+      </w:pPr>
+      <w:rPr>
+        <w:rFonts w:ascii="Wingdings" w:hAnsi="Wingdings" w:hint="default"/>
+        <w:sz w:val="20"/>
+      </w:rPr>
+    </w:lvl>
+  </w:abstractNum>
+  <w:abstractNum w:abstractNumId="12" w15:restartNumberingAfterBreak="0">
     <w:nsid w:val="280A2F43"/>
     <w:multiLevelType w:val="hybridMultilevel"/>
     <w:tmpl w:val="A03001A0"/>
@@ -3080,7 +5173,305 @@
       </w:rPr>
     </w:lvl>
   </w:abstractNum>
-  <w:abstractNum w:abstractNumId="11" w15:restartNumberingAfterBreak="0">
+  <w:abstractNum w:abstractNumId="13" w15:restartNumberingAfterBreak="0">
+    <w:nsid w:val="2A4F5A55"/>
+    <w:multiLevelType w:val="multilevel"/>
+    <w:tmpl w:val="6536685A"/>
+    <w:lvl w:ilvl="0">
+      <w:start w:val="1"/>
+      <w:numFmt w:val="bullet"/>
+      <w:lvlText w:val=""/>
+      <w:lvlJc w:val="left"/>
+      <w:pPr>
+        <w:tabs>
+          <w:tab w:val="num" w:pos="720"/>
+        </w:tabs>
+        <w:ind w:left="720" w:hanging="360"/>
+      </w:pPr>
+      <w:rPr>
+        <w:rFonts w:ascii="Symbol" w:hAnsi="Symbol" w:hint="default"/>
+        <w:sz w:val="20"/>
+      </w:rPr>
+    </w:lvl>
+    <w:lvl w:ilvl="1" w:tentative="1">
+      <w:start w:val="1"/>
+      <w:numFmt w:val="bullet"/>
+      <w:lvlText w:val="o"/>
+      <w:lvlJc w:val="left"/>
+      <w:pPr>
+        <w:tabs>
+          <w:tab w:val="num" w:pos="1440"/>
+        </w:tabs>
+        <w:ind w:left="1440" w:hanging="360"/>
+      </w:pPr>
+      <w:rPr>
+        <w:rFonts w:ascii="Courier New" w:hAnsi="Courier New" w:hint="default"/>
+        <w:sz w:val="20"/>
+      </w:rPr>
+    </w:lvl>
+    <w:lvl w:ilvl="2" w:tentative="1">
+      <w:start w:val="1"/>
+      <w:numFmt w:val="bullet"/>
+      <w:lvlText w:val=""/>
+      <w:lvlJc w:val="left"/>
+      <w:pPr>
+        <w:tabs>
+          <w:tab w:val="num" w:pos="2160"/>
+        </w:tabs>
+        <w:ind w:left="2160" w:hanging="360"/>
+      </w:pPr>
+      <w:rPr>
+        <w:rFonts w:ascii="Wingdings" w:hAnsi="Wingdings" w:hint="default"/>
+        <w:sz w:val="20"/>
+      </w:rPr>
+    </w:lvl>
+    <w:lvl w:ilvl="3" w:tentative="1">
+      <w:start w:val="1"/>
+      <w:numFmt w:val="bullet"/>
+      <w:lvlText w:val=""/>
+      <w:lvlJc w:val="left"/>
+      <w:pPr>
+        <w:tabs>
+          <w:tab w:val="num" w:pos="2880"/>
+        </w:tabs>
+        <w:ind w:left="2880" w:hanging="360"/>
+      </w:pPr>
+      <w:rPr>
+        <w:rFonts w:ascii="Wingdings" w:hAnsi="Wingdings" w:hint="default"/>
+        <w:sz w:val="20"/>
+      </w:rPr>
+    </w:lvl>
+    <w:lvl w:ilvl="4" w:tentative="1">
+      <w:start w:val="1"/>
+      <w:numFmt w:val="bullet"/>
+      <w:lvlText w:val=""/>
+      <w:lvlJc w:val="left"/>
+      <w:pPr>
+        <w:tabs>
+          <w:tab w:val="num" w:pos="3600"/>
+        </w:tabs>
+        <w:ind w:left="3600" w:hanging="360"/>
+      </w:pPr>
+      <w:rPr>
+        <w:rFonts w:ascii="Wingdings" w:hAnsi="Wingdings" w:hint="default"/>
+        <w:sz w:val="20"/>
+      </w:rPr>
+    </w:lvl>
+    <w:lvl w:ilvl="5" w:tentative="1">
+      <w:start w:val="1"/>
+      <w:numFmt w:val="bullet"/>
+      <w:lvlText w:val=""/>
+      <w:lvlJc w:val="left"/>
+      <w:pPr>
+        <w:tabs>
+          <w:tab w:val="num" w:pos="4320"/>
+        </w:tabs>
+        <w:ind w:left="4320" w:hanging="360"/>
+      </w:pPr>
+      <w:rPr>
+        <w:rFonts w:ascii="Wingdings" w:hAnsi="Wingdings" w:hint="default"/>
+        <w:sz w:val="20"/>
+      </w:rPr>
+    </w:lvl>
+    <w:lvl w:ilvl="6" w:tentative="1">
+      <w:start w:val="1"/>
+      <w:numFmt w:val="bullet"/>
+      <w:lvlText w:val=""/>
+      <w:lvlJc w:val="left"/>
+      <w:pPr>
+        <w:tabs>
+          <w:tab w:val="num" w:pos="5040"/>
+        </w:tabs>
+        <w:ind w:left="5040" w:hanging="360"/>
+      </w:pPr>
+      <w:rPr>
+        <w:rFonts w:ascii="Wingdings" w:hAnsi="Wingdings" w:hint="default"/>
+        <w:sz w:val="20"/>
+      </w:rPr>
+    </w:lvl>
+    <w:lvl w:ilvl="7" w:tentative="1">
+      <w:start w:val="1"/>
+      <w:numFmt w:val="bullet"/>
+      <w:lvlText w:val=""/>
+      <w:lvlJc w:val="left"/>
+      <w:pPr>
+        <w:tabs>
+          <w:tab w:val="num" w:pos="5760"/>
+        </w:tabs>
+        <w:ind w:left="5760" w:hanging="360"/>
+      </w:pPr>
+      <w:rPr>
+        <w:rFonts w:ascii="Wingdings" w:hAnsi="Wingdings" w:hint="default"/>
+        <w:sz w:val="20"/>
+      </w:rPr>
+    </w:lvl>
+    <w:lvl w:ilvl="8" w:tentative="1">
+      <w:start w:val="1"/>
+      <w:numFmt w:val="bullet"/>
+      <w:lvlText w:val=""/>
+      <w:lvlJc w:val="left"/>
+      <w:pPr>
+        <w:tabs>
+          <w:tab w:val="num" w:pos="6480"/>
+        </w:tabs>
+        <w:ind w:left="6480" w:hanging="360"/>
+      </w:pPr>
+      <w:rPr>
+        <w:rFonts w:ascii="Wingdings" w:hAnsi="Wingdings" w:hint="default"/>
+        <w:sz w:val="20"/>
+      </w:rPr>
+    </w:lvl>
+  </w:abstractNum>
+  <w:abstractNum w:abstractNumId="14" w15:restartNumberingAfterBreak="0">
+    <w:nsid w:val="2B8A775B"/>
+    <w:multiLevelType w:val="multilevel"/>
+    <w:tmpl w:val="690E9E48"/>
+    <w:lvl w:ilvl="0">
+      <w:start w:val="1"/>
+      <w:numFmt w:val="bullet"/>
+      <w:lvlText w:val=""/>
+      <w:lvlJc w:val="left"/>
+      <w:pPr>
+        <w:tabs>
+          <w:tab w:val="num" w:pos="720"/>
+        </w:tabs>
+        <w:ind w:left="720" w:hanging="360"/>
+      </w:pPr>
+      <w:rPr>
+        <w:rFonts w:ascii="Symbol" w:hAnsi="Symbol" w:hint="default"/>
+        <w:sz w:val="20"/>
+      </w:rPr>
+    </w:lvl>
+    <w:lvl w:ilvl="1" w:tentative="1">
+      <w:start w:val="1"/>
+      <w:numFmt w:val="bullet"/>
+      <w:lvlText w:val="o"/>
+      <w:lvlJc w:val="left"/>
+      <w:pPr>
+        <w:tabs>
+          <w:tab w:val="num" w:pos="1440"/>
+        </w:tabs>
+        <w:ind w:left="1440" w:hanging="360"/>
+      </w:pPr>
+      <w:rPr>
+        <w:rFonts w:ascii="Courier New" w:hAnsi="Courier New" w:hint="default"/>
+        <w:sz w:val="20"/>
+      </w:rPr>
+    </w:lvl>
+    <w:lvl w:ilvl="2" w:tentative="1">
+      <w:start w:val="1"/>
+      <w:numFmt w:val="bullet"/>
+      <w:lvlText w:val=""/>
+      <w:lvlJc w:val="left"/>
+      <w:pPr>
+        <w:tabs>
+          <w:tab w:val="num" w:pos="2160"/>
+        </w:tabs>
+        <w:ind w:left="2160" w:hanging="360"/>
+      </w:pPr>
+      <w:rPr>
+        <w:rFonts w:ascii="Wingdings" w:hAnsi="Wingdings" w:hint="default"/>
+        <w:sz w:val="20"/>
+      </w:rPr>
+    </w:lvl>
+    <w:lvl w:ilvl="3" w:tentative="1">
+      <w:start w:val="1"/>
+      <w:numFmt w:val="bullet"/>
+      <w:lvlText w:val=""/>
+      <w:lvlJc w:val="left"/>
+      <w:pPr>
+        <w:tabs>
+          <w:tab w:val="num" w:pos="2880"/>
+        </w:tabs>
+        <w:ind w:left="2880" w:hanging="360"/>
+      </w:pPr>
+      <w:rPr>
+        <w:rFonts w:ascii="Wingdings" w:hAnsi="Wingdings" w:hint="default"/>
+        <w:sz w:val="20"/>
+      </w:rPr>
+    </w:lvl>
+    <w:lvl w:ilvl="4" w:tentative="1">
+      <w:start w:val="1"/>
+      <w:numFmt w:val="bullet"/>
+      <w:lvlText w:val=""/>
+      <w:lvlJc w:val="left"/>
+      <w:pPr>
+        <w:tabs>
+          <w:tab w:val="num" w:pos="3600"/>
+        </w:tabs>
+        <w:ind w:left="3600" w:hanging="360"/>
+      </w:pPr>
+      <w:rPr>
+        <w:rFonts w:ascii="Wingdings" w:hAnsi="Wingdings" w:hint="default"/>
+        <w:sz w:val="20"/>
+      </w:rPr>
+    </w:lvl>
+    <w:lvl w:ilvl="5" w:tentative="1">
+      <w:start w:val="1"/>
+      <w:numFmt w:val="bullet"/>
+      <w:lvlText w:val=""/>
+      <w:lvlJc w:val="left"/>
+      <w:pPr>
+        <w:tabs>
+          <w:tab w:val="num" w:pos="4320"/>
+        </w:tabs>
+        <w:ind w:left="4320" w:hanging="360"/>
+      </w:pPr>
+      <w:rPr>
+        <w:rFonts w:ascii="Wingdings" w:hAnsi="Wingdings" w:hint="default"/>
+        <w:sz w:val="20"/>
+      </w:rPr>
+    </w:lvl>
+    <w:lvl w:ilvl="6" w:tentative="1">
+      <w:start w:val="1"/>
+      <w:numFmt w:val="bullet"/>
+      <w:lvlText w:val=""/>
+      <w:lvlJc w:val="left"/>
+      <w:pPr>
+        <w:tabs>
+          <w:tab w:val="num" w:pos="5040"/>
+        </w:tabs>
+        <w:ind w:left="5040" w:hanging="360"/>
+      </w:pPr>
+      <w:rPr>
+        <w:rFonts w:ascii="Wingdings" w:hAnsi="Wingdings" w:hint="default"/>
+        <w:sz w:val="20"/>
+      </w:rPr>
+    </w:lvl>
+    <w:lvl w:ilvl="7" w:tentative="1">
+      <w:start w:val="1"/>
+      <w:numFmt w:val="bullet"/>
+      <w:lvlText w:val=""/>
+      <w:lvlJc w:val="left"/>
+      <w:pPr>
+        <w:tabs>
+          <w:tab w:val="num" w:pos="5760"/>
+        </w:tabs>
+        <w:ind w:left="5760" w:hanging="360"/>
+      </w:pPr>
+      <w:rPr>
+        <w:rFonts w:ascii="Wingdings" w:hAnsi="Wingdings" w:hint="default"/>
+        <w:sz w:val="20"/>
+      </w:rPr>
+    </w:lvl>
+    <w:lvl w:ilvl="8" w:tentative="1">
+      <w:start w:val="1"/>
+      <w:numFmt w:val="bullet"/>
+      <w:lvlText w:val=""/>
+      <w:lvlJc w:val="left"/>
+      <w:pPr>
+        <w:tabs>
+          <w:tab w:val="num" w:pos="6480"/>
+        </w:tabs>
+        <w:ind w:left="6480" w:hanging="360"/>
+      </w:pPr>
+      <w:rPr>
+        <w:rFonts w:ascii="Wingdings" w:hAnsi="Wingdings" w:hint="default"/>
+        <w:sz w:val="20"/>
+      </w:rPr>
+    </w:lvl>
+  </w:abstractNum>
+  <w:abstractNum w:abstractNumId="15" w15:restartNumberingAfterBreak="0">
     <w:nsid w:val="2C224362"/>
     <w:multiLevelType w:val="hybridMultilevel"/>
     <w:tmpl w:val="720CD3A8"/>
@@ -3193,7 +5584,7 @@
       </w:rPr>
     </w:lvl>
   </w:abstractNum>
-  <w:abstractNum w:abstractNumId="12" w15:restartNumberingAfterBreak="0">
+  <w:abstractNum w:abstractNumId="16" w15:restartNumberingAfterBreak="0">
     <w:nsid w:val="2E18194C"/>
     <w:multiLevelType w:val="hybridMultilevel"/>
     <w:tmpl w:val="470E3430"/>
@@ -3306,7 +5697,7 @@
       </w:rPr>
     </w:lvl>
   </w:abstractNum>
-  <w:abstractNum w:abstractNumId="13" w15:restartNumberingAfterBreak="0">
+  <w:abstractNum w:abstractNumId="17" w15:restartNumberingAfterBreak="0">
     <w:nsid w:val="2E8853E8"/>
     <w:multiLevelType w:val="hybridMultilevel"/>
     <w:tmpl w:val="45509212"/>
@@ -3419,7 +5810,7 @@
       </w:rPr>
     </w:lvl>
   </w:abstractNum>
-  <w:abstractNum w:abstractNumId="14" w15:restartNumberingAfterBreak="0">
+  <w:abstractNum w:abstractNumId="18" w15:restartNumberingAfterBreak="0">
     <w:nsid w:val="34043178"/>
     <w:multiLevelType w:val="hybridMultilevel"/>
     <w:tmpl w:val="0F2A3092"/>
@@ -3532,7 +5923,7 @@
       </w:rPr>
     </w:lvl>
   </w:abstractNum>
-  <w:abstractNum w:abstractNumId="15" w15:restartNumberingAfterBreak="0">
+  <w:abstractNum w:abstractNumId="19" w15:restartNumberingAfterBreak="0">
     <w:nsid w:val="34683596"/>
     <w:multiLevelType w:val="hybridMultilevel"/>
     <w:tmpl w:val="DC2AC3E2"/>
@@ -3645,7 +6036,7 @@
       </w:rPr>
     </w:lvl>
   </w:abstractNum>
-  <w:abstractNum w:abstractNumId="16" w15:restartNumberingAfterBreak="0">
+  <w:abstractNum w:abstractNumId="20" w15:restartNumberingAfterBreak="0">
     <w:nsid w:val="35390F15"/>
     <w:multiLevelType w:val="hybridMultilevel"/>
     <w:tmpl w:val="9AE6D97A"/>
@@ -3758,7 +6149,7 @@
       </w:rPr>
     </w:lvl>
   </w:abstractNum>
-  <w:abstractNum w:abstractNumId="17" w15:restartNumberingAfterBreak="0">
+  <w:abstractNum w:abstractNumId="21" w15:restartNumberingAfterBreak="0">
     <w:nsid w:val="36952738"/>
     <w:multiLevelType w:val="hybridMultilevel"/>
     <w:tmpl w:val="71961BF8"/>
@@ -3871,7 +6262,156 @@
       </w:rPr>
     </w:lvl>
   </w:abstractNum>
-  <w:abstractNum w:abstractNumId="18" w15:restartNumberingAfterBreak="0">
+  <w:abstractNum w:abstractNumId="22" w15:restartNumberingAfterBreak="0">
+    <w:nsid w:val="37771485"/>
+    <w:multiLevelType w:val="multilevel"/>
+    <w:tmpl w:val="E74CF2A2"/>
+    <w:lvl w:ilvl="0">
+      <w:start w:val="1"/>
+      <w:numFmt w:val="bullet"/>
+      <w:lvlText w:val=""/>
+      <w:lvlJc w:val="left"/>
+      <w:pPr>
+        <w:tabs>
+          <w:tab w:val="num" w:pos="720"/>
+        </w:tabs>
+        <w:ind w:left="720" w:hanging="360"/>
+      </w:pPr>
+      <w:rPr>
+        <w:rFonts w:ascii="Symbol" w:hAnsi="Symbol" w:hint="default"/>
+        <w:sz w:val="20"/>
+      </w:rPr>
+    </w:lvl>
+    <w:lvl w:ilvl="1" w:tentative="1">
+      <w:start w:val="1"/>
+      <w:numFmt w:val="bullet"/>
+      <w:lvlText w:val="o"/>
+      <w:lvlJc w:val="left"/>
+      <w:pPr>
+        <w:tabs>
+          <w:tab w:val="num" w:pos="1440"/>
+        </w:tabs>
+        <w:ind w:left="1440" w:hanging="360"/>
+      </w:pPr>
+      <w:rPr>
+        <w:rFonts w:ascii="Courier New" w:hAnsi="Courier New" w:hint="default"/>
+        <w:sz w:val="20"/>
+      </w:rPr>
+    </w:lvl>
+    <w:lvl w:ilvl="2" w:tentative="1">
+      <w:start w:val="1"/>
+      <w:numFmt w:val="bullet"/>
+      <w:lvlText w:val=""/>
+      <w:lvlJc w:val="left"/>
+      <w:pPr>
+        <w:tabs>
+          <w:tab w:val="num" w:pos="2160"/>
+        </w:tabs>
+        <w:ind w:left="2160" w:hanging="360"/>
+      </w:pPr>
+      <w:rPr>
+        <w:rFonts w:ascii="Wingdings" w:hAnsi="Wingdings" w:hint="default"/>
+        <w:sz w:val="20"/>
+      </w:rPr>
+    </w:lvl>
+    <w:lvl w:ilvl="3" w:tentative="1">
+      <w:start w:val="1"/>
+      <w:numFmt w:val="bullet"/>
+      <w:lvlText w:val=""/>
+      <w:lvlJc w:val="left"/>
+      <w:pPr>
+        <w:tabs>
+          <w:tab w:val="num" w:pos="2880"/>
+        </w:tabs>
+        <w:ind w:left="2880" w:hanging="360"/>
+      </w:pPr>
+      <w:rPr>
+        <w:rFonts w:ascii="Wingdings" w:hAnsi="Wingdings" w:hint="default"/>
+        <w:sz w:val="20"/>
+      </w:rPr>
+    </w:lvl>
+    <w:lvl w:ilvl="4" w:tentative="1">
+      <w:start w:val="1"/>
+      <w:numFmt w:val="bullet"/>
+      <w:lvlText w:val=""/>
+      <w:lvlJc w:val="left"/>
+      <w:pPr>
+        <w:tabs>
+          <w:tab w:val="num" w:pos="3600"/>
+        </w:tabs>
+        <w:ind w:left="3600" w:hanging="360"/>
+      </w:pPr>
+      <w:rPr>
+        <w:rFonts w:ascii="Wingdings" w:hAnsi="Wingdings" w:hint="default"/>
+        <w:sz w:val="20"/>
+      </w:rPr>
+    </w:lvl>
+    <w:lvl w:ilvl="5" w:tentative="1">
+      <w:start w:val="1"/>
+      <w:numFmt w:val="bullet"/>
+      <w:lvlText w:val=""/>
+      <w:lvlJc w:val="left"/>
+      <w:pPr>
+        <w:tabs>
+          <w:tab w:val="num" w:pos="4320"/>
+        </w:tabs>
+        <w:ind w:left="4320" w:hanging="360"/>
+      </w:pPr>
+      <w:rPr>
+        <w:rFonts w:ascii="Wingdings" w:hAnsi="Wingdings" w:hint="default"/>
+        <w:sz w:val="20"/>
+      </w:rPr>
+    </w:lvl>
+    <w:lvl w:ilvl="6" w:tentative="1">
+      <w:start w:val="1"/>
+      <w:numFmt w:val="bullet"/>
+      <w:lvlText w:val=""/>
+      <w:lvlJc w:val="left"/>
+      <w:pPr>
+        <w:tabs>
+          <w:tab w:val="num" w:pos="5040"/>
+        </w:tabs>
+        <w:ind w:left="5040" w:hanging="360"/>
+      </w:pPr>
+      <w:rPr>
+        <w:rFonts w:ascii="Wingdings" w:hAnsi="Wingdings" w:hint="default"/>
+        <w:sz w:val="20"/>
+      </w:rPr>
+    </w:lvl>
+    <w:lvl w:ilvl="7" w:tentative="1">
+      <w:start w:val="1"/>
+      <w:numFmt w:val="bullet"/>
+      <w:lvlText w:val=""/>
+      <w:lvlJc w:val="left"/>
+      <w:pPr>
+        <w:tabs>
+          <w:tab w:val="num" w:pos="5760"/>
+        </w:tabs>
+        <w:ind w:left="5760" w:hanging="360"/>
+      </w:pPr>
+      <w:rPr>
+        <w:rFonts w:ascii="Wingdings" w:hAnsi="Wingdings" w:hint="default"/>
+        <w:sz w:val="20"/>
+      </w:rPr>
+    </w:lvl>
+    <w:lvl w:ilvl="8" w:tentative="1">
+      <w:start w:val="1"/>
+      <w:numFmt w:val="bullet"/>
+      <w:lvlText w:val=""/>
+      <w:lvlJc w:val="left"/>
+      <w:pPr>
+        <w:tabs>
+          <w:tab w:val="num" w:pos="6480"/>
+        </w:tabs>
+        <w:ind w:left="6480" w:hanging="360"/>
+      </w:pPr>
+      <w:rPr>
+        <w:rFonts w:ascii="Wingdings" w:hAnsi="Wingdings" w:hint="default"/>
+        <w:sz w:val="20"/>
+      </w:rPr>
+    </w:lvl>
+  </w:abstractNum>
+  <w:abstractNum w:abstractNumId="23" w15:restartNumberingAfterBreak="0">
     <w:nsid w:val="39234294"/>
     <w:multiLevelType w:val="hybridMultilevel"/>
     <w:tmpl w:val="BC3CBBF0"/>
@@ -3984,7 +6524,7 @@
       </w:rPr>
     </w:lvl>
   </w:abstractNum>
-  <w:abstractNum w:abstractNumId="19" w15:restartNumberingAfterBreak="0">
+  <w:abstractNum w:abstractNumId="24" w15:restartNumberingAfterBreak="0">
     <w:nsid w:val="39E84364"/>
     <w:multiLevelType w:val="hybridMultilevel"/>
     <w:tmpl w:val="42EA842C"/>
@@ -4097,7 +6637,7 @@
       </w:rPr>
     </w:lvl>
   </w:abstractNum>
-  <w:abstractNum w:abstractNumId="20" w15:restartNumberingAfterBreak="0">
+  <w:abstractNum w:abstractNumId="25" w15:restartNumberingAfterBreak="0">
     <w:nsid w:val="3BAB58BC"/>
     <w:multiLevelType w:val="hybridMultilevel"/>
     <w:tmpl w:val="D4C077BC"/>
@@ -4210,7 +6750,7 @@
       </w:rPr>
     </w:lvl>
   </w:abstractNum>
-  <w:abstractNum w:abstractNumId="21" w15:restartNumberingAfterBreak="0">
+  <w:abstractNum w:abstractNumId="26" w15:restartNumberingAfterBreak="0">
     <w:nsid w:val="3FD22B24"/>
     <w:multiLevelType w:val="hybridMultilevel"/>
     <w:tmpl w:val="6DF24D6C"/>
@@ -4323,7 +6863,7 @@
       </w:rPr>
     </w:lvl>
   </w:abstractNum>
-  <w:abstractNum w:abstractNumId="22" w15:restartNumberingAfterBreak="0">
+  <w:abstractNum w:abstractNumId="27" w15:restartNumberingAfterBreak="0">
     <w:nsid w:val="43AF5E5A"/>
     <w:multiLevelType w:val="hybridMultilevel"/>
     <w:tmpl w:val="BE2064D6"/>
@@ -4436,7 +6976,7 @@
       </w:rPr>
     </w:lvl>
   </w:abstractNum>
-  <w:abstractNum w:abstractNumId="23" w15:restartNumberingAfterBreak="0">
+  <w:abstractNum w:abstractNumId="28" w15:restartNumberingAfterBreak="0">
     <w:nsid w:val="43BD7F1B"/>
     <w:multiLevelType w:val="hybridMultilevel"/>
     <w:tmpl w:val="1146079C"/>
@@ -4549,7 +7089,7 @@
       </w:rPr>
     </w:lvl>
   </w:abstractNum>
-  <w:abstractNum w:abstractNumId="24" w15:restartNumberingAfterBreak="0">
+  <w:abstractNum w:abstractNumId="29" w15:restartNumberingAfterBreak="0">
     <w:nsid w:val="49187067"/>
     <w:multiLevelType w:val="hybridMultilevel"/>
     <w:tmpl w:val="0044A842"/>
@@ -4662,7 +7202,156 @@
       </w:rPr>
     </w:lvl>
   </w:abstractNum>
-  <w:abstractNum w:abstractNumId="25" w15:restartNumberingAfterBreak="0">
+  <w:abstractNum w:abstractNumId="30" w15:restartNumberingAfterBreak="0">
+    <w:nsid w:val="49F4491E"/>
+    <w:multiLevelType w:val="multilevel"/>
+    <w:tmpl w:val="977C0BB4"/>
+    <w:lvl w:ilvl="0">
+      <w:start w:val="1"/>
+      <w:numFmt w:val="bullet"/>
+      <w:lvlText w:val=""/>
+      <w:lvlJc w:val="left"/>
+      <w:pPr>
+        <w:tabs>
+          <w:tab w:val="num" w:pos="720"/>
+        </w:tabs>
+        <w:ind w:left="720" w:hanging="360"/>
+      </w:pPr>
+      <w:rPr>
+        <w:rFonts w:ascii="Symbol" w:hAnsi="Symbol" w:hint="default"/>
+        <w:sz w:val="20"/>
+      </w:rPr>
+    </w:lvl>
+    <w:lvl w:ilvl="1" w:tentative="1">
+      <w:start w:val="1"/>
+      <w:numFmt w:val="bullet"/>
+      <w:lvlText w:val="o"/>
+      <w:lvlJc w:val="left"/>
+      <w:pPr>
+        <w:tabs>
+          <w:tab w:val="num" w:pos="1440"/>
+        </w:tabs>
+        <w:ind w:left="1440" w:hanging="360"/>
+      </w:pPr>
+      <w:rPr>
+        <w:rFonts w:ascii="Courier New" w:hAnsi="Courier New" w:hint="default"/>
+        <w:sz w:val="20"/>
+      </w:rPr>
+    </w:lvl>
+    <w:lvl w:ilvl="2" w:tentative="1">
+      <w:start w:val="1"/>
+      <w:numFmt w:val="bullet"/>
+      <w:lvlText w:val=""/>
+      <w:lvlJc w:val="left"/>
+      <w:pPr>
+        <w:tabs>
+          <w:tab w:val="num" w:pos="2160"/>
+        </w:tabs>
+        <w:ind w:left="2160" w:hanging="360"/>
+      </w:pPr>
+      <w:rPr>
+        <w:rFonts w:ascii="Wingdings" w:hAnsi="Wingdings" w:hint="default"/>
+        <w:sz w:val="20"/>
+      </w:rPr>
+    </w:lvl>
+    <w:lvl w:ilvl="3" w:tentative="1">
+      <w:start w:val="1"/>
+      <w:numFmt w:val="bullet"/>
+      <w:lvlText w:val=""/>
+      <w:lvlJc w:val="left"/>
+      <w:pPr>
+        <w:tabs>
+          <w:tab w:val="num" w:pos="2880"/>
+        </w:tabs>
+        <w:ind w:left="2880" w:hanging="360"/>
+      </w:pPr>
+      <w:rPr>
+        <w:rFonts w:ascii="Wingdings" w:hAnsi="Wingdings" w:hint="default"/>
+        <w:sz w:val="20"/>
+      </w:rPr>
+    </w:lvl>
+    <w:lvl w:ilvl="4" w:tentative="1">
+      <w:start w:val="1"/>
+      <w:numFmt w:val="bullet"/>
+      <w:lvlText w:val=""/>
+      <w:lvlJc w:val="left"/>
+      <w:pPr>
+        <w:tabs>
+          <w:tab w:val="num" w:pos="3600"/>
+        </w:tabs>
+        <w:ind w:left="3600" w:hanging="360"/>
+      </w:pPr>
+      <w:rPr>
+        <w:rFonts w:ascii="Wingdings" w:hAnsi="Wingdings" w:hint="default"/>
+        <w:sz w:val="20"/>
+      </w:rPr>
+    </w:lvl>
+    <w:lvl w:ilvl="5" w:tentative="1">
+      <w:start w:val="1"/>
+      <w:numFmt w:val="bullet"/>
+      <w:lvlText w:val=""/>
+      <w:lvlJc w:val="left"/>
+      <w:pPr>
+        <w:tabs>
+          <w:tab w:val="num" w:pos="4320"/>
+        </w:tabs>
+        <w:ind w:left="4320" w:hanging="360"/>
+      </w:pPr>
+      <w:rPr>
+        <w:rFonts w:ascii="Wingdings" w:hAnsi="Wingdings" w:hint="default"/>
+        <w:sz w:val="20"/>
+      </w:rPr>
+    </w:lvl>
+    <w:lvl w:ilvl="6" w:tentative="1">
+      <w:start w:val="1"/>
+      <w:numFmt w:val="bullet"/>
+      <w:lvlText w:val=""/>
+      <w:lvlJc w:val="left"/>
+      <w:pPr>
+        <w:tabs>
+          <w:tab w:val="num" w:pos="5040"/>
+        </w:tabs>
+        <w:ind w:left="5040" w:hanging="360"/>
+      </w:pPr>
+      <w:rPr>
+        <w:rFonts w:ascii="Wingdings" w:hAnsi="Wingdings" w:hint="default"/>
+        <w:sz w:val="20"/>
+      </w:rPr>
+    </w:lvl>
+    <w:lvl w:ilvl="7" w:tentative="1">
+      <w:start w:val="1"/>
+      <w:numFmt w:val="bullet"/>
+      <w:lvlText w:val=""/>
+      <w:lvlJc w:val="left"/>
+      <w:pPr>
+        <w:tabs>
+          <w:tab w:val="num" w:pos="5760"/>
+        </w:tabs>
+        <w:ind w:left="5760" w:hanging="360"/>
+      </w:pPr>
+      <w:rPr>
+        <w:rFonts w:ascii="Wingdings" w:hAnsi="Wingdings" w:hint="default"/>
+        <w:sz w:val="20"/>
+      </w:rPr>
+    </w:lvl>
+    <w:lvl w:ilvl="8" w:tentative="1">
+      <w:start w:val="1"/>
+      <w:numFmt w:val="bullet"/>
+      <w:lvlText w:val=""/>
+      <w:lvlJc w:val="left"/>
+      <w:pPr>
+        <w:tabs>
+          <w:tab w:val="num" w:pos="6480"/>
+        </w:tabs>
+        <w:ind w:left="6480" w:hanging="360"/>
+      </w:pPr>
+      <w:rPr>
+        <w:rFonts w:ascii="Wingdings" w:hAnsi="Wingdings" w:hint="default"/>
+        <w:sz w:val="20"/>
+      </w:rPr>
+    </w:lvl>
+  </w:abstractNum>
+  <w:abstractNum w:abstractNumId="31" w15:restartNumberingAfterBreak="0">
     <w:nsid w:val="4B571671"/>
     <w:multiLevelType w:val="hybridMultilevel"/>
     <w:tmpl w:val="298A162A"/>
@@ -4775,7 +7464,7 @@
       </w:rPr>
     </w:lvl>
   </w:abstractNum>
-  <w:abstractNum w:abstractNumId="26" w15:restartNumberingAfterBreak="0">
+  <w:abstractNum w:abstractNumId="32" w15:restartNumberingAfterBreak="0">
     <w:nsid w:val="59D173BF"/>
     <w:multiLevelType w:val="hybridMultilevel"/>
     <w:tmpl w:val="8836EBF4"/>
@@ -4888,7 +7577,7 @@
       </w:rPr>
     </w:lvl>
   </w:abstractNum>
-  <w:abstractNum w:abstractNumId="27" w15:restartNumberingAfterBreak="0">
+  <w:abstractNum w:abstractNumId="33" w15:restartNumberingAfterBreak="0">
     <w:nsid w:val="5B506154"/>
     <w:multiLevelType w:val="hybridMultilevel"/>
     <w:tmpl w:val="5532E42E"/>
@@ -5001,7 +7690,156 @@
       </w:rPr>
     </w:lvl>
   </w:abstractNum>
-  <w:abstractNum w:abstractNumId="28" w15:restartNumberingAfterBreak="0">
+  <w:abstractNum w:abstractNumId="34" w15:restartNumberingAfterBreak="0">
+    <w:nsid w:val="5B755E1D"/>
+    <w:multiLevelType w:val="multilevel"/>
+    <w:tmpl w:val="87BEFE22"/>
+    <w:lvl w:ilvl="0">
+      <w:start w:val="1"/>
+      <w:numFmt w:val="bullet"/>
+      <w:lvlText w:val=""/>
+      <w:lvlJc w:val="left"/>
+      <w:pPr>
+        <w:tabs>
+          <w:tab w:val="num" w:pos="720"/>
+        </w:tabs>
+        <w:ind w:left="720" w:hanging="360"/>
+      </w:pPr>
+      <w:rPr>
+        <w:rFonts w:ascii="Symbol" w:hAnsi="Symbol" w:hint="default"/>
+        <w:sz w:val="20"/>
+      </w:rPr>
+    </w:lvl>
+    <w:lvl w:ilvl="1" w:tentative="1">
+      <w:start w:val="1"/>
+      <w:numFmt w:val="bullet"/>
+      <w:lvlText w:val="o"/>
+      <w:lvlJc w:val="left"/>
+      <w:pPr>
+        <w:tabs>
+          <w:tab w:val="num" w:pos="1440"/>
+        </w:tabs>
+        <w:ind w:left="1440" w:hanging="360"/>
+      </w:pPr>
+      <w:rPr>
+        <w:rFonts w:ascii="Courier New" w:hAnsi="Courier New" w:hint="default"/>
+        <w:sz w:val="20"/>
+      </w:rPr>
+    </w:lvl>
+    <w:lvl w:ilvl="2" w:tentative="1">
+      <w:start w:val="1"/>
+      <w:numFmt w:val="bullet"/>
+      <w:lvlText w:val=""/>
+      <w:lvlJc w:val="left"/>
+      <w:pPr>
+        <w:tabs>
+          <w:tab w:val="num" w:pos="2160"/>
+        </w:tabs>
+        <w:ind w:left="2160" w:hanging="360"/>
+      </w:pPr>
+      <w:rPr>
+        <w:rFonts w:ascii="Wingdings" w:hAnsi="Wingdings" w:hint="default"/>
+        <w:sz w:val="20"/>
+      </w:rPr>
+    </w:lvl>
+    <w:lvl w:ilvl="3" w:tentative="1">
+      <w:start w:val="1"/>
+      <w:numFmt w:val="bullet"/>
+      <w:lvlText w:val=""/>
+      <w:lvlJc w:val="left"/>
+      <w:pPr>
+        <w:tabs>
+          <w:tab w:val="num" w:pos="2880"/>
+        </w:tabs>
+        <w:ind w:left="2880" w:hanging="360"/>
+      </w:pPr>
+      <w:rPr>
+        <w:rFonts w:ascii="Wingdings" w:hAnsi="Wingdings" w:hint="default"/>
+        <w:sz w:val="20"/>
+      </w:rPr>
+    </w:lvl>
+    <w:lvl w:ilvl="4" w:tentative="1">
+      <w:start w:val="1"/>
+      <w:numFmt w:val="bullet"/>
+      <w:lvlText w:val=""/>
+      <w:lvlJc w:val="left"/>
+      <w:pPr>
+        <w:tabs>
+          <w:tab w:val="num" w:pos="3600"/>
+        </w:tabs>
+        <w:ind w:left="3600" w:hanging="360"/>
+      </w:pPr>
+      <w:rPr>
+        <w:rFonts w:ascii="Wingdings" w:hAnsi="Wingdings" w:hint="default"/>
+        <w:sz w:val="20"/>
+      </w:rPr>
+    </w:lvl>
+    <w:lvl w:ilvl="5" w:tentative="1">
+      <w:start w:val="1"/>
+      <w:numFmt w:val="bullet"/>
+      <w:lvlText w:val=""/>
+      <w:lvlJc w:val="left"/>
+      <w:pPr>
+        <w:tabs>
+          <w:tab w:val="num" w:pos="4320"/>
+        </w:tabs>
+        <w:ind w:left="4320" w:hanging="360"/>
+      </w:pPr>
+      <w:rPr>
+        <w:rFonts w:ascii="Wingdings" w:hAnsi="Wingdings" w:hint="default"/>
+        <w:sz w:val="20"/>
+      </w:rPr>
+    </w:lvl>
+    <w:lvl w:ilvl="6" w:tentative="1">
+      <w:start w:val="1"/>
+      <w:numFmt w:val="bullet"/>
+      <w:lvlText w:val=""/>
+      <w:lvlJc w:val="left"/>
+      <w:pPr>
+        <w:tabs>
+          <w:tab w:val="num" w:pos="5040"/>
+        </w:tabs>
+        <w:ind w:left="5040" w:hanging="360"/>
+      </w:pPr>
+      <w:rPr>
+        <w:rFonts w:ascii="Wingdings" w:hAnsi="Wingdings" w:hint="default"/>
+        <w:sz w:val="20"/>
+      </w:rPr>
+    </w:lvl>
+    <w:lvl w:ilvl="7" w:tentative="1">
+      <w:start w:val="1"/>
+      <w:numFmt w:val="bullet"/>
+      <w:lvlText w:val=""/>
+      <w:lvlJc w:val="left"/>
+      <w:pPr>
+        <w:tabs>
+          <w:tab w:val="num" w:pos="5760"/>
+        </w:tabs>
+        <w:ind w:left="5760" w:hanging="360"/>
+      </w:pPr>
+      <w:rPr>
+        <w:rFonts w:ascii="Wingdings" w:hAnsi="Wingdings" w:hint="default"/>
+        <w:sz w:val="20"/>
+      </w:rPr>
+    </w:lvl>
+    <w:lvl w:ilvl="8" w:tentative="1">
+      <w:start w:val="1"/>
+      <w:numFmt w:val="bullet"/>
+      <w:lvlText w:val=""/>
+      <w:lvlJc w:val="left"/>
+      <w:pPr>
+        <w:tabs>
+          <w:tab w:val="num" w:pos="6480"/>
+        </w:tabs>
+        <w:ind w:left="6480" w:hanging="360"/>
+      </w:pPr>
+      <w:rPr>
+        <w:rFonts w:ascii="Wingdings" w:hAnsi="Wingdings" w:hint="default"/>
+        <w:sz w:val="20"/>
+      </w:rPr>
+    </w:lvl>
+  </w:abstractNum>
+  <w:abstractNum w:abstractNumId="35" w15:restartNumberingAfterBreak="0">
     <w:nsid w:val="5CC70CAE"/>
     <w:multiLevelType w:val="hybridMultilevel"/>
     <w:tmpl w:val="5024D0DC"/>
@@ -5114,7 +7952,7 @@
       </w:rPr>
     </w:lvl>
   </w:abstractNum>
-  <w:abstractNum w:abstractNumId="29" w15:restartNumberingAfterBreak="0">
+  <w:abstractNum w:abstractNumId="36" w15:restartNumberingAfterBreak="0">
     <w:nsid w:val="5FE04DCE"/>
     <w:multiLevelType w:val="hybridMultilevel"/>
     <w:tmpl w:val="5E5A3F32"/>
@@ -5227,7 +8065,7 @@
       </w:rPr>
     </w:lvl>
   </w:abstractNum>
-  <w:abstractNum w:abstractNumId="30" w15:restartNumberingAfterBreak="0">
+  <w:abstractNum w:abstractNumId="37" w15:restartNumberingAfterBreak="0">
     <w:nsid w:val="680E2180"/>
     <w:multiLevelType w:val="hybridMultilevel"/>
     <w:tmpl w:val="A720205A"/>
@@ -5340,7 +8178,7 @@
       </w:rPr>
     </w:lvl>
   </w:abstractNum>
-  <w:abstractNum w:abstractNumId="31" w15:restartNumberingAfterBreak="0">
+  <w:abstractNum w:abstractNumId="38" w15:restartNumberingAfterBreak="0">
     <w:nsid w:val="6A131B27"/>
     <w:multiLevelType w:val="hybridMultilevel"/>
     <w:tmpl w:val="A420088A"/>
@@ -5453,7 +8291,7 @@
       </w:rPr>
     </w:lvl>
   </w:abstractNum>
-  <w:abstractNum w:abstractNumId="32" w15:restartNumberingAfterBreak="0">
+  <w:abstractNum w:abstractNumId="39" w15:restartNumberingAfterBreak="0">
     <w:nsid w:val="6E760682"/>
     <w:multiLevelType w:val="hybridMultilevel"/>
     <w:tmpl w:val="C91A9954"/>
@@ -5566,7 +8404,156 @@
       </w:rPr>
     </w:lvl>
   </w:abstractNum>
-  <w:abstractNum w:abstractNumId="33" w15:restartNumberingAfterBreak="0">
+  <w:abstractNum w:abstractNumId="40" w15:restartNumberingAfterBreak="0">
+    <w:nsid w:val="701E75FE"/>
+    <w:multiLevelType w:val="multilevel"/>
+    <w:tmpl w:val="A03A5FD4"/>
+    <w:lvl w:ilvl="0">
+      <w:start w:val="1"/>
+      <w:numFmt w:val="bullet"/>
+      <w:lvlText w:val=""/>
+      <w:lvlJc w:val="left"/>
+      <w:pPr>
+        <w:tabs>
+          <w:tab w:val="num" w:pos="720"/>
+        </w:tabs>
+        <w:ind w:left="720" w:hanging="360"/>
+      </w:pPr>
+      <w:rPr>
+        <w:rFonts w:ascii="Symbol" w:hAnsi="Symbol" w:hint="default"/>
+        <w:sz w:val="20"/>
+      </w:rPr>
+    </w:lvl>
+    <w:lvl w:ilvl="1" w:tentative="1">
+      <w:start w:val="1"/>
+      <w:numFmt w:val="bullet"/>
+      <w:lvlText w:val="o"/>
+      <w:lvlJc w:val="left"/>
+      <w:pPr>
+        <w:tabs>
+          <w:tab w:val="num" w:pos="1440"/>
+        </w:tabs>
+        <w:ind w:left="1440" w:hanging="360"/>
+      </w:pPr>
+      <w:rPr>
+        <w:rFonts w:ascii="Courier New" w:hAnsi="Courier New" w:hint="default"/>
+        <w:sz w:val="20"/>
+      </w:rPr>
+    </w:lvl>
+    <w:lvl w:ilvl="2" w:tentative="1">
+      <w:start w:val="1"/>
+      <w:numFmt w:val="bullet"/>
+      <w:lvlText w:val=""/>
+      <w:lvlJc w:val="left"/>
+      <w:pPr>
+        <w:tabs>
+          <w:tab w:val="num" w:pos="2160"/>
+        </w:tabs>
+        <w:ind w:left="2160" w:hanging="360"/>
+      </w:pPr>
+      <w:rPr>
+        <w:rFonts w:ascii="Wingdings" w:hAnsi="Wingdings" w:hint="default"/>
+        <w:sz w:val="20"/>
+      </w:rPr>
+    </w:lvl>
+    <w:lvl w:ilvl="3" w:tentative="1">
+      <w:start w:val="1"/>
+      <w:numFmt w:val="bullet"/>
+      <w:lvlText w:val=""/>
+      <w:lvlJc w:val="left"/>
+      <w:pPr>
+        <w:tabs>
+          <w:tab w:val="num" w:pos="2880"/>
+        </w:tabs>
+        <w:ind w:left="2880" w:hanging="360"/>
+      </w:pPr>
+      <w:rPr>
+        <w:rFonts w:ascii="Wingdings" w:hAnsi="Wingdings" w:hint="default"/>
+        <w:sz w:val="20"/>
+      </w:rPr>
+    </w:lvl>
+    <w:lvl w:ilvl="4" w:tentative="1">
+      <w:start w:val="1"/>
+      <w:numFmt w:val="bullet"/>
+      <w:lvlText w:val=""/>
+      <w:lvlJc w:val="left"/>
+      <w:pPr>
+        <w:tabs>
+          <w:tab w:val="num" w:pos="3600"/>
+        </w:tabs>
+        <w:ind w:left="3600" w:hanging="360"/>
+      </w:pPr>
+      <w:rPr>
+        <w:rFonts w:ascii="Wingdings" w:hAnsi="Wingdings" w:hint="default"/>
+        <w:sz w:val="20"/>
+      </w:rPr>
+    </w:lvl>
+    <w:lvl w:ilvl="5" w:tentative="1">
+      <w:start w:val="1"/>
+      <w:numFmt w:val="bullet"/>
+      <w:lvlText w:val=""/>
+      <w:lvlJc w:val="left"/>
+      <w:pPr>
+        <w:tabs>
+          <w:tab w:val="num" w:pos="4320"/>
+        </w:tabs>
+        <w:ind w:left="4320" w:hanging="360"/>
+      </w:pPr>
+      <w:rPr>
+        <w:rFonts w:ascii="Wingdings" w:hAnsi="Wingdings" w:hint="default"/>
+        <w:sz w:val="20"/>
+      </w:rPr>
+    </w:lvl>
+    <w:lvl w:ilvl="6" w:tentative="1">
+      <w:start w:val="1"/>
+      <w:numFmt w:val="bullet"/>
+      <w:lvlText w:val=""/>
+      <w:lvlJc w:val="left"/>
+      <w:pPr>
+        <w:tabs>
+          <w:tab w:val="num" w:pos="5040"/>
+        </w:tabs>
+        <w:ind w:left="5040" w:hanging="360"/>
+      </w:pPr>
+      <w:rPr>
+        <w:rFonts w:ascii="Wingdings" w:hAnsi="Wingdings" w:hint="default"/>
+        <w:sz w:val="20"/>
+      </w:rPr>
+    </w:lvl>
+    <w:lvl w:ilvl="7" w:tentative="1">
+      <w:start w:val="1"/>
+      <w:numFmt w:val="bullet"/>
+      <w:lvlText w:val=""/>
+      <w:lvlJc w:val="left"/>
+      <w:pPr>
+        <w:tabs>
+          <w:tab w:val="num" w:pos="5760"/>
+        </w:tabs>
+        <w:ind w:left="5760" w:hanging="360"/>
+      </w:pPr>
+      <w:rPr>
+        <w:rFonts w:ascii="Wingdings" w:hAnsi="Wingdings" w:hint="default"/>
+        <w:sz w:val="20"/>
+      </w:rPr>
+    </w:lvl>
+    <w:lvl w:ilvl="8" w:tentative="1">
+      <w:start w:val="1"/>
+      <w:numFmt w:val="bullet"/>
+      <w:lvlText w:val=""/>
+      <w:lvlJc w:val="left"/>
+      <w:pPr>
+        <w:tabs>
+          <w:tab w:val="num" w:pos="6480"/>
+        </w:tabs>
+        <w:ind w:left="6480" w:hanging="360"/>
+      </w:pPr>
+      <w:rPr>
+        <w:rFonts w:ascii="Wingdings" w:hAnsi="Wingdings" w:hint="default"/>
+        <w:sz w:val="20"/>
+      </w:rPr>
+    </w:lvl>
+  </w:abstractNum>
+  <w:abstractNum w:abstractNumId="41" w15:restartNumberingAfterBreak="0">
     <w:nsid w:val="709558A0"/>
     <w:multiLevelType w:val="hybridMultilevel"/>
     <w:tmpl w:val="7D78DF72"/>
@@ -5679,7 +8666,156 @@
       </w:rPr>
     </w:lvl>
   </w:abstractNum>
-  <w:abstractNum w:abstractNumId="34" w15:restartNumberingAfterBreak="0">
+  <w:abstractNum w:abstractNumId="42" w15:restartNumberingAfterBreak="0">
+    <w:nsid w:val="70E849D6"/>
+    <w:multiLevelType w:val="multilevel"/>
+    <w:tmpl w:val="AAE23832"/>
+    <w:lvl w:ilvl="0">
+      <w:start w:val="1"/>
+      <w:numFmt w:val="bullet"/>
+      <w:lvlText w:val=""/>
+      <w:lvlJc w:val="left"/>
+      <w:pPr>
+        <w:tabs>
+          <w:tab w:val="num" w:pos="720"/>
+        </w:tabs>
+        <w:ind w:left="720" w:hanging="360"/>
+      </w:pPr>
+      <w:rPr>
+        <w:rFonts w:ascii="Symbol" w:hAnsi="Symbol" w:hint="default"/>
+        <w:sz w:val="20"/>
+      </w:rPr>
+    </w:lvl>
+    <w:lvl w:ilvl="1" w:tentative="1">
+      <w:start w:val="1"/>
+      <w:numFmt w:val="bullet"/>
+      <w:lvlText w:val="o"/>
+      <w:lvlJc w:val="left"/>
+      <w:pPr>
+        <w:tabs>
+          <w:tab w:val="num" w:pos="1440"/>
+        </w:tabs>
+        <w:ind w:left="1440" w:hanging="360"/>
+      </w:pPr>
+      <w:rPr>
+        <w:rFonts w:ascii="Courier New" w:hAnsi="Courier New" w:hint="default"/>
+        <w:sz w:val="20"/>
+      </w:rPr>
+    </w:lvl>
+    <w:lvl w:ilvl="2" w:tentative="1">
+      <w:start w:val="1"/>
+      <w:numFmt w:val="bullet"/>
+      <w:lvlText w:val=""/>
+      <w:lvlJc w:val="left"/>
+      <w:pPr>
+        <w:tabs>
+          <w:tab w:val="num" w:pos="2160"/>
+        </w:tabs>
+        <w:ind w:left="2160" w:hanging="360"/>
+      </w:pPr>
+      <w:rPr>
+        <w:rFonts w:ascii="Wingdings" w:hAnsi="Wingdings" w:hint="default"/>
+        <w:sz w:val="20"/>
+      </w:rPr>
+    </w:lvl>
+    <w:lvl w:ilvl="3" w:tentative="1">
+      <w:start w:val="1"/>
+      <w:numFmt w:val="bullet"/>
+      <w:lvlText w:val=""/>
+      <w:lvlJc w:val="left"/>
+      <w:pPr>
+        <w:tabs>
+          <w:tab w:val="num" w:pos="2880"/>
+        </w:tabs>
+        <w:ind w:left="2880" w:hanging="360"/>
+      </w:pPr>
+      <w:rPr>
+        <w:rFonts w:ascii="Wingdings" w:hAnsi="Wingdings" w:hint="default"/>
+        <w:sz w:val="20"/>
+      </w:rPr>
+    </w:lvl>
+    <w:lvl w:ilvl="4" w:tentative="1">
+      <w:start w:val="1"/>
+      <w:numFmt w:val="bullet"/>
+      <w:lvlText w:val=""/>
+      <w:lvlJc w:val="left"/>
+      <w:pPr>
+        <w:tabs>
+          <w:tab w:val="num" w:pos="3600"/>
+        </w:tabs>
+        <w:ind w:left="3600" w:hanging="360"/>
+      </w:pPr>
+      <w:rPr>
+        <w:rFonts w:ascii="Wingdings" w:hAnsi="Wingdings" w:hint="default"/>
+        <w:sz w:val="20"/>
+      </w:rPr>
+    </w:lvl>
+    <w:lvl w:ilvl="5" w:tentative="1">
+      <w:start w:val="1"/>
+      <w:numFmt w:val="bullet"/>
+      <w:lvlText w:val=""/>
+      <w:lvlJc w:val="left"/>
+      <w:pPr>
+        <w:tabs>
+          <w:tab w:val="num" w:pos="4320"/>
+        </w:tabs>
+        <w:ind w:left="4320" w:hanging="360"/>
+      </w:pPr>
+      <w:rPr>
+        <w:rFonts w:ascii="Wingdings" w:hAnsi="Wingdings" w:hint="default"/>
+        <w:sz w:val="20"/>
+      </w:rPr>
+    </w:lvl>
+    <w:lvl w:ilvl="6" w:tentative="1">
+      <w:start w:val="1"/>
+      <w:numFmt w:val="bullet"/>
+      <w:lvlText w:val=""/>
+      <w:lvlJc w:val="left"/>
+      <w:pPr>
+        <w:tabs>
+          <w:tab w:val="num" w:pos="5040"/>
+        </w:tabs>
+        <w:ind w:left="5040" w:hanging="360"/>
+      </w:pPr>
+      <w:rPr>
+        <w:rFonts w:ascii="Wingdings" w:hAnsi="Wingdings" w:hint="default"/>
+        <w:sz w:val="20"/>
+      </w:rPr>
+    </w:lvl>
+    <w:lvl w:ilvl="7" w:tentative="1">
+      <w:start w:val="1"/>
+      <w:numFmt w:val="bullet"/>
+      <w:lvlText w:val=""/>
+      <w:lvlJc w:val="left"/>
+      <w:pPr>
+        <w:tabs>
+          <w:tab w:val="num" w:pos="5760"/>
+        </w:tabs>
+        <w:ind w:left="5760" w:hanging="360"/>
+      </w:pPr>
+      <w:rPr>
+        <w:rFonts w:ascii="Wingdings" w:hAnsi="Wingdings" w:hint="default"/>
+        <w:sz w:val="20"/>
+      </w:rPr>
+    </w:lvl>
+    <w:lvl w:ilvl="8" w:tentative="1">
+      <w:start w:val="1"/>
+      <w:numFmt w:val="bullet"/>
+      <w:lvlText w:val=""/>
+      <w:lvlJc w:val="left"/>
+      <w:pPr>
+        <w:tabs>
+          <w:tab w:val="num" w:pos="6480"/>
+        </w:tabs>
+        <w:ind w:left="6480" w:hanging="360"/>
+      </w:pPr>
+      <w:rPr>
+        <w:rFonts w:ascii="Wingdings" w:hAnsi="Wingdings" w:hint="default"/>
+        <w:sz w:val="20"/>
+      </w:rPr>
+    </w:lvl>
+  </w:abstractNum>
+  <w:abstractNum w:abstractNumId="43" w15:restartNumberingAfterBreak="0">
     <w:nsid w:val="72C24D28"/>
     <w:multiLevelType w:val="hybridMultilevel"/>
     <w:tmpl w:val="7B0CD728"/>
@@ -5792,7 +8928,7 @@
       </w:rPr>
     </w:lvl>
   </w:abstractNum>
-  <w:abstractNum w:abstractNumId="35" w15:restartNumberingAfterBreak="0">
+  <w:abstractNum w:abstractNumId="44" w15:restartNumberingAfterBreak="0">
     <w:nsid w:val="78604111"/>
     <w:multiLevelType w:val="hybridMultilevel"/>
     <w:tmpl w:val="C1F8BAB2"/>
@@ -5905,7 +9041,7 @@
       </w:rPr>
     </w:lvl>
   </w:abstractNum>
-  <w:abstractNum w:abstractNumId="36" w15:restartNumberingAfterBreak="0">
+  <w:abstractNum w:abstractNumId="45" w15:restartNumberingAfterBreak="0">
     <w:nsid w:val="7B3B4AB7"/>
     <w:multiLevelType w:val="hybridMultilevel"/>
     <w:tmpl w:val="37F4153A"/>
@@ -6018,7 +9154,7 @@
       </w:rPr>
     </w:lvl>
   </w:abstractNum>
-  <w:abstractNum w:abstractNumId="37" w15:restartNumberingAfterBreak="0">
+  <w:abstractNum w:abstractNumId="46" w15:restartNumberingAfterBreak="0">
     <w:nsid w:val="7F7E634C"/>
     <w:multiLevelType w:val="hybridMultilevel"/>
     <w:tmpl w:val="316692B2"/>
@@ -6131,98 +9267,247 @@
       </w:rPr>
     </w:lvl>
   </w:abstractNum>
+  <w:abstractNum w:abstractNumId="47" w15:restartNumberingAfterBreak="0">
+    <w:nsid w:val="7FE954C7"/>
+    <w:multiLevelType w:val="multilevel"/>
+    <w:tmpl w:val="166C6A68"/>
+    <w:lvl w:ilvl="0">
+      <w:start w:val="1"/>
+      <w:numFmt w:val="bullet"/>
+      <w:lvlText w:val=""/>
+      <w:lvlJc w:val="left"/>
+      <w:pPr>
+        <w:tabs>
+          <w:tab w:val="num" w:pos="720"/>
+        </w:tabs>
+        <w:ind w:left="720" w:hanging="360"/>
+      </w:pPr>
+      <w:rPr>
+        <w:rFonts w:ascii="Symbol" w:hAnsi="Symbol" w:hint="default"/>
+        <w:sz w:val="20"/>
+      </w:rPr>
+    </w:lvl>
+    <w:lvl w:ilvl="1" w:tentative="1">
+      <w:start w:val="1"/>
+      <w:numFmt w:val="bullet"/>
+      <w:lvlText w:val="o"/>
+      <w:lvlJc w:val="left"/>
+      <w:pPr>
+        <w:tabs>
+          <w:tab w:val="num" w:pos="1440"/>
+        </w:tabs>
+        <w:ind w:left="1440" w:hanging="360"/>
+      </w:pPr>
+      <w:rPr>
+        <w:rFonts w:ascii="Courier New" w:hAnsi="Courier New" w:hint="default"/>
+        <w:sz w:val="20"/>
+      </w:rPr>
+    </w:lvl>
+    <w:lvl w:ilvl="2" w:tentative="1">
+      <w:start w:val="1"/>
+      <w:numFmt w:val="bullet"/>
+      <w:lvlText w:val=""/>
+      <w:lvlJc w:val="left"/>
+      <w:pPr>
+        <w:tabs>
+          <w:tab w:val="num" w:pos="2160"/>
+        </w:tabs>
+        <w:ind w:left="2160" w:hanging="360"/>
+      </w:pPr>
+      <w:rPr>
+        <w:rFonts w:ascii="Wingdings" w:hAnsi="Wingdings" w:hint="default"/>
+        <w:sz w:val="20"/>
+      </w:rPr>
+    </w:lvl>
+    <w:lvl w:ilvl="3" w:tentative="1">
+      <w:start w:val="1"/>
+      <w:numFmt w:val="bullet"/>
+      <w:lvlText w:val=""/>
+      <w:lvlJc w:val="left"/>
+      <w:pPr>
+        <w:tabs>
+          <w:tab w:val="num" w:pos="2880"/>
+        </w:tabs>
+        <w:ind w:left="2880" w:hanging="360"/>
+      </w:pPr>
+      <w:rPr>
+        <w:rFonts w:ascii="Wingdings" w:hAnsi="Wingdings" w:hint="default"/>
+        <w:sz w:val="20"/>
+      </w:rPr>
+    </w:lvl>
+    <w:lvl w:ilvl="4" w:tentative="1">
+      <w:start w:val="1"/>
+      <w:numFmt w:val="bullet"/>
+      <w:lvlText w:val=""/>
+      <w:lvlJc w:val="left"/>
+      <w:pPr>
+        <w:tabs>
+          <w:tab w:val="num" w:pos="3600"/>
+        </w:tabs>
+        <w:ind w:left="3600" w:hanging="360"/>
+      </w:pPr>
+      <w:rPr>
+        <w:rFonts w:ascii="Wingdings" w:hAnsi="Wingdings" w:hint="default"/>
+        <w:sz w:val="20"/>
+      </w:rPr>
+    </w:lvl>
+    <w:lvl w:ilvl="5" w:tentative="1">
+      <w:start w:val="1"/>
+      <w:numFmt w:val="bullet"/>
+      <w:lvlText w:val=""/>
+      <w:lvlJc w:val="left"/>
+      <w:pPr>
+        <w:tabs>
+          <w:tab w:val="num" w:pos="4320"/>
+        </w:tabs>
+        <w:ind w:left="4320" w:hanging="360"/>
+      </w:pPr>
+      <w:rPr>
+        <w:rFonts w:ascii="Wingdings" w:hAnsi="Wingdings" w:hint="default"/>
+        <w:sz w:val="20"/>
+      </w:rPr>
+    </w:lvl>
+    <w:lvl w:ilvl="6" w:tentative="1">
+      <w:start w:val="1"/>
+      <w:numFmt w:val="bullet"/>
+      <w:lvlText w:val=""/>
+      <w:lvlJc w:val="left"/>
+      <w:pPr>
+        <w:tabs>
+          <w:tab w:val="num" w:pos="5040"/>
+        </w:tabs>
+        <w:ind w:left="5040" w:hanging="360"/>
+      </w:pPr>
+      <w:rPr>
+        <w:rFonts w:ascii="Wingdings" w:hAnsi="Wingdings" w:hint="default"/>
+        <w:sz w:val="20"/>
+      </w:rPr>
+    </w:lvl>
+    <w:lvl w:ilvl="7" w:tentative="1">
+      <w:start w:val="1"/>
+      <w:numFmt w:val="bullet"/>
+      <w:lvlText w:val=""/>
+      <w:lvlJc w:val="left"/>
+      <w:pPr>
+        <w:tabs>
+          <w:tab w:val="num" w:pos="5760"/>
+        </w:tabs>
+        <w:ind w:left="5760" w:hanging="360"/>
+      </w:pPr>
+      <w:rPr>
+        <w:rFonts w:ascii="Wingdings" w:hAnsi="Wingdings" w:hint="default"/>
+        <w:sz w:val="20"/>
+      </w:rPr>
+    </w:lvl>
+    <w:lvl w:ilvl="8" w:tentative="1">
+      <w:start w:val="1"/>
+      <w:numFmt w:val="bullet"/>
+      <w:lvlText w:val=""/>
+      <w:lvlJc w:val="left"/>
+      <w:pPr>
+        <w:tabs>
+          <w:tab w:val="num" w:pos="6480"/>
+        </w:tabs>
+        <w:ind w:left="6480" w:hanging="360"/>
+      </w:pPr>
+      <w:rPr>
+        <w:rFonts w:ascii="Wingdings" w:hAnsi="Wingdings" w:hint="default"/>
+        <w:sz w:val="20"/>
+      </w:rPr>
+    </w:lvl>
+  </w:abstractNum>
   <w:num w:numId="1">
-    <w:abstractNumId w:val="6"/>
+    <w:abstractNumId w:val="7"/>
   </w:num>
   <w:num w:numId="2">
-    <w:abstractNumId w:val="32"/>
+    <w:abstractNumId w:val="39"/>
   </w:num>
   <w:num w:numId="3">
     <w:abstractNumId w:val="3"/>
   </w:num>
   <w:num w:numId="4">
-    <w:abstractNumId w:val="14"/>
+    <w:abstractNumId w:val="18"/>
   </w:num>
   <w:num w:numId="5">
+    <w:abstractNumId w:val="10"/>
+  </w:num>
+  <w:num w:numId="6">
+    <w:abstractNumId w:val="35"/>
+  </w:num>
+  <w:num w:numId="7">
+    <w:abstractNumId w:val="24"/>
+  </w:num>
+  <w:num w:numId="8">
+    <w:abstractNumId w:val="28"/>
+  </w:num>
+  <w:num w:numId="9">
     <w:abstractNumId w:val="9"/>
   </w:num>
-  <w:num w:numId="6">
-    <w:abstractNumId w:val="28"/>
+  <w:num w:numId="10">
+    <w:abstractNumId w:val="16"/>
   </w:num>
-  <w:num w:numId="7">
+  <w:num w:numId="11">
     <w:abstractNumId w:val="19"/>
   </w:num>
-  <w:num w:numId="8">
-    <w:abstractNumId w:val="23"/>
+  <w:num w:numId="12">
+    <w:abstractNumId w:val="6"/>
   </w:num>
-  <w:num w:numId="9">
-    <w:abstractNumId w:val="8"/>
+  <w:num w:numId="13">
+    <w:abstractNumId w:val="41"/>
   </w:num>
-  <w:num w:numId="10">
-    <w:abstractNumId w:val="12"/>
+  <w:num w:numId="14">
+    <w:abstractNumId w:val="27"/>
   </w:num>
-  <w:num w:numId="11">
+  <w:num w:numId="15">
+    <w:abstractNumId w:val="5"/>
+  </w:num>
+  <w:num w:numId="16">
+    <w:abstractNumId w:val="44"/>
+  </w:num>
+  <w:num w:numId="17">
+    <w:abstractNumId w:val="31"/>
+  </w:num>
+  <w:num w:numId="18">
+    <w:abstractNumId w:val="46"/>
+  </w:num>
+  <w:num w:numId="19">
+    <w:abstractNumId w:val="37"/>
+  </w:num>
+  <w:num w:numId="20">
+    <w:abstractNumId w:val="32"/>
+  </w:num>
+  <w:num w:numId="21">
+    <w:abstractNumId w:val="43"/>
+  </w:num>
+  <w:num w:numId="22">
     <w:abstractNumId w:val="15"/>
   </w:num>
-  <w:num w:numId="12">
-    <w:abstractNumId w:val="5"/>
-  </w:num>
-  <w:num w:numId="13">
-    <w:abstractNumId w:val="33"/>
-  </w:num>
-  <w:num w:numId="14">
-    <w:abstractNumId w:val="22"/>
-  </w:num>
-  <w:num w:numId="15">
-    <w:abstractNumId w:val="4"/>
-  </w:num>
-  <w:num w:numId="16">
-    <w:abstractNumId w:val="35"/>
-  </w:num>
-  <w:num w:numId="17">
-    <w:abstractNumId w:val="25"/>
-  </w:num>
-  <w:num w:numId="18">
-    <w:abstractNumId w:val="37"/>
-  </w:num>
-  <w:num w:numId="19">
-    <w:abstractNumId w:val="30"/>
-  </w:num>
-  <w:num w:numId="20">
-    <w:abstractNumId w:val="26"/>
-  </w:num>
-  <w:num w:numId="21">
-    <w:abstractNumId w:val="34"/>
-  </w:num>
-  <w:num w:numId="22">
-    <w:abstractNumId w:val="11"/>
-  </w:num>
   <w:num w:numId="23">
-    <w:abstractNumId w:val="10"/>
+    <w:abstractNumId w:val="12"/>
   </w:num>
   <w:num w:numId="24">
     <w:abstractNumId w:val="1"/>
   </w:num>
   <w:num w:numId="25">
-    <w:abstractNumId w:val="29"/>
+    <w:abstractNumId w:val="36"/>
   </w:num>
   <w:num w:numId="26">
-    <w:abstractNumId w:val="31"/>
+    <w:abstractNumId w:val="38"/>
   </w:num>
   <w:num w:numId="27">
-    <w:abstractNumId w:val="36"/>
+    <w:abstractNumId w:val="45"/>
   </w:num>
   <w:num w:numId="28">
-    <w:abstractNumId w:val="20"/>
+    <w:abstractNumId w:val="25"/>
   </w:num>
   <w:num w:numId="29">
-    <w:abstractNumId w:val="21"/>
+    <w:abstractNumId w:val="26"/>
   </w:num>
   <w:num w:numId="30">
-    <w:abstractNumId w:val="27"/>
+    <w:abstractNumId w:val="33"/>
   </w:num>
   <w:num w:numId="31">
-    <w:abstractNumId w:val="18"/>
+    <w:abstractNumId w:val="23"/>
   </w:num>
   <w:num w:numId="32">
     <w:abstractNumId w:val="2"/>
@@ -6231,19 +9516,49 @@
     <w:abstractNumId w:val="0"/>
   </w:num>
   <w:num w:numId="34">
+    <w:abstractNumId w:val="17"/>
+  </w:num>
+  <w:num w:numId="35">
+    <w:abstractNumId w:val="8"/>
+  </w:num>
+  <w:num w:numId="36">
+    <w:abstractNumId w:val="29"/>
+  </w:num>
+  <w:num w:numId="37">
+    <w:abstractNumId w:val="21"/>
+  </w:num>
+  <w:num w:numId="38">
+    <w:abstractNumId w:val="20"/>
+  </w:num>
+  <w:num w:numId="39">
+    <w:abstractNumId w:val="11"/>
+  </w:num>
+  <w:num w:numId="40">
     <w:abstractNumId w:val="13"/>
   </w:num>
-  <w:num w:numId="35">
-    <w:abstractNumId w:val="7"/>
+  <w:num w:numId="41">
+    <w:abstractNumId w:val="40"/>
   </w:num>
-  <w:num w:numId="36">
-    <w:abstractNumId w:val="24"/>
+  <w:num w:numId="42">
+    <w:abstractNumId w:val="42"/>
   </w:num>
-  <w:num w:numId="37">
-    <w:abstractNumId w:val="17"/>
+  <w:num w:numId="43">
+    <w:abstractNumId w:val="14"/>
   </w:num>
-  <w:num w:numId="38">
-    <w:abstractNumId w:val="16"/>
+  <w:num w:numId="44">
+    <w:abstractNumId w:val="34"/>
+  </w:num>
+  <w:num w:numId="45">
+    <w:abstractNumId w:val="4"/>
+  </w:num>
+  <w:num w:numId="46">
+    <w:abstractNumId w:val="47"/>
+  </w:num>
+  <w:num w:numId="47">
+    <w:abstractNumId w:val="30"/>
+  </w:num>
+  <w:num w:numId="48">
+    <w:abstractNumId w:val="22"/>
   </w:num>
 </w:numbering>
 </file>
@@ -6648,6 +9963,26 @@
     <w:qFormat/>
     <w:rsid w:val="00C01066"/>
   </w:style>
+  <w:style w:type="paragraph" w:styleId="Titre3">
+    <w:name w:val="heading 3"/>
+    <w:basedOn w:val="Normal"/>
+    <w:link w:val="Titre3Car"/>
+    <w:uiPriority w:val="9"/>
+    <w:qFormat/>
+    <w:rsid w:val="00B912F5"/>
+    <w:pPr>
+      <w:spacing w:before="100" w:beforeAutospacing="1" w:after="100" w:afterAutospacing="1" w:line="240" w:lineRule="auto"/>
+      <w:outlineLvl w:val="2"/>
+    </w:pPr>
+    <w:rPr>
+      <w:rFonts w:ascii="Times New Roman" w:eastAsia="Times New Roman" w:hAnsi="Times New Roman" w:cs="Times New Roman"/>
+      <w:b/>
+      <w:bCs/>
+      <w:sz w:val="27"/>
+      <w:szCs w:val="27"/>
+      <w:lang w:eastAsia="fr-FR"/>
+    </w:rPr>
+  </w:style>
   <w:style w:type="character" w:default="1" w:styleId="Policepardfaut">
     <w:name w:val="Default Paragraph Font"/>
     <w:uiPriority w:val="1"/>
@@ -6774,6 +10109,21 @@
     <w:rPr>
       <w:b/>
       <w:bCs/>
+    </w:rPr>
+  </w:style>
+  <w:style w:type="character" w:customStyle="1" w:styleId="Titre3Car">
+    <w:name w:val="Titre 3 Car"/>
+    <w:basedOn w:val="Policepardfaut"/>
+    <w:link w:val="Titre3"/>
+    <w:uiPriority w:val="9"/>
+    <w:rsid w:val="00B912F5"/>
+    <w:rPr>
+      <w:rFonts w:ascii="Times New Roman" w:eastAsia="Times New Roman" w:hAnsi="Times New Roman" w:cs="Times New Roman"/>
+      <w:b/>
+      <w:bCs/>
+      <w:sz w:val="27"/>
+      <w:szCs w:val="27"/>
+      <w:lang w:eastAsia="fr-FR"/>
     </w:rPr>
   </w:style>
 </w:styles>

--- a/Technique.docx
+++ b/Technique.docx
@@ -1,6 +1,6 @@
 
 <file path=word/document.xml><?xml version="1.0" encoding="utf-8"?>
-<w:document xmlns:wpc="http://schemas.microsoft.com/office/word/2010/wordprocessingCanvas" xmlns:cx="http://schemas.microsoft.com/office/drawing/2014/chartex" xmlns:cx1="http://schemas.microsoft.com/office/drawing/2015/9/8/chartex" xmlns:cx2="http://schemas.microsoft.com/office/drawing/2015/10/21/chartex" xmlns:cx3="http://schemas.microsoft.com/office/drawing/2016/5/9/chartex" xmlns:cx4="http://schemas.microsoft.com/office/drawing/2016/5/10/chartex" xmlns:cx5="http://schemas.microsoft.com/office/drawing/2016/5/11/chartex" xmlns:cx6="http://schemas.microsoft.com/office/drawing/2016/5/12/chartex" xmlns:cx7="http://schemas.microsoft.com/office/drawing/2016/5/13/chartex" xmlns:cx8="http://schemas.microsoft.com/office/drawing/2016/5/14/chartex" xmlns:mc="http://schemas.openxmlformats.org/markup-compatibility/2006" xmlns:aink="http://schemas.microsoft.com/office/drawing/2016/ink" xmlns:am3d="http://schemas.microsoft.com/office/drawing/2017/model3d" xmlns:o="urn:schemas-microsoft-com:office:office" xmlns:r="http://schemas.openxmlformats.org/officeDocument/2006/relationships" xmlns:m="http://schemas.openxmlformats.org/officeDocument/2006/math" xmlns:v="urn:schemas-microsoft-com:vml" xmlns:wp14="http://schemas.microsoft.com/office/word/2010/wordprocessingDrawing" xmlns:wp="http://schemas.openxmlformats.org/drawingml/2006/wordprocessingDrawing" xmlns:w10="urn:schemas-microsoft-com:office:word" xmlns:w="http://schemas.openxmlformats.org/wordprocessingml/2006/main" xmlns:w14="http://schemas.microsoft.com/office/word/2010/wordml" xmlns:w15="http://schemas.microsoft.com/office/word/2012/wordml" xmlns:w16cex="http://schemas.microsoft.com/office/word/2018/wordml/cex" xmlns:w16cid="http://schemas.microsoft.com/office/word/2016/wordml/cid" xmlns:w16="http://schemas.microsoft.com/office/word/2018/wordml" xmlns:w16sdtdh="http://schemas.microsoft.com/office/word/2020/wordml/sdtdatahash" xmlns:w16se="http://schemas.microsoft.com/office/word/2015/wordml/symex" xmlns:wpg="http://schemas.microsoft.com/office/word/2010/wordprocessingGroup" xmlns:wpi="http://schemas.microsoft.com/office/word/2010/wordprocessingInk" xmlns:wne="http://schemas.microsoft.com/office/word/2006/wordml" xmlns:wps="http://schemas.microsoft.com/office/word/2010/wordprocessingShape" mc:Ignorable="w14 w15 w16se w16cid w16 w16cex w16sdtdh wp14">
+<w:document xmlns:wpc="http://schemas.microsoft.com/office/word/2010/wordprocessingCanvas" xmlns:mc="http://schemas.openxmlformats.org/markup-compatibility/2006" xmlns:o="urn:schemas-microsoft-com:office:office" xmlns:r="http://schemas.openxmlformats.org/officeDocument/2006/relationships" xmlns:m="http://schemas.openxmlformats.org/officeDocument/2006/math" xmlns:v="urn:schemas-microsoft-com:vml" xmlns:wp14="http://schemas.microsoft.com/office/word/2010/wordprocessingDrawing" xmlns:wp="http://schemas.openxmlformats.org/drawingml/2006/wordprocessingDrawing" xmlns:w10="urn:schemas-microsoft-com:office:word" xmlns:w="http://schemas.openxmlformats.org/wordprocessingml/2006/main" xmlns:w14="http://schemas.microsoft.com/office/word/2010/wordml" xmlns:wpg="http://schemas.microsoft.com/office/word/2010/wordprocessingGroup" xmlns:wpi="http://schemas.microsoft.com/office/word/2010/wordprocessingInk" xmlns:wne="http://schemas.microsoft.com/office/word/2006/wordml" xmlns:wps="http://schemas.microsoft.com/office/word/2010/wordprocessingShape" mc:Ignorable="w14 wp14">
   <w:body>
     <w:p>
       <w:pPr>
@@ -1254,6 +1254,9 @@
     </w:p>
     <w:p>
       <w:pPr>
+        <w:pBdr>
+          <w:bottom w:val="single" w:sz="4" w:space="1" w:color="auto"/>
+        </w:pBdr>
         <w:spacing w:before="100" w:beforeAutospacing="1" w:after="100" w:afterAutospacing="1" w:line="240" w:lineRule="auto"/>
         <w:rPr>
           <w:rFonts w:eastAsia="Times New Roman" w:cstheme="minorHAnsi"/>
@@ -1492,6 +1495,9 @@
     </w:p>
     <w:p>
       <w:pPr>
+        <w:pBdr>
+          <w:bottom w:val="single" w:sz="4" w:space="1" w:color="auto"/>
+        </w:pBdr>
         <w:spacing w:before="100" w:beforeAutospacing="1" w:after="100" w:afterAutospacing="1" w:line="240" w:lineRule="auto"/>
         <w:rPr>
           <w:rFonts w:eastAsia="Times New Roman" w:cstheme="minorHAnsi"/>
@@ -1762,6 +1768,9 @@
     </w:p>
     <w:p>
       <w:pPr>
+        <w:pBdr>
+          <w:bottom w:val="single" w:sz="24" w:space="1" w:color="auto"/>
+        </w:pBdr>
         <w:spacing w:before="100" w:beforeAutospacing="1" w:after="100" w:afterAutospacing="1" w:line="240" w:lineRule="auto"/>
         <w:rPr>
           <w:rFonts w:eastAsia="Times New Roman" w:cstheme="minorHAnsi"/>
@@ -1787,6 +1796,556 @@
           <w:lang w:eastAsia="fr-FR"/>
         </w:rPr>
         <w:t xml:space="preserve"> La technique fait partie de notre essence, la main est notre premier outil.</w:t>
+      </w:r>
+    </w:p>
+    <w:p>
+      <w:pPr>
+        <w:spacing w:before="100" w:beforeAutospacing="1" w:after="100" w:afterAutospacing="1" w:line="240" w:lineRule="auto"/>
+        <w:outlineLvl w:val="2"/>
+        <w:rPr>
+          <w:rFonts w:eastAsia="Times New Roman" w:cstheme="minorHAnsi"/>
+          <w:b/>
+          <w:bCs/>
+          <w:sz w:val="24"/>
+          <w:szCs w:val="24"/>
+          <w:vertAlign w:val="superscript"/>
+          <w:lang w:eastAsia="fr-FR"/>
+        </w:rPr>
+      </w:pPr>
+      <w:r>
+        <w:rPr>
+          <w:rFonts w:eastAsia="Times New Roman" w:cstheme="minorHAnsi"/>
+          <w:b/>
+          <w:bCs/>
+          <w:sz w:val="24"/>
+          <w:szCs w:val="24"/>
+          <w:lang w:eastAsia="fr-FR"/>
+        </w:rPr>
+        <w:t>Bergson XIX</w:t>
+      </w:r>
+      <w:r>
+        <w:rPr>
+          <w:rFonts w:eastAsia="Times New Roman" w:cstheme="minorHAnsi"/>
+          <w:b/>
+          <w:bCs/>
+          <w:sz w:val="24"/>
+          <w:szCs w:val="24"/>
+          <w:vertAlign w:val="superscript"/>
+          <w:lang w:eastAsia="fr-FR"/>
+        </w:rPr>
+        <w:t>ème</w:t>
+      </w:r>
+    </w:p>
+    <w:p>
+      <w:pPr>
+        <w:spacing w:before="100" w:beforeAutospacing="1" w:after="100" w:afterAutospacing="1" w:line="240" w:lineRule="auto"/>
+        <w:outlineLvl w:val="2"/>
+        <w:rPr>
+          <w:rFonts w:eastAsia="Times New Roman" w:cstheme="minorHAnsi"/>
+          <w:b/>
+          <w:bCs/>
+          <w:sz w:val="24"/>
+          <w:szCs w:val="24"/>
+          <w:lang w:eastAsia="fr-FR"/>
+        </w:rPr>
+      </w:pPr>
+      <w:r>
+        <w:rPr>
+          <w:rFonts w:eastAsia="Times New Roman" w:cstheme="minorHAnsi"/>
+          <w:b/>
+          <w:bCs/>
+          <w:sz w:val="24"/>
+          <w:szCs w:val="24"/>
+          <w:lang w:eastAsia="fr-FR"/>
+        </w:rPr>
+        <w:t>Arguments :</w:t>
+      </w:r>
+    </w:p>
+    <w:p>
+      <w:pPr>
+        <w:numPr>
+          <w:ilvl w:val="0"/>
+          <w:numId w:val="43"/>
+        </w:numPr>
+        <w:spacing w:before="100" w:beforeAutospacing="1" w:after="100" w:afterAutospacing="1" w:line="240" w:lineRule="auto"/>
+        <w:rPr>
+          <w:rFonts w:eastAsia="Times New Roman" w:cstheme="minorHAnsi"/>
+          <w:sz w:val="24"/>
+          <w:szCs w:val="24"/>
+          <w:lang w:eastAsia="fr-FR"/>
+        </w:rPr>
+      </w:pPr>
+      <w:r>
+        <w:rPr>
+          <w:rFonts w:eastAsia="Times New Roman" w:cstheme="minorHAnsi"/>
+          <w:b/>
+          <w:bCs/>
+          <w:sz w:val="24"/>
+          <w:szCs w:val="24"/>
+          <w:lang w:eastAsia="fr-FR"/>
+        </w:rPr>
+        <w:t xml:space="preserve">L'Homo </w:t>
+      </w:r>
+      <w:proofErr w:type="spellStart"/>
+      <w:r>
+        <w:rPr>
+          <w:rFonts w:eastAsia="Times New Roman" w:cstheme="minorHAnsi"/>
+          <w:b/>
+          <w:bCs/>
+          <w:sz w:val="24"/>
+          <w:szCs w:val="24"/>
+          <w:lang w:eastAsia="fr-FR"/>
+        </w:rPr>
+        <w:t>Faber</w:t>
+      </w:r>
+      <w:proofErr w:type="spellEnd"/>
+      <w:r>
+        <w:rPr>
+          <w:rFonts w:eastAsia="Times New Roman" w:cstheme="minorHAnsi"/>
+          <w:b/>
+          <w:bCs/>
+          <w:sz w:val="24"/>
+          <w:szCs w:val="24"/>
+          <w:lang w:eastAsia="fr-FR"/>
+        </w:rPr>
+        <w:t xml:space="preserve"> :</w:t>
+      </w:r>
+      <w:r>
+        <w:rPr>
+          <w:rFonts w:eastAsia="Times New Roman" w:cstheme="minorHAnsi"/>
+          <w:sz w:val="24"/>
+          <w:szCs w:val="24"/>
+          <w:lang w:eastAsia="fr-FR"/>
+        </w:rPr>
+        <w:t xml:space="preserve"> L'intelligence humaine est d'abord la capacité de fabriquer des objets artificiels, en particulier des "outils à faire des outils".</w:t>
+      </w:r>
+    </w:p>
+    <w:p>
+      <w:pPr>
+        <w:numPr>
+          <w:ilvl w:val="0"/>
+          <w:numId w:val="43"/>
+        </w:numPr>
+        <w:spacing w:before="100" w:beforeAutospacing="1" w:after="100" w:afterAutospacing="1" w:line="240" w:lineRule="auto"/>
+        <w:rPr>
+          <w:rFonts w:eastAsia="Times New Roman" w:cstheme="minorHAnsi"/>
+          <w:sz w:val="24"/>
+          <w:szCs w:val="24"/>
+          <w:lang w:eastAsia="fr-FR"/>
+        </w:rPr>
+      </w:pPr>
+      <w:r>
+        <w:rPr>
+          <w:rFonts w:eastAsia="Times New Roman" w:cstheme="minorHAnsi"/>
+          <w:b/>
+          <w:bCs/>
+          <w:sz w:val="24"/>
+          <w:szCs w:val="24"/>
+          <w:lang w:eastAsia="fr-FR"/>
+        </w:rPr>
+        <w:t>L'intelligence vs l'Instinct :</w:t>
+      </w:r>
+      <w:r>
+        <w:rPr>
+          <w:rFonts w:eastAsia="Times New Roman" w:cstheme="minorHAnsi"/>
+          <w:sz w:val="24"/>
+          <w:szCs w:val="24"/>
+          <w:lang w:eastAsia="fr-FR"/>
+        </w:rPr>
+        <w:t xml:space="preserve"> L'instinct utilise des outils naturels (organes), tandis que l'intelligence crée des outils mécaniques pour agir sur la matière.</w:t>
+      </w:r>
+    </w:p>
+    <w:p>
+      <w:pPr>
+        <w:numPr>
+          <w:ilvl w:val="0"/>
+          <w:numId w:val="43"/>
+        </w:numPr>
+        <w:spacing w:before="100" w:beforeAutospacing="1" w:after="100" w:afterAutospacing="1" w:line="240" w:lineRule="auto"/>
+        <w:rPr>
+          <w:rFonts w:eastAsia="Times New Roman" w:cstheme="minorHAnsi"/>
+          <w:sz w:val="24"/>
+          <w:szCs w:val="24"/>
+          <w:lang w:eastAsia="fr-FR"/>
+        </w:rPr>
+      </w:pPr>
+      <w:r>
+        <w:rPr>
+          <w:rFonts w:eastAsia="Times New Roman" w:cstheme="minorHAnsi"/>
+          <w:b/>
+          <w:bCs/>
+          <w:sz w:val="24"/>
+          <w:szCs w:val="24"/>
+          <w:lang w:eastAsia="fr-FR"/>
+        </w:rPr>
+        <w:t>Le supplément d'âme :</w:t>
+      </w:r>
+      <w:r>
+        <w:rPr>
+          <w:rFonts w:eastAsia="Times New Roman" w:cstheme="minorHAnsi"/>
+          <w:sz w:val="24"/>
+          <w:szCs w:val="24"/>
+          <w:lang w:eastAsia="fr-FR"/>
+        </w:rPr>
+        <w:t xml:space="preserve"> La technique a tellement agrandi le corps de l'homme (machines, transports) que celui-ci a maintenant besoin d'un progrès moral équivalent. </w:t>
+      </w:r>
+    </w:p>
+    <w:p>
+      <w:pPr>
+        <w:pBdr>
+          <w:bottom w:val="single" w:sz="4" w:space="1" w:color="auto"/>
+        </w:pBdr>
+        <w:spacing w:before="100" w:beforeAutospacing="1" w:after="100" w:afterAutospacing="1" w:line="240" w:lineRule="auto"/>
+        <w:rPr>
+          <w:rFonts w:eastAsia="Times New Roman" w:cstheme="minorHAnsi"/>
+          <w:sz w:val="24"/>
+          <w:szCs w:val="24"/>
+          <w:lang w:eastAsia="fr-FR"/>
+        </w:rPr>
+      </w:pPr>
+      <w:r>
+        <w:rPr>
+          <w:rFonts w:ascii="Cambria Math" w:eastAsia="Times New Roman" w:hAnsi="Cambria Math" w:cs="Cambria Math"/>
+          <w:sz w:val="24"/>
+          <w:szCs w:val="24"/>
+          <w:lang w:eastAsia="fr-FR"/>
+        </w:rPr>
+        <w:t>⟶</w:t>
+      </w:r>
+      <w:r>
+        <w:rPr>
+          <w:rFonts w:eastAsia="Times New Roman" w:cstheme="minorHAnsi"/>
+          <w:sz w:val="24"/>
+          <w:szCs w:val="24"/>
+          <w:lang w:eastAsia="fr-FR"/>
+        </w:rPr>
+        <w:t xml:space="preserve"> L</w:t>
+      </w:r>
+      <w:r>
+        <w:rPr>
+          <w:rFonts w:ascii="Calibri" w:eastAsia="Times New Roman" w:hAnsi="Calibri" w:cs="Calibri"/>
+          <w:sz w:val="24"/>
+          <w:szCs w:val="24"/>
+          <w:lang w:eastAsia="fr-FR"/>
+        </w:rPr>
+        <w:t>’é</w:t>
+      </w:r>
+      <w:r>
+        <w:rPr>
+          <w:rFonts w:eastAsia="Times New Roman" w:cstheme="minorHAnsi"/>
+          <w:sz w:val="24"/>
+          <w:szCs w:val="24"/>
+          <w:lang w:eastAsia="fr-FR"/>
+        </w:rPr>
+        <w:t>volution de la science permet de mieux conna</w:t>
+      </w:r>
+      <w:r>
+        <w:rPr>
+          <w:rFonts w:ascii="Calibri" w:eastAsia="Times New Roman" w:hAnsi="Calibri" w:cs="Calibri"/>
+          <w:sz w:val="24"/>
+          <w:szCs w:val="24"/>
+          <w:lang w:eastAsia="fr-FR"/>
+        </w:rPr>
+        <w:t>î</w:t>
+      </w:r>
+      <w:r>
+        <w:rPr>
+          <w:rFonts w:eastAsia="Times New Roman" w:cstheme="minorHAnsi"/>
+          <w:sz w:val="24"/>
+          <w:szCs w:val="24"/>
+          <w:lang w:eastAsia="fr-FR"/>
+        </w:rPr>
+        <w:t>tre notre monde et d</w:t>
+      </w:r>
+      <w:r>
+        <w:rPr>
+          <w:rFonts w:ascii="Calibri" w:eastAsia="Times New Roman" w:hAnsi="Calibri" w:cs="Calibri"/>
+          <w:sz w:val="24"/>
+          <w:szCs w:val="24"/>
+          <w:lang w:eastAsia="fr-FR"/>
+        </w:rPr>
+        <w:t>é</w:t>
+      </w:r>
+      <w:r>
+        <w:rPr>
+          <w:rFonts w:eastAsia="Times New Roman" w:cstheme="minorHAnsi"/>
+          <w:sz w:val="24"/>
+          <w:szCs w:val="24"/>
+          <w:lang w:eastAsia="fr-FR"/>
+        </w:rPr>
+        <w:t>finit l'homme comme fabricant.</w:t>
+      </w:r>
+    </w:p>
+    <w:p>
+      <w:pPr>
+        <w:spacing w:before="100" w:beforeAutospacing="1" w:after="100" w:afterAutospacing="1" w:line="240" w:lineRule="auto"/>
+        <w:outlineLvl w:val="2"/>
+        <w:rPr>
+          <w:rFonts w:eastAsia="Times New Roman" w:cstheme="minorHAnsi"/>
+          <w:b/>
+          <w:bCs/>
+          <w:sz w:val="24"/>
+          <w:szCs w:val="24"/>
+          <w:vertAlign w:val="superscript"/>
+          <w:lang w:eastAsia="fr-FR"/>
+        </w:rPr>
+      </w:pPr>
+      <w:r>
+        <w:rPr>
+          <w:rFonts w:eastAsia="Times New Roman" w:cstheme="minorHAnsi"/>
+          <w:b/>
+          <w:bCs/>
+          <w:sz w:val="24"/>
+          <w:szCs w:val="24"/>
+          <w:lang w:eastAsia="fr-FR"/>
+        </w:rPr>
+        <w:t>André Leroi-Gourhan XX</w:t>
+      </w:r>
+      <w:r>
+        <w:rPr>
+          <w:rFonts w:eastAsia="Times New Roman" w:cstheme="minorHAnsi"/>
+          <w:b/>
+          <w:bCs/>
+          <w:sz w:val="24"/>
+          <w:szCs w:val="24"/>
+          <w:vertAlign w:val="superscript"/>
+          <w:lang w:eastAsia="fr-FR"/>
+        </w:rPr>
+        <w:t>ème</w:t>
+      </w:r>
+    </w:p>
+    <w:p>
+      <w:pPr>
+        <w:spacing w:before="100" w:beforeAutospacing="1" w:after="100" w:afterAutospacing="1" w:line="240" w:lineRule="auto"/>
+        <w:outlineLvl w:val="2"/>
+        <w:rPr>
+          <w:rFonts w:eastAsia="Times New Roman" w:cstheme="minorHAnsi"/>
+          <w:b/>
+          <w:bCs/>
+          <w:sz w:val="24"/>
+          <w:szCs w:val="24"/>
+          <w:lang w:eastAsia="fr-FR"/>
+        </w:rPr>
+      </w:pPr>
+      <w:r>
+        <w:rPr>
+          <w:rFonts w:eastAsia="Times New Roman" w:cstheme="minorHAnsi"/>
+          <w:b/>
+          <w:bCs/>
+          <w:sz w:val="24"/>
+          <w:szCs w:val="24"/>
+          <w:lang w:eastAsia="fr-FR"/>
+        </w:rPr>
+        <w:t>Arguments :</w:t>
+      </w:r>
+    </w:p>
+    <w:p>
+      <w:pPr>
+        <w:numPr>
+          <w:ilvl w:val="0"/>
+          <w:numId w:val="44"/>
+        </w:numPr>
+        <w:spacing w:before="100" w:beforeAutospacing="1" w:after="100" w:afterAutospacing="1" w:line="240" w:lineRule="auto"/>
+        <w:rPr>
+          <w:rFonts w:eastAsia="Times New Roman" w:cstheme="minorHAnsi"/>
+          <w:sz w:val="24"/>
+          <w:szCs w:val="24"/>
+          <w:lang w:eastAsia="fr-FR"/>
+        </w:rPr>
+      </w:pPr>
+      <w:r>
+        <w:rPr>
+          <w:rFonts w:eastAsia="Times New Roman" w:cstheme="minorHAnsi"/>
+          <w:b/>
+          <w:bCs/>
+          <w:sz w:val="24"/>
+          <w:szCs w:val="24"/>
+          <w:lang w:eastAsia="fr-FR"/>
+        </w:rPr>
+        <w:t>L'extériorisation :</w:t>
+      </w:r>
+      <w:r>
+        <w:rPr>
+          <w:rFonts w:eastAsia="Times New Roman" w:cstheme="minorHAnsi"/>
+          <w:sz w:val="24"/>
+          <w:szCs w:val="24"/>
+          <w:lang w:eastAsia="fr-FR"/>
+        </w:rPr>
+        <w:t xml:space="preserve"> L'outil est le prolongement du corps (le marteau prolonge le poing, le levier le bras).</w:t>
+      </w:r>
+    </w:p>
+    <w:p>
+      <w:pPr>
+        <w:numPr>
+          <w:ilvl w:val="0"/>
+          <w:numId w:val="44"/>
+        </w:numPr>
+        <w:spacing w:before="100" w:beforeAutospacing="1" w:after="100" w:afterAutospacing="1" w:line="240" w:lineRule="auto"/>
+        <w:rPr>
+          <w:rFonts w:eastAsia="Times New Roman" w:cstheme="minorHAnsi"/>
+          <w:sz w:val="24"/>
+          <w:szCs w:val="24"/>
+          <w:lang w:eastAsia="fr-FR"/>
+        </w:rPr>
+      </w:pPr>
+      <w:r>
+        <w:rPr>
+          <w:rFonts w:eastAsia="Times New Roman" w:cstheme="minorHAnsi"/>
+          <w:b/>
+          <w:bCs/>
+          <w:sz w:val="24"/>
+          <w:szCs w:val="24"/>
+          <w:lang w:eastAsia="fr-FR"/>
+        </w:rPr>
+        <w:t>Libération de la main :</w:t>
+      </w:r>
+      <w:r>
+        <w:rPr>
+          <w:rFonts w:eastAsia="Times New Roman" w:cstheme="minorHAnsi"/>
+          <w:sz w:val="24"/>
+          <w:szCs w:val="24"/>
+          <w:lang w:eastAsia="fr-FR"/>
+        </w:rPr>
+        <w:t xml:space="preserve"> Le passage à la station debout a libéré la main pour l'outil, ce qui a permis au cerveau de se développer davantage.</w:t>
+      </w:r>
+    </w:p>
+    <w:p>
+      <w:pPr>
+        <w:numPr>
+          <w:ilvl w:val="0"/>
+          <w:numId w:val="44"/>
+        </w:numPr>
+        <w:spacing w:before="100" w:beforeAutospacing="1" w:after="100" w:afterAutospacing="1" w:line="240" w:lineRule="auto"/>
+        <w:rPr>
+          <w:rFonts w:eastAsia="Times New Roman" w:cstheme="minorHAnsi"/>
+          <w:sz w:val="24"/>
+          <w:szCs w:val="24"/>
+          <w:lang w:eastAsia="fr-FR"/>
+        </w:rPr>
+      </w:pPr>
+      <w:r>
+        <w:rPr>
+          <w:rFonts w:eastAsia="Times New Roman" w:cstheme="minorHAnsi"/>
+          <w:b/>
+          <w:bCs/>
+          <w:sz w:val="24"/>
+          <w:szCs w:val="24"/>
+          <w:lang w:eastAsia="fr-FR"/>
+        </w:rPr>
+        <w:t>Lien biologie/technique :</w:t>
+      </w:r>
+      <w:r>
+        <w:rPr>
+          <w:rFonts w:eastAsia="Times New Roman" w:cstheme="minorHAnsi"/>
+          <w:sz w:val="24"/>
+          <w:szCs w:val="24"/>
+          <w:lang w:eastAsia="fr-FR"/>
+        </w:rPr>
+        <w:t xml:space="preserve"> On ne peut pas séparer l'évolution de l'espèce humaine de l'évolution de ses outils. </w:t>
+      </w:r>
+    </w:p>
+    <w:p>
+      <w:pPr>
+        <w:pBdr>
+          <w:bottom w:val="single" w:sz="4" w:space="1" w:color="auto"/>
+        </w:pBdr>
+        <w:spacing w:before="100" w:beforeAutospacing="1" w:after="100" w:afterAutospacing="1" w:line="240" w:lineRule="auto"/>
+        <w:rPr>
+          <w:rFonts w:eastAsia="Times New Roman" w:cstheme="minorHAnsi"/>
+          <w:sz w:val="24"/>
+          <w:szCs w:val="24"/>
+          <w:lang w:eastAsia="fr-FR"/>
+        </w:rPr>
+      </w:pPr>
+      <w:r>
+        <w:rPr>
+          <w:rFonts w:ascii="Cambria Math" w:eastAsia="Times New Roman" w:hAnsi="Cambria Math" w:cs="Cambria Math"/>
+          <w:sz w:val="24"/>
+          <w:szCs w:val="24"/>
+          <w:lang w:eastAsia="fr-FR"/>
+        </w:rPr>
+        <w:t>⟶</w:t>
+      </w:r>
+      <w:r>
+        <w:rPr>
+          <w:rFonts w:eastAsia="Times New Roman" w:cstheme="minorHAnsi"/>
+          <w:sz w:val="24"/>
+          <w:szCs w:val="24"/>
+          <w:lang w:eastAsia="fr-FR"/>
+        </w:rPr>
+        <w:t xml:space="preserve"> La technique sert </w:t>
+      </w:r>
+      <w:r>
+        <w:rPr>
+          <w:rFonts w:ascii="Calibri" w:eastAsia="Times New Roman" w:hAnsi="Calibri" w:cs="Calibri"/>
+          <w:sz w:val="24"/>
+          <w:szCs w:val="24"/>
+          <w:lang w:eastAsia="fr-FR"/>
+        </w:rPr>
+        <w:t>à</w:t>
+      </w:r>
+      <w:r>
+        <w:rPr>
+          <w:rFonts w:eastAsia="Times New Roman" w:cstheme="minorHAnsi"/>
+          <w:sz w:val="24"/>
+          <w:szCs w:val="24"/>
+          <w:lang w:eastAsia="fr-FR"/>
+        </w:rPr>
+        <w:t xml:space="preserve"> am</w:t>
+      </w:r>
+      <w:r>
+        <w:rPr>
+          <w:rFonts w:ascii="Calibri" w:eastAsia="Times New Roman" w:hAnsi="Calibri" w:cs="Calibri"/>
+          <w:sz w:val="24"/>
+          <w:szCs w:val="24"/>
+          <w:lang w:eastAsia="fr-FR"/>
+        </w:rPr>
+        <w:t>é</w:t>
+      </w:r>
+      <w:r>
+        <w:rPr>
+          <w:rFonts w:eastAsia="Times New Roman" w:cstheme="minorHAnsi"/>
+          <w:sz w:val="24"/>
+          <w:szCs w:val="24"/>
+          <w:lang w:eastAsia="fr-FR"/>
+        </w:rPr>
+        <w:t>liorer l</w:t>
+      </w:r>
+      <w:r>
+        <w:rPr>
+          <w:rFonts w:ascii="Calibri" w:eastAsia="Times New Roman" w:hAnsi="Calibri" w:cs="Calibri"/>
+          <w:sz w:val="24"/>
+          <w:szCs w:val="24"/>
+          <w:lang w:eastAsia="fr-FR"/>
+        </w:rPr>
+        <w:t>’</w:t>
+      </w:r>
+      <w:r>
+        <w:rPr>
+          <w:rFonts w:eastAsia="Times New Roman" w:cstheme="minorHAnsi"/>
+          <w:sz w:val="24"/>
+          <w:szCs w:val="24"/>
+          <w:lang w:eastAsia="fr-FR"/>
+        </w:rPr>
+        <w:t>homme lui-m</w:t>
+      </w:r>
+      <w:r>
+        <w:rPr>
+          <w:rFonts w:ascii="Calibri" w:eastAsia="Times New Roman" w:hAnsi="Calibri" w:cs="Calibri"/>
+          <w:sz w:val="24"/>
+          <w:szCs w:val="24"/>
+          <w:lang w:eastAsia="fr-FR"/>
+        </w:rPr>
+        <w:t>ê</w:t>
+      </w:r>
+      <w:r>
+        <w:rPr>
+          <w:rFonts w:eastAsia="Times New Roman" w:cstheme="minorHAnsi"/>
+          <w:sz w:val="24"/>
+          <w:szCs w:val="24"/>
+          <w:lang w:eastAsia="fr-FR"/>
+        </w:rPr>
+        <w:t>me.</w:t>
       </w:r>
     </w:p>
     <w:p>
@@ -1905,6 +2464,7 @@
           <w:szCs w:val="24"/>
           <w:lang w:eastAsia="fr-FR"/>
         </w:rPr>
+        <w:lastRenderedPageBreak/>
         <w:t>L'utilité pratique :</w:t>
       </w:r>
       <w:r>
@@ -1989,6 +2549,9 @@
     </w:p>
     <w:p>
       <w:pPr>
+        <w:pBdr>
+          <w:bottom w:val="single" w:sz="24" w:space="1" w:color="auto"/>
+        </w:pBdr>
         <w:spacing w:before="100" w:beforeAutospacing="1" w:after="100" w:afterAutospacing="1" w:line="240" w:lineRule="auto"/>
         <w:rPr>
           <w:rFonts w:eastAsia="Times New Roman" w:cstheme="minorHAnsi"/>
@@ -2075,7 +2638,7 @@
           <w:szCs w:val="24"/>
           <w:lang w:eastAsia="fr-FR"/>
         </w:rPr>
-        <w:t>Bergson XIX</w:t>
+        <w:t>Heidegger XX</w:t>
       </w:r>
       <w:r>
         <w:rPr>
@@ -2119,7 +2682,7 @@
       <w:pPr>
         <w:numPr>
           <w:ilvl w:val="0"/>
-          <w:numId w:val="43"/>
+          <w:numId w:val="46"/>
         </w:numPr>
         <w:spacing w:before="100" w:beforeAutospacing="1" w:after="100" w:afterAutospacing="1" w:line="240" w:lineRule="auto"/>
         <w:rPr>
@@ -2138,23 +2701,47 @@
           <w:szCs w:val="24"/>
           <w:lang w:eastAsia="fr-FR"/>
         </w:rPr>
-        <w:t>L'Homo Faber :</w:t>
-      </w:r>
-      <w:r>
-        <w:rPr>
-          <w:rFonts w:eastAsia="Times New Roman" w:cstheme="minorHAnsi"/>
-          <w:sz w:val="24"/>
-          <w:szCs w:val="24"/>
-          <w:lang w:eastAsia="fr-FR"/>
-        </w:rPr>
-        <w:t xml:space="preserve"> L'intelligence humaine est d'abord la capacité de fabriquer des objets artificiels, en particulier des "outils à faire des outils".</w:t>
+        <w:t>L'arraisonnement (</w:t>
+      </w:r>
+      <w:proofErr w:type="spellStart"/>
+      <w:r>
+        <w:rPr>
+          <w:rFonts w:eastAsia="Times New Roman" w:cstheme="minorHAnsi"/>
+          <w:b/>
+          <w:bCs/>
+          <w:sz w:val="24"/>
+          <w:szCs w:val="24"/>
+          <w:lang w:eastAsia="fr-FR"/>
+        </w:rPr>
+        <w:t>Gestell</w:t>
+      </w:r>
+      <w:proofErr w:type="spellEnd"/>
+      <w:r>
+        <w:rPr>
+          <w:rFonts w:eastAsia="Times New Roman" w:cstheme="minorHAnsi"/>
+          <w:b/>
+          <w:bCs/>
+          <w:sz w:val="24"/>
+          <w:szCs w:val="24"/>
+          <w:lang w:eastAsia="fr-FR"/>
+        </w:rPr>
+        <w:t>) :</w:t>
+      </w:r>
+      <w:r>
+        <w:rPr>
+          <w:rFonts w:eastAsia="Times New Roman" w:cstheme="minorHAnsi"/>
+          <w:sz w:val="24"/>
+          <w:szCs w:val="24"/>
+          <w:lang w:eastAsia="fr-FR"/>
+        </w:rPr>
+        <w:t xml:space="preserve"> La technique moderne n'est pas un simple outil, c'est une manière de voir le monde comme une réserve d'énergie à exploiter.</w:t>
       </w:r>
     </w:p>
     <w:p>
       <w:pPr>
         <w:numPr>
           <w:ilvl w:val="0"/>
-          <w:numId w:val="43"/>
+          <w:numId w:val="46"/>
         </w:numPr>
         <w:spacing w:before="100" w:beforeAutospacing="1" w:after="100" w:afterAutospacing="1" w:line="240" w:lineRule="auto"/>
         <w:rPr>
@@ -2173,23 +2760,23 @@
           <w:szCs w:val="24"/>
           <w:lang w:eastAsia="fr-FR"/>
         </w:rPr>
-        <w:t>L'intelligence vs l'Instinct :</w:t>
-      </w:r>
-      <w:r>
-        <w:rPr>
-          <w:rFonts w:eastAsia="Times New Roman" w:cstheme="minorHAnsi"/>
-          <w:sz w:val="24"/>
-          <w:szCs w:val="24"/>
-          <w:lang w:eastAsia="fr-FR"/>
-        </w:rPr>
-        <w:t xml:space="preserve"> L'instinct utilise des outils naturels (organes), tandis que l'intelligence crée des outils mécaniques pour agir sur la matière.</w:t>
+        <w:t>La perte du sens :</w:t>
+      </w:r>
+      <w:r>
+        <w:rPr>
+          <w:rFonts w:eastAsia="Times New Roman" w:cstheme="minorHAnsi"/>
+          <w:sz w:val="24"/>
+          <w:szCs w:val="24"/>
+          <w:lang w:eastAsia="fr-FR"/>
+        </w:rPr>
+        <w:t xml:space="preserve"> À force de tout calculer techniquement, l'homme oublie la dimension poétique et mystérieuse de l'existence.</w:t>
       </w:r>
     </w:p>
     <w:p>
       <w:pPr>
         <w:numPr>
           <w:ilvl w:val="0"/>
-          <w:numId w:val="43"/>
+          <w:numId w:val="46"/>
         </w:numPr>
         <w:spacing w:before="100" w:beforeAutospacing="1" w:after="100" w:afterAutospacing="1" w:line="240" w:lineRule="auto"/>
         <w:rPr>
@@ -2208,20 +2795,23 @@
           <w:szCs w:val="24"/>
           <w:lang w:eastAsia="fr-FR"/>
         </w:rPr>
-        <w:t>Le supplément d'âme :</w:t>
-      </w:r>
-      <w:r>
-        <w:rPr>
-          <w:rFonts w:eastAsia="Times New Roman" w:cstheme="minorHAnsi"/>
-          <w:sz w:val="24"/>
-          <w:szCs w:val="24"/>
-          <w:lang w:eastAsia="fr-FR"/>
-        </w:rPr>
-        <w:t xml:space="preserve"> La technique a tellement agrandi le corps de l'homme (machines, transports) que celui-ci a maintenant besoin d'un progrès moral équivalent. </w:t>
+        <w:t>Le danger pour l'homme :</w:t>
+      </w:r>
+      <w:r>
+        <w:rPr>
+          <w:rFonts w:eastAsia="Times New Roman" w:cstheme="minorHAnsi"/>
+          <w:sz w:val="24"/>
+          <w:szCs w:val="24"/>
+          <w:lang w:eastAsia="fr-FR"/>
+        </w:rPr>
+        <w:t xml:space="preserve"> Le risque est que l'homme finisse par se traiter lui-même comme une simple "ressource" (le capital humain). </w:t>
       </w:r>
     </w:p>
     <w:p>
       <w:pPr>
+        <w:pBdr>
+          <w:bottom w:val="single" w:sz="4" w:space="1" w:color="auto"/>
+        </w:pBdr>
         <w:spacing w:before="100" w:beforeAutospacing="1" w:after="100" w:afterAutospacing="1" w:line="240" w:lineRule="auto"/>
         <w:rPr>
           <w:rFonts w:eastAsia="Times New Roman" w:cstheme="minorHAnsi"/>
@@ -2255,56 +2845,52 @@
           <w:szCs w:val="24"/>
           <w:lang w:eastAsia="fr-FR"/>
         </w:rPr>
-        <w:t>’é</w:t>
-      </w:r>
-      <w:r>
-        <w:rPr>
-          <w:rFonts w:eastAsia="Times New Roman" w:cstheme="minorHAnsi"/>
-          <w:sz w:val="24"/>
-          <w:szCs w:val="24"/>
-          <w:lang w:eastAsia="fr-FR"/>
-        </w:rPr>
-        <w:t>volution de la science permet de mieux conna</w:t>
-      </w:r>
-      <w:r>
-        <w:rPr>
-          <w:rFonts w:ascii="Calibri" w:eastAsia="Times New Roman" w:hAnsi="Calibri" w:cs="Calibri"/>
-          <w:sz w:val="24"/>
-          <w:szCs w:val="24"/>
-          <w:lang w:eastAsia="fr-FR"/>
-        </w:rPr>
-        <w:t>î</w:t>
-      </w:r>
-      <w:r>
-        <w:rPr>
-          <w:rFonts w:eastAsia="Times New Roman" w:cstheme="minorHAnsi"/>
-          <w:sz w:val="24"/>
-          <w:szCs w:val="24"/>
-          <w:lang w:eastAsia="fr-FR"/>
-        </w:rPr>
-        <w:t>tre notre monde et d</w:t>
-      </w:r>
-      <w:r>
-        <w:rPr>
-          <w:rFonts w:ascii="Calibri" w:eastAsia="Times New Roman" w:hAnsi="Calibri" w:cs="Calibri"/>
-          <w:sz w:val="24"/>
-          <w:szCs w:val="24"/>
-          <w:lang w:eastAsia="fr-FR"/>
-        </w:rPr>
-        <w:t>é</w:t>
-      </w:r>
-      <w:r>
-        <w:rPr>
-          <w:rFonts w:eastAsia="Times New Roman" w:cstheme="minorHAnsi"/>
-          <w:sz w:val="24"/>
-          <w:szCs w:val="24"/>
-          <w:lang w:eastAsia="fr-FR"/>
-        </w:rPr>
-        <w:t>finit l'homme comme fabricant.</w:t>
+        <w:t>’</w:t>
+      </w:r>
+      <w:r>
+        <w:rPr>
+          <w:rFonts w:eastAsia="Times New Roman" w:cstheme="minorHAnsi"/>
+          <w:sz w:val="24"/>
+          <w:szCs w:val="24"/>
+          <w:lang w:eastAsia="fr-FR"/>
+        </w:rPr>
+        <w:t>homme ne voit en la nature qu’un stock de ressources, et cela pourrait le mener à sa perte.</w:t>
       </w:r>
     </w:p>
     <w:p>
       <w:pPr>
+        <w:rPr>
+          <w:b/>
+          <w:sz w:val="24"/>
+          <w:vertAlign w:val="superscript"/>
+        </w:rPr>
+      </w:pPr>
+      <w:r>
+        <w:rPr>
+          <w:rFonts w:cstheme="minorHAnsi"/>
+          <w:b/>
+          <w:sz w:val="24"/>
+        </w:rPr>
+        <w:t xml:space="preserve">Hannah Arendt </w:t>
+      </w:r>
+      <w:r>
+        <w:rPr>
+          <w:b/>
+          <w:sz w:val="24"/>
+        </w:rPr>
+        <w:t>XX</w:t>
+      </w:r>
+      <w:r>
+        <w:rPr>
+          <w:b/>
+          <w:sz w:val="24"/>
+          <w:vertAlign w:val="superscript"/>
+        </w:rPr>
+        <w:t>ème</w:t>
+      </w:r>
+    </w:p>
+    <w:p>
+      <w:pPr>
         <w:spacing w:before="100" w:beforeAutospacing="1" w:after="100" w:afterAutospacing="1" w:line="240" w:lineRule="auto"/>
         <w:outlineLvl w:val="2"/>
         <w:rPr>
@@ -2313,7 +2899,6 @@
           <w:bCs/>
           <w:sz w:val="24"/>
           <w:szCs w:val="24"/>
-          <w:vertAlign w:val="superscript"/>
           <w:lang w:eastAsia="fr-FR"/>
         </w:rPr>
       </w:pPr>
@@ -2326,251 +2911,131 @@
           <w:szCs w:val="24"/>
           <w:lang w:eastAsia="fr-FR"/>
         </w:rPr>
-        <w:t>André Leroi-Gourhan XX</w:t>
-      </w:r>
-      <w:r>
-        <w:rPr>
-          <w:rFonts w:eastAsia="Times New Roman" w:cstheme="minorHAnsi"/>
-          <w:b/>
-          <w:bCs/>
-          <w:sz w:val="24"/>
-          <w:szCs w:val="24"/>
-          <w:vertAlign w:val="superscript"/>
-          <w:lang w:eastAsia="fr-FR"/>
-        </w:rPr>
-        <w:t>ème</w:t>
+        <w:t>Arguments :</w:t>
       </w:r>
     </w:p>
     <w:p>
       <w:pPr>
-        <w:spacing w:before="100" w:beforeAutospacing="1" w:after="100" w:afterAutospacing="1" w:line="240" w:lineRule="auto"/>
-        <w:outlineLvl w:val="2"/>
-        <w:rPr>
-          <w:rFonts w:eastAsia="Times New Roman" w:cstheme="minorHAnsi"/>
+        <w:pStyle w:val="Paragraphedeliste"/>
+        <w:numPr>
+          <w:ilvl w:val="0"/>
+          <w:numId w:val="46"/>
+        </w:numPr>
+        <w:rPr>
+          <w:rFonts w:cstheme="minorHAnsi"/>
           <w:b/>
+          <w:sz w:val="24"/>
+        </w:rPr>
+      </w:pPr>
+      <w:r>
+        <w:rPr>
+          <w:rFonts w:cstheme="minorHAnsi"/>
+          <w:b/>
+          <w:sz w:val="24"/>
+        </w:rPr>
+        <w:t>Citation </w:t>
+      </w:r>
+      <w:r>
+        <w:rPr>
+          <w:rFonts w:cstheme="minorHAnsi"/>
           <w:bCs/>
           <w:sz w:val="24"/>
-          <w:szCs w:val="24"/>
-          <w:lang w:eastAsia="fr-FR"/>
-        </w:rPr>
-      </w:pPr>
-      <w:r>
-        <w:rPr>
-          <w:rFonts w:eastAsia="Times New Roman" w:cstheme="minorHAnsi"/>
-          <w:b/>
-          <w:bCs/>
-          <w:sz w:val="24"/>
-          <w:szCs w:val="24"/>
-          <w:lang w:eastAsia="fr-FR"/>
-        </w:rPr>
-        <w:t>Arguments :</w:t>
+        </w:rPr>
+        <w:t>: « Les anciens jugeaient qu’il fallait avoir des esclaves à cause de la nature servile du travail. »</w:t>
       </w:r>
     </w:p>
     <w:p>
       <w:pPr>
+        <w:pStyle w:val="Paragraphedeliste"/>
         <w:numPr>
           <w:ilvl w:val="0"/>
-          <w:numId w:val="44"/>
+          <w:numId w:val="46"/>
         </w:numPr>
-        <w:spacing w:before="100" w:beforeAutospacing="1" w:after="100" w:afterAutospacing="1" w:line="240" w:lineRule="auto"/>
-        <w:rPr>
-          <w:rFonts w:eastAsia="Times New Roman" w:cstheme="minorHAnsi"/>
-          <w:sz w:val="24"/>
-          <w:szCs w:val="24"/>
-          <w:lang w:eastAsia="fr-FR"/>
-        </w:rPr>
-      </w:pPr>
-      <w:r>
-        <w:rPr>
-          <w:rFonts w:eastAsia="Times New Roman" w:cstheme="minorHAnsi"/>
+        <w:rPr>
+          <w:rFonts w:cstheme="minorHAnsi"/>
+          <w:bCs/>
+          <w:sz w:val="24"/>
+        </w:rPr>
+      </w:pPr>
+      <w:r>
+        <w:rPr>
+          <w:rFonts w:cstheme="minorHAnsi"/>
           <w:b/>
+          <w:sz w:val="24"/>
+        </w:rPr>
+        <w:t xml:space="preserve">Arguments : </w:t>
+      </w:r>
+      <w:r>
+        <w:rPr>
+          <w:rFonts w:cstheme="minorHAnsi"/>
           <w:bCs/>
           <w:sz w:val="24"/>
-          <w:szCs w:val="24"/>
-          <w:lang w:eastAsia="fr-FR"/>
-        </w:rPr>
-        <w:lastRenderedPageBreak/>
-        <w:t>L'extériorisation :</w:t>
-      </w:r>
-      <w:r>
-        <w:rPr>
-          <w:rFonts w:eastAsia="Times New Roman" w:cstheme="minorHAnsi"/>
-          <w:sz w:val="24"/>
-          <w:szCs w:val="24"/>
-          <w:lang w:eastAsia="fr-FR"/>
-        </w:rPr>
-        <w:t xml:space="preserve"> L'outil est le prolongement du corps (le marteau prolonge le poing, le levier le bras).</w:t>
+        </w:rPr>
+        <w:t xml:space="preserve">Arendt distingue </w:t>
+      </w:r>
+      <w:proofErr w:type="spellStart"/>
+      <w:r>
+        <w:rPr>
+          <w:rFonts w:cstheme="minorHAnsi"/>
+          <w:bCs/>
+          <w:sz w:val="24"/>
+        </w:rPr>
+        <w:t>labor</w:t>
+      </w:r>
+      <w:proofErr w:type="spellEnd"/>
+      <w:r>
+        <w:rPr>
+          <w:rFonts w:cstheme="minorHAnsi"/>
+          <w:bCs/>
+          <w:sz w:val="24"/>
+        </w:rPr>
+        <w:t xml:space="preserve"> (travail biologique, répétitif), </w:t>
+      </w:r>
+      <w:proofErr w:type="spellStart"/>
+      <w:r>
+        <w:rPr>
+          <w:rFonts w:cstheme="minorHAnsi"/>
+          <w:bCs/>
+          <w:sz w:val="24"/>
+        </w:rPr>
+        <w:t>work</w:t>
+      </w:r>
+      <w:proofErr w:type="spellEnd"/>
+      <w:r>
+        <w:rPr>
+          <w:rFonts w:cstheme="minorHAnsi"/>
+          <w:bCs/>
+          <w:sz w:val="24"/>
+        </w:rPr>
+        <w:t xml:space="preserve"> (œuvre durable) et action (politique). Le travail, pour les Anciens, était inférieur, non une activité libre mais une nécessité biologique à fuir dès que possible.</w:t>
       </w:r>
     </w:p>
     <w:p>
       <w:pPr>
-        <w:numPr>
-          <w:ilvl w:val="0"/>
-          <w:numId w:val="44"/>
-        </w:numPr>
-        <w:spacing w:before="100" w:beforeAutospacing="1" w:after="100" w:afterAutospacing="1" w:line="240" w:lineRule="auto"/>
-        <w:rPr>
-          <w:rFonts w:eastAsia="Times New Roman" w:cstheme="minorHAnsi"/>
-          <w:sz w:val="24"/>
-          <w:szCs w:val="24"/>
-          <w:lang w:eastAsia="fr-FR"/>
-        </w:rPr>
-      </w:pPr>
-      <w:r>
-        <w:rPr>
-          <w:rFonts w:eastAsia="Times New Roman" w:cstheme="minorHAnsi"/>
-          <w:b/>
+        <w:pBdr>
+          <w:bottom w:val="single" w:sz="4" w:space="1" w:color="auto"/>
+        </w:pBdr>
+        <w:rPr>
+          <w:rFonts w:cstheme="minorHAnsi"/>
           <w:bCs/>
           <w:sz w:val="24"/>
-          <w:szCs w:val="24"/>
-          <w:lang w:eastAsia="fr-FR"/>
-        </w:rPr>
-        <w:t>Libération de la main :</w:t>
-      </w:r>
-      <w:r>
-        <w:rPr>
-          <w:rFonts w:eastAsia="Times New Roman" w:cstheme="minorHAnsi"/>
-          <w:sz w:val="24"/>
-          <w:szCs w:val="24"/>
-          <w:lang w:eastAsia="fr-FR"/>
-        </w:rPr>
-        <w:t xml:space="preserve"> Le passage à la station debout a libéré la main pour l'outil, ce qui a permis au cerveau de se développer davantage.</w:t>
-      </w:r>
-    </w:p>
-    <w:p>
-      <w:pPr>
-        <w:numPr>
-          <w:ilvl w:val="0"/>
-          <w:numId w:val="44"/>
-        </w:numPr>
-        <w:spacing w:before="100" w:beforeAutospacing="1" w:after="100" w:afterAutospacing="1" w:line="240" w:lineRule="auto"/>
-        <w:rPr>
-          <w:rFonts w:eastAsia="Times New Roman" w:cstheme="minorHAnsi"/>
-          <w:sz w:val="24"/>
-          <w:szCs w:val="24"/>
-          <w:lang w:eastAsia="fr-FR"/>
-        </w:rPr>
-      </w:pPr>
-      <w:r>
-        <w:rPr>
-          <w:rFonts w:eastAsia="Times New Roman" w:cstheme="minorHAnsi"/>
-          <w:b/>
+        </w:rPr>
+      </w:pPr>
+      <w:r>
+        <w:rPr>
+          <w:rFonts w:ascii="Cambria Math" w:hAnsi="Cambria Math" w:cs="Cambria Math"/>
           <w:bCs/>
           <w:sz w:val="24"/>
-          <w:szCs w:val="24"/>
-          <w:lang w:eastAsia="fr-FR"/>
-        </w:rPr>
-        <w:t>Lien biologie/technique :</w:t>
-      </w:r>
-      <w:r>
-        <w:rPr>
-          <w:rFonts w:eastAsia="Times New Roman" w:cstheme="minorHAnsi"/>
-          <w:sz w:val="24"/>
-          <w:szCs w:val="24"/>
-          <w:lang w:eastAsia="fr-FR"/>
-        </w:rPr>
-        <w:t xml:space="preserve"> On ne peut pas séparer l'évolution de l'espèce humaine de l'évolution de ses outils. </w:t>
-      </w:r>
-    </w:p>
-    <w:p>
-      <w:pPr>
-        <w:spacing w:before="100" w:beforeAutospacing="1" w:after="100" w:afterAutospacing="1" w:line="240" w:lineRule="auto"/>
-        <w:rPr>
-          <w:rFonts w:eastAsia="Times New Roman" w:cstheme="minorHAnsi"/>
-          <w:sz w:val="24"/>
-          <w:szCs w:val="24"/>
-          <w:lang w:eastAsia="fr-FR"/>
-        </w:rPr>
-      </w:pPr>
-      <w:r>
-        <w:rPr>
-          <w:rFonts w:ascii="Cambria Math" w:eastAsia="Times New Roman" w:hAnsi="Cambria Math" w:cs="Cambria Math"/>
-          <w:sz w:val="24"/>
-          <w:szCs w:val="24"/>
-          <w:lang w:eastAsia="fr-FR"/>
-        </w:rPr>
-        <w:t>⟶</w:t>
-      </w:r>
-      <w:r>
-        <w:rPr>
-          <w:rFonts w:eastAsia="Times New Roman" w:cstheme="minorHAnsi"/>
-          <w:sz w:val="24"/>
-          <w:szCs w:val="24"/>
-          <w:lang w:eastAsia="fr-FR"/>
-        </w:rPr>
-        <w:t xml:space="preserve"> La technique sert </w:t>
-      </w:r>
-      <w:r>
-        <w:rPr>
-          <w:rFonts w:ascii="Calibri" w:eastAsia="Times New Roman" w:hAnsi="Calibri" w:cs="Calibri"/>
-          <w:sz w:val="24"/>
-          <w:szCs w:val="24"/>
-          <w:lang w:eastAsia="fr-FR"/>
-        </w:rPr>
-        <w:t>à</w:t>
-      </w:r>
-      <w:r>
-        <w:rPr>
-          <w:rFonts w:eastAsia="Times New Roman" w:cstheme="minorHAnsi"/>
-          <w:sz w:val="24"/>
-          <w:szCs w:val="24"/>
-          <w:lang w:eastAsia="fr-FR"/>
-        </w:rPr>
-        <w:t xml:space="preserve"> am</w:t>
-      </w:r>
-      <w:r>
-        <w:rPr>
-          <w:rFonts w:ascii="Calibri" w:eastAsia="Times New Roman" w:hAnsi="Calibri" w:cs="Calibri"/>
-          <w:sz w:val="24"/>
-          <w:szCs w:val="24"/>
-          <w:lang w:eastAsia="fr-FR"/>
-        </w:rPr>
-        <w:t>é</w:t>
-      </w:r>
-      <w:r>
-        <w:rPr>
-          <w:rFonts w:eastAsia="Times New Roman" w:cstheme="minorHAnsi"/>
-          <w:sz w:val="24"/>
-          <w:szCs w:val="24"/>
-          <w:lang w:eastAsia="fr-FR"/>
-        </w:rPr>
-        <w:t>liorer l</w:t>
-      </w:r>
-      <w:r>
-        <w:rPr>
-          <w:rFonts w:ascii="Calibri" w:eastAsia="Times New Roman" w:hAnsi="Calibri" w:cs="Calibri"/>
-          <w:sz w:val="24"/>
-          <w:szCs w:val="24"/>
-          <w:lang w:eastAsia="fr-FR"/>
-        </w:rPr>
-        <w:t>’</w:t>
-      </w:r>
-      <w:r>
-        <w:rPr>
-          <w:rFonts w:eastAsia="Times New Roman" w:cstheme="minorHAnsi"/>
-          <w:sz w:val="24"/>
-          <w:szCs w:val="24"/>
-          <w:lang w:eastAsia="fr-FR"/>
-        </w:rPr>
-        <w:t>homme lui-m</w:t>
-      </w:r>
-      <w:r>
-        <w:rPr>
-          <w:rFonts w:ascii="Calibri" w:eastAsia="Times New Roman" w:hAnsi="Calibri" w:cs="Calibri"/>
-          <w:sz w:val="24"/>
-          <w:szCs w:val="24"/>
-          <w:lang w:eastAsia="fr-FR"/>
-        </w:rPr>
-        <w:t>ê</w:t>
-      </w:r>
-      <w:r>
-        <w:rPr>
-          <w:rFonts w:eastAsia="Times New Roman" w:cstheme="minorHAnsi"/>
-          <w:sz w:val="24"/>
-          <w:szCs w:val="24"/>
-          <w:lang w:eastAsia="fr-FR"/>
-        </w:rPr>
-        <w:t>me.</w:t>
+        </w:rPr>
+        <w:t xml:space="preserve">⟶ </w:t>
+      </w:r>
+      <w:r>
+        <w:rPr>
+          <w:rFonts w:cstheme="minorHAnsi"/>
+          <w:bCs/>
+          <w:sz w:val="24"/>
+        </w:rPr>
+        <w:t>Le travail est ce qui enchaîne l’homme au nécessaire, donc une activité non libre et méprisée.</w:t>
       </w:r>
     </w:p>
     <w:p>
@@ -2708,6 +3173,9 @@
     </w:p>
     <w:p>
       <w:pPr>
+        <w:pBdr>
+          <w:bottom w:val="single" w:sz="4" w:space="1" w:color="auto"/>
+        </w:pBdr>
         <w:spacing w:before="100" w:beforeAutospacing="1" w:after="100" w:afterAutospacing="1" w:line="240" w:lineRule="auto"/>
         <w:rPr>
           <w:rFonts w:eastAsia="Times New Roman" w:cstheme="minorHAnsi"/>
@@ -2776,352 +3244,7 @@
           <w:szCs w:val="24"/>
           <w:lang w:eastAsia="fr-FR"/>
         </w:rPr>
-        <w:t>Heidegger XX</w:t>
-      </w:r>
-      <w:r>
-        <w:rPr>
-          <w:rFonts w:eastAsia="Times New Roman" w:cstheme="minorHAnsi"/>
-          <w:b/>
-          <w:bCs/>
-          <w:sz w:val="24"/>
-          <w:szCs w:val="24"/>
-          <w:vertAlign w:val="superscript"/>
-          <w:lang w:eastAsia="fr-FR"/>
-        </w:rPr>
-        <w:t>ème</w:t>
-      </w:r>
-    </w:p>
-    <w:p>
-      <w:pPr>
-        <w:spacing w:before="100" w:beforeAutospacing="1" w:after="100" w:afterAutospacing="1" w:line="240" w:lineRule="auto"/>
-        <w:outlineLvl w:val="2"/>
-        <w:rPr>
-          <w:rFonts w:eastAsia="Times New Roman" w:cstheme="minorHAnsi"/>
-          <w:b/>
-          <w:bCs/>
-          <w:sz w:val="24"/>
-          <w:szCs w:val="24"/>
-          <w:lang w:eastAsia="fr-FR"/>
-        </w:rPr>
-      </w:pPr>
-      <w:r>
-        <w:rPr>
-          <w:rFonts w:eastAsia="Times New Roman" w:cstheme="minorHAnsi"/>
-          <w:b/>
-          <w:bCs/>
-          <w:sz w:val="24"/>
-          <w:szCs w:val="24"/>
-          <w:lang w:eastAsia="fr-FR"/>
-        </w:rPr>
-        <w:t>Arguments :</w:t>
-      </w:r>
-    </w:p>
-    <w:p>
-      <w:pPr>
-        <w:numPr>
-          <w:ilvl w:val="0"/>
-          <w:numId w:val="46"/>
-        </w:numPr>
-        <w:spacing w:before="100" w:beforeAutospacing="1" w:after="100" w:afterAutospacing="1" w:line="240" w:lineRule="auto"/>
-        <w:rPr>
-          <w:rFonts w:eastAsia="Times New Roman" w:cstheme="minorHAnsi"/>
-          <w:sz w:val="24"/>
-          <w:szCs w:val="24"/>
-          <w:lang w:eastAsia="fr-FR"/>
-        </w:rPr>
-      </w:pPr>
-      <w:r>
-        <w:rPr>
-          <w:rFonts w:eastAsia="Times New Roman" w:cstheme="minorHAnsi"/>
-          <w:b/>
-          <w:bCs/>
-          <w:sz w:val="24"/>
-          <w:szCs w:val="24"/>
-          <w:lang w:eastAsia="fr-FR"/>
-        </w:rPr>
-        <w:t>L'arraisonnement (Gestell) :</w:t>
-      </w:r>
-      <w:r>
-        <w:rPr>
-          <w:rFonts w:eastAsia="Times New Roman" w:cstheme="minorHAnsi"/>
-          <w:sz w:val="24"/>
-          <w:szCs w:val="24"/>
-          <w:lang w:eastAsia="fr-FR"/>
-        </w:rPr>
-        <w:t xml:space="preserve"> La technique moderne n'est pas un simple outil, c'est une manière de voir le monde comme une réserve d'énergie à exploiter.</w:t>
-      </w:r>
-    </w:p>
-    <w:p>
-      <w:pPr>
-        <w:numPr>
-          <w:ilvl w:val="0"/>
-          <w:numId w:val="46"/>
-        </w:numPr>
-        <w:spacing w:before="100" w:beforeAutospacing="1" w:after="100" w:afterAutospacing="1" w:line="240" w:lineRule="auto"/>
-        <w:rPr>
-          <w:rFonts w:eastAsia="Times New Roman" w:cstheme="minorHAnsi"/>
-          <w:sz w:val="24"/>
-          <w:szCs w:val="24"/>
-          <w:lang w:eastAsia="fr-FR"/>
-        </w:rPr>
-      </w:pPr>
-      <w:r>
-        <w:rPr>
-          <w:rFonts w:eastAsia="Times New Roman" w:cstheme="minorHAnsi"/>
-          <w:b/>
-          <w:bCs/>
-          <w:sz w:val="24"/>
-          <w:szCs w:val="24"/>
-          <w:lang w:eastAsia="fr-FR"/>
-        </w:rPr>
-        <w:t>La perte du sens :</w:t>
-      </w:r>
-      <w:r>
-        <w:rPr>
-          <w:rFonts w:eastAsia="Times New Roman" w:cstheme="minorHAnsi"/>
-          <w:sz w:val="24"/>
-          <w:szCs w:val="24"/>
-          <w:lang w:eastAsia="fr-FR"/>
-        </w:rPr>
-        <w:t xml:space="preserve"> À force de tout calculer techniquement, l'homme oublie la dimension poétique et mystérieuse de l'existence.</w:t>
-      </w:r>
-    </w:p>
-    <w:p>
-      <w:pPr>
-        <w:numPr>
-          <w:ilvl w:val="0"/>
-          <w:numId w:val="46"/>
-        </w:numPr>
-        <w:spacing w:before="100" w:beforeAutospacing="1" w:after="100" w:afterAutospacing="1" w:line="240" w:lineRule="auto"/>
-        <w:rPr>
-          <w:rFonts w:eastAsia="Times New Roman" w:cstheme="minorHAnsi"/>
-          <w:sz w:val="24"/>
-          <w:szCs w:val="24"/>
-          <w:lang w:eastAsia="fr-FR"/>
-        </w:rPr>
-      </w:pPr>
-      <w:r>
-        <w:rPr>
-          <w:rFonts w:eastAsia="Times New Roman" w:cstheme="minorHAnsi"/>
-          <w:b/>
-          <w:bCs/>
-          <w:sz w:val="24"/>
-          <w:szCs w:val="24"/>
-          <w:lang w:eastAsia="fr-FR"/>
-        </w:rPr>
-        <w:t>Le danger pour l'homme :</w:t>
-      </w:r>
-      <w:r>
-        <w:rPr>
-          <w:rFonts w:eastAsia="Times New Roman" w:cstheme="minorHAnsi"/>
-          <w:sz w:val="24"/>
-          <w:szCs w:val="24"/>
-          <w:lang w:eastAsia="fr-FR"/>
-        </w:rPr>
-        <w:t xml:space="preserve"> Le risque est que l'homme finisse par se traiter lui-même comme une simple "ressource" (le capital humain). </w:t>
-      </w:r>
-      <w:r>
-        <w:rPr>
-          <w:rFonts w:ascii="Cambria Math" w:eastAsia="Times New Roman" w:hAnsi="Cambria Math" w:cs="Cambria Math"/>
-          <w:sz w:val="24"/>
-          <w:szCs w:val="24"/>
-          <w:lang w:eastAsia="fr-FR"/>
-        </w:rPr>
-        <w:t>⟶</w:t>
-      </w:r>
-      <w:r>
-        <w:rPr>
-          <w:rFonts w:eastAsia="Times New Roman" w:cstheme="minorHAnsi"/>
-          <w:sz w:val="24"/>
-          <w:szCs w:val="24"/>
-          <w:lang w:eastAsia="fr-FR"/>
-        </w:rPr>
-        <w:t xml:space="preserve"> L</w:t>
-      </w:r>
-      <w:r>
-        <w:rPr>
-          <w:rFonts w:ascii="Calibri" w:eastAsia="Times New Roman" w:hAnsi="Calibri" w:cs="Calibri"/>
-          <w:sz w:val="24"/>
-          <w:szCs w:val="24"/>
-          <w:lang w:eastAsia="fr-FR"/>
-        </w:rPr>
-        <w:t>’</w:t>
-      </w:r>
-      <w:r>
-        <w:rPr>
-          <w:rFonts w:eastAsia="Times New Roman" w:cstheme="minorHAnsi"/>
-          <w:sz w:val="24"/>
-          <w:szCs w:val="24"/>
-          <w:lang w:eastAsia="fr-FR"/>
-        </w:rPr>
-        <w:t>homme ne voit en la nature qu’un stock de ressources, et cela pourrait le mener à sa perte.</w:t>
-      </w:r>
-    </w:p>
-    <w:p>
-      <w:pPr>
-        <w:rPr>
-          <w:b/>
-          <w:sz w:val="24"/>
-          <w:vertAlign w:val="superscript"/>
-        </w:rPr>
-      </w:pPr>
-      <w:r>
-        <w:rPr>
-          <w:rFonts w:cstheme="minorHAnsi"/>
-          <w:b/>
-          <w:sz w:val="24"/>
-        </w:rPr>
-        <w:t xml:space="preserve">Hannah Arendt </w:t>
-      </w:r>
-      <w:r>
-        <w:rPr>
-          <w:b/>
-          <w:sz w:val="24"/>
-        </w:rPr>
-        <w:t>XX</w:t>
-      </w:r>
-      <w:r>
-        <w:rPr>
-          <w:b/>
-          <w:sz w:val="24"/>
-          <w:vertAlign w:val="superscript"/>
-        </w:rPr>
-        <w:t>ème</w:t>
-      </w:r>
-    </w:p>
-    <w:p>
-      <w:pPr>
-        <w:spacing w:before="100" w:beforeAutospacing="1" w:after="100" w:afterAutospacing="1" w:line="240" w:lineRule="auto"/>
-        <w:outlineLvl w:val="2"/>
-        <w:rPr>
-          <w:rFonts w:eastAsia="Times New Roman" w:cstheme="minorHAnsi"/>
-          <w:b/>
-          <w:bCs/>
-          <w:sz w:val="24"/>
-          <w:szCs w:val="24"/>
-          <w:lang w:eastAsia="fr-FR"/>
-        </w:rPr>
-      </w:pPr>
-      <w:r>
-        <w:rPr>
-          <w:rFonts w:eastAsia="Times New Roman" w:cstheme="minorHAnsi"/>
-          <w:b/>
-          <w:bCs/>
-          <w:sz w:val="24"/>
-          <w:szCs w:val="24"/>
-          <w:lang w:eastAsia="fr-FR"/>
-        </w:rPr>
-        <w:t>Arguments :</w:t>
-      </w:r>
-    </w:p>
-    <w:p>
-      <w:pPr>
-        <w:pStyle w:val="Paragraphedeliste"/>
-        <w:numPr>
-          <w:ilvl w:val="0"/>
-          <w:numId w:val="46"/>
-        </w:numPr>
-        <w:rPr>
-          <w:rFonts w:cstheme="minorHAnsi"/>
-          <w:b/>
-          <w:sz w:val="24"/>
-        </w:rPr>
-      </w:pPr>
-      <w:r>
-        <w:rPr>
-          <w:rFonts w:cstheme="minorHAnsi"/>
-          <w:b/>
-          <w:sz w:val="24"/>
-        </w:rPr>
-        <w:t>Citation </w:t>
-      </w:r>
-      <w:r>
-        <w:rPr>
-          <w:rFonts w:cstheme="minorHAnsi"/>
-          <w:bCs/>
-          <w:sz w:val="24"/>
-        </w:rPr>
-        <w:t>: « Les anciens jugeaient qu’il fallait avoir des esclaves à cause de la nature servile du travail. »</w:t>
-      </w:r>
-    </w:p>
-    <w:p>
-      <w:pPr>
-        <w:pStyle w:val="Paragraphedeliste"/>
-        <w:numPr>
-          <w:ilvl w:val="0"/>
-          <w:numId w:val="46"/>
-        </w:numPr>
-        <w:rPr>
-          <w:rFonts w:cstheme="minorHAnsi"/>
-          <w:bCs/>
-          <w:sz w:val="24"/>
-        </w:rPr>
-      </w:pPr>
-      <w:r>
-        <w:rPr>
-          <w:rFonts w:cstheme="minorHAnsi"/>
-          <w:b/>
-          <w:sz w:val="24"/>
-        </w:rPr>
-        <w:t xml:space="preserve">Arguments : </w:t>
-      </w:r>
-      <w:r>
-        <w:rPr>
-          <w:rFonts w:cstheme="minorHAnsi"/>
-          <w:bCs/>
-          <w:sz w:val="24"/>
-        </w:rPr>
-        <w:t>Arendt distingue labor (travail biologique, répétitif), work (œuvre durable) et action (politique). Le travail, pour les Anciens, était inférieur, non une activité libre mais une nécessité biologique à fuir dès que possible.</w:t>
-      </w:r>
-    </w:p>
-    <w:p>
-      <w:pPr>
-        <w:rPr>
-          <w:rFonts w:cstheme="minorHAnsi"/>
-          <w:bCs/>
-          <w:sz w:val="24"/>
-        </w:rPr>
-      </w:pPr>
-      <w:r>
-        <w:rPr>
-          <w:rFonts w:ascii="Cambria Math" w:hAnsi="Cambria Math" w:cs="Cambria Math"/>
-          <w:bCs/>
-          <w:sz w:val="24"/>
-        </w:rPr>
-        <w:t xml:space="preserve">⟶ </w:t>
-      </w:r>
-      <w:r>
-        <w:rPr>
-          <w:rFonts w:cstheme="minorHAnsi"/>
-          <w:bCs/>
-          <w:sz w:val="24"/>
-        </w:rPr>
-        <w:t>Le travail est ce qui enchaîne l’homme au nécessaire, donc une activité non libre et méprisée.</w:t>
-      </w:r>
-    </w:p>
-    <w:p>
-      <w:pPr>
-        <w:spacing w:before="100" w:beforeAutospacing="1" w:after="100" w:afterAutospacing="1" w:line="240" w:lineRule="auto"/>
-        <w:outlineLvl w:val="2"/>
-        <w:rPr>
-          <w:rFonts w:eastAsia="Times New Roman" w:cstheme="minorHAnsi"/>
-          <w:b/>
-          <w:bCs/>
-          <w:sz w:val="24"/>
-          <w:szCs w:val="24"/>
-          <w:vertAlign w:val="superscript"/>
-          <w:lang w:eastAsia="fr-FR"/>
-        </w:rPr>
-      </w:pPr>
-      <w:r>
-        <w:rPr>
-          <w:rFonts w:eastAsia="Times New Roman" w:cstheme="minorHAnsi"/>
-          <w:b/>
-          <w:bCs/>
-          <w:sz w:val="24"/>
-          <w:szCs w:val="24"/>
-          <w:lang w:eastAsia="fr-FR"/>
-        </w:rPr>
+        <w:lastRenderedPageBreak/>
         <w:t>Habermas XX</w:t>
       </w:r>
       <w:r>
@@ -3185,7 +3308,6 @@
           <w:szCs w:val="24"/>
           <w:lang w:eastAsia="fr-FR"/>
         </w:rPr>
-        <w:lastRenderedPageBreak/>
         <w:t>La technocratie :</w:t>
       </w:r>
       <w:r>
@@ -3235,6 +3357,9 @@
     </w:p>
     <w:p>
       <w:pPr>
+        <w:pBdr>
+          <w:bottom w:val="single" w:sz="4" w:space="1" w:color="auto"/>
+        </w:pBdr>
         <w:spacing w:before="100" w:beforeAutospacing="1" w:after="100" w:afterAutospacing="1" w:line="240" w:lineRule="auto"/>
         <w:rPr>
           <w:rFonts w:eastAsia="Times New Roman" w:cstheme="minorHAnsi"/>
@@ -3486,6 +3611,9 @@
     </w:p>
     <w:p>
       <w:pPr>
+        <w:pBdr>
+          <w:bottom w:val="single" w:sz="4" w:space="1" w:color="auto"/>
+        </w:pBdr>
         <w:spacing w:before="100" w:beforeAutospacing="1" w:after="100" w:afterAutospacing="1" w:line="240" w:lineRule="auto"/>
         <w:rPr>
           <w:rFonts w:eastAsia="Times New Roman" w:cstheme="minorHAnsi"/>
@@ -3539,9 +3667,11 @@
           <w:szCs w:val="24"/>
         </w:rPr>
       </w:pPr>
+      <w:bookmarkStart w:id="0" w:name="_GoBack"/>
+      <w:bookmarkEnd w:id="0"/>
     </w:p>
     <w:sectPr>
-      <w:footerReference w:type="default" r:id="rId8"/>
+      <w:footerReference w:type="default" r:id="rId9"/>
       <w:pgSz w:w="11906" w:h="16838"/>
       <w:pgMar w:top="1417" w:right="1417" w:bottom="1417" w:left="1417" w:header="708" w:footer="708" w:gutter="0"/>
       <w:cols w:space="708"/>
@@ -3552,7 +3682,7 @@
 </file>
 
 <file path=word/endnotes.xml><?xml version="1.0" encoding="utf-8"?>
-<w:endnotes xmlns:wpc="http://schemas.microsoft.com/office/word/2010/wordprocessingCanvas" xmlns:cx="http://schemas.microsoft.com/office/drawing/2014/chartex" xmlns:cx1="http://schemas.microsoft.com/office/drawing/2015/9/8/chartex" xmlns:cx2="http://schemas.microsoft.com/office/drawing/2015/10/21/chartex" xmlns:cx3="http://schemas.microsoft.com/office/drawing/2016/5/9/chartex" xmlns:cx4="http://schemas.microsoft.com/office/drawing/2016/5/10/chartex" xmlns:cx5="http://schemas.microsoft.com/office/drawing/2016/5/11/chartex" xmlns:cx6="http://schemas.microsoft.com/office/drawing/2016/5/12/chartex" xmlns:cx7="http://schemas.microsoft.com/office/drawing/2016/5/13/chartex" xmlns:cx8="http://schemas.microsoft.com/office/drawing/2016/5/14/chartex" xmlns:mc="http://schemas.openxmlformats.org/markup-compatibility/2006" xmlns:aink="http://schemas.microsoft.com/office/drawing/2016/ink" xmlns:am3d="http://schemas.microsoft.com/office/drawing/2017/model3d" xmlns:o="urn:schemas-microsoft-com:office:office" xmlns:r="http://schemas.openxmlformats.org/officeDocument/2006/relationships" xmlns:m="http://schemas.openxmlformats.org/officeDocument/2006/math" xmlns:v="urn:schemas-microsoft-com:vml" xmlns:wp14="http://schemas.microsoft.com/office/word/2010/wordprocessingDrawing" xmlns:wp="http://schemas.openxmlformats.org/drawingml/2006/wordprocessingDrawing" xmlns:w10="urn:schemas-microsoft-com:office:word" xmlns:w="http://schemas.openxmlformats.org/wordprocessingml/2006/main" xmlns:w14="http://schemas.microsoft.com/office/word/2010/wordml" xmlns:w15="http://schemas.microsoft.com/office/word/2012/wordml" xmlns:w16cex="http://schemas.microsoft.com/office/word/2018/wordml/cex" xmlns:w16cid="http://schemas.microsoft.com/office/word/2016/wordml/cid" xmlns:w16="http://schemas.microsoft.com/office/word/2018/wordml" xmlns:w16sdtdh="http://schemas.microsoft.com/office/word/2020/wordml/sdtdatahash" xmlns:w16se="http://schemas.microsoft.com/office/word/2015/wordml/symex" xmlns:wpg="http://schemas.microsoft.com/office/word/2010/wordprocessingGroup" xmlns:wpi="http://schemas.microsoft.com/office/word/2010/wordprocessingInk" xmlns:wne="http://schemas.microsoft.com/office/word/2006/wordml" xmlns:wps="http://schemas.microsoft.com/office/word/2010/wordprocessingShape" mc:Ignorable="w14 w15 w16se w16cid w16 w16cex w16sdtdh wp14">
+<w:endnotes xmlns:wpc="http://schemas.microsoft.com/office/word/2010/wordprocessingCanvas" xmlns:mc="http://schemas.openxmlformats.org/markup-compatibility/2006" xmlns:o="urn:schemas-microsoft-com:office:office" xmlns:r="http://schemas.openxmlformats.org/officeDocument/2006/relationships" xmlns:m="http://schemas.openxmlformats.org/officeDocument/2006/math" xmlns:v="urn:schemas-microsoft-com:vml" xmlns:wp14="http://schemas.microsoft.com/office/word/2010/wordprocessingDrawing" xmlns:wp="http://schemas.openxmlformats.org/drawingml/2006/wordprocessingDrawing" xmlns:w10="urn:schemas-microsoft-com:office:word" xmlns:w="http://schemas.openxmlformats.org/wordprocessingml/2006/main" xmlns:w14="http://schemas.microsoft.com/office/word/2010/wordml" xmlns:wpg="http://schemas.microsoft.com/office/word/2010/wordprocessingGroup" xmlns:wpi="http://schemas.microsoft.com/office/word/2010/wordprocessingInk" xmlns:wne="http://schemas.microsoft.com/office/word/2006/wordml" xmlns:wps="http://schemas.microsoft.com/office/word/2010/wordprocessingShape" mc:Ignorable="w14 wp14">
   <w:endnote w:type="separator" w:id="-1">
     <w:p>
       <w:pPr>
@@ -3577,7 +3707,7 @@
 </file>
 
 <file path=word/footer1.xml><?xml version="1.0" encoding="utf-8"?>
-<w:ftr xmlns:wpc="http://schemas.microsoft.com/office/word/2010/wordprocessingCanvas" xmlns:cx="http://schemas.microsoft.com/office/drawing/2014/chartex" xmlns:cx1="http://schemas.microsoft.com/office/drawing/2015/9/8/chartex" xmlns:cx2="http://schemas.microsoft.com/office/drawing/2015/10/21/chartex" xmlns:cx3="http://schemas.microsoft.com/office/drawing/2016/5/9/chartex" xmlns:cx4="http://schemas.microsoft.com/office/drawing/2016/5/10/chartex" xmlns:cx5="http://schemas.microsoft.com/office/drawing/2016/5/11/chartex" xmlns:cx6="http://schemas.microsoft.com/office/drawing/2016/5/12/chartex" xmlns:cx7="http://schemas.microsoft.com/office/drawing/2016/5/13/chartex" xmlns:cx8="http://schemas.microsoft.com/office/drawing/2016/5/14/chartex" xmlns:mc="http://schemas.openxmlformats.org/markup-compatibility/2006" xmlns:aink="http://schemas.microsoft.com/office/drawing/2016/ink" xmlns:am3d="http://schemas.microsoft.com/office/drawing/2017/model3d" xmlns:o="urn:schemas-microsoft-com:office:office" xmlns:r="http://schemas.openxmlformats.org/officeDocument/2006/relationships" xmlns:m="http://schemas.openxmlformats.org/officeDocument/2006/math" xmlns:v="urn:schemas-microsoft-com:vml" xmlns:wp14="http://schemas.microsoft.com/office/word/2010/wordprocessingDrawing" xmlns:wp="http://schemas.openxmlformats.org/drawingml/2006/wordprocessingDrawing" xmlns:w10="urn:schemas-microsoft-com:office:word" xmlns:w="http://schemas.openxmlformats.org/wordprocessingml/2006/main" xmlns:w14="http://schemas.microsoft.com/office/word/2010/wordml" xmlns:w15="http://schemas.microsoft.com/office/word/2012/wordml" xmlns:w16cex="http://schemas.microsoft.com/office/word/2018/wordml/cex" xmlns:w16cid="http://schemas.microsoft.com/office/word/2016/wordml/cid" xmlns:w16="http://schemas.microsoft.com/office/word/2018/wordml" xmlns:w16sdtdh="http://schemas.microsoft.com/office/word/2020/wordml/sdtdatahash" xmlns:w16se="http://schemas.microsoft.com/office/word/2015/wordml/symex" xmlns:wpg="http://schemas.microsoft.com/office/word/2010/wordprocessingGroup" xmlns:wpi="http://schemas.microsoft.com/office/word/2010/wordprocessingInk" xmlns:wne="http://schemas.microsoft.com/office/word/2006/wordml" xmlns:wps="http://schemas.microsoft.com/office/word/2010/wordprocessingShape" mc:Ignorable="w14 w15 w16se w16cid w16 w16cex w16sdtdh wp14">
+<w:ftr xmlns:wpc="http://schemas.microsoft.com/office/word/2010/wordprocessingCanvas" xmlns:mc="http://schemas.openxmlformats.org/markup-compatibility/2006" xmlns:o="urn:schemas-microsoft-com:office:office" xmlns:r="http://schemas.openxmlformats.org/officeDocument/2006/relationships" xmlns:m="http://schemas.openxmlformats.org/officeDocument/2006/math" xmlns:v="urn:schemas-microsoft-com:vml" xmlns:wp14="http://schemas.microsoft.com/office/word/2010/wordprocessingDrawing" xmlns:wp="http://schemas.openxmlformats.org/drawingml/2006/wordprocessingDrawing" xmlns:w10="urn:schemas-microsoft-com:office:word" xmlns:w="http://schemas.openxmlformats.org/wordprocessingml/2006/main" xmlns:w14="http://schemas.microsoft.com/office/word/2010/wordml" xmlns:wpg="http://schemas.microsoft.com/office/word/2010/wordprocessingGroup" xmlns:wpi="http://schemas.microsoft.com/office/word/2010/wordprocessingInk" xmlns:wne="http://schemas.microsoft.com/office/word/2006/wordml" xmlns:wps="http://schemas.microsoft.com/office/word/2010/wordprocessingShape" mc:Ignorable="w14 wp14">
   <w:p>
     <w:pPr>
       <w:pStyle w:val="Pieddepage"/>
@@ -3614,7 +3744,7 @@
         <w:noProof/>
         <w:color w:val="5B9BD5" w:themeColor="accent1"/>
       </w:rPr>
-      <w:t>5</w:t>
+      <w:t>3</w:t>
     </w:r>
     <w:r>
       <w:rPr>
@@ -3633,7 +3763,7 @@
 </file>
 
 <file path=word/footnotes.xml><?xml version="1.0" encoding="utf-8"?>
-<w:footnotes xmlns:wpc="http://schemas.microsoft.com/office/word/2010/wordprocessingCanvas" xmlns:cx="http://schemas.microsoft.com/office/drawing/2014/chartex" xmlns:cx1="http://schemas.microsoft.com/office/drawing/2015/9/8/chartex" xmlns:cx2="http://schemas.microsoft.com/office/drawing/2015/10/21/chartex" xmlns:cx3="http://schemas.microsoft.com/office/drawing/2016/5/9/chartex" xmlns:cx4="http://schemas.microsoft.com/office/drawing/2016/5/10/chartex" xmlns:cx5="http://schemas.microsoft.com/office/drawing/2016/5/11/chartex" xmlns:cx6="http://schemas.microsoft.com/office/drawing/2016/5/12/chartex" xmlns:cx7="http://schemas.microsoft.com/office/drawing/2016/5/13/chartex" xmlns:cx8="http://schemas.microsoft.com/office/drawing/2016/5/14/chartex" xmlns:mc="http://schemas.openxmlformats.org/markup-compatibility/2006" xmlns:aink="http://schemas.microsoft.com/office/drawing/2016/ink" xmlns:am3d="http://schemas.microsoft.com/office/drawing/2017/model3d" xmlns:o="urn:schemas-microsoft-com:office:office" xmlns:r="http://schemas.openxmlformats.org/officeDocument/2006/relationships" xmlns:m="http://schemas.openxmlformats.org/officeDocument/2006/math" xmlns:v="urn:schemas-microsoft-com:vml" xmlns:wp14="http://schemas.microsoft.com/office/word/2010/wordprocessingDrawing" xmlns:wp="http://schemas.openxmlformats.org/drawingml/2006/wordprocessingDrawing" xmlns:w10="urn:schemas-microsoft-com:office:word" xmlns:w="http://schemas.openxmlformats.org/wordprocessingml/2006/main" xmlns:w14="http://schemas.microsoft.com/office/word/2010/wordml" xmlns:w15="http://schemas.microsoft.com/office/word/2012/wordml" xmlns:w16cex="http://schemas.microsoft.com/office/word/2018/wordml/cex" xmlns:w16cid="http://schemas.microsoft.com/office/word/2016/wordml/cid" xmlns:w16="http://schemas.microsoft.com/office/word/2018/wordml" xmlns:w16sdtdh="http://schemas.microsoft.com/office/word/2020/wordml/sdtdatahash" xmlns:w16se="http://schemas.microsoft.com/office/word/2015/wordml/symex" xmlns:wpg="http://schemas.microsoft.com/office/word/2010/wordprocessingGroup" xmlns:wpi="http://schemas.microsoft.com/office/word/2010/wordprocessingInk" xmlns:wne="http://schemas.microsoft.com/office/word/2006/wordml" xmlns:wps="http://schemas.microsoft.com/office/word/2010/wordprocessingShape" mc:Ignorable="w14 w15 w16se w16cid w16 w16cex w16sdtdh wp14">
+<w:footnotes xmlns:wpc="http://schemas.microsoft.com/office/word/2010/wordprocessingCanvas" xmlns:mc="http://schemas.openxmlformats.org/markup-compatibility/2006" xmlns:o="urn:schemas-microsoft-com:office:office" xmlns:r="http://schemas.openxmlformats.org/officeDocument/2006/relationships" xmlns:m="http://schemas.openxmlformats.org/officeDocument/2006/math" xmlns:v="urn:schemas-microsoft-com:vml" xmlns:wp14="http://schemas.microsoft.com/office/word/2010/wordprocessingDrawing" xmlns:wp="http://schemas.openxmlformats.org/drawingml/2006/wordprocessingDrawing" xmlns:w10="urn:schemas-microsoft-com:office:word" xmlns:w="http://schemas.openxmlformats.org/wordprocessingml/2006/main" xmlns:w14="http://schemas.microsoft.com/office/word/2010/wordml" xmlns:wpg="http://schemas.microsoft.com/office/word/2010/wordprocessingGroup" xmlns:wpi="http://schemas.microsoft.com/office/word/2010/wordprocessingInk" xmlns:wne="http://schemas.microsoft.com/office/word/2006/wordml" xmlns:wps="http://schemas.microsoft.com/office/word/2010/wordprocessingShape" mc:Ignorable="w14 wp14">
   <w:footnote w:type="separator" w:id="-1">
     <w:p>
       <w:pPr>
@@ -3658,8 +3788,8 @@
 </file>
 
 <file path=word/numbering.xml><?xml version="1.0" encoding="utf-8"?>
-<w:numbering xmlns:wpc="http://schemas.microsoft.com/office/word/2010/wordprocessingCanvas" xmlns:cx="http://schemas.microsoft.com/office/drawing/2014/chartex" xmlns:cx1="http://schemas.microsoft.com/office/drawing/2015/9/8/chartex" xmlns:cx2="http://schemas.microsoft.com/office/drawing/2015/10/21/chartex" xmlns:cx3="http://schemas.microsoft.com/office/drawing/2016/5/9/chartex" xmlns:cx4="http://schemas.microsoft.com/office/drawing/2016/5/10/chartex" xmlns:cx5="http://schemas.microsoft.com/office/drawing/2016/5/11/chartex" xmlns:cx6="http://schemas.microsoft.com/office/drawing/2016/5/12/chartex" xmlns:cx7="http://schemas.microsoft.com/office/drawing/2016/5/13/chartex" xmlns:cx8="http://schemas.microsoft.com/office/drawing/2016/5/14/chartex" xmlns:mc="http://schemas.openxmlformats.org/markup-compatibility/2006" xmlns:aink="http://schemas.microsoft.com/office/drawing/2016/ink" xmlns:am3d="http://schemas.microsoft.com/office/drawing/2017/model3d" xmlns:o="urn:schemas-microsoft-com:office:office" xmlns:r="http://schemas.openxmlformats.org/officeDocument/2006/relationships" xmlns:m="http://schemas.openxmlformats.org/officeDocument/2006/math" xmlns:v="urn:schemas-microsoft-com:vml" xmlns:wp14="http://schemas.microsoft.com/office/word/2010/wordprocessingDrawing" xmlns:wp="http://schemas.openxmlformats.org/drawingml/2006/wordprocessingDrawing" xmlns:w10="urn:schemas-microsoft-com:office:word" xmlns:w="http://schemas.openxmlformats.org/wordprocessingml/2006/main" xmlns:w14="http://schemas.microsoft.com/office/word/2010/wordml" xmlns:w15="http://schemas.microsoft.com/office/word/2012/wordml" xmlns:w16cex="http://schemas.microsoft.com/office/word/2018/wordml/cex" xmlns:w16cid="http://schemas.microsoft.com/office/word/2016/wordml/cid" xmlns:w16="http://schemas.microsoft.com/office/word/2018/wordml" xmlns:w16sdtdh="http://schemas.microsoft.com/office/word/2020/wordml/sdtdatahash" xmlns:w16se="http://schemas.microsoft.com/office/word/2015/wordml/symex" xmlns:wpg="http://schemas.microsoft.com/office/word/2010/wordprocessingGroup" xmlns:wpi="http://schemas.microsoft.com/office/word/2010/wordprocessingInk" xmlns:wne="http://schemas.microsoft.com/office/word/2006/wordml" xmlns:wps="http://schemas.microsoft.com/office/word/2010/wordprocessingShape" mc:Ignorable="w14 w15 w16se w16cid w16 w16cex w16sdtdh wp14">
-  <w:abstractNum w:abstractNumId="0" w15:restartNumberingAfterBreak="0">
+<w:numbering xmlns:wpc="http://schemas.microsoft.com/office/word/2010/wordprocessingCanvas" xmlns:mc="http://schemas.openxmlformats.org/markup-compatibility/2006" xmlns:o="urn:schemas-microsoft-com:office:office" xmlns:r="http://schemas.openxmlformats.org/officeDocument/2006/relationships" xmlns:m="http://schemas.openxmlformats.org/officeDocument/2006/math" xmlns:v="urn:schemas-microsoft-com:vml" xmlns:wp14="http://schemas.microsoft.com/office/word/2010/wordprocessingDrawing" xmlns:wp="http://schemas.openxmlformats.org/drawingml/2006/wordprocessingDrawing" xmlns:w10="urn:schemas-microsoft-com:office:word" xmlns:w="http://schemas.openxmlformats.org/wordprocessingml/2006/main" xmlns:w14="http://schemas.microsoft.com/office/word/2010/wordml" xmlns:wpg="http://schemas.microsoft.com/office/word/2010/wordprocessingGroup" xmlns:wpi="http://schemas.microsoft.com/office/word/2010/wordprocessingInk" xmlns:wne="http://schemas.microsoft.com/office/word/2006/wordml" xmlns:wps="http://schemas.microsoft.com/office/word/2010/wordprocessingShape" mc:Ignorable="w14 wp14">
+  <w:abstractNum w:abstractNumId="0">
     <w:nsid w:val="000033D7"/>
     <w:multiLevelType w:val="hybridMultilevel"/>
     <w:tmpl w:val="F55C4BF4"/>
@@ -3772,7 +3902,7 @@
       </w:rPr>
     </w:lvl>
   </w:abstractNum>
-  <w:abstractNum w:abstractNumId="1" w15:restartNumberingAfterBreak="0">
+  <w:abstractNum w:abstractNumId="1">
     <w:nsid w:val="000B663B"/>
     <w:multiLevelType w:val="hybridMultilevel"/>
     <w:tmpl w:val="4262F42C"/>
@@ -3885,7 +4015,7 @@
       </w:rPr>
     </w:lvl>
   </w:abstractNum>
-  <w:abstractNum w:abstractNumId="2" w15:restartNumberingAfterBreak="0">
+  <w:abstractNum w:abstractNumId="2">
     <w:nsid w:val="02EB255F"/>
     <w:multiLevelType w:val="hybridMultilevel"/>
     <w:tmpl w:val="A7DE9C34"/>
@@ -3998,7 +4128,7 @@
       </w:rPr>
     </w:lvl>
   </w:abstractNum>
-  <w:abstractNum w:abstractNumId="3" w15:restartNumberingAfterBreak="0">
+  <w:abstractNum w:abstractNumId="3">
     <w:nsid w:val="05EA1F32"/>
     <w:multiLevelType w:val="hybridMultilevel"/>
     <w:tmpl w:val="D65C2B52"/>
@@ -4111,7 +4241,7 @@
       </w:rPr>
     </w:lvl>
   </w:abstractNum>
-  <w:abstractNum w:abstractNumId="4" w15:restartNumberingAfterBreak="0">
+  <w:abstractNum w:abstractNumId="4">
     <w:nsid w:val="06035473"/>
     <w:multiLevelType w:val="multilevel"/>
     <w:tmpl w:val="18584644"/>
@@ -4260,7 +4390,7 @@
       </w:rPr>
     </w:lvl>
   </w:abstractNum>
-  <w:abstractNum w:abstractNumId="5" w15:restartNumberingAfterBreak="0">
+  <w:abstractNum w:abstractNumId="5">
     <w:nsid w:val="06521997"/>
     <w:multiLevelType w:val="hybridMultilevel"/>
     <w:tmpl w:val="F634B558"/>
@@ -4373,7 +4503,7 @@
       </w:rPr>
     </w:lvl>
   </w:abstractNum>
-  <w:abstractNum w:abstractNumId="6" w15:restartNumberingAfterBreak="0">
+  <w:abstractNum w:abstractNumId="6">
     <w:nsid w:val="0F8D49E4"/>
     <w:multiLevelType w:val="hybridMultilevel"/>
     <w:tmpl w:val="C8AE40BA"/>
@@ -4486,7 +4616,7 @@
       </w:rPr>
     </w:lvl>
   </w:abstractNum>
-  <w:abstractNum w:abstractNumId="7" w15:restartNumberingAfterBreak="0">
+  <w:abstractNum w:abstractNumId="7">
     <w:nsid w:val="143A3B26"/>
     <w:multiLevelType w:val="hybridMultilevel"/>
     <w:tmpl w:val="AED49D3E"/>
@@ -4572,7 +4702,7 @@
       </w:pPr>
     </w:lvl>
   </w:abstractNum>
-  <w:abstractNum w:abstractNumId="8" w15:restartNumberingAfterBreak="0">
+  <w:abstractNum w:abstractNumId="8">
     <w:nsid w:val="17211171"/>
     <w:multiLevelType w:val="hybridMultilevel"/>
     <w:tmpl w:val="91EA4946"/>
@@ -4685,7 +4815,7 @@
       </w:rPr>
     </w:lvl>
   </w:abstractNum>
-  <w:abstractNum w:abstractNumId="9" w15:restartNumberingAfterBreak="0">
+  <w:abstractNum w:abstractNumId="9">
     <w:nsid w:val="19FB6B17"/>
     <w:multiLevelType w:val="hybridMultilevel"/>
     <w:tmpl w:val="5D667608"/>
@@ -4798,7 +4928,7 @@
       </w:rPr>
     </w:lvl>
   </w:abstractNum>
-  <w:abstractNum w:abstractNumId="10" w15:restartNumberingAfterBreak="0">
+  <w:abstractNum w:abstractNumId="10">
     <w:nsid w:val="1CC7271C"/>
     <w:multiLevelType w:val="hybridMultilevel"/>
     <w:tmpl w:val="1B10ADC6"/>
@@ -4911,7 +5041,7 @@
       </w:rPr>
     </w:lvl>
   </w:abstractNum>
-  <w:abstractNum w:abstractNumId="11" w15:restartNumberingAfterBreak="0">
+  <w:abstractNum w:abstractNumId="11">
     <w:nsid w:val="23C025A3"/>
     <w:multiLevelType w:val="multilevel"/>
     <w:tmpl w:val="1978944A"/>
@@ -5060,7 +5190,7 @@
       </w:rPr>
     </w:lvl>
   </w:abstractNum>
-  <w:abstractNum w:abstractNumId="12" w15:restartNumberingAfterBreak="0">
+  <w:abstractNum w:abstractNumId="12">
     <w:nsid w:val="280A2F43"/>
     <w:multiLevelType w:val="hybridMultilevel"/>
     <w:tmpl w:val="A03001A0"/>
@@ -5173,7 +5303,7 @@
       </w:rPr>
     </w:lvl>
   </w:abstractNum>
-  <w:abstractNum w:abstractNumId="13" w15:restartNumberingAfterBreak="0">
+  <w:abstractNum w:abstractNumId="13">
     <w:nsid w:val="2A4F5A55"/>
     <w:multiLevelType w:val="multilevel"/>
     <w:tmpl w:val="6536685A"/>
@@ -5322,7 +5452,7 @@
       </w:rPr>
     </w:lvl>
   </w:abstractNum>
-  <w:abstractNum w:abstractNumId="14" w15:restartNumberingAfterBreak="0">
+  <w:abstractNum w:abstractNumId="14">
     <w:nsid w:val="2B8A775B"/>
     <w:multiLevelType w:val="multilevel"/>
     <w:tmpl w:val="690E9E48"/>
@@ -5471,7 +5601,7 @@
       </w:rPr>
     </w:lvl>
   </w:abstractNum>
-  <w:abstractNum w:abstractNumId="15" w15:restartNumberingAfterBreak="0">
+  <w:abstractNum w:abstractNumId="15">
     <w:nsid w:val="2C224362"/>
     <w:multiLevelType w:val="hybridMultilevel"/>
     <w:tmpl w:val="720CD3A8"/>
@@ -5584,7 +5714,7 @@
       </w:rPr>
     </w:lvl>
   </w:abstractNum>
-  <w:abstractNum w:abstractNumId="16" w15:restartNumberingAfterBreak="0">
+  <w:abstractNum w:abstractNumId="16">
     <w:nsid w:val="2E18194C"/>
     <w:multiLevelType w:val="hybridMultilevel"/>
     <w:tmpl w:val="470E3430"/>
@@ -5697,7 +5827,7 @@
       </w:rPr>
     </w:lvl>
   </w:abstractNum>
-  <w:abstractNum w:abstractNumId="17" w15:restartNumberingAfterBreak="0">
+  <w:abstractNum w:abstractNumId="17">
     <w:nsid w:val="2E8853E8"/>
     <w:multiLevelType w:val="hybridMultilevel"/>
     <w:tmpl w:val="45509212"/>
@@ -5810,7 +5940,7 @@
       </w:rPr>
     </w:lvl>
   </w:abstractNum>
-  <w:abstractNum w:abstractNumId="18" w15:restartNumberingAfterBreak="0">
+  <w:abstractNum w:abstractNumId="18">
     <w:nsid w:val="34043178"/>
     <w:multiLevelType w:val="hybridMultilevel"/>
     <w:tmpl w:val="0F2A3092"/>
@@ -5923,7 +6053,7 @@
       </w:rPr>
     </w:lvl>
   </w:abstractNum>
-  <w:abstractNum w:abstractNumId="19" w15:restartNumberingAfterBreak="0">
+  <w:abstractNum w:abstractNumId="19">
     <w:nsid w:val="34683596"/>
     <w:multiLevelType w:val="hybridMultilevel"/>
     <w:tmpl w:val="DC2AC3E2"/>
@@ -6036,7 +6166,7 @@
       </w:rPr>
     </w:lvl>
   </w:abstractNum>
-  <w:abstractNum w:abstractNumId="20" w15:restartNumberingAfterBreak="0">
+  <w:abstractNum w:abstractNumId="20">
     <w:nsid w:val="35390F15"/>
     <w:multiLevelType w:val="hybridMultilevel"/>
     <w:tmpl w:val="9AE6D97A"/>
@@ -6149,7 +6279,7 @@
       </w:rPr>
     </w:lvl>
   </w:abstractNum>
-  <w:abstractNum w:abstractNumId="21" w15:restartNumberingAfterBreak="0">
+  <w:abstractNum w:abstractNumId="21">
     <w:nsid w:val="36952738"/>
     <w:multiLevelType w:val="hybridMultilevel"/>
     <w:tmpl w:val="71961BF8"/>
@@ -6262,7 +6392,7 @@
       </w:rPr>
     </w:lvl>
   </w:abstractNum>
-  <w:abstractNum w:abstractNumId="22" w15:restartNumberingAfterBreak="0">
+  <w:abstractNum w:abstractNumId="22">
     <w:nsid w:val="37771485"/>
     <w:multiLevelType w:val="multilevel"/>
     <w:tmpl w:val="E74CF2A2"/>
@@ -6411,7 +6541,7 @@
       </w:rPr>
     </w:lvl>
   </w:abstractNum>
-  <w:abstractNum w:abstractNumId="23" w15:restartNumberingAfterBreak="0">
+  <w:abstractNum w:abstractNumId="23">
     <w:nsid w:val="39234294"/>
     <w:multiLevelType w:val="hybridMultilevel"/>
     <w:tmpl w:val="BC3CBBF0"/>
@@ -6524,7 +6654,7 @@
       </w:rPr>
     </w:lvl>
   </w:abstractNum>
-  <w:abstractNum w:abstractNumId="24" w15:restartNumberingAfterBreak="0">
+  <w:abstractNum w:abstractNumId="24">
     <w:nsid w:val="39E84364"/>
     <w:multiLevelType w:val="hybridMultilevel"/>
     <w:tmpl w:val="42EA842C"/>
@@ -6637,7 +6767,7 @@
       </w:rPr>
     </w:lvl>
   </w:abstractNum>
-  <w:abstractNum w:abstractNumId="25" w15:restartNumberingAfterBreak="0">
+  <w:abstractNum w:abstractNumId="25">
     <w:nsid w:val="3BAB58BC"/>
     <w:multiLevelType w:val="hybridMultilevel"/>
     <w:tmpl w:val="D4C077BC"/>
@@ -6750,7 +6880,7 @@
       </w:rPr>
     </w:lvl>
   </w:abstractNum>
-  <w:abstractNum w:abstractNumId="26" w15:restartNumberingAfterBreak="0">
+  <w:abstractNum w:abstractNumId="26">
     <w:nsid w:val="3FD22B24"/>
     <w:multiLevelType w:val="hybridMultilevel"/>
     <w:tmpl w:val="6DF24D6C"/>
@@ -6863,7 +6993,7 @@
       </w:rPr>
     </w:lvl>
   </w:abstractNum>
-  <w:abstractNum w:abstractNumId="27" w15:restartNumberingAfterBreak="0">
+  <w:abstractNum w:abstractNumId="27">
     <w:nsid w:val="43AF5E5A"/>
     <w:multiLevelType w:val="hybridMultilevel"/>
     <w:tmpl w:val="BE2064D6"/>
@@ -6976,7 +7106,7 @@
       </w:rPr>
     </w:lvl>
   </w:abstractNum>
-  <w:abstractNum w:abstractNumId="28" w15:restartNumberingAfterBreak="0">
+  <w:abstractNum w:abstractNumId="28">
     <w:nsid w:val="43BD7F1B"/>
     <w:multiLevelType w:val="hybridMultilevel"/>
     <w:tmpl w:val="1146079C"/>
@@ -7089,7 +7219,7 @@
       </w:rPr>
     </w:lvl>
   </w:abstractNum>
-  <w:abstractNum w:abstractNumId="29" w15:restartNumberingAfterBreak="0">
+  <w:abstractNum w:abstractNumId="29">
     <w:nsid w:val="49187067"/>
     <w:multiLevelType w:val="hybridMultilevel"/>
     <w:tmpl w:val="0044A842"/>
@@ -7202,7 +7332,7 @@
       </w:rPr>
     </w:lvl>
   </w:abstractNum>
-  <w:abstractNum w:abstractNumId="30" w15:restartNumberingAfterBreak="0">
+  <w:abstractNum w:abstractNumId="30">
     <w:nsid w:val="49F4491E"/>
     <w:multiLevelType w:val="multilevel"/>
     <w:tmpl w:val="977C0BB4"/>
@@ -7351,7 +7481,7 @@
       </w:rPr>
     </w:lvl>
   </w:abstractNum>
-  <w:abstractNum w:abstractNumId="31" w15:restartNumberingAfterBreak="0">
+  <w:abstractNum w:abstractNumId="31">
     <w:nsid w:val="4B571671"/>
     <w:multiLevelType w:val="hybridMultilevel"/>
     <w:tmpl w:val="298A162A"/>
@@ -7464,7 +7594,7 @@
       </w:rPr>
     </w:lvl>
   </w:abstractNum>
-  <w:abstractNum w:abstractNumId="32" w15:restartNumberingAfterBreak="0">
+  <w:abstractNum w:abstractNumId="32">
     <w:nsid w:val="59D173BF"/>
     <w:multiLevelType w:val="hybridMultilevel"/>
     <w:tmpl w:val="8836EBF4"/>
@@ -7577,7 +7707,7 @@
       </w:rPr>
     </w:lvl>
   </w:abstractNum>
-  <w:abstractNum w:abstractNumId="33" w15:restartNumberingAfterBreak="0">
+  <w:abstractNum w:abstractNumId="33">
     <w:nsid w:val="5B506154"/>
     <w:multiLevelType w:val="hybridMultilevel"/>
     <w:tmpl w:val="5532E42E"/>
@@ -7690,7 +7820,7 @@
       </w:rPr>
     </w:lvl>
   </w:abstractNum>
-  <w:abstractNum w:abstractNumId="34" w15:restartNumberingAfterBreak="0">
+  <w:abstractNum w:abstractNumId="34">
     <w:nsid w:val="5B755E1D"/>
     <w:multiLevelType w:val="multilevel"/>
     <w:tmpl w:val="87BEFE22"/>
@@ -7839,7 +7969,7 @@
       </w:rPr>
     </w:lvl>
   </w:abstractNum>
-  <w:abstractNum w:abstractNumId="35" w15:restartNumberingAfterBreak="0">
+  <w:abstractNum w:abstractNumId="35">
     <w:nsid w:val="5CC70CAE"/>
     <w:multiLevelType w:val="hybridMultilevel"/>
     <w:tmpl w:val="5024D0DC"/>
@@ -7952,7 +8082,7 @@
       </w:rPr>
     </w:lvl>
   </w:abstractNum>
-  <w:abstractNum w:abstractNumId="36" w15:restartNumberingAfterBreak="0">
+  <w:abstractNum w:abstractNumId="36">
     <w:nsid w:val="5FE04DCE"/>
     <w:multiLevelType w:val="hybridMultilevel"/>
     <w:tmpl w:val="5E5A3F32"/>
@@ -8065,7 +8195,7 @@
       </w:rPr>
     </w:lvl>
   </w:abstractNum>
-  <w:abstractNum w:abstractNumId="37" w15:restartNumberingAfterBreak="0">
+  <w:abstractNum w:abstractNumId="37">
     <w:nsid w:val="680E2180"/>
     <w:multiLevelType w:val="hybridMultilevel"/>
     <w:tmpl w:val="A720205A"/>
@@ -8178,7 +8308,7 @@
       </w:rPr>
     </w:lvl>
   </w:abstractNum>
-  <w:abstractNum w:abstractNumId="38" w15:restartNumberingAfterBreak="0">
+  <w:abstractNum w:abstractNumId="38">
     <w:nsid w:val="6A131B27"/>
     <w:multiLevelType w:val="hybridMultilevel"/>
     <w:tmpl w:val="A420088A"/>
@@ -8291,7 +8421,7 @@
       </w:rPr>
     </w:lvl>
   </w:abstractNum>
-  <w:abstractNum w:abstractNumId="39" w15:restartNumberingAfterBreak="0">
+  <w:abstractNum w:abstractNumId="39">
     <w:nsid w:val="6E760682"/>
     <w:multiLevelType w:val="hybridMultilevel"/>
     <w:tmpl w:val="C91A9954"/>
@@ -8404,7 +8534,7 @@
       </w:rPr>
     </w:lvl>
   </w:abstractNum>
-  <w:abstractNum w:abstractNumId="40" w15:restartNumberingAfterBreak="0">
+  <w:abstractNum w:abstractNumId="40">
     <w:nsid w:val="701E75FE"/>
     <w:multiLevelType w:val="multilevel"/>
     <w:tmpl w:val="A03A5FD4"/>
@@ -8553,7 +8683,7 @@
       </w:rPr>
     </w:lvl>
   </w:abstractNum>
-  <w:abstractNum w:abstractNumId="41" w15:restartNumberingAfterBreak="0">
+  <w:abstractNum w:abstractNumId="41">
     <w:nsid w:val="709558A0"/>
     <w:multiLevelType w:val="hybridMultilevel"/>
     <w:tmpl w:val="7D78DF72"/>
@@ -8666,7 +8796,7 @@
       </w:rPr>
     </w:lvl>
   </w:abstractNum>
-  <w:abstractNum w:abstractNumId="42" w15:restartNumberingAfterBreak="0">
+  <w:abstractNum w:abstractNumId="42">
     <w:nsid w:val="70E849D6"/>
     <w:multiLevelType w:val="multilevel"/>
     <w:tmpl w:val="AAE23832"/>
@@ -8815,7 +8945,7 @@
       </w:rPr>
     </w:lvl>
   </w:abstractNum>
-  <w:abstractNum w:abstractNumId="43" w15:restartNumberingAfterBreak="0">
+  <w:abstractNum w:abstractNumId="43">
     <w:nsid w:val="72C24D28"/>
     <w:multiLevelType w:val="hybridMultilevel"/>
     <w:tmpl w:val="7B0CD728"/>
@@ -8928,7 +9058,7 @@
       </w:rPr>
     </w:lvl>
   </w:abstractNum>
-  <w:abstractNum w:abstractNumId="44" w15:restartNumberingAfterBreak="0">
+  <w:abstractNum w:abstractNumId="44">
     <w:nsid w:val="78604111"/>
     <w:multiLevelType w:val="hybridMultilevel"/>
     <w:tmpl w:val="C1F8BAB2"/>
@@ -9041,7 +9171,7 @@
       </w:rPr>
     </w:lvl>
   </w:abstractNum>
-  <w:abstractNum w:abstractNumId="45" w15:restartNumberingAfterBreak="0">
+  <w:abstractNum w:abstractNumId="45">
     <w:nsid w:val="7B3B4AB7"/>
     <w:multiLevelType w:val="hybridMultilevel"/>
     <w:tmpl w:val="37F4153A"/>
@@ -9154,7 +9284,7 @@
       </w:rPr>
     </w:lvl>
   </w:abstractNum>
-  <w:abstractNum w:abstractNumId="46" w15:restartNumberingAfterBreak="0">
+  <w:abstractNum w:abstractNumId="46">
     <w:nsid w:val="7F7E634C"/>
     <w:multiLevelType w:val="hybridMultilevel"/>
     <w:tmpl w:val="316692B2"/>
@@ -9267,7 +9397,7 @@
       </w:rPr>
     </w:lvl>
   </w:abstractNum>
-  <w:abstractNum w:abstractNumId="47" w15:restartNumberingAfterBreak="0">
+  <w:abstractNum w:abstractNumId="47">
     <w:nsid w:val="7FE954C7"/>
     <w:multiLevelType w:val="multilevel"/>
     <w:tmpl w:val="166C6A68"/>
@@ -9564,7 +9694,7 @@
 </file>
 
 <file path=word/styles.xml><?xml version="1.0" encoding="utf-8"?>
-<w:styles xmlns:mc="http://schemas.openxmlformats.org/markup-compatibility/2006" xmlns:r="http://schemas.openxmlformats.org/officeDocument/2006/relationships" xmlns:w="http://schemas.openxmlformats.org/wordprocessingml/2006/main" xmlns:w14="http://schemas.microsoft.com/office/word/2010/wordml" xmlns:w15="http://schemas.microsoft.com/office/word/2012/wordml" xmlns:w16cex="http://schemas.microsoft.com/office/word/2018/wordml/cex" xmlns:w16cid="http://schemas.microsoft.com/office/word/2016/wordml/cid" xmlns:w16="http://schemas.microsoft.com/office/word/2018/wordml" xmlns:w16sdtdh="http://schemas.microsoft.com/office/word/2020/wordml/sdtdatahash" xmlns:w16se="http://schemas.microsoft.com/office/word/2015/wordml/symex" mc:Ignorable="w14 w15 w16se w16cid w16 w16cex w16sdtdh">
+<w:styles xmlns:mc="http://schemas.openxmlformats.org/markup-compatibility/2006" xmlns:r="http://schemas.openxmlformats.org/officeDocument/2006/relationships" xmlns:w="http://schemas.openxmlformats.org/wordprocessingml/2006/main" xmlns:w14="http://schemas.microsoft.com/office/word/2010/wordml" mc:Ignorable="w14">
   <w:docDefaults>
     <w:rPrDefault>
       <w:rPr>
@@ -9580,383 +9710,144 @@
       </w:pPr>
     </w:pPrDefault>
   </w:docDefaults>
-  <w:latentStyles w:defLockedState="0" w:defUIPriority="99" w:defSemiHidden="0" w:defUnhideWhenUsed="0" w:defQFormat="0" w:count="376">
-    <w:lsdException w:name="Normal" w:uiPriority="0" w:qFormat="1"/>
-    <w:lsdException w:name="heading 1" w:uiPriority="9" w:qFormat="1"/>
-    <w:lsdException w:name="heading 2" w:semiHidden="1" w:uiPriority="9" w:unhideWhenUsed="1" w:qFormat="1"/>
-    <w:lsdException w:name="heading 3" w:semiHidden="1" w:uiPriority="9" w:unhideWhenUsed="1" w:qFormat="1"/>
-    <w:lsdException w:name="heading 4" w:semiHidden="1" w:uiPriority="9" w:unhideWhenUsed="1" w:qFormat="1"/>
-    <w:lsdException w:name="heading 5" w:semiHidden="1" w:uiPriority="9" w:unhideWhenUsed="1" w:qFormat="1"/>
-    <w:lsdException w:name="heading 6" w:semiHidden="1" w:uiPriority="9" w:unhideWhenUsed="1" w:qFormat="1"/>
-    <w:lsdException w:name="heading 7" w:semiHidden="1" w:uiPriority="9" w:unhideWhenUsed="1" w:qFormat="1"/>
-    <w:lsdException w:name="heading 8" w:semiHidden="1" w:uiPriority="9" w:unhideWhenUsed="1" w:qFormat="1"/>
-    <w:lsdException w:name="heading 9" w:semiHidden="1" w:uiPriority="9" w:unhideWhenUsed="1" w:qFormat="1"/>
-    <w:lsdException w:name="index 1" w:semiHidden="1" w:unhideWhenUsed="1"/>
-    <w:lsdException w:name="index 2" w:semiHidden="1" w:unhideWhenUsed="1"/>
-    <w:lsdException w:name="index 3" w:semiHidden="1" w:unhideWhenUsed="1"/>
-    <w:lsdException w:name="index 4" w:semiHidden="1" w:unhideWhenUsed="1"/>
-    <w:lsdException w:name="index 5" w:semiHidden="1" w:unhideWhenUsed="1"/>
-    <w:lsdException w:name="index 6" w:semiHidden="1" w:unhideWhenUsed="1"/>
-    <w:lsdException w:name="index 7" w:semiHidden="1" w:unhideWhenUsed="1"/>
-    <w:lsdException w:name="index 8" w:semiHidden="1" w:unhideWhenUsed="1"/>
-    <w:lsdException w:name="index 9" w:semiHidden="1" w:unhideWhenUsed="1"/>
-    <w:lsdException w:name="toc 1" w:semiHidden="1" w:uiPriority="39" w:unhideWhenUsed="1"/>
-    <w:lsdException w:name="toc 2" w:semiHidden="1" w:uiPriority="39" w:unhideWhenUsed="1"/>
-    <w:lsdException w:name="toc 3" w:semiHidden="1" w:uiPriority="39" w:unhideWhenUsed="1"/>
-    <w:lsdException w:name="toc 4" w:semiHidden="1" w:uiPriority="39" w:unhideWhenUsed="1"/>
-    <w:lsdException w:name="toc 5" w:semiHidden="1" w:uiPriority="39" w:unhideWhenUsed="1"/>
-    <w:lsdException w:name="toc 6" w:semiHidden="1" w:uiPriority="39" w:unhideWhenUsed="1"/>
-    <w:lsdException w:name="toc 7" w:semiHidden="1" w:uiPriority="39" w:unhideWhenUsed="1"/>
-    <w:lsdException w:name="toc 8" w:semiHidden="1" w:uiPriority="39" w:unhideWhenUsed="1"/>
-    <w:lsdException w:name="toc 9" w:semiHidden="1" w:uiPriority="39" w:unhideWhenUsed="1"/>
-    <w:lsdException w:name="Normal Indent" w:semiHidden="1" w:unhideWhenUsed="1"/>
-    <w:lsdException w:name="footnote text" w:semiHidden="1" w:unhideWhenUsed="1"/>
-    <w:lsdException w:name="annotation text" w:semiHidden="1" w:unhideWhenUsed="1"/>
-    <w:lsdException w:name="header" w:semiHidden="1" w:unhideWhenUsed="1"/>
-    <w:lsdException w:name="footer" w:semiHidden="1" w:unhideWhenUsed="1"/>
-    <w:lsdException w:name="index heading" w:semiHidden="1" w:unhideWhenUsed="1"/>
-    <w:lsdException w:name="caption" w:semiHidden="1" w:uiPriority="35" w:unhideWhenUsed="1" w:qFormat="1"/>
-    <w:lsdException w:name="table of figures" w:semiHidden="1" w:unhideWhenUsed="1"/>
-    <w:lsdException w:name="envelope address" w:semiHidden="1" w:unhideWhenUsed="1"/>
-    <w:lsdException w:name="envelope return" w:semiHidden="1" w:unhideWhenUsed="1"/>
-    <w:lsdException w:name="footnote reference" w:semiHidden="1" w:unhideWhenUsed="1"/>
-    <w:lsdException w:name="annotation reference" w:semiHidden="1" w:unhideWhenUsed="1"/>
-    <w:lsdException w:name="line number" w:semiHidden="1" w:unhideWhenUsed="1"/>
-    <w:lsdException w:name="page number" w:semiHidden="1" w:unhideWhenUsed="1"/>
-    <w:lsdException w:name="endnote reference" w:semiHidden="1" w:unhideWhenUsed="1"/>
-    <w:lsdException w:name="endnote text" w:semiHidden="1" w:unhideWhenUsed="1"/>
-    <w:lsdException w:name="table of authorities" w:semiHidden="1" w:unhideWhenUsed="1"/>
-    <w:lsdException w:name="macro" w:semiHidden="1" w:unhideWhenUsed="1"/>
-    <w:lsdException w:name="toa heading" w:semiHidden="1" w:unhideWhenUsed="1"/>
-    <w:lsdException w:name="List" w:semiHidden="1" w:unhideWhenUsed="1"/>
-    <w:lsdException w:name="List Bullet" w:semiHidden="1" w:unhideWhenUsed="1"/>
-    <w:lsdException w:name="List Number" w:semiHidden="1" w:unhideWhenUsed="1"/>
-    <w:lsdException w:name="List 2" w:semiHidden="1" w:unhideWhenUsed="1"/>
-    <w:lsdException w:name="List 3" w:semiHidden="1" w:unhideWhenUsed="1"/>
-    <w:lsdException w:name="List 4" w:semiHidden="1" w:unhideWhenUsed="1"/>
-    <w:lsdException w:name="List 5" w:semiHidden="1" w:unhideWhenUsed="1"/>
-    <w:lsdException w:name="List Bullet 2" w:semiHidden="1" w:unhideWhenUsed="1"/>
-    <w:lsdException w:name="List Bullet 3" w:semiHidden="1" w:unhideWhenUsed="1"/>
-    <w:lsdException w:name="List Bullet 4" w:semiHidden="1" w:unhideWhenUsed="1"/>
-    <w:lsdException w:name="List Bullet 5" w:semiHidden="1" w:unhideWhenUsed="1"/>
-    <w:lsdException w:name="List Number 2" w:semiHidden="1" w:unhideWhenUsed="1"/>
-    <w:lsdException w:name="List Number 3" w:semiHidden="1" w:unhideWhenUsed="1"/>
-    <w:lsdException w:name="List Number 4" w:semiHidden="1" w:unhideWhenUsed="1"/>
-    <w:lsdException w:name="List Number 5" w:semiHidden="1" w:unhideWhenUsed="1"/>
-    <w:lsdException w:name="Title" w:uiPriority="10" w:qFormat="1"/>
-    <w:lsdException w:name="Closing" w:semiHidden="1" w:unhideWhenUsed="1"/>
-    <w:lsdException w:name="Signature" w:semiHidden="1" w:unhideWhenUsed="1"/>
-    <w:lsdException w:name="Default Paragraph Font" w:semiHidden="1" w:uiPriority="1" w:unhideWhenUsed="1"/>
-    <w:lsdException w:name="Body Text" w:semiHidden="1" w:unhideWhenUsed="1"/>
-    <w:lsdException w:name="Body Text Indent" w:semiHidden="1" w:unhideWhenUsed="1"/>
-    <w:lsdException w:name="List Continue" w:semiHidden="1" w:unhideWhenUsed="1"/>
-    <w:lsdException w:name="List Continue 2" w:semiHidden="1" w:unhideWhenUsed="1"/>
-    <w:lsdException w:name="List Continue 3" w:semiHidden="1" w:unhideWhenUsed="1"/>
-    <w:lsdException w:name="List Continue 4" w:semiHidden="1" w:unhideWhenUsed="1"/>
-    <w:lsdException w:name="List Continue 5" w:semiHidden="1" w:unhideWhenUsed="1"/>
-    <w:lsdException w:name="Message Header" w:semiHidden="1" w:unhideWhenUsed="1"/>
-    <w:lsdException w:name="Subtitle" w:uiPriority="11" w:qFormat="1"/>
-    <w:lsdException w:name="Salutation" w:semiHidden="1" w:unhideWhenUsed="1"/>
-    <w:lsdException w:name="Date" w:semiHidden="1" w:unhideWhenUsed="1"/>
-    <w:lsdException w:name="Body Text First Indent" w:semiHidden="1" w:unhideWhenUsed="1"/>
-    <w:lsdException w:name="Body Text First Indent 2" w:semiHidden="1" w:unhideWhenUsed="1"/>
-    <w:lsdException w:name="Note Heading" w:semiHidden="1" w:unhideWhenUsed="1"/>
-    <w:lsdException w:name="Body Text 2" w:semiHidden="1" w:unhideWhenUsed="1"/>
-    <w:lsdException w:name="Body Text 3" w:semiHidden="1" w:unhideWhenUsed="1"/>
-    <w:lsdException w:name="Body Text Indent 2" w:semiHidden="1" w:unhideWhenUsed="1"/>
-    <w:lsdException w:name="Body Text Indent 3" w:semiHidden="1" w:unhideWhenUsed="1"/>
-    <w:lsdException w:name="Block Text" w:semiHidden="1" w:unhideWhenUsed="1"/>
-    <w:lsdException w:name="Hyperlink" w:semiHidden="1" w:unhideWhenUsed="1"/>
-    <w:lsdException w:name="FollowedHyperlink" w:semiHidden="1" w:unhideWhenUsed="1"/>
-    <w:lsdException w:name="Strong" w:uiPriority="22" w:qFormat="1"/>
-    <w:lsdException w:name="Emphasis" w:uiPriority="20" w:qFormat="1"/>
-    <w:lsdException w:name="Document Map" w:semiHidden="1" w:unhideWhenUsed="1"/>
-    <w:lsdException w:name="Plain Text" w:semiHidden="1" w:unhideWhenUsed="1"/>
-    <w:lsdException w:name="E-mail Signature" w:semiHidden="1" w:unhideWhenUsed="1"/>
-    <w:lsdException w:name="HTML Top of Form" w:semiHidden="1" w:unhideWhenUsed="1"/>
-    <w:lsdException w:name="HTML Bottom of Form" w:semiHidden="1" w:unhideWhenUsed="1"/>
-    <w:lsdException w:name="Normal (Web)" w:semiHidden="1" w:unhideWhenUsed="1"/>
-    <w:lsdException w:name="HTML Acronym" w:semiHidden="1" w:unhideWhenUsed="1"/>
-    <w:lsdException w:name="HTML Address" w:semiHidden="1" w:unhideWhenUsed="1"/>
-    <w:lsdException w:name="HTML Cite" w:semiHidden="1" w:unhideWhenUsed="1"/>
-    <w:lsdException w:name="HTML Code" w:semiHidden="1" w:unhideWhenUsed="1"/>
-    <w:lsdException w:name="HTML Definition" w:semiHidden="1" w:unhideWhenUsed="1"/>
-    <w:lsdException w:name="HTML Keyboard" w:semiHidden="1" w:unhideWhenUsed="1"/>
-    <w:lsdException w:name="HTML Preformatted" w:semiHidden="1" w:unhideWhenUsed="1"/>
-    <w:lsdException w:name="HTML Sample" w:semiHidden="1" w:unhideWhenUsed="1"/>
-    <w:lsdException w:name="HTML Typewriter" w:semiHidden="1" w:unhideWhenUsed="1"/>
-    <w:lsdException w:name="HTML Variable" w:semiHidden="1" w:unhideWhenUsed="1"/>
-    <w:lsdException w:name="Normal Table" w:semiHidden="1" w:unhideWhenUsed="1"/>
-    <w:lsdException w:name="annotation subject" w:semiHidden="1" w:unhideWhenUsed="1"/>
-    <w:lsdException w:name="No List" w:semiHidden="1" w:unhideWhenUsed="1"/>
-    <w:lsdException w:name="Outline List 1" w:semiHidden="1" w:unhideWhenUsed="1"/>
-    <w:lsdException w:name="Outline List 2" w:semiHidden="1" w:unhideWhenUsed="1"/>
-    <w:lsdException w:name="Outline List 3" w:semiHidden="1" w:unhideWhenUsed="1"/>
-    <w:lsdException w:name="Table Simple 1" w:semiHidden="1" w:unhideWhenUsed="1"/>
-    <w:lsdException w:name="Table Simple 2" w:semiHidden="1" w:unhideWhenUsed="1"/>
-    <w:lsdException w:name="Table Simple 3" w:semiHidden="1" w:unhideWhenUsed="1"/>
-    <w:lsdException w:name="Table Classic 1" w:semiHidden="1" w:unhideWhenUsed="1"/>
-    <w:lsdException w:name="Table Classic 2" w:semiHidden="1" w:unhideWhenUsed="1"/>
-    <w:lsdException w:name="Table Classic 3" w:semiHidden="1" w:unhideWhenUsed="1"/>
-    <w:lsdException w:name="Table Classic 4" w:semiHidden="1" w:unhideWhenUsed="1"/>
-    <w:lsdException w:name="Table Colorful 1" w:semiHidden="1" w:unhideWhenUsed="1"/>
-    <w:lsdException w:name="Table Colorful 2" w:semiHidden="1" w:unhideWhenUsed="1"/>
-    <w:lsdException w:name="Table Colorful 3" w:semiHidden="1" w:unhideWhenUsed="1"/>
-    <w:lsdException w:name="Table Columns 1" w:semiHidden="1" w:unhideWhenUsed="1"/>
-    <w:lsdException w:name="Table Columns 2" w:semiHidden="1" w:unhideWhenUsed="1"/>
-    <w:lsdException w:name="Table Columns 3" w:semiHidden="1" w:unhideWhenUsed="1"/>
-    <w:lsdException w:name="Table Columns 4" w:semiHidden="1" w:unhideWhenUsed="1"/>
-    <w:lsdException w:name="Table Columns 5" w:semiHidden="1" w:unhideWhenUsed="1"/>
-    <w:lsdException w:name="Table Grid 1" w:semiHidden="1" w:unhideWhenUsed="1"/>
-    <w:lsdException w:name="Table Grid 2" w:semiHidden="1" w:unhideWhenUsed="1"/>
-    <w:lsdException w:name="Table Grid 3" w:semiHidden="1" w:unhideWhenUsed="1"/>
-    <w:lsdException w:name="Table Grid 4" w:semiHidden="1" w:unhideWhenUsed="1"/>
-    <w:lsdException w:name="Table Grid 5" w:semiHidden="1" w:unhideWhenUsed="1"/>
-    <w:lsdException w:name="Table Grid 6" w:semiHidden="1" w:unhideWhenUsed="1"/>
-    <w:lsdException w:name="Table Grid 7" w:semiHidden="1" w:unhideWhenUsed="1"/>
-    <w:lsdException w:name="Table Grid 8" w:semiHidden="1" w:unhideWhenUsed="1"/>
-    <w:lsdException w:name="Table List 1" w:semiHidden="1" w:unhideWhenUsed="1"/>
-    <w:lsdException w:name="Table List 2" w:semiHidden="1" w:unhideWhenUsed="1"/>
-    <w:lsdException w:name="Table List 3" w:semiHidden="1" w:unhideWhenUsed="1"/>
-    <w:lsdException w:name="Table List 4" w:semiHidden="1" w:unhideWhenUsed="1"/>
-    <w:lsdException w:name="Table List 5" w:semiHidden="1" w:unhideWhenUsed="1"/>
-    <w:lsdException w:name="Table List 6" w:semiHidden="1" w:unhideWhenUsed="1"/>
-    <w:lsdException w:name="Table List 7" w:semiHidden="1" w:unhideWhenUsed="1"/>
-    <w:lsdException w:name="Table List 8" w:semiHidden="1" w:unhideWhenUsed="1"/>
-    <w:lsdException w:name="Table 3D effects 1" w:semiHidden="1" w:unhideWhenUsed="1"/>
-    <w:lsdException w:name="Table 3D effects 2" w:semiHidden="1" w:unhideWhenUsed="1"/>
-    <w:lsdException w:name="Table 3D effects 3" w:semiHidden="1" w:unhideWhenUsed="1"/>
-    <w:lsdException w:name="Table Contemporary" w:semiHidden="1" w:unhideWhenUsed="1"/>
-    <w:lsdException w:name="Table Elegant" w:semiHidden="1" w:unhideWhenUsed="1"/>
-    <w:lsdException w:name="Table Professional" w:semiHidden="1" w:unhideWhenUsed="1"/>
-    <w:lsdException w:name="Table Subtle 1" w:semiHidden="1" w:unhideWhenUsed="1"/>
-    <w:lsdException w:name="Table Subtle 2" w:semiHidden="1" w:unhideWhenUsed="1"/>
-    <w:lsdException w:name="Table Web 1" w:semiHidden="1" w:unhideWhenUsed="1"/>
-    <w:lsdException w:name="Table Web 2" w:semiHidden="1" w:unhideWhenUsed="1"/>
-    <w:lsdException w:name="Table Web 3" w:semiHidden="1" w:unhideWhenUsed="1"/>
-    <w:lsdException w:name="Balloon Text" w:semiHidden="1" w:unhideWhenUsed="1"/>
-    <w:lsdException w:name="Table Grid" w:uiPriority="39"/>
-    <w:lsdException w:name="Table Theme" w:semiHidden="1" w:unhideWhenUsed="1"/>
-    <w:lsdException w:name="Placeholder Text" w:semiHidden="1"/>
-    <w:lsdException w:name="No Spacing" w:uiPriority="1" w:qFormat="1"/>
-    <w:lsdException w:name="Light Shading" w:uiPriority="60"/>
-    <w:lsdException w:name="Light List" w:uiPriority="61"/>
-    <w:lsdException w:name="Light Grid" w:uiPriority="62"/>
-    <w:lsdException w:name="Medium Shading 1" w:uiPriority="63"/>
-    <w:lsdException w:name="Medium Shading 2" w:uiPriority="64"/>
-    <w:lsdException w:name="Medium List 1" w:uiPriority="65"/>
-    <w:lsdException w:name="Medium List 2" w:uiPriority="66"/>
-    <w:lsdException w:name="Medium Grid 1" w:uiPriority="67"/>
-    <w:lsdException w:name="Medium Grid 2" w:uiPriority="68"/>
-    <w:lsdException w:name="Medium Grid 3" w:uiPriority="69"/>
-    <w:lsdException w:name="Dark List" w:uiPriority="70"/>
-    <w:lsdException w:name="Colorful Shading" w:uiPriority="71"/>
-    <w:lsdException w:name="Colorful List" w:uiPriority="72"/>
-    <w:lsdException w:name="Colorful Grid" w:uiPriority="73"/>
-    <w:lsdException w:name="Light Shading Accent 1" w:uiPriority="60"/>
-    <w:lsdException w:name="Light List Accent 1" w:uiPriority="61"/>
-    <w:lsdException w:name="Light Grid Accent 1" w:uiPriority="62"/>
-    <w:lsdException w:name="Medium Shading 1 Accent 1" w:uiPriority="63"/>
-    <w:lsdException w:name="Medium Shading 2 Accent 1" w:uiPriority="64"/>
-    <w:lsdException w:name="Medium List 1 Accent 1" w:uiPriority="65"/>
-    <w:lsdException w:name="Revision" w:semiHidden="1"/>
-    <w:lsdException w:name="List Paragraph" w:uiPriority="34" w:qFormat="1"/>
-    <w:lsdException w:name="Quote" w:uiPriority="29" w:qFormat="1"/>
-    <w:lsdException w:name="Intense Quote" w:uiPriority="30" w:qFormat="1"/>
-    <w:lsdException w:name="Medium List 2 Accent 1" w:uiPriority="66"/>
-    <w:lsdException w:name="Medium Grid 1 Accent 1" w:uiPriority="67"/>
-    <w:lsdException w:name="Medium Grid 2 Accent 1" w:uiPriority="68"/>
-    <w:lsdException w:name="Medium Grid 3 Accent 1" w:uiPriority="69"/>
-    <w:lsdException w:name="Dark List Accent 1" w:uiPriority="70"/>
-    <w:lsdException w:name="Colorful Shading Accent 1" w:uiPriority="71"/>
-    <w:lsdException w:name="Colorful List Accent 1" w:uiPriority="72"/>
-    <w:lsdException w:name="Colorful Grid Accent 1" w:uiPriority="73"/>
-    <w:lsdException w:name="Light Shading Accent 2" w:uiPriority="60"/>
-    <w:lsdException w:name="Light List Accent 2" w:uiPriority="61"/>
-    <w:lsdException w:name="Light Grid Accent 2" w:uiPriority="62"/>
-    <w:lsdException w:name="Medium Shading 1 Accent 2" w:uiPriority="63"/>
-    <w:lsdException w:name="Medium Shading 2 Accent 2" w:uiPriority="64"/>
-    <w:lsdException w:name="Medium List 1 Accent 2" w:uiPriority="65"/>
-    <w:lsdException w:name="Medium List 2 Accent 2" w:uiPriority="66"/>
-    <w:lsdException w:name="Medium Grid 1 Accent 2" w:uiPriority="67"/>
-    <w:lsdException w:name="Medium Grid 2 Accent 2" w:uiPriority="68"/>
-    <w:lsdException w:name="Medium Grid 3 Accent 2" w:uiPriority="69"/>
-    <w:lsdException w:name="Dark List Accent 2" w:uiPriority="70"/>
-    <w:lsdException w:name="Colorful Shading Accent 2" w:uiPriority="71"/>
-    <w:lsdException w:name="Colorful List Accent 2" w:uiPriority="72"/>
-    <w:lsdException w:name="Colorful Grid Accent 2" w:uiPriority="73"/>
-    <w:lsdException w:name="Light Shading Accent 3" w:uiPriority="60"/>
-    <w:lsdException w:name="Light List Accent 3" w:uiPriority="61"/>
-    <w:lsdException w:name="Light Grid Accent 3" w:uiPriority="62"/>
-    <w:lsdException w:name="Medium Shading 1 Accent 3" w:uiPriority="63"/>
-    <w:lsdException w:name="Medium Shading 2 Accent 3" w:uiPriority="64"/>
-    <w:lsdException w:name="Medium List 1 Accent 3" w:uiPriority="65"/>
-    <w:lsdException w:name="Medium List 2 Accent 3" w:uiPriority="66"/>
-    <w:lsdException w:name="Medium Grid 1 Accent 3" w:uiPriority="67"/>
-    <w:lsdException w:name="Medium Grid 2 Accent 3" w:uiPriority="68"/>
-    <w:lsdException w:name="Medium Grid 3 Accent 3" w:uiPriority="69"/>
-    <w:lsdException w:name="Dark List Accent 3" w:uiPriority="70"/>
-    <w:lsdException w:name="Colorful Shading Accent 3" w:uiPriority="71"/>
-    <w:lsdException w:name="Colorful List Accent 3" w:uiPriority="72"/>
-    <w:lsdException w:name="Colorful Grid Accent 3" w:uiPriority="73"/>
-    <w:lsdException w:name="Light Shading Accent 4" w:uiPriority="60"/>
-    <w:lsdException w:name="Light List Accent 4" w:uiPriority="61"/>
-    <w:lsdException w:name="Light Grid Accent 4" w:uiPriority="62"/>
-    <w:lsdException w:name="Medium Shading 1 Accent 4" w:uiPriority="63"/>
-    <w:lsdException w:name="Medium Shading 2 Accent 4" w:uiPriority="64"/>
-    <w:lsdException w:name="Medium List 1 Accent 4" w:uiPriority="65"/>
-    <w:lsdException w:name="Medium List 2 Accent 4" w:uiPriority="66"/>
-    <w:lsdException w:name="Medium Grid 1 Accent 4" w:uiPriority="67"/>
-    <w:lsdException w:name="Medium Grid 2 Accent 4" w:uiPriority="68"/>
-    <w:lsdException w:name="Medium Grid 3 Accent 4" w:uiPriority="69"/>
-    <w:lsdException w:name="Dark List Accent 4" w:uiPriority="70"/>
-    <w:lsdException w:name="Colorful Shading Accent 4" w:uiPriority="71"/>
-    <w:lsdException w:name="Colorful List Accent 4" w:uiPriority="72"/>
-    <w:lsdException w:name="Colorful Grid Accent 4" w:uiPriority="73"/>
-    <w:lsdException w:name="Light Shading Accent 5" w:uiPriority="60"/>
-    <w:lsdException w:name="Light List Accent 5" w:uiPriority="61"/>
-    <w:lsdException w:name="Light Grid Accent 5" w:uiPriority="62"/>
-    <w:lsdException w:name="Medium Shading 1 Accent 5" w:uiPriority="63"/>
-    <w:lsdException w:name="Medium Shading 2 Accent 5" w:uiPriority="64"/>
-    <w:lsdException w:name="Medium List 1 Accent 5" w:uiPriority="65"/>
-    <w:lsdException w:name="Medium List 2 Accent 5" w:uiPriority="66"/>
-    <w:lsdException w:name="Medium Grid 1 Accent 5" w:uiPriority="67"/>
-    <w:lsdException w:name="Medium Grid 2 Accent 5" w:uiPriority="68"/>
-    <w:lsdException w:name="Medium Grid 3 Accent 5" w:uiPriority="69"/>
-    <w:lsdException w:name="Dark List Accent 5" w:uiPriority="70"/>
-    <w:lsdException w:name="Colorful Shading Accent 5" w:uiPriority="71"/>
-    <w:lsdException w:name="Colorful List Accent 5" w:uiPriority="72"/>
-    <w:lsdException w:name="Colorful Grid Accent 5" w:uiPriority="73"/>
-    <w:lsdException w:name="Light Shading Accent 6" w:uiPriority="60"/>
-    <w:lsdException w:name="Light List Accent 6" w:uiPriority="61"/>
-    <w:lsdException w:name="Light Grid Accent 6" w:uiPriority="62"/>
-    <w:lsdException w:name="Medium Shading 1 Accent 6" w:uiPriority="63"/>
-    <w:lsdException w:name="Medium Shading 2 Accent 6" w:uiPriority="64"/>
-    <w:lsdException w:name="Medium List 1 Accent 6" w:uiPriority="65"/>
-    <w:lsdException w:name="Medium List 2 Accent 6" w:uiPriority="66"/>
-    <w:lsdException w:name="Medium Grid 1 Accent 6" w:uiPriority="67"/>
-    <w:lsdException w:name="Medium Grid 2 Accent 6" w:uiPriority="68"/>
-    <w:lsdException w:name="Medium Grid 3 Accent 6" w:uiPriority="69"/>
-    <w:lsdException w:name="Dark List Accent 6" w:uiPriority="70"/>
-    <w:lsdException w:name="Colorful Shading Accent 6" w:uiPriority="71"/>
-    <w:lsdException w:name="Colorful List Accent 6" w:uiPriority="72"/>
-    <w:lsdException w:name="Colorful Grid Accent 6" w:uiPriority="73"/>
-    <w:lsdException w:name="Subtle Emphasis" w:uiPriority="19" w:qFormat="1"/>
-    <w:lsdException w:name="Intense Emphasis" w:uiPriority="21" w:qFormat="1"/>
-    <w:lsdException w:name="Subtle Reference" w:uiPriority="31" w:qFormat="1"/>
-    <w:lsdException w:name="Intense Reference" w:uiPriority="32" w:qFormat="1"/>
-    <w:lsdException w:name="Book Title" w:uiPriority="33" w:qFormat="1"/>
-    <w:lsdException w:name="Bibliography" w:semiHidden="1" w:uiPriority="37" w:unhideWhenUsed="1"/>
-    <w:lsdException w:name="TOC Heading" w:semiHidden="1" w:uiPriority="39" w:unhideWhenUsed="1" w:qFormat="1"/>
-    <w:lsdException w:name="Plain Table 1" w:uiPriority="41"/>
-    <w:lsdException w:name="Plain Table 2" w:uiPriority="42"/>
-    <w:lsdException w:name="Plain Table 3" w:uiPriority="43"/>
-    <w:lsdException w:name="Plain Table 4" w:uiPriority="44"/>
-    <w:lsdException w:name="Plain Table 5" w:uiPriority="45"/>
-    <w:lsdException w:name="Grid Table Light" w:uiPriority="40"/>
-    <w:lsdException w:name="Grid Table 1 Light" w:uiPriority="46"/>
-    <w:lsdException w:name="Grid Table 2" w:uiPriority="47"/>
-    <w:lsdException w:name="Grid Table 3" w:uiPriority="48"/>
-    <w:lsdException w:name="Grid Table 4" w:uiPriority="49"/>
-    <w:lsdException w:name="Grid Table 5 Dark" w:uiPriority="50"/>
-    <w:lsdException w:name="Grid Table 6 Colorful" w:uiPriority="51"/>
-    <w:lsdException w:name="Grid Table 7 Colorful" w:uiPriority="52"/>
-    <w:lsdException w:name="Grid Table 1 Light Accent 1" w:uiPriority="46"/>
-    <w:lsdException w:name="Grid Table 2 Accent 1" w:uiPriority="47"/>
-    <w:lsdException w:name="Grid Table 3 Accent 1" w:uiPriority="48"/>
-    <w:lsdException w:name="Grid Table 4 Accent 1" w:uiPriority="49"/>
-    <w:lsdException w:name="Grid Table 5 Dark Accent 1" w:uiPriority="50"/>
-    <w:lsdException w:name="Grid Table 6 Colorful Accent 1" w:uiPriority="51"/>
-    <w:lsdException w:name="Grid Table 7 Colorful Accent 1" w:uiPriority="52"/>
-    <w:lsdException w:name="Grid Table 1 Light Accent 2" w:uiPriority="46"/>
-    <w:lsdException w:name="Grid Table 2 Accent 2" w:uiPriority="47"/>
-    <w:lsdException w:name="Grid Table 3 Accent 2" w:uiPriority="48"/>
-    <w:lsdException w:name="Grid Table 4 Accent 2" w:uiPriority="49"/>
-    <w:lsdException w:name="Grid Table 5 Dark Accent 2" w:uiPriority="50"/>
-    <w:lsdException w:name="Grid Table 6 Colorful Accent 2" w:uiPriority="51"/>
-    <w:lsdException w:name="Grid Table 7 Colorful Accent 2" w:uiPriority="52"/>
-    <w:lsdException w:name="Grid Table 1 Light Accent 3" w:uiPriority="46"/>
-    <w:lsdException w:name="Grid Table 2 Accent 3" w:uiPriority="47"/>
-    <w:lsdException w:name="Grid Table 3 Accent 3" w:uiPriority="48"/>
-    <w:lsdException w:name="Grid Table 4 Accent 3" w:uiPriority="49"/>
-    <w:lsdException w:name="Grid Table 5 Dark Accent 3" w:uiPriority="50"/>
-    <w:lsdException w:name="Grid Table 6 Colorful Accent 3" w:uiPriority="51"/>
-    <w:lsdException w:name="Grid Table 7 Colorful Accent 3" w:uiPriority="52"/>
-    <w:lsdException w:name="Grid Table 1 Light Accent 4" w:uiPriority="46"/>
-    <w:lsdException w:name="Grid Table 2 Accent 4" w:uiPriority="47"/>
-    <w:lsdException w:name="Grid Table 3 Accent 4" w:uiPriority="48"/>
-    <w:lsdException w:name="Grid Table 4 Accent 4" w:uiPriority="49"/>
-    <w:lsdException w:name="Grid Table 5 Dark Accent 4" w:uiPriority="50"/>
-    <w:lsdException w:name="Grid Table 6 Colorful Accent 4" w:uiPriority="51"/>
-    <w:lsdException w:name="Grid Table 7 Colorful Accent 4" w:uiPriority="52"/>
-    <w:lsdException w:name="Grid Table 1 Light Accent 5" w:uiPriority="46"/>
-    <w:lsdException w:name="Grid Table 2 Accent 5" w:uiPriority="47"/>
-    <w:lsdException w:name="Grid Table 3 Accent 5" w:uiPriority="48"/>
-    <w:lsdException w:name="Grid Table 4 Accent 5" w:uiPriority="49"/>
-    <w:lsdException w:name="Grid Table 5 Dark Accent 5" w:uiPriority="50"/>
-    <w:lsdException w:name="Grid Table 6 Colorful Accent 5" w:uiPriority="51"/>
-    <w:lsdException w:name="Grid Table 7 Colorful Accent 5" w:uiPriority="52"/>
-    <w:lsdException w:name="Grid Table 1 Light Accent 6" w:uiPriority="46"/>
-    <w:lsdException w:name="Grid Table 2 Accent 6" w:uiPriority="47"/>
-    <w:lsdException w:name="Grid Table 3 Accent 6" w:uiPriority="48"/>
-    <w:lsdException w:name="Grid Table 4 Accent 6" w:uiPriority="49"/>
-    <w:lsdException w:name="Grid Table 5 Dark Accent 6" w:uiPriority="50"/>
-    <w:lsdException w:name="Grid Table 6 Colorful Accent 6" w:uiPriority="51"/>
-    <w:lsdException w:name="Grid Table 7 Colorful Accent 6" w:uiPriority="52"/>
-    <w:lsdException w:name="List Table 1 Light" w:uiPriority="46"/>
-    <w:lsdException w:name="List Table 2" w:uiPriority="47"/>
-    <w:lsdException w:name="List Table 3" w:uiPriority="48"/>
-    <w:lsdException w:name="List Table 4" w:uiPriority="49"/>
-    <w:lsdException w:name="List Table 5 Dark" w:uiPriority="50"/>
-    <w:lsdException w:name="List Table 6 Colorful" w:uiPriority="51"/>
-    <w:lsdException w:name="List Table 7 Colorful" w:uiPriority="52"/>
-    <w:lsdException w:name="List Table 1 Light Accent 1" w:uiPriority="46"/>
-    <w:lsdException w:name="List Table 2 Accent 1" w:uiPriority="47"/>
-    <w:lsdException w:name="List Table 3 Accent 1" w:uiPriority="48"/>
-    <w:lsdException w:name="List Table 4 Accent 1" w:uiPriority="49"/>
-    <w:lsdException w:name="List Table 5 Dark Accent 1" w:uiPriority="50"/>
-    <w:lsdException w:name="List Table 6 Colorful Accent 1" w:uiPriority="51"/>
-    <w:lsdException w:name="List Table 7 Colorful Accent 1" w:uiPriority="52"/>
-    <w:lsdException w:name="List Table 1 Light Accent 2" w:uiPriority="46"/>
-    <w:lsdException w:name="List Table 2 Accent 2" w:uiPriority="47"/>
-    <w:lsdException w:name="List Table 3 Accent 2" w:uiPriority="48"/>
-    <w:lsdException w:name="List Table 4 Accent 2" w:uiPriority="49"/>
-    <w:lsdException w:name="List Table 5 Dark Accent 2" w:uiPriority="50"/>
-    <w:lsdException w:name="List Table 6 Colorful Accent 2" w:uiPriority="51"/>
-    <w:lsdException w:name="List Table 7 Colorful Accent 2" w:uiPriority="52"/>
-    <w:lsdException w:name="List Table 1 Light Accent 3" w:uiPriority="46"/>
-    <w:lsdException w:name="List Table 2 Accent 3" w:uiPriority="47"/>
-    <w:lsdException w:name="List Table 3 Accent 3" w:uiPriority="48"/>
-    <w:lsdException w:name="List Table 4 Accent 3" w:uiPriority="49"/>
-    <w:lsdException w:name="List Table 5 Dark Accent 3" w:uiPriority="50"/>
-    <w:lsdException w:name="List Table 6 Colorful Accent 3" w:uiPriority="51"/>
-    <w:lsdException w:name="List Table 7 Colorful Accent 3" w:uiPriority="52"/>
-    <w:lsdException w:name="List Table 1 Light Accent 4" w:uiPriority="46"/>
-    <w:lsdException w:name="List Table 2 Accent 4" w:uiPriority="47"/>
-    <w:lsdException w:name="List Table 3 Accent 4" w:uiPriority="48"/>
-    <w:lsdException w:name="List Table 4 Accent 4" w:uiPriority="49"/>
-    <w:lsdException w:name="List Table 5 Dark Accent 4" w:uiPriority="50"/>
-    <w:lsdException w:name="List Table 6 Colorful Accent 4" w:uiPriority="51"/>
-    <w:lsdException w:name="List Table 7 Colorful Accent 4" w:uiPriority="52"/>
-    <w:lsdException w:name="List Table 1 Light Accent 5" w:uiPriority="46"/>
-    <w:lsdException w:name="List Table 2 Accent 5" w:uiPriority="47"/>
-    <w:lsdException w:name="List Table 3 Accent 5" w:uiPriority="48"/>
-    <w:lsdException w:name="List Table 4 Accent 5" w:uiPriority="49"/>
-    <w:lsdException w:name="List Table 5 Dark Accent 5" w:uiPriority="50"/>
-    <w:lsdException w:name="List Table 6 Colorful Accent 5" w:uiPriority="51"/>
-    <w:lsdException w:name="List Table 7 Colorful Accent 5" w:uiPriority="52"/>
-    <w:lsdException w:name="List Table 1 Light Accent 6" w:uiPriority="46"/>
-    <w:lsdException w:name="List Table 2 Accent 6" w:uiPriority="47"/>
-    <w:lsdException w:name="List Table 3 Accent 6" w:uiPriority="48"/>
-    <w:lsdException w:name="List Table 4 Accent 6" w:uiPriority="49"/>
-    <w:lsdException w:name="List Table 5 Dark Accent 6" w:uiPriority="50"/>
-    <w:lsdException w:name="List Table 6 Colorful Accent 6" w:uiPriority="51"/>
-    <w:lsdException w:name="List Table 7 Colorful Accent 6" w:uiPriority="52"/>
-    <w:lsdException w:name="Mention" w:semiHidden="1" w:unhideWhenUsed="1"/>
-    <w:lsdException w:name="Smart Hyperlink" w:semiHidden="1" w:unhideWhenUsed="1"/>
-    <w:lsdException w:name="Hashtag" w:semiHidden="1" w:unhideWhenUsed="1"/>
-    <w:lsdException w:name="Unresolved Mention" w:semiHidden="1" w:unhideWhenUsed="1"/>
-    <w:lsdException w:name="Smart Link" w:semiHidden="1" w:unhideWhenUsed="1"/>
+  <w:latentStyles w:defLockedState="0" w:defUIPriority="99" w:defSemiHidden="1" w:defUnhideWhenUsed="1" w:defQFormat="0" w:count="267">
+    <w:lsdException w:name="Normal" w:semiHidden="0" w:uiPriority="0" w:unhideWhenUsed="0" w:qFormat="1"/>
+    <w:lsdException w:name="heading 1" w:semiHidden="0" w:uiPriority="9" w:unhideWhenUsed="0" w:qFormat="1"/>
+    <w:lsdException w:name="heading 2" w:uiPriority="9" w:qFormat="1"/>
+    <w:lsdException w:name="heading 3" w:uiPriority="9" w:qFormat="1"/>
+    <w:lsdException w:name="heading 4" w:uiPriority="9" w:qFormat="1"/>
+    <w:lsdException w:name="heading 5" w:uiPriority="9" w:qFormat="1"/>
+    <w:lsdException w:name="heading 6" w:uiPriority="9" w:qFormat="1"/>
+    <w:lsdException w:name="heading 7" w:uiPriority="9" w:qFormat="1"/>
+    <w:lsdException w:name="heading 8" w:uiPriority="9" w:qFormat="1"/>
+    <w:lsdException w:name="heading 9" w:uiPriority="9" w:qFormat="1"/>
+    <w:lsdException w:name="toc 1" w:uiPriority="39"/>
+    <w:lsdException w:name="toc 2" w:uiPriority="39"/>
+    <w:lsdException w:name="toc 3" w:uiPriority="39"/>
+    <w:lsdException w:name="toc 4" w:uiPriority="39"/>
+    <w:lsdException w:name="toc 5" w:uiPriority="39"/>
+    <w:lsdException w:name="toc 6" w:uiPriority="39"/>
+    <w:lsdException w:name="toc 7" w:uiPriority="39"/>
+    <w:lsdException w:name="toc 8" w:uiPriority="39"/>
+    <w:lsdException w:name="toc 9" w:uiPriority="39"/>
+    <w:lsdException w:name="caption" w:uiPriority="35" w:qFormat="1"/>
+    <w:lsdException w:name="Title" w:semiHidden="0" w:uiPriority="10" w:unhideWhenUsed="0" w:qFormat="1"/>
+    <w:lsdException w:name="Default Paragraph Font" w:uiPriority="1"/>
+    <w:lsdException w:name="Subtitle" w:semiHidden="0" w:uiPriority="11" w:unhideWhenUsed="0" w:qFormat="1"/>
+    <w:lsdException w:name="Strong" w:semiHidden="0" w:uiPriority="22" w:unhideWhenUsed="0" w:qFormat="1"/>
+    <w:lsdException w:name="Emphasis" w:semiHidden="0" w:uiPriority="20" w:unhideWhenUsed="0" w:qFormat="1"/>
+    <w:lsdException w:name="Table Grid" w:semiHidden="0" w:uiPriority="39" w:unhideWhenUsed="0"/>
+    <w:lsdException w:name="Placeholder Text" w:unhideWhenUsed="0"/>
+    <w:lsdException w:name="No Spacing" w:semiHidden="0" w:uiPriority="1" w:unhideWhenUsed="0" w:qFormat="1"/>
+    <w:lsdException w:name="Light Shading" w:semiHidden="0" w:uiPriority="60" w:unhideWhenUsed="0"/>
+    <w:lsdException w:name="Light List" w:semiHidden="0" w:uiPriority="61" w:unhideWhenUsed="0"/>
+    <w:lsdException w:name="Light Grid" w:semiHidden="0" w:uiPriority="62" w:unhideWhenUsed="0"/>
+    <w:lsdException w:name="Medium Shading 1" w:semiHidden="0" w:uiPriority="63" w:unhideWhenUsed="0"/>
+    <w:lsdException w:name="Medium Shading 2" w:semiHidden="0" w:uiPriority="64" w:unhideWhenUsed="0"/>
+    <w:lsdException w:name="Medium List 1" w:semiHidden="0" w:uiPriority="65" w:unhideWhenUsed="0"/>
+    <w:lsdException w:name="Medium List 2" w:semiHidden="0" w:uiPriority="66" w:unhideWhenUsed="0"/>
+    <w:lsdException w:name="Medium Grid 1" w:semiHidden="0" w:uiPriority="67" w:unhideWhenUsed="0"/>
+    <w:lsdException w:name="Medium Grid 2" w:semiHidden="0" w:uiPriority="68" w:unhideWhenUsed="0"/>
+    <w:lsdException w:name="Medium Grid 3" w:semiHidden="0" w:uiPriority="69" w:unhideWhenUsed="0"/>
+    <w:lsdException w:name="Dark List" w:semiHidden="0" w:uiPriority="70" w:unhideWhenUsed="0"/>
+    <w:lsdException w:name="Colorful Shading" w:semiHidden="0" w:uiPriority="71" w:unhideWhenUsed="0"/>
+    <w:lsdException w:name="Colorful List" w:semiHidden="0" w:uiPriority="72" w:unhideWhenUsed="0"/>
+    <w:lsdException w:name="Colorful Grid" w:semiHidden="0" w:uiPriority="73" w:unhideWhenUsed="0"/>
+    <w:lsdException w:name="Light Shading Accent 1" w:semiHidden="0" w:uiPriority="60" w:unhideWhenUsed="0"/>
+    <w:lsdException w:name="Light List Accent 1" w:semiHidden="0" w:uiPriority="61" w:unhideWhenUsed="0"/>
+    <w:lsdException w:name="Light Grid Accent 1" w:semiHidden="0" w:uiPriority="62" w:unhideWhenUsed="0"/>
+    <w:lsdException w:name="Medium Shading 1 Accent 1" w:semiHidden="0" w:uiPriority="63" w:unhideWhenUsed="0"/>
+    <w:lsdException w:name="Medium Shading 2 Accent 1" w:semiHidden="0" w:uiPriority="64" w:unhideWhenUsed="0"/>
+    <w:lsdException w:name="Medium List 1 Accent 1" w:semiHidden="0" w:uiPriority="65" w:unhideWhenUsed="0"/>
+    <w:lsdException w:name="Revision" w:unhideWhenUsed="0"/>
+    <w:lsdException w:name="List Paragraph" w:semiHidden="0" w:uiPriority="34" w:unhideWhenUsed="0" w:qFormat="1"/>
+    <w:lsdException w:name="Quote" w:semiHidden="0" w:uiPriority="29" w:unhideWhenUsed="0" w:qFormat="1"/>
+    <w:lsdException w:name="Intense Quote" w:semiHidden="0" w:uiPriority="30" w:unhideWhenUsed="0" w:qFormat="1"/>
+    <w:lsdException w:name="Medium List 2 Accent 1" w:semiHidden="0" w:uiPriority="66" w:unhideWhenUsed="0"/>
+    <w:lsdException w:name="Medium Grid 1 Accent 1" w:semiHidden="0" w:uiPriority="67" w:unhideWhenUsed="0"/>
+    <w:lsdException w:name="Medium Grid 2 Accent 1" w:semiHidden="0" w:uiPriority="68" w:unhideWhenUsed="0"/>
+    <w:lsdException w:name="Medium Grid 3 Accent 1" w:semiHidden="0" w:uiPriority="69" w:unhideWhenUsed="0"/>
+    <w:lsdException w:name="Dark List Accent 1" w:semiHidden="0" w:uiPriority="70" w:unhideWhenUsed="0"/>
+    <w:lsdException w:name="Colorful Shading Accent 1" w:semiHidden="0" w:uiPriority="71" w:unhideWhenUsed="0"/>
+    <w:lsdException w:name="Colorful List Accent 1" w:semiHidden="0" w:uiPriority="72" w:unhideWhenUsed="0"/>
+    <w:lsdException w:name="Colorful Grid Accent 1" w:semiHidden="0" w:uiPriority="73" w:unhideWhenUsed="0"/>
+    <w:lsdException w:name="Light Shading Accent 2" w:semiHidden="0" w:uiPriority="60" w:unhideWhenUsed="0"/>
+    <w:lsdException w:name="Light List Accent 2" w:semiHidden="0" w:uiPriority="61" w:unhideWhenUsed="0"/>
+    <w:lsdException w:name="Light Grid Accent 2" w:semiHidden="0" w:uiPriority="62" w:unhideWhenUsed="0"/>
+    <w:lsdException w:name="Medium Shading 1 Accent 2" w:semiHidden="0" w:uiPriority="63" w:unhideWhenUsed="0"/>
+    <w:lsdException w:name="Medium Shading 2 Accent 2" w:semiHidden="0" w:uiPriority="64" w:unhideWhenUsed="0"/>
+    <w:lsdException w:name="Medium List 1 Accent 2" w:semiHidden="0" w:uiPriority="65" w:unhideWhenUsed="0"/>
+    <w:lsdException w:name="Medium List 2 Accent 2" w:semiHidden="0" w:uiPriority="66" w:unhideWhenUsed="0"/>
+    <w:lsdException w:name="Medium Grid 1 Accent 2" w:semiHidden="0" w:uiPriority="67" w:unhideWhenUsed="0"/>
+    <w:lsdException w:name="Medium Grid 2 Accent 2" w:semiHidden="0" w:uiPriority="68" w:unhideWhenUsed="0"/>
+    <w:lsdException w:name="Medium Grid 3 Accent 2" w:semiHidden="0" w:uiPriority="69" w:unhideWhenUsed="0"/>
+    <w:lsdException w:name="Dark List Accent 2" w:semiHidden="0" w:uiPriority="70" w:unhideWhenUsed="0"/>
+    <w:lsdException w:name="Colorful Shading Accent 2" w:semiHidden="0" w:uiPriority="71" w:unhideWhenUsed="0"/>
+    <w:lsdException w:name="Colorful List Accent 2" w:semiHidden="0" w:uiPriority="72" w:unhideWhenUsed="0"/>
+    <w:lsdException w:name="Colorful Grid Accent 2" w:semiHidden="0" w:uiPriority="73" w:unhideWhenUsed="0"/>
+    <w:lsdException w:name="Light Shading Accent 3" w:semiHidden="0" w:uiPriority="60" w:unhideWhenUsed="0"/>
+    <w:lsdException w:name="Light List Accent 3" w:semiHidden="0" w:uiPriority="61" w:unhideWhenUsed="0"/>
+    <w:lsdException w:name="Light Grid Accent 3" w:semiHidden="0" w:uiPriority="62" w:unhideWhenUsed="0"/>
+    <w:lsdException w:name="Medium Shading 1 Accent 3" w:semiHidden="0" w:uiPriority="63" w:unhideWhenUsed="0"/>
+    <w:lsdException w:name="Medium Shading 2 Accent 3" w:semiHidden="0" w:uiPriority="64" w:unhideWhenUsed="0"/>
+    <w:lsdException w:name="Medium List 1 Accent 3" w:semiHidden="0" w:uiPriority="65" w:unhideWhenUsed="0"/>
+    <w:lsdException w:name="Medium List 2 Accent 3" w:semiHidden="0" w:uiPriority="66" w:unhideWhenUsed="0"/>
+    <w:lsdException w:name="Medium Grid 1 Accent 3" w:semiHidden="0" w:uiPriority="67" w:unhideWhenUsed="0"/>
+    <w:lsdException w:name="Medium Grid 2 Accent 3" w:semiHidden="0" w:uiPriority="68" w:unhideWhenUsed="0"/>
+    <w:lsdException w:name="Medium Grid 3 Accent 3" w:semiHidden="0" w:uiPriority="69" w:unhideWhenUsed="0"/>
+    <w:lsdException w:name="Dark List Accent 3" w:semiHidden="0" w:uiPriority="70" w:unhideWhenUsed="0"/>
+    <w:lsdException w:name="Colorful Shading Accent 3" w:semiHidden="0" w:uiPriority="71" w:unhideWhenUsed="0"/>
+    <w:lsdException w:name="Colorful List Accent 3" w:semiHidden="0" w:uiPriority="72" w:unhideWhenUsed="0"/>
+    <w:lsdException w:name="Colorful Grid Accent 3" w:semiHidden="0" w:uiPriority="73" w:unhideWhenUsed="0"/>
+    <w:lsdException w:name="Light Shading Accent 4" w:semiHidden="0" w:uiPriority="60" w:unhideWhenUsed="0"/>
+    <w:lsdException w:name="Light List Accent 4" w:semiHidden="0" w:uiPriority="61" w:unhideWhenUsed="0"/>
+    <w:lsdException w:name="Light Grid Accent 4" w:semiHidden="0" w:uiPriority="62" w:unhideWhenUsed="0"/>
+    <w:lsdException w:name="Medium Shading 1 Accent 4" w:semiHidden="0" w:uiPriority="63" w:unhideWhenUsed="0"/>
+    <w:lsdException w:name="Medium Shading 2 Accent 4" w:semiHidden="0" w:uiPriority="64" w:unhideWhenUsed="0"/>
+    <w:lsdException w:name="Medium List 1 Accent 4" w:semiHidden="0" w:uiPriority="65" w:unhideWhenUsed="0"/>
+    <w:lsdException w:name="Medium List 2 Accent 4" w:semiHidden="0" w:uiPriority="66" w:unhideWhenUsed="0"/>
+    <w:lsdException w:name="Medium Grid 1 Accent 4" w:semiHidden="0" w:uiPriority="67" w:unhideWhenUsed="0"/>
+    <w:lsdException w:name="Medium Grid 2 Accent 4" w:semiHidden="0" w:uiPriority="68" w:unhideWhenUsed="0"/>
+    <w:lsdException w:name="Medium Grid 3 Accent 4" w:semiHidden="0" w:uiPriority="69" w:unhideWhenUsed="0"/>
+    <w:lsdException w:name="Dark List Accent 4" w:semiHidden="0" w:uiPriority="70" w:unhideWhenUsed="0"/>
+    <w:lsdException w:name="Colorful Shading Accent 4" w:semiHidden="0" w:uiPriority="71" w:unhideWhenUsed="0"/>
+    <w:lsdException w:name="Colorful List Accent 4" w:semiHidden="0" w:uiPriority="72" w:unhideWhenUsed="0"/>
+    <w:lsdException w:name="Colorful Grid Accent 4" w:semiHidden="0" w:uiPriority="73" w:unhideWhenUsed="0"/>
+    <w:lsdException w:name="Light Shading Accent 5" w:semiHidden="0" w:uiPriority="60" w:unhideWhenUsed="0"/>
+    <w:lsdException w:name="Light List Accent 5" w:semiHidden="0" w:uiPriority="61" w:unhideWhenUsed="0"/>
+    <w:lsdException w:name="Light Grid Accent 5" w:semiHidden="0" w:uiPriority="62" w:unhideWhenUsed="0"/>
+    <w:lsdException w:name="Medium Shading 1 Accent 5" w:semiHidden="0" w:uiPriority="63" w:unhideWhenUsed="0"/>
+    <w:lsdException w:name="Medium Shading 2 Accent 5" w:semiHidden="0" w:uiPriority="64" w:unhideWhenUsed="0"/>
+    <w:lsdException w:name="Medium List 1 Accent 5" w:semiHidden="0" w:uiPriority="65" w:unhideWhenUsed="0"/>
+    <w:lsdException w:name="Medium List 2 Accent 5" w:semiHidden="0" w:uiPriority="66" w:unhideWhenUsed="0"/>
+    <w:lsdException w:name="Medium Grid 1 Accent 5" w:semiHidden="0" w:uiPriority="67" w:unhideWhenUsed="0"/>
+    <w:lsdException w:name="Medium Grid 2 Accent 5" w:semiHidden="0" w:uiPriority="68" w:unhideWhenUsed="0"/>
+    <w:lsdException w:name="Medium Grid 3 Accent 5" w:semiHidden="0" w:uiPriority="69" w:unhideWhenUsed="0"/>
+    <w:lsdException w:name="Dark List Accent 5" w:semiHidden="0" w:uiPriority="70" w:unhideWhenUsed="0"/>
+    <w:lsdException w:name="Colorful Shading Accent 5" w:semiHidden="0" w:uiPriority="71" w:unhideWhenUsed="0"/>
+    <w:lsdException w:name="Colorful List Accent 5" w:semiHidden="0" w:uiPriority="72" w:unhideWhenUsed="0"/>
+    <w:lsdException w:name="Colorful Grid Accent 5" w:semiHidden="0" w:uiPriority="73" w:unhideWhenUsed="0"/>
+    <w:lsdException w:name="Light Shading Accent 6" w:semiHidden="0" w:uiPriority="60" w:unhideWhenUsed="0"/>
+    <w:lsdException w:name="Light List Accent 6" w:semiHidden="0" w:uiPriority="61" w:unhideWhenUsed="0"/>
+    <w:lsdException w:name="Light Grid Accent 6" w:semiHidden="0" w:uiPriority="62" w:unhideWhenUsed="0"/>
+    <w:lsdException w:name="Medium Shading 1 Accent 6" w:semiHidden="0" w:uiPriority="63" w:unhideWhenUsed="0"/>
+    <w:lsdException w:name="Medium Shading 2 Accent 6" w:semiHidden="0" w:uiPriority="64" w:unhideWhenUsed="0"/>
+    <w:lsdException w:name="Medium List 1 Accent 6" w:semiHidden="0" w:uiPriority="65" w:unhideWhenUsed="0"/>
+    <w:lsdException w:name="Medium List 2 Accent 6" w:semiHidden="0" w:uiPriority="66" w:unhideWhenUsed="0"/>
+    <w:lsdException w:name="Medium Grid 1 Accent 6" w:semiHidden="0" w:uiPriority="67" w:unhideWhenUsed="0"/>
+    <w:lsdException w:name="Medium Grid 2 Accent 6" w:semiHidden="0" w:uiPriority="68" w:unhideWhenUsed="0"/>
+    <w:lsdException w:name="Medium Grid 3 Accent 6" w:semiHidden="0" w:uiPriority="69" w:unhideWhenUsed="0"/>
+    <w:lsdException w:name="Dark List Accent 6" w:semiHidden="0" w:uiPriority="70" w:unhideWhenUsed="0"/>
+    <w:lsdException w:name="Colorful Shading Accent 6" w:semiHidden="0" w:uiPriority="71" w:unhideWhenUsed="0"/>
+    <w:lsdException w:name="Colorful List Accent 6" w:semiHidden="0" w:uiPriority="72" w:unhideWhenUsed="0"/>
+    <w:lsdException w:name="Colorful Grid Accent 6" w:semiHidden="0" w:uiPriority="73" w:unhideWhenUsed="0"/>
+    <w:lsdException w:name="Subtle Emphasis" w:semiHidden="0" w:uiPriority="19" w:unhideWhenUsed="0" w:qFormat="1"/>
+    <w:lsdException w:name="Intense Emphasis" w:semiHidden="0" w:uiPriority="21" w:unhideWhenUsed="0" w:qFormat="1"/>
+    <w:lsdException w:name="Subtle Reference" w:semiHidden="0" w:uiPriority="31" w:unhideWhenUsed="0" w:qFormat="1"/>
+    <w:lsdException w:name="Intense Reference" w:semiHidden="0" w:uiPriority="32" w:unhideWhenUsed="0" w:qFormat="1"/>
+    <w:lsdException w:name="Book Title" w:semiHidden="0" w:uiPriority="33" w:unhideWhenUsed="0" w:qFormat="1"/>
+    <w:lsdException w:name="Bibliography" w:uiPriority="37"/>
+    <w:lsdException w:name="TOC Heading" w:uiPriority="39" w:qFormat="1"/>
   </w:latentStyles>
   <w:style w:type="paragraph" w:default="1" w:styleId="Normal">
     <w:name w:val="Normal"/>
@@ -10019,6 +9910,7 @@
       <w:spacing w:after="0" w:line="240" w:lineRule="auto"/>
     </w:pPr>
     <w:tblPr>
+      <w:tblInd w:w="0" w:type="dxa"/>
       <w:tblBorders>
         <w:top w:val="single" w:sz="4" w:space="0" w:color="auto"/>
         <w:left w:val="single" w:sz="4" w:space="0" w:color="auto"/>
@@ -10027,6 +9919,346 @@
         <w:insideH w:val="single" w:sz="4" w:space="0" w:color="auto"/>
         <w:insideV w:val="single" w:sz="4" w:space="0" w:color="auto"/>
       </w:tblBorders>
+      <w:tblCellMar>
+        <w:top w:w="0" w:type="dxa"/>
+        <w:left w:w="108" w:type="dxa"/>
+        <w:bottom w:w="0" w:type="dxa"/>
+        <w:right w:w="108" w:type="dxa"/>
+      </w:tblCellMar>
+    </w:tblPr>
+  </w:style>
+  <w:style w:type="paragraph" w:styleId="Paragraphedeliste">
+    <w:name w:val="List Paragraph"/>
+    <w:basedOn w:val="Normal"/>
+    <w:uiPriority w:val="34"/>
+    <w:qFormat/>
+    <w:rsid w:val="002F2F97"/>
+    <w:pPr>
+      <w:ind w:left="720"/>
+      <w:contextualSpacing/>
+    </w:pPr>
+  </w:style>
+  <w:style w:type="paragraph" w:styleId="NormalWeb">
+    <w:name w:val="Normal (Web)"/>
+    <w:basedOn w:val="Normal"/>
+    <w:uiPriority w:val="99"/>
+    <w:unhideWhenUsed/>
+    <w:rsid w:val="00CA283D"/>
+    <w:pPr>
+      <w:spacing w:before="100" w:beforeAutospacing="1" w:after="100" w:afterAutospacing="1" w:line="240" w:lineRule="auto"/>
+    </w:pPr>
+    <w:rPr>
+      <w:rFonts w:ascii="Times New Roman" w:eastAsia="Times New Roman" w:hAnsi="Times New Roman" w:cs="Times New Roman"/>
+      <w:sz w:val="24"/>
+      <w:szCs w:val="24"/>
+      <w:lang w:eastAsia="fr-FR"/>
+    </w:rPr>
+  </w:style>
+  <w:style w:type="paragraph" w:styleId="En-tte">
+    <w:name w:val="header"/>
+    <w:basedOn w:val="Normal"/>
+    <w:link w:val="En-tteCar"/>
+    <w:uiPriority w:val="99"/>
+    <w:unhideWhenUsed/>
+    <w:rsid w:val="00BC0895"/>
+    <w:pPr>
+      <w:tabs>
+        <w:tab w:val="center" w:pos="4536"/>
+        <w:tab w:val="right" w:pos="9072"/>
+      </w:tabs>
+      <w:spacing w:after="0" w:line="240" w:lineRule="auto"/>
+    </w:pPr>
+  </w:style>
+  <w:style w:type="character" w:customStyle="1" w:styleId="En-tteCar">
+    <w:name w:val="En-tête Car"/>
+    <w:basedOn w:val="Policepardfaut"/>
+    <w:link w:val="En-tte"/>
+    <w:uiPriority w:val="99"/>
+    <w:rsid w:val="00BC0895"/>
+  </w:style>
+  <w:style w:type="paragraph" w:styleId="Pieddepage">
+    <w:name w:val="footer"/>
+    <w:basedOn w:val="Normal"/>
+    <w:link w:val="PieddepageCar"/>
+    <w:uiPriority w:val="99"/>
+    <w:unhideWhenUsed/>
+    <w:rsid w:val="00BC0895"/>
+    <w:pPr>
+      <w:tabs>
+        <w:tab w:val="center" w:pos="4536"/>
+        <w:tab w:val="right" w:pos="9072"/>
+      </w:tabs>
+      <w:spacing w:after="0" w:line="240" w:lineRule="auto"/>
+    </w:pPr>
+  </w:style>
+  <w:style w:type="character" w:customStyle="1" w:styleId="PieddepageCar">
+    <w:name w:val="Pied de page Car"/>
+    <w:basedOn w:val="Policepardfaut"/>
+    <w:link w:val="Pieddepage"/>
+    <w:uiPriority w:val="99"/>
+    <w:rsid w:val="00BC0895"/>
+  </w:style>
+  <w:style w:type="character" w:styleId="lev">
+    <w:name w:val="Strong"/>
+    <w:basedOn w:val="Policepardfaut"/>
+    <w:uiPriority w:val="22"/>
+    <w:qFormat/>
+    <w:rsid w:val="003114EC"/>
+    <w:rPr>
+      <w:b/>
+      <w:bCs/>
+    </w:rPr>
+  </w:style>
+  <w:style w:type="character" w:customStyle="1" w:styleId="Titre3Car">
+    <w:name w:val="Titre 3 Car"/>
+    <w:basedOn w:val="Policepardfaut"/>
+    <w:link w:val="Titre3"/>
+    <w:uiPriority w:val="9"/>
+    <w:rsid w:val="00B912F5"/>
+    <w:rPr>
+      <w:rFonts w:ascii="Times New Roman" w:eastAsia="Times New Roman" w:hAnsi="Times New Roman" w:cs="Times New Roman"/>
+      <w:b/>
+      <w:bCs/>
+      <w:sz w:val="27"/>
+      <w:szCs w:val="27"/>
+      <w:lang w:eastAsia="fr-FR"/>
+    </w:rPr>
+  </w:style>
+</w:styles>
+</file>
+
+<file path=word/stylesWithEffects.xml><?xml version="1.0" encoding="utf-8"?>
+<w:styles xmlns:wpc="http://schemas.microsoft.com/office/word/2010/wordprocessingCanvas" xmlns:mc="http://schemas.openxmlformats.org/markup-compatibility/2006" xmlns:o="urn:schemas-microsoft-com:office:office" xmlns:r="http://schemas.openxmlformats.org/officeDocument/2006/relationships" xmlns:m="http://schemas.openxmlformats.org/officeDocument/2006/math" xmlns:v="urn:schemas-microsoft-com:vml" xmlns:wp14="http://schemas.microsoft.com/office/word/2010/wordprocessingDrawing" xmlns:wp="http://schemas.openxmlformats.org/drawingml/2006/wordprocessingDrawing" xmlns:w10="urn:schemas-microsoft-com:office:word" xmlns:w="http://schemas.openxmlformats.org/wordprocessingml/2006/main" xmlns:w14="http://schemas.microsoft.com/office/word/2010/wordml" xmlns:wpg="http://schemas.microsoft.com/office/word/2010/wordprocessingGroup" xmlns:wpi="http://schemas.microsoft.com/office/word/2010/wordprocessingInk" xmlns:wne="http://schemas.microsoft.com/office/word/2006/wordml" xmlns:wps="http://schemas.microsoft.com/office/word/2010/wordprocessingShape" mc:Ignorable="w14 wp14">
+  <w:docDefaults>
+    <w:rPrDefault>
+      <w:rPr>
+        <w:rFonts w:asciiTheme="minorHAnsi" w:eastAsiaTheme="minorHAnsi" w:hAnsiTheme="minorHAnsi" w:cstheme="minorBidi"/>
+        <w:sz w:val="22"/>
+        <w:szCs w:val="22"/>
+        <w:lang w:val="fr-FR" w:eastAsia="en-US" w:bidi="ar-SA"/>
+      </w:rPr>
+    </w:rPrDefault>
+    <w:pPrDefault>
+      <w:pPr>
+        <w:spacing w:after="160" w:line="259" w:lineRule="auto"/>
+      </w:pPr>
+    </w:pPrDefault>
+  </w:docDefaults>
+  <w:latentStyles w:defLockedState="0" w:defUIPriority="99" w:defSemiHidden="1" w:defUnhideWhenUsed="1" w:defQFormat="0" w:count="267">
+    <w:lsdException w:name="Normal" w:semiHidden="0" w:uiPriority="0" w:unhideWhenUsed="0" w:qFormat="1"/>
+    <w:lsdException w:name="heading 1" w:semiHidden="0" w:uiPriority="9" w:unhideWhenUsed="0" w:qFormat="1"/>
+    <w:lsdException w:name="heading 2" w:uiPriority="9" w:qFormat="1"/>
+    <w:lsdException w:name="heading 3" w:uiPriority="9" w:qFormat="1"/>
+    <w:lsdException w:name="heading 4" w:uiPriority="9" w:qFormat="1"/>
+    <w:lsdException w:name="heading 5" w:uiPriority="9" w:qFormat="1"/>
+    <w:lsdException w:name="heading 6" w:uiPriority="9" w:qFormat="1"/>
+    <w:lsdException w:name="heading 7" w:uiPriority="9" w:qFormat="1"/>
+    <w:lsdException w:name="heading 8" w:uiPriority="9" w:qFormat="1"/>
+    <w:lsdException w:name="heading 9" w:uiPriority="9" w:qFormat="1"/>
+    <w:lsdException w:name="toc 1" w:uiPriority="39"/>
+    <w:lsdException w:name="toc 2" w:uiPriority="39"/>
+    <w:lsdException w:name="toc 3" w:uiPriority="39"/>
+    <w:lsdException w:name="toc 4" w:uiPriority="39"/>
+    <w:lsdException w:name="toc 5" w:uiPriority="39"/>
+    <w:lsdException w:name="toc 6" w:uiPriority="39"/>
+    <w:lsdException w:name="toc 7" w:uiPriority="39"/>
+    <w:lsdException w:name="toc 8" w:uiPriority="39"/>
+    <w:lsdException w:name="toc 9" w:uiPriority="39"/>
+    <w:lsdException w:name="caption" w:uiPriority="35" w:qFormat="1"/>
+    <w:lsdException w:name="Title" w:semiHidden="0" w:uiPriority="10" w:unhideWhenUsed="0" w:qFormat="1"/>
+    <w:lsdException w:name="Default Paragraph Font" w:uiPriority="1"/>
+    <w:lsdException w:name="Subtitle" w:semiHidden="0" w:uiPriority="11" w:unhideWhenUsed="0" w:qFormat="1"/>
+    <w:lsdException w:name="Strong" w:semiHidden="0" w:uiPriority="22" w:unhideWhenUsed="0" w:qFormat="1"/>
+    <w:lsdException w:name="Emphasis" w:semiHidden="0" w:uiPriority="20" w:unhideWhenUsed="0" w:qFormat="1"/>
+    <w:lsdException w:name="Table Grid" w:semiHidden="0" w:uiPriority="39" w:unhideWhenUsed="0"/>
+    <w:lsdException w:name="Placeholder Text" w:unhideWhenUsed="0"/>
+    <w:lsdException w:name="No Spacing" w:semiHidden="0" w:uiPriority="1" w:unhideWhenUsed="0" w:qFormat="1"/>
+    <w:lsdException w:name="Light Shading" w:semiHidden="0" w:uiPriority="60" w:unhideWhenUsed="0"/>
+    <w:lsdException w:name="Light List" w:semiHidden="0" w:uiPriority="61" w:unhideWhenUsed="0"/>
+    <w:lsdException w:name="Light Grid" w:semiHidden="0" w:uiPriority="62" w:unhideWhenUsed="0"/>
+    <w:lsdException w:name="Medium Shading 1" w:semiHidden="0" w:uiPriority="63" w:unhideWhenUsed="0"/>
+    <w:lsdException w:name="Medium Shading 2" w:semiHidden="0" w:uiPriority="64" w:unhideWhenUsed="0"/>
+    <w:lsdException w:name="Medium List 1" w:semiHidden="0" w:uiPriority="65" w:unhideWhenUsed="0"/>
+    <w:lsdException w:name="Medium List 2" w:semiHidden="0" w:uiPriority="66" w:unhideWhenUsed="0"/>
+    <w:lsdException w:name="Medium Grid 1" w:semiHidden="0" w:uiPriority="67" w:unhideWhenUsed="0"/>
+    <w:lsdException w:name="Medium Grid 2" w:semiHidden="0" w:uiPriority="68" w:unhideWhenUsed="0"/>
+    <w:lsdException w:name="Medium Grid 3" w:semiHidden="0" w:uiPriority="69" w:unhideWhenUsed="0"/>
+    <w:lsdException w:name="Dark List" w:semiHidden="0" w:uiPriority="70" w:unhideWhenUsed="0"/>
+    <w:lsdException w:name="Colorful Shading" w:semiHidden="0" w:uiPriority="71" w:unhideWhenUsed="0"/>
+    <w:lsdException w:name="Colorful List" w:semiHidden="0" w:uiPriority="72" w:unhideWhenUsed="0"/>
+    <w:lsdException w:name="Colorful Grid" w:semiHidden="0" w:uiPriority="73" w:unhideWhenUsed="0"/>
+    <w:lsdException w:name="Light Shading Accent 1" w:semiHidden="0" w:uiPriority="60" w:unhideWhenUsed="0"/>
+    <w:lsdException w:name="Light List Accent 1" w:semiHidden="0" w:uiPriority="61" w:unhideWhenUsed="0"/>
+    <w:lsdException w:name="Light Grid Accent 1" w:semiHidden="0" w:uiPriority="62" w:unhideWhenUsed="0"/>
+    <w:lsdException w:name="Medium Shading 1 Accent 1" w:semiHidden="0" w:uiPriority="63" w:unhideWhenUsed="0"/>
+    <w:lsdException w:name="Medium Shading 2 Accent 1" w:semiHidden="0" w:uiPriority="64" w:unhideWhenUsed="0"/>
+    <w:lsdException w:name="Medium List 1 Accent 1" w:semiHidden="0" w:uiPriority="65" w:unhideWhenUsed="0"/>
+    <w:lsdException w:name="Revision" w:unhideWhenUsed="0"/>
+    <w:lsdException w:name="List Paragraph" w:semiHidden="0" w:uiPriority="34" w:unhideWhenUsed="0" w:qFormat="1"/>
+    <w:lsdException w:name="Quote" w:semiHidden="0" w:uiPriority="29" w:unhideWhenUsed="0" w:qFormat="1"/>
+    <w:lsdException w:name="Intense Quote" w:semiHidden="0" w:uiPriority="30" w:unhideWhenUsed="0" w:qFormat="1"/>
+    <w:lsdException w:name="Medium List 2 Accent 1" w:semiHidden="0" w:uiPriority="66" w:unhideWhenUsed="0"/>
+    <w:lsdException w:name="Medium Grid 1 Accent 1" w:semiHidden="0" w:uiPriority="67" w:unhideWhenUsed="0"/>
+    <w:lsdException w:name="Medium Grid 2 Accent 1" w:semiHidden="0" w:uiPriority="68" w:unhideWhenUsed="0"/>
+    <w:lsdException w:name="Medium Grid 3 Accent 1" w:semiHidden="0" w:uiPriority="69" w:unhideWhenUsed="0"/>
+    <w:lsdException w:name="Dark List Accent 1" w:semiHidden="0" w:uiPriority="70" w:unhideWhenUsed="0"/>
+    <w:lsdException w:name="Colorful Shading Accent 1" w:semiHidden="0" w:uiPriority="71" w:unhideWhenUsed="0"/>
+    <w:lsdException w:name="Colorful List Accent 1" w:semiHidden="0" w:uiPriority="72" w:unhideWhenUsed="0"/>
+    <w:lsdException w:name="Colorful Grid Accent 1" w:semiHidden="0" w:uiPriority="73" w:unhideWhenUsed="0"/>
+    <w:lsdException w:name="Light Shading Accent 2" w:semiHidden="0" w:uiPriority="60" w:unhideWhenUsed="0"/>
+    <w:lsdException w:name="Light List Accent 2" w:semiHidden="0" w:uiPriority="61" w:unhideWhenUsed="0"/>
+    <w:lsdException w:name="Light Grid Accent 2" w:semiHidden="0" w:uiPriority="62" w:unhideWhenUsed="0"/>
+    <w:lsdException w:name="Medium Shading 1 Accent 2" w:semiHidden="0" w:uiPriority="63" w:unhideWhenUsed="0"/>
+    <w:lsdException w:name="Medium Shading 2 Accent 2" w:semiHidden="0" w:uiPriority="64" w:unhideWhenUsed="0"/>
+    <w:lsdException w:name="Medium List 1 Accent 2" w:semiHidden="0" w:uiPriority="65" w:unhideWhenUsed="0"/>
+    <w:lsdException w:name="Medium List 2 Accent 2" w:semiHidden="0" w:uiPriority="66" w:unhideWhenUsed="0"/>
+    <w:lsdException w:name="Medium Grid 1 Accent 2" w:semiHidden="0" w:uiPriority="67" w:unhideWhenUsed="0"/>
+    <w:lsdException w:name="Medium Grid 2 Accent 2" w:semiHidden="0" w:uiPriority="68" w:unhideWhenUsed="0"/>
+    <w:lsdException w:name="Medium Grid 3 Accent 2" w:semiHidden="0" w:uiPriority="69" w:unhideWhenUsed="0"/>
+    <w:lsdException w:name="Dark List Accent 2" w:semiHidden="0" w:uiPriority="70" w:unhideWhenUsed="0"/>
+    <w:lsdException w:name="Colorful Shading Accent 2" w:semiHidden="0" w:uiPriority="71" w:unhideWhenUsed="0"/>
+    <w:lsdException w:name="Colorful List Accent 2" w:semiHidden="0" w:uiPriority="72" w:unhideWhenUsed="0"/>
+    <w:lsdException w:name="Colorful Grid Accent 2" w:semiHidden="0" w:uiPriority="73" w:unhideWhenUsed="0"/>
+    <w:lsdException w:name="Light Shading Accent 3" w:semiHidden="0" w:uiPriority="60" w:unhideWhenUsed="0"/>
+    <w:lsdException w:name="Light List Accent 3" w:semiHidden="0" w:uiPriority="61" w:unhideWhenUsed="0"/>
+    <w:lsdException w:name="Light Grid Accent 3" w:semiHidden="0" w:uiPriority="62" w:unhideWhenUsed="0"/>
+    <w:lsdException w:name="Medium Shading 1 Accent 3" w:semiHidden="0" w:uiPriority="63" w:unhideWhenUsed="0"/>
+    <w:lsdException w:name="Medium Shading 2 Accent 3" w:semiHidden="0" w:uiPriority="64" w:unhideWhenUsed="0"/>
+    <w:lsdException w:name="Medium List 1 Accent 3" w:semiHidden="0" w:uiPriority="65" w:unhideWhenUsed="0"/>
+    <w:lsdException w:name="Medium List 2 Accent 3" w:semiHidden="0" w:uiPriority="66" w:unhideWhenUsed="0"/>
+    <w:lsdException w:name="Medium Grid 1 Accent 3" w:semiHidden="0" w:uiPriority="67" w:unhideWhenUsed="0"/>
+    <w:lsdException w:name="Medium Grid 2 Accent 3" w:semiHidden="0" w:uiPriority="68" w:unhideWhenUsed="0"/>
+    <w:lsdException w:name="Medium Grid 3 Accent 3" w:semiHidden="0" w:uiPriority="69" w:unhideWhenUsed="0"/>
+    <w:lsdException w:name="Dark List Accent 3" w:semiHidden="0" w:uiPriority="70" w:unhideWhenUsed="0"/>
+    <w:lsdException w:name="Colorful Shading Accent 3" w:semiHidden="0" w:uiPriority="71" w:unhideWhenUsed="0"/>
+    <w:lsdException w:name="Colorful List Accent 3" w:semiHidden="0" w:uiPriority="72" w:unhideWhenUsed="0"/>
+    <w:lsdException w:name="Colorful Grid Accent 3" w:semiHidden="0" w:uiPriority="73" w:unhideWhenUsed="0"/>
+    <w:lsdException w:name="Light Shading Accent 4" w:semiHidden="0" w:uiPriority="60" w:unhideWhenUsed="0"/>
+    <w:lsdException w:name="Light List Accent 4" w:semiHidden="0" w:uiPriority="61" w:unhideWhenUsed="0"/>
+    <w:lsdException w:name="Light Grid Accent 4" w:semiHidden="0" w:uiPriority="62" w:unhideWhenUsed="0"/>
+    <w:lsdException w:name="Medium Shading 1 Accent 4" w:semiHidden="0" w:uiPriority="63" w:unhideWhenUsed="0"/>
+    <w:lsdException w:name="Medium Shading 2 Accent 4" w:semiHidden="0" w:uiPriority="64" w:unhideWhenUsed="0"/>
+    <w:lsdException w:name="Medium List 1 Accent 4" w:semiHidden="0" w:uiPriority="65" w:unhideWhenUsed="0"/>
+    <w:lsdException w:name="Medium List 2 Accent 4" w:semiHidden="0" w:uiPriority="66" w:unhideWhenUsed="0"/>
+    <w:lsdException w:name="Medium Grid 1 Accent 4" w:semiHidden="0" w:uiPriority="67" w:unhideWhenUsed="0"/>
+    <w:lsdException w:name="Medium Grid 2 Accent 4" w:semiHidden="0" w:uiPriority="68" w:unhideWhenUsed="0"/>
+    <w:lsdException w:name="Medium Grid 3 Accent 4" w:semiHidden="0" w:uiPriority="69" w:unhideWhenUsed="0"/>
+    <w:lsdException w:name="Dark List Accent 4" w:semiHidden="0" w:uiPriority="70" w:unhideWhenUsed="0"/>
+    <w:lsdException w:name="Colorful Shading Accent 4" w:semiHidden="0" w:uiPriority="71" w:unhideWhenUsed="0"/>
+    <w:lsdException w:name="Colorful List Accent 4" w:semiHidden="0" w:uiPriority="72" w:unhideWhenUsed="0"/>
+    <w:lsdException w:name="Colorful Grid Accent 4" w:semiHidden="0" w:uiPriority="73" w:unhideWhenUsed="0"/>
+    <w:lsdException w:name="Light Shading Accent 5" w:semiHidden="0" w:uiPriority="60" w:unhideWhenUsed="0"/>
+    <w:lsdException w:name="Light List Accent 5" w:semiHidden="0" w:uiPriority="61" w:unhideWhenUsed="0"/>
+    <w:lsdException w:name="Light Grid Accent 5" w:semiHidden="0" w:uiPriority="62" w:unhideWhenUsed="0"/>
+    <w:lsdException w:name="Medium Shading 1 Accent 5" w:semiHidden="0" w:uiPriority="63" w:unhideWhenUsed="0"/>
+    <w:lsdException w:name="Medium Shading 2 Accent 5" w:semiHidden="0" w:uiPriority="64" w:unhideWhenUsed="0"/>
+    <w:lsdException w:name="Medium List 1 Accent 5" w:semiHidden="0" w:uiPriority="65" w:unhideWhenUsed="0"/>
+    <w:lsdException w:name="Medium List 2 Accent 5" w:semiHidden="0" w:uiPriority="66" w:unhideWhenUsed="0"/>
+    <w:lsdException w:name="Medium Grid 1 Accent 5" w:semiHidden="0" w:uiPriority="67" w:unhideWhenUsed="0"/>
+    <w:lsdException w:name="Medium Grid 2 Accent 5" w:semiHidden="0" w:uiPriority="68" w:unhideWhenUsed="0"/>
+    <w:lsdException w:name="Medium Grid 3 Accent 5" w:semiHidden="0" w:uiPriority="69" w:unhideWhenUsed="0"/>
+    <w:lsdException w:name="Dark List Accent 5" w:semiHidden="0" w:uiPriority="70" w:unhideWhenUsed="0"/>
+    <w:lsdException w:name="Colorful Shading Accent 5" w:semiHidden="0" w:uiPriority="71" w:unhideWhenUsed="0"/>
+    <w:lsdException w:name="Colorful List Accent 5" w:semiHidden="0" w:uiPriority="72" w:unhideWhenUsed="0"/>
+    <w:lsdException w:name="Colorful Grid Accent 5" w:semiHidden="0" w:uiPriority="73" w:unhideWhenUsed="0"/>
+    <w:lsdException w:name="Light Shading Accent 6" w:semiHidden="0" w:uiPriority="60" w:unhideWhenUsed="0"/>
+    <w:lsdException w:name="Light List Accent 6" w:semiHidden="0" w:uiPriority="61" w:unhideWhenUsed="0"/>
+    <w:lsdException w:name="Light Grid Accent 6" w:semiHidden="0" w:uiPriority="62" w:unhideWhenUsed="0"/>
+    <w:lsdException w:name="Medium Shading 1 Accent 6" w:semiHidden="0" w:uiPriority="63" w:unhideWhenUsed="0"/>
+    <w:lsdException w:name="Medium Shading 2 Accent 6" w:semiHidden="0" w:uiPriority="64" w:unhideWhenUsed="0"/>
+    <w:lsdException w:name="Medium List 1 Accent 6" w:semiHidden="0" w:uiPriority="65" w:unhideWhenUsed="0"/>
+    <w:lsdException w:name="Medium List 2 Accent 6" w:semiHidden="0" w:uiPriority="66" w:unhideWhenUsed="0"/>
+    <w:lsdException w:name="Medium Grid 1 Accent 6" w:semiHidden="0" w:uiPriority="67" w:unhideWhenUsed="0"/>
+    <w:lsdException w:name="Medium Grid 2 Accent 6" w:semiHidden="0" w:uiPriority="68" w:unhideWhenUsed="0"/>
+    <w:lsdException w:name="Medium Grid 3 Accent 6" w:semiHidden="0" w:uiPriority="69" w:unhideWhenUsed="0"/>
+    <w:lsdException w:name="Dark List Accent 6" w:semiHidden="0" w:uiPriority="70" w:unhideWhenUsed="0"/>
+    <w:lsdException w:name="Colorful Shading Accent 6" w:semiHidden="0" w:uiPriority="71" w:unhideWhenUsed="0"/>
+    <w:lsdException w:name="Colorful List Accent 6" w:semiHidden="0" w:uiPriority="72" w:unhideWhenUsed="0"/>
+    <w:lsdException w:name="Colorful Grid Accent 6" w:semiHidden="0" w:uiPriority="73" w:unhideWhenUsed="0"/>
+    <w:lsdException w:name="Subtle Emphasis" w:semiHidden="0" w:uiPriority="19" w:unhideWhenUsed="0" w:qFormat="1"/>
+    <w:lsdException w:name="Intense Emphasis" w:semiHidden="0" w:uiPriority="21" w:unhideWhenUsed="0" w:qFormat="1"/>
+    <w:lsdException w:name="Subtle Reference" w:semiHidden="0" w:uiPriority="31" w:unhideWhenUsed="0" w:qFormat="1"/>
+    <w:lsdException w:name="Intense Reference" w:semiHidden="0" w:uiPriority="32" w:unhideWhenUsed="0" w:qFormat="1"/>
+    <w:lsdException w:name="Book Title" w:semiHidden="0" w:uiPriority="33" w:unhideWhenUsed="0" w:qFormat="1"/>
+    <w:lsdException w:name="Bibliography" w:uiPriority="37"/>
+    <w:lsdException w:name="TOC Heading" w:uiPriority="39" w:qFormat="1"/>
+  </w:latentStyles>
+  <w:style w:type="paragraph" w:default="1" w:styleId="Normal">
+    <w:name w:val="Normal"/>
+    <w:qFormat/>
+    <w:rsid w:val="00C01066"/>
+  </w:style>
+  <w:style w:type="paragraph" w:styleId="Titre3">
+    <w:name w:val="heading 3"/>
+    <w:basedOn w:val="Normal"/>
+    <w:link w:val="Titre3Car"/>
+    <w:uiPriority w:val="9"/>
+    <w:qFormat/>
+    <w:rsid w:val="00B912F5"/>
+    <w:pPr>
+      <w:spacing w:before="100" w:beforeAutospacing="1" w:after="100" w:afterAutospacing="1" w:line="240" w:lineRule="auto"/>
+      <w:outlineLvl w:val="2"/>
+    </w:pPr>
+    <w:rPr>
+      <w:rFonts w:ascii="Times New Roman" w:eastAsia="Times New Roman" w:hAnsi="Times New Roman" w:cs="Times New Roman"/>
+      <w:b/>
+      <w:bCs/>
+      <w:sz w:val="27"/>
+      <w:szCs w:val="27"/>
+      <w:lang w:eastAsia="fr-FR"/>
+    </w:rPr>
+  </w:style>
+  <w:style w:type="character" w:default="1" w:styleId="Policepardfaut">
+    <w:name w:val="Default Paragraph Font"/>
+    <w:uiPriority w:val="1"/>
+    <w:semiHidden/>
+    <w:unhideWhenUsed/>
+  </w:style>
+  <w:style w:type="table" w:default="1" w:styleId="TableauNormal">
+    <w:name w:val="Normal Table"/>
+    <w:uiPriority w:val="99"/>
+    <w:semiHidden/>
+    <w:unhideWhenUsed/>
+    <w:tblPr>
+      <w:tblInd w:w="0" w:type="dxa"/>
+      <w:tblCellMar>
+        <w:top w:w="0" w:type="dxa"/>
+        <w:left w:w="108" w:type="dxa"/>
+        <w:bottom w:w="0" w:type="dxa"/>
+        <w:right w:w="108" w:type="dxa"/>
+      </w:tblCellMar>
+    </w:tblPr>
+  </w:style>
+  <w:style w:type="numbering" w:default="1" w:styleId="Aucuneliste">
+    <w:name w:val="No List"/>
+    <w:uiPriority w:val="99"/>
+    <w:semiHidden/>
+    <w:unhideWhenUsed/>
+  </w:style>
+  <w:style w:type="table" w:styleId="Grilledutableau">
+    <w:name w:val="Table Grid"/>
+    <w:basedOn w:val="TableauNormal"/>
+    <w:uiPriority w:val="39"/>
+    <w:rsid w:val="002B171E"/>
+    <w:pPr>
+      <w:spacing w:after="0" w:line="240" w:lineRule="auto"/>
+    </w:pPr>
+    <w:tblPr>
+      <w:tblInd w:w="0" w:type="dxa"/>
+      <w:tblBorders>
+        <w:top w:val="single" w:sz="4" w:space="0" w:color="auto"/>
+        <w:left w:val="single" w:sz="4" w:space="0" w:color="auto"/>
+        <w:bottom w:val="single" w:sz="4" w:space="0" w:color="auto"/>
+        <w:right w:val="single" w:sz="4" w:space="0" w:color="auto"/>
+        <w:insideH w:val="single" w:sz="4" w:space="0" w:color="auto"/>
+        <w:insideV w:val="single" w:sz="4" w:space="0" w:color="auto"/>
+      </w:tblBorders>
+      <w:tblCellMar>
+        <w:top w:w="0" w:type="dxa"/>
+        <w:left w:w="108" w:type="dxa"/>
+        <w:bottom w:w="0" w:type="dxa"/>
+        <w:right w:w="108" w:type="dxa"/>
+      </w:tblCellMar>
     </w:tblPr>
   </w:style>
   <w:style w:type="paragraph" w:styleId="Paragraphedeliste">
@@ -10172,7 +10404,7 @@
     </a:clrScheme>
     <a:fontScheme name="Office">
       <a:majorFont>
-        <a:latin typeface="Calibri Light" panose="020F0302020204030204"/>
+        <a:latin typeface="Calibri Light"/>
         <a:ea typeface=""/>
         <a:cs typeface=""/>
         <a:font script="Jpan" typeface="ＭＳ ゴシック"/>
@@ -10207,7 +10439,7 @@
         <a:font script="Geor" typeface="Sylfaen"/>
       </a:majorFont>
       <a:minorFont>
-        <a:latin typeface="Calibri" panose="020F0502020204030204"/>
+        <a:latin typeface="Calibri"/>
         <a:ea typeface=""/>
         <a:cs typeface=""/>
         <a:font script="Jpan" typeface="ＭＳ 明朝"/>
@@ -10384,7 +10616,7 @@
   <a:extraClrSchemeLst/>
   <a:extLst>
     <a:ext uri="{05A4C25C-085E-4340-85A3-A5531E510DB2}">
-      <thm15:themeFamily xmlns:thm15="http://schemas.microsoft.com/office/thememl/2012/main" name="Office Theme" id="{62F939B6-93AF-4DB8-9C6B-D6C7DFDC589F}" vid="{4A3C46E8-61CC-4603-A589-7422A47A8E4A}"/>
+      <thm15:themeFamily xmlns:thm15="http://schemas.microsoft.com/office/thememl/2012/main" xmlns="" name="Office Theme" id="{62F939B6-93AF-4DB8-9C6B-D6C7DFDC589F}" vid="{4A3C46E8-61CC-4603-A589-7422A47A8E4A}"/>
     </a:ext>
   </a:extLst>
 </a:theme>
@@ -10395,7 +10627,7 @@
 </file>
 
 <file path=customXml/itemProps1.xml><?xml version="1.0" encoding="utf-8"?>
-<ds:datastoreItem xmlns:ds="http://schemas.openxmlformats.org/officeDocument/2006/customXml" ds:itemID="{9035EFAB-8633-459E-A173-17AE3A870AB7}">
+<ds:datastoreItem xmlns:ds="http://schemas.openxmlformats.org/officeDocument/2006/customXml" ds:itemID="{25FAAB62-1A14-4588-8A7B-0055C97D3C2D}">
   <ds:schemaRefs>
     <ds:schemaRef ds:uri="http://schemas.openxmlformats.org/officeDocument/2006/bibliography"/>
   </ds:schemaRefs>
